--- a/Устав/_документы/С выделением — Charter CACF.docx
+++ b/Устав/_документы/С выделением — Charter CACF.docx
@@ -16,7 +16,7 @@
       </w:pPr>
       <w:bookmarkStart w:id="0" w:name="_GoBack"/>
       <w:bookmarkEnd w:id="0"/>
-      <w:ins w:id="1" w:author="Проект новой редакции" w:date="2026-10-08T15:54:00Z">
+      <w:ins w:id="1" w:author="Проект новой редакции" w:date="2026-10-14T11:21:00Z">
         <w:r>
           <w:rPr>
             <w:rFonts w:ascii="Arial" w:hAnsi="Arial" w:cs="Arial"/>
@@ -217,7 +217,7 @@
         </w:rPr>
         <w:t>ADOPTED: Resolution № 2 «24» March 2024</w:t>
       </w:r>
-      <w:ins w:id="2" w:author="Проект новой редакции" w:date="2026-10-08T15:54:00Z">
+      <w:ins w:id="2" w:author="Проект новой редакции" w:date="2026-10-14T11:21:00Z">
         <w:r>
           <w:rPr>
             <w:rFonts w:ascii="Arial" w:hAnsi="Arial" w:cs="Arial"/>
@@ -226,7 +226,27 @@
             <w:szCs w:val="32"/>
             <w:lang w:val="en-GB"/>
           </w:rPr>
-          <w:t>; new version — by written notice of the Founder № ___ dated «___» __________ 2026</w:t>
+          <w:t xml:space="preserve">; new version </w:t>
+        </w:r>
+        <w:r>
+          <w:rPr>
+            <w:rFonts w:ascii="Arial" w:hAnsi="Arial" w:cs="Arial"/>
+            <w:b/>
+            <w:sz w:val="32"/>
+            <w:szCs w:val="32"/>
+            <w:lang w:val="en-GB"/>
+          </w:rPr>
+          <w:t>–</w:t>
+        </w:r>
+        <w:r>
+          <w:rPr>
+            <w:rFonts w:ascii="Arial" w:hAnsi="Arial" w:cs="Arial"/>
+            <w:b/>
+            <w:sz w:val="32"/>
+            <w:szCs w:val="32"/>
+            <w:lang w:val="en-GB"/>
+          </w:rPr>
+          <w:t xml:space="preserve"> by written notice of the Founder № ___ dated «___» __________ 2026</w:t>
         </w:r>
       </w:ins>
     </w:p>
@@ -302,7 +322,7 @@
         </w:rPr>
         <w:t>Approval Date</w:t>
       </w:r>
-      <w:ins w:id="3" w:author="Проект новой редакции" w:date="2026-10-08T15:54:00Z">
+      <w:ins w:id="3" w:author="Проект новой редакции" w:date="2026-10-14T11:21:00Z">
         <w:r>
           <w:rPr>
             <w:rFonts w:ascii="Arial" w:hAnsi="Arial" w:cs="Arial"/>
@@ -313,7 +333,7 @@
           <w:t xml:space="preserve"> of the new version: «___» __________ 2026</w:t>
         </w:r>
       </w:ins>
-      <w:del w:id="4" w:author="Проект новой редакции" w:date="2026-10-08T15:54:00Z">
+      <w:del w:id="4" w:author="Проект новой редакции" w:date="2026-10-14T11:21:00Z">
         <w:r>
           <w:rPr>
             <w:rFonts w:ascii="Arial" w:hAnsi="Arial" w:cs="Arial"/>
@@ -336,7 +356,7 @@
           <w:lang w:val="en-GB"/>
         </w:rPr>
       </w:pPr>
-      <w:ins w:id="5" w:author="Проект новой редакции" w:date="2026-10-08T15:54:00Z">
+      <w:ins w:id="5" w:author="Проект новой редакции" w:date="2026-10-14T11:21:00Z">
         <w:r>
           <w:rPr>
             <w:rFonts w:ascii="Arial" w:hAnsi="Arial" w:cs="Arial"/>
@@ -347,7 +367,7 @@
           <w:t>The initial version adopted</w:t>
         </w:r>
       </w:ins>
-      <w:del w:id="6" w:author="Проект новой редакции" w:date="2026-10-08T15:54:00Z">
+      <w:del w:id="6" w:author="Проект новой редакции" w:date="2026-10-14T11:21:00Z">
         <w:r>
           <w:rPr>
             <w:rFonts w:ascii="Arial" w:hAnsi="Arial" w:cs="Arial"/>
@@ -573,7 +593,7 @@
         </w:rPr>
         <w:tab/>
       </w:r>
-      <w:ins w:id="7" w:author="Проект новой редакции" w:date="2026-10-08T15:54:00Z">
+      <w:ins w:id="7" w:author="Проект новой редакции" w:date="2026-10-14T11:21:00Z">
         <w:r>
           <w:rPr>
             <w:rFonts w:ascii="Arial" w:hAnsi="Arial" w:cs="Arial"/>
@@ -584,7 +604,7 @@
           <w:t>3</w:t>
         </w:r>
       </w:ins>
-      <w:del w:id="8" w:author="Проект новой редакции" w:date="2026-10-08T15:54:00Z">
+      <w:del w:id="8" w:author="Проект новой редакции" w:date="2026-10-14T11:21:00Z">
         <w:r>
           <w:rPr>
             <w:rFonts w:ascii="Arial" w:hAnsi="Arial" w:cs="Arial"/>
@@ -628,7 +648,7 @@
         </w:rPr>
         <w:tab/>
       </w:r>
-      <w:ins w:id="9" w:author="Проект новой редакции" w:date="2026-10-08T15:54:00Z">
+      <w:ins w:id="9" w:author="Проект новой редакции" w:date="2026-10-14T11:21:00Z">
         <w:r>
           <w:rPr>
             <w:rFonts w:ascii="Arial" w:hAnsi="Arial" w:cs="Arial"/>
@@ -639,7 +659,7 @@
           <w:t>3</w:t>
         </w:r>
       </w:ins>
-      <w:del w:id="10" w:author="Проект новой редакции" w:date="2026-10-08T15:54:00Z">
+      <w:del w:id="10" w:author="Проект новой редакции" w:date="2026-10-14T11:21:00Z">
         <w:r>
           <w:rPr>
             <w:rFonts w:ascii="Arial" w:hAnsi="Arial" w:cs="Arial"/>
@@ -683,7 +703,7 @@
         </w:rPr>
         <w:tab/>
       </w:r>
-      <w:ins w:id="11" w:author="Проект новой редакции" w:date="2026-10-08T15:54:00Z">
+      <w:ins w:id="11" w:author="Проект новой редакции" w:date="2026-10-14T11:21:00Z">
         <w:r>
           <w:rPr>
             <w:rFonts w:ascii="Arial" w:hAnsi="Arial" w:cs="Arial"/>
@@ -694,7 +714,7 @@
           <w:t>3</w:t>
         </w:r>
       </w:ins>
-      <w:del w:id="12" w:author="Проект новой редакции" w:date="2026-10-08T15:54:00Z">
+      <w:del w:id="12" w:author="Проект новой редакции" w:date="2026-10-14T11:21:00Z">
         <w:r>
           <w:rPr>
             <w:rFonts w:ascii="Arial" w:hAnsi="Arial" w:cs="Arial"/>
@@ -775,7 +795,7 @@
         </w:rPr>
         <w:tab/>
       </w:r>
-      <w:ins w:id="13" w:author="Проект новой редакции" w:date="2026-10-08T15:54:00Z">
+      <w:ins w:id="13" w:author="Проект новой редакции" w:date="2026-10-14T11:21:00Z">
         <w:r>
           <w:rPr>
             <w:rFonts w:ascii="Arial" w:hAnsi="Arial" w:cs="Arial"/>
@@ -787,7 +807,7 @@
           <w:t>5</w:t>
         </w:r>
       </w:ins>
-      <w:del w:id="14" w:author="Проект новой редакции" w:date="2026-10-08T15:54:00Z">
+      <w:del w:id="14" w:author="Проект новой редакции" w:date="2026-10-14T11:21:00Z">
         <w:r>
           <w:rPr>
             <w:rFonts w:ascii="Arial" w:hAnsi="Arial" w:cs="Arial"/>
@@ -896,7 +916,7 @@
         </w:rPr>
         <w:t xml:space="preserve">PART </w:t>
       </w:r>
-      <w:ins w:id="15" w:author="Проект новой редакции" w:date="2026-10-08T15:54:00Z">
+      <w:ins w:id="15" w:author="Проект новой редакции" w:date="2026-10-14T11:21:00Z">
         <w:r>
           <w:rPr>
             <w:rFonts w:ascii="Arial" w:hAnsi="Arial" w:cs="Arial"/>
@@ -908,7 +928,7 @@
           <w:t>4</w:t>
         </w:r>
       </w:ins>
-      <w:del w:id="16" w:author="Проект новой редакции" w:date="2026-10-08T15:54:00Z">
+      <w:del w:id="16" w:author="Проект новой редакции" w:date="2026-10-14T11:21:00Z">
         <w:r>
           <w:rPr>
             <w:rFonts w:ascii="Arial" w:hAnsi="Arial" w:cs="Arial"/>
@@ -940,7 +960,7 @@
         </w:rPr>
         <w:tab/>
       </w:r>
-      <w:ins w:id="17" w:author="Проект новой редакции" w:date="2026-10-08T15:54:00Z">
+      <w:ins w:id="17" w:author="Проект новой редакции" w:date="2026-10-14T11:21:00Z">
         <w:r>
           <w:rPr>
             <w:rFonts w:ascii="Arial" w:hAnsi="Arial" w:cs="Arial"/>
@@ -952,7 +972,7 @@
           <w:t>5</w:t>
         </w:r>
       </w:ins>
-      <w:del w:id="18" w:author="Проект новой редакции" w:date="2026-10-08T15:54:00Z">
+      <w:del w:id="18" w:author="Проект новой редакции" w:date="2026-10-14T11:21:00Z">
         <w:r>
           <w:rPr>
             <w:rFonts w:ascii="Arial" w:hAnsi="Arial" w:cs="Arial"/>
@@ -990,7 +1010,7 @@
         </w:rPr>
         <w:t xml:space="preserve">PART </w:t>
       </w:r>
-      <w:ins w:id="19" w:author="Проект новой редакции" w:date="2026-10-08T15:54:00Z">
+      <w:ins w:id="19" w:author="Проект новой редакции" w:date="2026-10-14T11:21:00Z">
         <w:r>
           <w:rPr>
             <w:rFonts w:ascii="Arial" w:hAnsi="Arial" w:cs="Arial"/>
@@ -1002,7 +1022,7 @@
           <w:t>5</w:t>
         </w:r>
       </w:ins>
-      <w:del w:id="20" w:author="Проект новой редакции" w:date="2026-10-08T15:54:00Z">
+      <w:del w:id="20" w:author="Проект новой редакции" w:date="2026-10-14T11:21:00Z">
         <w:r>
           <w:rPr>
             <w:rFonts w:ascii="Arial" w:hAnsi="Arial" w:cs="Arial"/>
@@ -1034,7 +1054,7 @@
         </w:rPr>
         <w:tab/>
       </w:r>
-      <w:ins w:id="21" w:author="Проект новой редакции" w:date="2026-10-08T15:54:00Z">
+      <w:ins w:id="21" w:author="Проект новой редакции" w:date="2026-10-14T11:21:00Z">
         <w:r>
           <w:rPr>
             <w:rFonts w:ascii="Arial" w:hAnsi="Arial" w:cs="Arial"/>
@@ -1046,7 +1066,7 @@
           <w:t>8</w:t>
         </w:r>
       </w:ins>
-      <w:del w:id="22" w:author="Проект новой редакции" w:date="2026-10-08T15:54:00Z">
+      <w:del w:id="22" w:author="Проект новой редакции" w:date="2026-10-14T11:21:00Z">
         <w:r>
           <w:rPr>
             <w:rFonts w:ascii="Arial" w:hAnsi="Arial" w:cs="Arial"/>
@@ -1084,7 +1104,7 @@
         </w:rPr>
         <w:t xml:space="preserve">PART </w:t>
       </w:r>
-      <w:ins w:id="23" w:author="Проект новой редакции" w:date="2026-10-08T15:54:00Z">
+      <w:ins w:id="23" w:author="Проект новой редакции" w:date="2026-10-14T11:21:00Z">
         <w:r>
           <w:rPr>
             <w:rFonts w:ascii="Arial" w:hAnsi="Arial" w:cs="Arial"/>
@@ -1096,7 +1116,7 @@
           <w:t>6</w:t>
         </w:r>
       </w:ins>
-      <w:del w:id="24" w:author="Проект новой редакции" w:date="2026-10-08T15:54:00Z">
+      <w:del w:id="24" w:author="Проект новой редакции" w:date="2026-10-14T11:21:00Z">
         <w:r>
           <w:rPr>
             <w:rFonts w:ascii="Arial" w:hAnsi="Arial" w:cs="Arial"/>
@@ -1128,7 +1148,7 @@
         </w:rPr>
         <w:tab/>
       </w:r>
-      <w:ins w:id="25" w:author="Проект новой редакции" w:date="2026-10-08T15:54:00Z">
+      <w:ins w:id="25" w:author="Проект новой редакции" w:date="2026-10-14T11:21:00Z">
         <w:r>
           <w:rPr>
             <w:rFonts w:ascii="Arial" w:hAnsi="Arial" w:cs="Arial"/>
@@ -1140,7 +1160,7 @@
           <w:t>9</w:t>
         </w:r>
       </w:ins>
-      <w:del w:id="26" w:author="Проект новой редакции" w:date="2026-10-08T15:54:00Z">
+      <w:del w:id="26" w:author="Проект новой редакции" w:date="2026-10-14T11:21:00Z">
         <w:r>
           <w:rPr>
             <w:rFonts w:ascii="Arial" w:hAnsi="Arial" w:cs="Arial"/>
@@ -1178,7 +1198,7 @@
         </w:rPr>
         <w:t xml:space="preserve">PART </w:t>
       </w:r>
-      <w:ins w:id="27" w:author="Проект новой редакции" w:date="2026-10-08T15:54:00Z">
+      <w:ins w:id="27" w:author="Проект новой редакции" w:date="2026-10-14T11:21:00Z">
         <w:r>
           <w:rPr>
             <w:rFonts w:ascii="Arial" w:hAnsi="Arial" w:cs="Arial"/>
@@ -1190,7 +1210,7 @@
           <w:t>7</w:t>
         </w:r>
       </w:ins>
-      <w:del w:id="28" w:author="Проект новой редакции" w:date="2026-10-08T15:54:00Z">
+      <w:del w:id="28" w:author="Проект новой редакции" w:date="2026-10-14T11:21:00Z">
         <w:r>
           <w:rPr>
             <w:rFonts w:ascii="Arial" w:hAnsi="Arial" w:cs="Arial"/>
@@ -1222,7 +1242,7 @@
         </w:rPr>
         <w:tab/>
       </w:r>
-      <w:ins w:id="29" w:author="Проект новой редакции" w:date="2026-10-08T15:54:00Z">
+      <w:ins w:id="29" w:author="Проект новой редакции" w:date="2026-10-14T11:21:00Z">
         <w:r>
           <w:rPr>
             <w:rFonts w:ascii="Arial" w:hAnsi="Arial" w:cs="Arial"/>
@@ -1234,7 +1254,7 @@
           <w:t>9</w:t>
         </w:r>
       </w:ins>
-      <w:del w:id="30" w:author="Проект новой редакции" w:date="2026-10-08T15:54:00Z">
+      <w:del w:id="30" w:author="Проект новой редакции" w:date="2026-10-14T11:21:00Z">
         <w:r>
           <w:rPr>
             <w:rFonts w:ascii="Arial" w:hAnsi="Arial" w:cs="Arial"/>
@@ -1255,15 +1275,15 @@
         <w:spacing w:after="120" w:line="240" w:lineRule="auto"/>
         <w:ind w:firstLine="709"/>
         <w:rPr>
-          <w:ins w:id="31" w:author="Проект новой редакции" w:date="2026-10-08T15:54:00Z"/>
-          <w:rFonts w:ascii="Arial" w:hAnsi="Arial" w:cs="Arial"/>
-          <w:b/>
-          <w:sz w:val="28"/>
-          <w:szCs w:val="32"/>
-          <w:lang w:val="en-GB"/>
-        </w:rPr>
-      </w:pPr>
-      <w:ins w:id="32" w:author="Проект новой редакции" w:date="2026-10-08T15:54:00Z">
+          <w:ins w:id="31" w:author="Проект новой редакции" w:date="2026-10-14T11:21:00Z"/>
+          <w:rFonts w:ascii="Arial" w:hAnsi="Arial" w:cs="Arial"/>
+          <w:b/>
+          <w:sz w:val="28"/>
+          <w:szCs w:val="32"/>
+          <w:lang w:val="en-GB"/>
+        </w:rPr>
+      </w:pPr>
+      <w:ins w:id="32" w:author="Проект новой редакции" w:date="2026-10-14T11:21:00Z">
         <w:r>
           <w:rPr>
             <w:rFonts w:ascii="Arial" w:hAnsi="Arial" w:cs="Arial"/>
@@ -1378,7 +1398,7 @@
         </w:rPr>
         <w:t>1) Full</w:t>
       </w:r>
-      <w:ins w:id="33" w:author="Проект новой редакции" w:date="2026-10-08T15:54:00Z">
+      <w:ins w:id="33" w:author="Проект новой редакции" w:date="2026-10-14T11:21:00Z">
         <w:r>
           <w:rPr>
             <w:rFonts w:ascii="Arial" w:hAnsi="Arial" w:cs="Arial"/>
@@ -1398,7 +1418,7 @@
         </w:rPr>
         <w:t xml:space="preserve"> name of the Foundation in English language is «Central Asia Climate Foundation», abbreviation «CACF</w:t>
       </w:r>
-      <w:ins w:id="34" w:author="Проект новой редакции" w:date="2026-10-08T15:54:00Z">
+      <w:ins w:id="34" w:author="Проект новой редакции" w:date="2026-10-14T11:21:00Z">
         <w:r>
           <w:rPr>
             <w:rFonts w:ascii="Arial" w:hAnsi="Arial" w:cs="Arial"/>
@@ -1409,7 +1429,7 @@
           <w:t>»; for official communications, along with the legal name, «Central Asia Climate Foundation» or the abbreviation «CACF», as well as «Project Office for Central Asia on climate change and green energy», are officially used.</w:t>
         </w:r>
       </w:ins>
-      <w:del w:id="35" w:author="Проект новой редакции" w:date="2026-10-08T15:54:00Z">
+      <w:del w:id="35" w:author="Проект новой редакции" w:date="2026-10-14T11:21:00Z">
         <w:r>
           <w:rPr>
             <w:rFonts w:ascii="Arial" w:hAnsi="Arial" w:cs="Arial"/>
@@ -1442,7 +1462,7 @@
         </w:rPr>
         <w:t>2) Full</w:t>
       </w:r>
-      <w:ins w:id="36" w:author="Проект новой редакции" w:date="2026-10-08T15:54:00Z">
+      <w:ins w:id="36" w:author="Проект новой редакции" w:date="2026-10-14T11:21:00Z">
         <w:r>
           <w:rPr>
             <w:rFonts w:ascii="Arial" w:hAnsi="Arial" w:cs="Arial"/>
@@ -1462,7 +1482,7 @@
         </w:rPr>
         <w:t xml:space="preserve"> name of the Foundation in Kazakh language is «Орталық Азия Климаттық Қоры», abbreviation «ОАКҚ</w:t>
       </w:r>
-      <w:ins w:id="37" w:author="Проект новой редакции" w:date="2026-10-08T15:54:00Z">
+      <w:ins w:id="37" w:author="Проект новой редакции" w:date="2026-10-14T11:21:00Z">
         <w:r>
           <w:rPr>
             <w:rFonts w:ascii="Arial" w:hAnsi="Arial" w:cs="Arial"/>
@@ -1473,7 +1493,7 @@
           <w:t>»; for official communications, along with the legal name, «Орталық Азия Климаттық Қоры» or the abbreviation «ОАКҚ», as well as «Орталық Азияның климаттың өзгеруі және жасыл энергетика бойынша Жобалық Офисі», are officially used.</w:t>
         </w:r>
       </w:ins>
-      <w:del w:id="38" w:author="Проект новой редакции" w:date="2026-10-08T15:54:00Z">
+      <w:del w:id="38" w:author="Проект новой редакции" w:date="2026-10-14T11:21:00Z">
         <w:r>
           <w:rPr>
             <w:rFonts w:ascii="Arial" w:hAnsi="Arial" w:cs="Arial"/>
@@ -1506,7 +1526,7 @@
         </w:rPr>
         <w:t>3) Full</w:t>
       </w:r>
-      <w:ins w:id="39" w:author="Проект новой редакции" w:date="2026-10-08T15:54:00Z">
+      <w:ins w:id="39" w:author="Проект новой редакции" w:date="2026-10-14T11:21:00Z">
         <w:r>
           <w:rPr>
             <w:rFonts w:ascii="Arial" w:hAnsi="Arial" w:cs="Arial"/>
@@ -1526,7 +1546,7 @@
         </w:rPr>
         <w:t xml:space="preserve"> name of the Foundation in Russian language is «Центрально Азиатский Климатический Фонд», abbreviation «ЦАКФ</w:t>
       </w:r>
-      <w:ins w:id="40" w:author="Проект новой редакции" w:date="2026-10-08T15:54:00Z">
+      <w:ins w:id="40" w:author="Проект новой редакции" w:date="2026-10-14T11:21:00Z">
         <w:r>
           <w:rPr>
             <w:rFonts w:ascii="Arial" w:hAnsi="Arial" w:cs="Arial"/>
@@ -1537,7 +1557,7 @@
           <w:t>»; for official communications, along with the legal name, «Центрально Азиатский Климатический Фонд» or the abbreviation «ЦАКФ», as well as «Проектный офис для Центральной Азии по изменению климата и зеленой энергетике», are officially used.</w:t>
         </w:r>
       </w:ins>
-      <w:del w:id="41" w:author="Проект новой редакции" w:date="2026-10-08T15:54:00Z">
+      <w:del w:id="41" w:author="Проект новой редакции" w:date="2026-10-14T11:21:00Z">
         <w:r>
           <w:rPr>
             <w:rFonts w:ascii="Arial" w:hAnsi="Arial" w:cs="Arial"/>
@@ -1678,7 +1698,27 @@
           <w:szCs w:val="32"/>
           <w:lang w:val="en-GB"/>
         </w:rPr>
-        <w:t>1) The Foundation is independent in setting its objects, policy and in its operation, under supervision of the Guardian Council;</w:t>
+        <w:t>1) The Foundation is independent in setting its objects, policy and in its operation, under supervision of the Guardian Council</w:t>
+      </w:r>
+      <w:ins w:id="42" w:author="Проект новой редакции" w:date="2026-10-14T11:21:00Z">
+        <w:r>
+          <w:rPr>
+            <w:rFonts w:ascii="Arial" w:hAnsi="Arial" w:cs="Arial"/>
+            <w:sz w:val="28"/>
+            <w:szCs w:val="32"/>
+            <w:lang w:val="en-GB"/>
+          </w:rPr>
+          <w:t xml:space="preserve"> exercised in the manner and within the limits set out in the By-laws</w:t>
+        </w:r>
+      </w:ins>
+      <w:r>
+        <w:rPr>
+          <w:rFonts w:ascii="Arial" w:hAnsi="Arial" w:cs="Arial"/>
+          <w:sz w:val="28"/>
+          <w:szCs w:val="32"/>
+          <w:lang w:val="en-GB"/>
+        </w:rPr>
+        <w:t>;</w:t>
       </w:r>
     </w:p>
     <w:p>
@@ -1746,7 +1786,7 @@
         </w:rPr>
         <w:t>4) The Foundation may not carry out any commercial activities, except those necessary for, and ancillary or incidental to, its objects.</w:t>
       </w:r>
-      <w:ins w:id="42" w:author="Проект новой редакции" w:date="2026-10-08T15:54:00Z">
+      <w:ins w:id="43" w:author="Проект новой редакции" w:date="2026-10-14T11:21:00Z">
         <w:r>
           <w:rPr>
             <w:rFonts w:ascii="Arial" w:hAnsi="Arial" w:cs="Arial"/>
@@ -1973,7 +2013,7 @@
         </w:rPr>
         <w:t>3.</w:t>
       </w:r>
-      <w:ins w:id="43" w:author="Проект новой редакции" w:date="2026-10-08T15:54:00Z">
+      <w:ins w:id="44" w:author="Проект новой редакции" w:date="2026-10-14T11:21:00Z">
         <w:r>
           <w:rPr>
             <w:rFonts w:ascii="Arial" w:hAnsi="Arial" w:cs="Arial"/>
@@ -1984,7 +2024,7 @@
           <w:t>2</w:t>
         </w:r>
       </w:ins>
-      <w:del w:id="44" w:author="Проект новой редакции" w:date="2026-10-08T15:54:00Z">
+      <w:del w:id="45" w:author="Проект новой редакции" w:date="2026-10-14T11:21:00Z">
         <w:r>
           <w:rPr>
             <w:rFonts w:ascii="Arial" w:hAnsi="Arial" w:cs="Arial"/>
@@ -2041,7 +2081,7 @@
         </w:rPr>
         <w:t xml:space="preserve">PART </w:t>
       </w:r>
-      <w:ins w:id="45" w:author="Проект новой редакции" w:date="2026-10-08T15:54:00Z">
+      <w:ins w:id="46" w:author="Проект новой редакции" w:date="2026-10-14T11:21:00Z">
         <w:r>
           <w:rPr>
             <w:rFonts w:ascii="Arial" w:hAnsi="Arial" w:cs="Arial"/>
@@ -2053,7 +2093,7 @@
           <w:t>4</w:t>
         </w:r>
       </w:ins>
-      <w:del w:id="46" w:author="Проект новой редакции" w:date="2026-10-08T15:54:00Z">
+      <w:del w:id="47" w:author="Проект новой редакции" w:date="2026-10-14T11:21:00Z">
         <w:r>
           <w:rPr>
             <w:rFonts w:ascii="Arial" w:hAnsi="Arial" w:cs="Arial"/>
@@ -2088,7 +2128,7 @@
           <w:lang w:val="en-GB"/>
         </w:rPr>
       </w:pPr>
-      <w:ins w:id="47" w:author="Проект новой редакции" w:date="2026-10-08T15:54:00Z">
+      <w:ins w:id="48" w:author="Проект новой редакции" w:date="2026-10-14T11:21:00Z">
         <w:r>
           <w:rPr>
             <w:rFonts w:ascii="Arial" w:hAnsi="Arial" w:cs="Arial"/>
@@ -2099,7 +2139,7 @@
           <w:t>4</w:t>
         </w:r>
       </w:ins>
-      <w:del w:id="48" w:author="Проект новой редакции" w:date="2026-10-08T15:54:00Z">
+      <w:del w:id="49" w:author="Проект новой редакции" w:date="2026-10-14T11:21:00Z">
         <w:r>
           <w:rPr>
             <w:rFonts w:ascii="Arial" w:hAnsi="Arial" w:cs="Arial"/>
@@ -2273,7 +2313,7 @@
         </w:rPr>
         <w:t>7) Raising awareness and capacity development: develop the capacity of stakeholders on climate change, promote awareness of the population on challenges posed by climate change and environmental degradation, and encourage knowledge sharing in addressing those challenges in the region</w:t>
       </w:r>
-      <w:ins w:id="49" w:author="Проект новой редакции" w:date="2026-10-08T15:54:00Z">
+      <w:ins w:id="50" w:author="Проект новой редакции" w:date="2026-10-14T11:21:00Z">
         <w:r>
           <w:rPr>
             <w:rFonts w:ascii="Arial" w:hAnsi="Arial" w:cs="Arial"/>
@@ -2284,7 +2324,7 @@
           <w:t>;</w:t>
         </w:r>
       </w:ins>
-      <w:del w:id="50" w:author="Проект новой редакции" w:date="2026-10-08T15:54:00Z">
+      <w:del w:id="51" w:author="Проект новой редакции" w:date="2026-10-14T11:21:00Z">
         <w:r>
           <w:rPr>
             <w:rFonts w:ascii="Arial" w:hAnsi="Arial" w:cs="Arial"/>
@@ -2302,14 +2342,14 @@
         <w:ind w:firstLine="850"/>
         <w:jc w:val="both"/>
         <w:rPr>
-          <w:ins w:id="51" w:author="Проект новой редакции" w:date="2026-10-08T15:54:00Z"/>
-          <w:rFonts w:ascii="Arial" w:hAnsi="Arial" w:cs="Arial"/>
-          <w:sz w:val="28"/>
-          <w:szCs w:val="32"/>
-          <w:lang w:val="en-GB"/>
-        </w:rPr>
-      </w:pPr>
-      <w:ins w:id="52" w:author="Проект новой редакции" w:date="2026-10-08T15:54:00Z">
+          <w:ins w:id="52" w:author="Проект новой редакции" w:date="2026-10-14T11:21:00Z"/>
+          <w:rFonts w:ascii="Arial" w:hAnsi="Arial" w:cs="Arial"/>
+          <w:sz w:val="28"/>
+          <w:szCs w:val="32"/>
+          <w:lang w:val="en-GB"/>
+        </w:rPr>
+      </w:pPr>
+      <w:ins w:id="53" w:author="Проект новой редакции" w:date="2026-10-14T11:21:00Z">
         <w:r>
           <w:rPr>
             <w:rFonts w:ascii="Arial" w:hAnsi="Arial" w:cs="Arial"/>
@@ -2327,14 +2367,14 @@
         <w:ind w:firstLine="850"/>
         <w:jc w:val="both"/>
         <w:rPr>
-          <w:ins w:id="53" w:author="Проект новой редакции" w:date="2026-10-08T15:54:00Z"/>
-          <w:rFonts w:ascii="Arial" w:hAnsi="Arial" w:cs="Arial"/>
-          <w:sz w:val="28"/>
-          <w:szCs w:val="32"/>
-          <w:lang w:val="en-GB"/>
-        </w:rPr>
-      </w:pPr>
-      <w:ins w:id="54" w:author="Проект новой редакции" w:date="2026-10-08T15:54:00Z">
+          <w:ins w:id="54" w:author="Проект новой редакции" w:date="2026-10-14T11:21:00Z"/>
+          <w:rFonts w:ascii="Arial" w:hAnsi="Arial" w:cs="Arial"/>
+          <w:sz w:val="28"/>
+          <w:szCs w:val="32"/>
+          <w:lang w:val="en-GB"/>
+        </w:rPr>
+      </w:pPr>
+      <w:ins w:id="55" w:author="Проект новой редакции" w:date="2026-10-14T11:21:00Z">
         <w:r>
           <w:rPr>
             <w:rFonts w:ascii="Arial" w:hAnsi="Arial" w:cs="Arial"/>
@@ -2352,14 +2392,14 @@
         <w:ind w:firstLine="850"/>
         <w:jc w:val="both"/>
         <w:rPr>
-          <w:ins w:id="55" w:author="Проект новой редакции" w:date="2026-10-08T15:54:00Z"/>
-          <w:rFonts w:ascii="Arial" w:hAnsi="Arial" w:cs="Arial"/>
-          <w:sz w:val="28"/>
-          <w:szCs w:val="32"/>
-          <w:lang w:val="en-GB"/>
-        </w:rPr>
-      </w:pPr>
-      <w:ins w:id="56" w:author="Проект новой редакции" w:date="2026-10-08T15:54:00Z">
+          <w:ins w:id="56" w:author="Проект новой редакции" w:date="2026-10-14T11:21:00Z"/>
+          <w:rFonts w:ascii="Arial" w:hAnsi="Arial" w:cs="Arial"/>
+          <w:sz w:val="28"/>
+          <w:szCs w:val="32"/>
+          <w:lang w:val="en-GB"/>
+        </w:rPr>
+      </w:pPr>
+      <w:ins w:id="57" w:author="Проект новой редакции" w:date="2026-10-14T11:21:00Z">
         <w:r>
           <w:rPr>
             <w:rFonts w:ascii="Arial" w:hAnsi="Arial" w:cs="Arial"/>
@@ -2377,14 +2417,14 @@
         <w:ind w:firstLine="850"/>
         <w:jc w:val="both"/>
         <w:rPr>
-          <w:ins w:id="57" w:author="Проект новой редакции" w:date="2026-10-08T15:54:00Z"/>
-          <w:rFonts w:ascii="Arial" w:hAnsi="Arial" w:cs="Arial"/>
-          <w:sz w:val="28"/>
-          <w:szCs w:val="32"/>
-          <w:lang w:val="en-GB"/>
-        </w:rPr>
-      </w:pPr>
-      <w:ins w:id="58" w:author="Проект новой редакции" w:date="2026-10-08T15:54:00Z">
+          <w:ins w:id="58" w:author="Проект новой редакции" w:date="2026-10-14T11:21:00Z"/>
+          <w:rFonts w:ascii="Arial" w:hAnsi="Arial" w:cs="Arial"/>
+          <w:sz w:val="28"/>
+          <w:szCs w:val="32"/>
+          <w:lang w:val="en-GB"/>
+        </w:rPr>
+      </w:pPr>
+      <w:ins w:id="59" w:author="Проект новой редакции" w:date="2026-10-14T11:21:00Z">
         <w:r>
           <w:rPr>
             <w:rFonts w:ascii="Arial" w:hAnsi="Arial" w:cs="Arial"/>
@@ -2402,14 +2442,14 @@
         <w:ind w:firstLine="850"/>
         <w:jc w:val="both"/>
         <w:rPr>
-          <w:ins w:id="59" w:author="Проект новой редакции" w:date="2026-10-08T15:54:00Z"/>
-          <w:rFonts w:ascii="Arial" w:hAnsi="Arial" w:cs="Arial"/>
-          <w:sz w:val="28"/>
-          <w:szCs w:val="32"/>
-          <w:lang w:val="en-GB"/>
-        </w:rPr>
-      </w:pPr>
-      <w:ins w:id="60" w:author="Проект новой редакции" w:date="2026-10-08T15:54:00Z">
+          <w:ins w:id="60" w:author="Проект новой редакции" w:date="2026-10-14T11:21:00Z"/>
+          <w:rFonts w:ascii="Arial" w:hAnsi="Arial" w:cs="Arial"/>
+          <w:sz w:val="28"/>
+          <w:szCs w:val="32"/>
+          <w:lang w:val="en-GB"/>
+        </w:rPr>
+      </w:pPr>
+      <w:ins w:id="61" w:author="Проект новой редакции" w:date="2026-10-14T11:21:00Z">
         <w:r>
           <w:rPr>
             <w:rFonts w:ascii="Arial" w:hAnsi="Arial" w:cs="Arial"/>
@@ -2427,14 +2467,14 @@
         <w:ind w:firstLine="850"/>
         <w:jc w:val="both"/>
         <w:rPr>
-          <w:ins w:id="61" w:author="Проект новой редакции" w:date="2026-10-08T15:54:00Z"/>
-          <w:rFonts w:ascii="Arial" w:hAnsi="Arial" w:cs="Arial"/>
-          <w:sz w:val="28"/>
-          <w:szCs w:val="32"/>
-          <w:lang w:val="en-GB"/>
-        </w:rPr>
-      </w:pPr>
-      <w:ins w:id="62" w:author="Проект новой редакции" w:date="2026-10-08T15:54:00Z">
+          <w:ins w:id="62" w:author="Проект новой редакции" w:date="2026-10-14T11:21:00Z"/>
+          <w:rFonts w:ascii="Arial" w:hAnsi="Arial" w:cs="Arial"/>
+          <w:sz w:val="28"/>
+          <w:szCs w:val="32"/>
+          <w:lang w:val="en-GB"/>
+        </w:rPr>
+      </w:pPr>
+      <w:ins w:id="63" w:author="Проект новой редакции" w:date="2026-10-14T11:21:00Z">
         <w:r>
           <w:rPr>
             <w:rFonts w:ascii="Arial" w:hAnsi="Arial" w:cs="Arial"/>
@@ -2452,14 +2492,14 @@
         <w:ind w:firstLine="850"/>
         <w:jc w:val="both"/>
         <w:rPr>
-          <w:ins w:id="63" w:author="Проект новой редакции" w:date="2026-10-08T15:54:00Z"/>
-          <w:rFonts w:ascii="Arial" w:hAnsi="Arial" w:cs="Arial"/>
-          <w:sz w:val="28"/>
-          <w:szCs w:val="32"/>
-          <w:lang w:val="en-GB"/>
-        </w:rPr>
-      </w:pPr>
-      <w:ins w:id="64" w:author="Проект новой редакции" w:date="2026-10-08T15:54:00Z">
+          <w:ins w:id="64" w:author="Проект новой редакции" w:date="2026-10-14T11:21:00Z"/>
+          <w:rFonts w:ascii="Arial" w:hAnsi="Arial" w:cs="Arial"/>
+          <w:sz w:val="28"/>
+          <w:szCs w:val="32"/>
+          <w:lang w:val="en-GB"/>
+        </w:rPr>
+      </w:pPr>
+      <w:ins w:id="65" w:author="Проект новой редакции" w:date="2026-10-14T11:21:00Z">
         <w:r>
           <w:rPr>
             <w:rFonts w:ascii="Arial" w:hAnsi="Arial" w:cs="Arial"/>
@@ -2477,14 +2517,14 @@
         <w:ind w:firstLine="850"/>
         <w:jc w:val="both"/>
         <w:rPr>
-          <w:ins w:id="65" w:author="Проект новой редакции" w:date="2026-10-08T15:54:00Z"/>
-          <w:rFonts w:ascii="Arial" w:hAnsi="Arial" w:cs="Arial"/>
-          <w:sz w:val="28"/>
-          <w:szCs w:val="32"/>
-          <w:lang w:val="en-GB"/>
-        </w:rPr>
-      </w:pPr>
-      <w:ins w:id="66" w:author="Проект новой редакции" w:date="2026-10-08T15:54:00Z">
+          <w:ins w:id="66" w:author="Проект новой редакции" w:date="2026-10-14T11:21:00Z"/>
+          <w:rFonts w:ascii="Arial" w:hAnsi="Arial" w:cs="Arial"/>
+          <w:sz w:val="28"/>
+          <w:szCs w:val="32"/>
+          <w:lang w:val="en-GB"/>
+        </w:rPr>
+      </w:pPr>
+      <w:ins w:id="67" w:author="Проект новой редакции" w:date="2026-10-14T11:21:00Z">
         <w:r>
           <w:rPr>
             <w:rFonts w:ascii="Arial" w:hAnsi="Arial" w:cs="Arial"/>
@@ -2502,14 +2542,14 @@
         <w:ind w:firstLine="850"/>
         <w:jc w:val="both"/>
         <w:rPr>
-          <w:ins w:id="67" w:author="Проект новой редакции" w:date="2026-10-08T15:54:00Z"/>
-          <w:rFonts w:ascii="Arial" w:hAnsi="Arial" w:cs="Arial"/>
-          <w:sz w:val="28"/>
-          <w:szCs w:val="32"/>
-          <w:lang w:val="en-GB"/>
-        </w:rPr>
-      </w:pPr>
-      <w:ins w:id="68" w:author="Проект новой редакции" w:date="2026-10-08T15:54:00Z">
+          <w:ins w:id="68" w:author="Проект новой редакции" w:date="2026-10-14T11:21:00Z"/>
+          <w:rFonts w:ascii="Arial" w:hAnsi="Arial" w:cs="Arial"/>
+          <w:sz w:val="28"/>
+          <w:szCs w:val="32"/>
+          <w:lang w:val="en-GB"/>
+        </w:rPr>
+      </w:pPr>
+      <w:ins w:id="69" w:author="Проект новой редакции" w:date="2026-10-14T11:21:00Z">
         <w:r>
           <w:rPr>
             <w:rFonts w:ascii="Arial" w:hAnsi="Arial" w:cs="Arial"/>
@@ -2527,14 +2567,14 @@
         <w:ind w:firstLine="850"/>
         <w:jc w:val="both"/>
         <w:rPr>
-          <w:ins w:id="69" w:author="Проект новой редакции" w:date="2026-10-08T15:54:00Z"/>
-          <w:rFonts w:ascii="Arial" w:hAnsi="Arial" w:cs="Arial"/>
-          <w:sz w:val="28"/>
-          <w:szCs w:val="32"/>
-          <w:lang w:val="en-GB"/>
-        </w:rPr>
-      </w:pPr>
-      <w:ins w:id="70" w:author="Проект новой редакции" w:date="2026-10-08T15:54:00Z">
+          <w:ins w:id="70" w:author="Проект новой редакции" w:date="2026-10-14T11:21:00Z"/>
+          <w:rFonts w:ascii="Arial" w:hAnsi="Arial" w:cs="Arial"/>
+          <w:sz w:val="28"/>
+          <w:szCs w:val="32"/>
+          <w:lang w:val="en-GB"/>
+        </w:rPr>
+      </w:pPr>
+      <w:ins w:id="71" w:author="Проект новой редакции" w:date="2026-10-14T11:21:00Z">
         <w:r>
           <w:rPr>
             <w:rFonts w:ascii="Arial" w:hAnsi="Arial" w:cs="Arial"/>
@@ -2552,14 +2592,14 @@
         <w:ind w:firstLine="850"/>
         <w:jc w:val="both"/>
         <w:rPr>
-          <w:ins w:id="71" w:author="Проект новой редакции" w:date="2026-10-08T15:54:00Z"/>
-          <w:rFonts w:ascii="Arial" w:hAnsi="Arial" w:cs="Arial"/>
-          <w:sz w:val="28"/>
-          <w:szCs w:val="32"/>
-          <w:lang w:val="en-GB"/>
-        </w:rPr>
-      </w:pPr>
-      <w:ins w:id="72" w:author="Проект новой редакции" w:date="2026-10-08T15:54:00Z">
+          <w:ins w:id="72" w:author="Проект новой редакции" w:date="2026-10-14T11:21:00Z"/>
+          <w:rFonts w:ascii="Arial" w:hAnsi="Arial" w:cs="Arial"/>
+          <w:sz w:val="28"/>
+          <w:szCs w:val="32"/>
+          <w:lang w:val="en-GB"/>
+        </w:rPr>
+      </w:pPr>
+      <w:ins w:id="73" w:author="Проект новой редакции" w:date="2026-10-14T11:21:00Z">
         <w:r>
           <w:rPr>
             <w:rFonts w:ascii="Arial" w:hAnsi="Arial" w:cs="Arial"/>
@@ -2577,14 +2617,14 @@
         <w:ind w:firstLine="850"/>
         <w:jc w:val="both"/>
         <w:rPr>
-          <w:ins w:id="73" w:author="Проект новой редакции" w:date="2026-10-08T15:54:00Z"/>
-          <w:rFonts w:ascii="Arial" w:hAnsi="Arial" w:cs="Arial"/>
-          <w:sz w:val="28"/>
-          <w:szCs w:val="32"/>
-          <w:lang w:val="en-GB"/>
-        </w:rPr>
-      </w:pPr>
-      <w:ins w:id="74" w:author="Проект новой редакции" w:date="2026-10-08T15:54:00Z">
+          <w:ins w:id="74" w:author="Проект новой редакции" w:date="2026-10-14T11:21:00Z"/>
+          <w:rFonts w:ascii="Arial" w:hAnsi="Arial" w:cs="Arial"/>
+          <w:sz w:val="28"/>
+          <w:szCs w:val="32"/>
+          <w:lang w:val="en-GB"/>
+        </w:rPr>
+      </w:pPr>
+      <w:ins w:id="75" w:author="Проект новой редакции" w:date="2026-10-14T11:21:00Z">
         <w:r>
           <w:rPr>
             <w:rFonts w:ascii="Arial" w:hAnsi="Arial" w:cs="Arial"/>
@@ -2602,14 +2642,14 @@
         <w:ind w:firstLine="850"/>
         <w:jc w:val="both"/>
         <w:rPr>
-          <w:ins w:id="75" w:author="Проект новой редакции" w:date="2026-10-08T15:54:00Z"/>
-          <w:rFonts w:ascii="Arial" w:hAnsi="Arial" w:cs="Arial"/>
-          <w:sz w:val="28"/>
-          <w:szCs w:val="32"/>
-          <w:lang w:val="en-GB"/>
-        </w:rPr>
-      </w:pPr>
-      <w:ins w:id="76" w:author="Проект новой редакции" w:date="2026-10-08T15:54:00Z">
+          <w:ins w:id="76" w:author="Проект новой редакции" w:date="2026-10-14T11:21:00Z"/>
+          <w:rFonts w:ascii="Arial" w:hAnsi="Arial" w:cs="Arial"/>
+          <w:sz w:val="28"/>
+          <w:szCs w:val="32"/>
+          <w:lang w:val="en-GB"/>
+        </w:rPr>
+      </w:pPr>
+      <w:ins w:id="77" w:author="Проект новой редакции" w:date="2026-10-14T11:21:00Z">
         <w:r>
           <w:rPr>
             <w:rFonts w:ascii="Arial" w:hAnsi="Arial" w:cs="Arial"/>
@@ -2627,14 +2667,14 @@
         <w:ind w:firstLine="850"/>
         <w:jc w:val="both"/>
         <w:rPr>
-          <w:ins w:id="77" w:author="Проект новой редакции" w:date="2026-10-08T15:54:00Z"/>
-          <w:rFonts w:ascii="Arial" w:hAnsi="Arial" w:cs="Arial"/>
-          <w:sz w:val="28"/>
-          <w:szCs w:val="32"/>
-          <w:lang w:val="en-GB"/>
-        </w:rPr>
-      </w:pPr>
-      <w:ins w:id="78" w:author="Проект новой редакции" w:date="2026-10-08T15:54:00Z">
+          <w:ins w:id="78" w:author="Проект новой редакции" w:date="2026-10-14T11:21:00Z"/>
+          <w:rFonts w:ascii="Arial" w:hAnsi="Arial" w:cs="Arial"/>
+          <w:sz w:val="28"/>
+          <w:szCs w:val="32"/>
+          <w:lang w:val="en-GB"/>
+        </w:rPr>
+      </w:pPr>
+      <w:ins w:id="79" w:author="Проект новой редакции" w:date="2026-10-14T11:21:00Z">
         <w:r>
           <w:rPr>
             <w:rFonts w:ascii="Arial" w:hAnsi="Arial" w:cs="Arial"/>
@@ -2682,7 +2722,7 @@
         </w:rPr>
         <w:t xml:space="preserve">PART </w:t>
       </w:r>
-      <w:ins w:id="79" w:author="Проект новой редакции" w:date="2026-10-08T15:54:00Z">
+      <w:ins w:id="80" w:author="Проект новой редакции" w:date="2026-10-14T11:21:00Z">
         <w:r>
           <w:rPr>
             <w:rFonts w:ascii="Arial" w:hAnsi="Arial" w:cs="Arial"/>
@@ -2694,7 +2734,7 @@
           <w:t>5</w:t>
         </w:r>
       </w:ins>
-      <w:del w:id="80" w:author="Проект новой редакции" w:date="2026-10-08T15:54:00Z">
+      <w:del w:id="81" w:author="Проект новой редакции" w:date="2026-10-14T11:21:00Z">
         <w:r>
           <w:rPr>
             <w:rFonts w:ascii="Arial" w:hAnsi="Arial" w:cs="Arial"/>
@@ -2729,7 +2769,7 @@
           <w:lang w:val="en-GB"/>
         </w:rPr>
       </w:pPr>
-      <w:ins w:id="81" w:author="Проект новой редакции" w:date="2026-10-08T15:54:00Z">
+      <w:ins w:id="82" w:author="Проект новой редакции" w:date="2026-10-14T11:21:00Z">
         <w:r>
           <w:rPr>
             <w:rFonts w:ascii="Arial" w:hAnsi="Arial" w:cs="Arial"/>
@@ -2740,7 +2780,7 @@
           <w:t>5</w:t>
         </w:r>
       </w:ins>
-      <w:del w:id="82" w:author="Проект новой редакции" w:date="2026-10-08T15:54:00Z">
+      <w:del w:id="83" w:author="Проект новой редакции" w:date="2026-10-14T11:21:00Z">
         <w:r>
           <w:rPr>
             <w:rFonts w:ascii="Arial" w:hAnsi="Arial" w:cs="Arial"/>
@@ -2773,7 +2813,7 @@
           <w:lang w:val="en-GB"/>
         </w:rPr>
       </w:pPr>
-      <w:ins w:id="83" w:author="Проект новой редакции" w:date="2026-10-08T15:54:00Z">
+      <w:ins w:id="84" w:author="Проект новой редакции" w:date="2026-10-14T11:21:00Z">
         <w:r>
           <w:rPr>
             <w:rFonts w:ascii="Arial" w:hAnsi="Arial" w:cs="Arial"/>
@@ -2784,7 +2824,7 @@
           <w:t>5</w:t>
         </w:r>
       </w:ins>
-      <w:del w:id="84" w:author="Проект новой редакции" w:date="2026-10-08T15:54:00Z">
+      <w:del w:id="85" w:author="Проект новой редакции" w:date="2026-10-14T11:21:00Z">
         <w:r>
           <w:rPr>
             <w:rFonts w:ascii="Arial" w:hAnsi="Arial" w:cs="Arial"/>
@@ -2829,7 +2869,7 @@
         </w:rPr>
         <w:t xml:space="preserve">PART </w:t>
       </w:r>
-      <w:ins w:id="85" w:author="Проект новой редакции" w:date="2026-10-08T15:54:00Z">
+      <w:ins w:id="86" w:author="Проект новой редакции" w:date="2026-10-14T11:21:00Z">
         <w:r>
           <w:rPr>
             <w:rFonts w:ascii="Arial" w:hAnsi="Arial" w:cs="Arial"/>
@@ -2841,7 +2881,7 @@
           <w:t>6</w:t>
         </w:r>
       </w:ins>
-      <w:del w:id="86" w:author="Проект новой редакции" w:date="2026-10-08T15:54:00Z">
+      <w:del w:id="87" w:author="Проект новой редакции" w:date="2026-10-14T11:21:00Z">
         <w:r>
           <w:rPr>
             <w:rFonts w:ascii="Arial" w:hAnsi="Arial" w:cs="Arial"/>
@@ -2876,7 +2916,7 @@
           <w:lang w:val="en-GB"/>
         </w:rPr>
       </w:pPr>
-      <w:ins w:id="87" w:author="Проект новой редакции" w:date="2026-10-08T15:54:00Z">
+      <w:ins w:id="88" w:author="Проект новой редакции" w:date="2026-10-14T11:21:00Z">
         <w:r>
           <w:rPr>
             <w:rFonts w:ascii="Arial" w:hAnsi="Arial" w:cs="Arial"/>
@@ -2887,7 +2927,7 @@
           <w:t>6</w:t>
         </w:r>
       </w:ins>
-      <w:del w:id="88" w:author="Проект новой редакции" w:date="2026-10-08T15:54:00Z">
+      <w:del w:id="89" w:author="Проект новой редакции" w:date="2026-10-14T11:21:00Z">
         <w:r>
           <w:rPr>
             <w:rFonts w:ascii="Arial" w:hAnsi="Arial" w:cs="Arial"/>
@@ -2929,7 +2969,7 @@
         </w:rPr>
         <w:t xml:space="preserve">1) by the Founder (where the Founder </w:t>
       </w:r>
-      <w:ins w:id="89" w:author="Проект новой редакции" w:date="2026-10-08T15:54:00Z">
+      <w:ins w:id="90" w:author="Проект новой редакции" w:date="2026-10-14T11:21:00Z">
         <w:r>
           <w:rPr>
             <w:rFonts w:ascii="Arial" w:hAnsi="Arial" w:cs="Arial"/>
@@ -2940,7 +2980,7 @@
           <w:t>resides</w:t>
         </w:r>
       </w:ins>
-      <w:del w:id="90" w:author="Проект новой редакции" w:date="2026-10-08T15:54:00Z">
+      <w:del w:id="91" w:author="Проект новой редакции" w:date="2026-10-14T11:21:00Z">
         <w:r>
           <w:rPr>
             <w:rFonts w:ascii="Arial" w:hAnsi="Arial" w:cs="Arial"/>
@@ -2960,7 +3000,7 @@
         </w:rPr>
         <w:t xml:space="preserve"> or </w:t>
       </w:r>
-      <w:ins w:id="91" w:author="Проект новой редакции" w:date="2026-10-08T15:54:00Z">
+      <w:ins w:id="92" w:author="Проект новой редакции" w:date="2026-10-14T11:21:00Z">
         <w:r>
           <w:rPr>
             <w:rFonts w:ascii="Arial" w:hAnsi="Arial" w:cs="Arial"/>
@@ -2971,7 +3011,7 @@
           <w:t>is located</w:t>
         </w:r>
       </w:ins>
-      <w:del w:id="92" w:author="Проект новой редакции" w:date="2026-10-08T15:54:00Z">
+      <w:del w:id="93" w:author="Проект новой редакции" w:date="2026-10-14T11:21:00Z">
         <w:r>
           <w:rPr>
             <w:rFonts w:ascii="Arial" w:hAnsi="Arial" w:cs="Arial"/>
@@ -3013,7 +3053,7 @@
         </w:rPr>
         <w:t xml:space="preserve">2) at any time when the Founder </w:t>
       </w:r>
-      <w:ins w:id="93" w:author="Проект новой редакции" w:date="2026-10-08T15:54:00Z">
+      <w:ins w:id="94" w:author="Проект новой редакции" w:date="2026-10-14T11:21:00Z">
         <w:r>
           <w:rPr>
             <w:rFonts w:ascii="Arial" w:hAnsi="Arial" w:cs="Arial"/>
@@ -3033,7 +3073,7 @@
         </w:rPr>
         <w:t>is not</w:t>
       </w:r>
-      <w:del w:id="94" w:author="Проект новой редакции" w:date="2026-10-08T15:54:00Z">
+      <w:del w:id="95" w:author="Проект новой редакции" w:date="2026-10-14T11:21:00Z">
         <w:r>
           <w:rPr>
             <w:rFonts w:ascii="Arial" w:hAnsi="Arial" w:cs="Arial"/>
@@ -3112,7 +3152,7 @@
         </w:rPr>
         <w:t xml:space="preserve">PART </w:t>
       </w:r>
-      <w:ins w:id="95" w:author="Проект новой редакции" w:date="2026-10-08T15:54:00Z">
+      <w:ins w:id="96" w:author="Проект новой редакции" w:date="2026-10-14T11:21:00Z">
         <w:r>
           <w:rPr>
             <w:rFonts w:ascii="Arial" w:hAnsi="Arial" w:cs="Arial"/>
@@ -3124,7 +3164,7 @@
           <w:t>7</w:t>
         </w:r>
       </w:ins>
-      <w:del w:id="96" w:author="Проект новой редакции" w:date="2026-10-08T15:54:00Z">
+      <w:del w:id="97" w:author="Проект новой редакции" w:date="2026-10-14T11:21:00Z">
         <w:r>
           <w:rPr>
             <w:rFonts w:ascii="Arial" w:hAnsi="Arial" w:cs="Arial"/>
@@ -3159,7 +3199,7 @@
           <w:lang w:val="en-GB"/>
         </w:rPr>
       </w:pPr>
-      <w:ins w:id="97" w:author="Проект новой редакции" w:date="2026-10-08T15:54:00Z">
+      <w:ins w:id="98" w:author="Проект новой редакции" w:date="2026-10-14T11:21:00Z">
         <w:r>
           <w:rPr>
             <w:rFonts w:ascii="Arial" w:hAnsi="Arial" w:cs="Arial"/>
@@ -3170,7 +3210,7 @@
           <w:t>7</w:t>
         </w:r>
       </w:ins>
-      <w:del w:id="98" w:author="Проект новой редакции" w:date="2026-10-08T15:54:00Z">
+      <w:del w:id="99" w:author="Проект новой редакции" w:date="2026-10-14T11:21:00Z">
         <w:r>
           <w:rPr>
             <w:rFonts w:ascii="Arial" w:hAnsi="Arial" w:cs="Arial"/>
@@ -3203,7 +3243,7 @@
           <w:lang w:val="en-GB"/>
         </w:rPr>
       </w:pPr>
-      <w:ins w:id="99" w:author="Проект новой редакции" w:date="2026-10-08T15:54:00Z">
+      <w:ins w:id="100" w:author="Проект новой редакции" w:date="2026-10-14T11:21:00Z">
         <w:r>
           <w:rPr>
             <w:rFonts w:ascii="Arial" w:hAnsi="Arial" w:cs="Arial"/>
@@ -3214,7 +3254,7 @@
           <w:t>7</w:t>
         </w:r>
       </w:ins>
-      <w:del w:id="100" w:author="Проект новой редакции" w:date="2026-10-08T15:54:00Z">
+      <w:del w:id="101" w:author="Проект новой редакции" w:date="2026-10-14T11:21:00Z">
         <w:r>
           <w:rPr>
             <w:rFonts w:ascii="Arial" w:hAnsi="Arial" w:cs="Arial"/>
@@ -3406,7 +3446,7 @@
         </w:rPr>
         <w:t xml:space="preserve">2. Deputy CEO </w:t>
       </w:r>
-      <w:del w:id="101" w:author="Проект новой редакции" w:date="2026-10-08T15:54:00Z">
+      <w:del w:id="102" w:author="Проект новой редакции" w:date="2026-10-14T11:21:00Z">
         <w:r>
           <w:rPr>
             <w:rFonts w:ascii="Arial" w:hAnsi="Arial" w:cs="Arial"/>
@@ -3426,7 +3466,7 @@
         </w:rPr>
         <w:t xml:space="preserve">Mr. </w:t>
       </w:r>
-      <w:ins w:id="102" w:author="Проект новой редакции" w:date="2026-10-08T15:54:00Z">
+      <w:ins w:id="103" w:author="Проект новой редакции" w:date="2026-10-14T11:21:00Z">
         <w:r>
           <w:rPr>
             <w:rFonts w:ascii="Arial" w:hAnsi="Arial" w:cs="Arial"/>
@@ -3437,7 +3477,7 @@
           <w:t>Alexander Kononets</w:t>
         </w:r>
       </w:ins>
-      <w:del w:id="103" w:author="Проект новой редакции" w:date="2026-10-08T15:54:00Z">
+      <w:del w:id="104" w:author="Проект новой редакции" w:date="2026-10-14T11:21:00Z">
         <w:r>
           <w:rPr>
             <w:rFonts w:ascii="Arial" w:hAnsi="Arial" w:cs="Arial"/>
@@ -4260,10 +4300,40 @@
     <w:hidden/>
     <w:uiPriority w:val="99"/>
     <w:semiHidden/>
-    <w:rsid w:val="00B03911"/>
+    <w:rsid w:val="00F97884"/>
     <w:pPr>
       <w:suppressAutoHyphens w:val="0"/>
     </w:pPr>
+  </w:style>
+  <w:style w:type="paragraph" w:styleId="af0">
+    <w:name w:val="Balloon Text"/>
+    <w:basedOn w:val="a"/>
+    <w:link w:val="af1"/>
+    <w:uiPriority w:val="99"/>
+    <w:semiHidden/>
+    <w:unhideWhenUsed/>
+    <w:rsid w:val="00F97884"/>
+    <w:pPr>
+      <w:spacing w:after="0" w:line="240" w:lineRule="auto"/>
+    </w:pPr>
+    <w:rPr>
+      <w:rFonts w:ascii="Segoe UI" w:hAnsi="Segoe UI" w:cs="Segoe UI"/>
+      <w:sz w:val="18"/>
+      <w:szCs w:val="18"/>
+    </w:rPr>
+  </w:style>
+  <w:style w:type="character" w:customStyle="1" w:styleId="af1">
+    <w:name w:val="Текст выноски Знак"/>
+    <w:basedOn w:val="a0"/>
+    <w:link w:val="af0"/>
+    <w:uiPriority w:val="99"/>
+    <w:semiHidden/>
+    <w:rsid w:val="00F97884"/>
+    <w:rPr>
+      <w:rFonts w:ascii="Segoe UI" w:hAnsi="Segoe UI" w:cs="Segoe UI"/>
+      <w:sz w:val="18"/>
+      <w:szCs w:val="18"/>
+    </w:rPr>
   </w:style>
 </w:styles>
 </file>

--- a/Устав/_документы/С выделением — Charter CACF.docx
+++ b/Устав/_документы/С выделением — Charter CACF.docx
@@ -16,7 +16,7 @@
       </w:pPr>
       <w:bookmarkStart w:id="0" w:name="_GoBack"/>
       <w:bookmarkEnd w:id="0"/>
-      <w:ins w:id="1" w:author="Проект новой редакции" w:date="2026-10-14T11:21:00Z">
+      <w:ins w:id="1" w:author="Проект новой редакции" w:date="2026-10-14T13:28:00Z">
         <w:r>
           <w:rPr>
             <w:rFonts w:ascii="Arial" w:hAnsi="Arial" w:cs="Arial"/>
@@ -217,7 +217,7 @@
         </w:rPr>
         <w:t>ADOPTED: Resolution № 2 «24» March 2024</w:t>
       </w:r>
-      <w:ins w:id="2" w:author="Проект новой редакции" w:date="2026-10-14T11:21:00Z">
+      <w:ins w:id="2" w:author="Проект новой редакции" w:date="2026-10-14T13:28:00Z">
         <w:r>
           <w:rPr>
             <w:rFonts w:ascii="Arial" w:hAnsi="Arial" w:cs="Arial"/>
@@ -322,7 +322,7 @@
         </w:rPr>
         <w:t>Approval Date</w:t>
       </w:r>
-      <w:ins w:id="3" w:author="Проект новой редакции" w:date="2026-10-14T11:21:00Z">
+      <w:ins w:id="3" w:author="Проект новой редакции" w:date="2026-10-14T13:28:00Z">
         <w:r>
           <w:rPr>
             <w:rFonts w:ascii="Arial" w:hAnsi="Arial" w:cs="Arial"/>
@@ -333,7 +333,7 @@
           <w:t xml:space="preserve"> of the new version: «___» __________ 2026</w:t>
         </w:r>
       </w:ins>
-      <w:del w:id="4" w:author="Проект новой редакции" w:date="2026-10-14T11:21:00Z">
+      <w:del w:id="4" w:author="Проект новой редакции" w:date="2026-10-14T13:28:00Z">
         <w:r>
           <w:rPr>
             <w:rFonts w:ascii="Arial" w:hAnsi="Arial" w:cs="Arial"/>
@@ -356,7 +356,7 @@
           <w:lang w:val="en-GB"/>
         </w:rPr>
       </w:pPr>
-      <w:ins w:id="5" w:author="Проект новой редакции" w:date="2026-10-14T11:21:00Z">
+      <w:ins w:id="5" w:author="Проект новой редакции" w:date="2026-10-14T13:28:00Z">
         <w:r>
           <w:rPr>
             <w:rFonts w:ascii="Arial" w:hAnsi="Arial" w:cs="Arial"/>
@@ -367,7 +367,7 @@
           <w:t>The initial version adopted</w:t>
         </w:r>
       </w:ins>
-      <w:del w:id="6" w:author="Проект новой редакции" w:date="2026-10-14T11:21:00Z">
+      <w:del w:id="6" w:author="Проект новой редакции" w:date="2026-10-14T13:28:00Z">
         <w:r>
           <w:rPr>
             <w:rFonts w:ascii="Arial" w:hAnsi="Arial" w:cs="Arial"/>
@@ -593,7 +593,7 @@
         </w:rPr>
         <w:tab/>
       </w:r>
-      <w:ins w:id="7" w:author="Проект новой редакции" w:date="2026-10-14T11:21:00Z">
+      <w:ins w:id="7" w:author="Проект новой редакции" w:date="2026-10-14T13:28:00Z">
         <w:r>
           <w:rPr>
             <w:rFonts w:ascii="Arial" w:hAnsi="Arial" w:cs="Arial"/>
@@ -604,7 +604,7 @@
           <w:t>3</w:t>
         </w:r>
       </w:ins>
-      <w:del w:id="8" w:author="Проект новой редакции" w:date="2026-10-14T11:21:00Z">
+      <w:del w:id="8" w:author="Проект новой редакции" w:date="2026-10-14T13:28:00Z">
         <w:r>
           <w:rPr>
             <w:rFonts w:ascii="Arial" w:hAnsi="Arial" w:cs="Arial"/>
@@ -648,7 +648,7 @@
         </w:rPr>
         <w:tab/>
       </w:r>
-      <w:ins w:id="9" w:author="Проект новой редакции" w:date="2026-10-14T11:21:00Z">
+      <w:ins w:id="9" w:author="Проект новой редакции" w:date="2026-10-14T13:28:00Z">
         <w:r>
           <w:rPr>
             <w:rFonts w:ascii="Arial" w:hAnsi="Arial" w:cs="Arial"/>
@@ -659,7 +659,7 @@
           <w:t>3</w:t>
         </w:r>
       </w:ins>
-      <w:del w:id="10" w:author="Проект новой редакции" w:date="2026-10-14T11:21:00Z">
+      <w:del w:id="10" w:author="Проект новой редакции" w:date="2026-10-14T13:28:00Z">
         <w:r>
           <w:rPr>
             <w:rFonts w:ascii="Arial" w:hAnsi="Arial" w:cs="Arial"/>
@@ -703,7 +703,7 @@
         </w:rPr>
         <w:tab/>
       </w:r>
-      <w:ins w:id="11" w:author="Проект новой редакции" w:date="2026-10-14T11:21:00Z">
+      <w:ins w:id="11" w:author="Проект новой редакции" w:date="2026-10-14T13:28:00Z">
         <w:r>
           <w:rPr>
             <w:rFonts w:ascii="Arial" w:hAnsi="Arial" w:cs="Arial"/>
@@ -714,7 +714,7 @@
           <w:t>3</w:t>
         </w:r>
       </w:ins>
-      <w:del w:id="12" w:author="Проект новой редакции" w:date="2026-10-14T11:21:00Z">
+      <w:del w:id="12" w:author="Проект новой редакции" w:date="2026-10-14T13:28:00Z">
         <w:r>
           <w:rPr>
             <w:rFonts w:ascii="Arial" w:hAnsi="Arial" w:cs="Arial"/>
@@ -795,7 +795,7 @@
         </w:rPr>
         <w:tab/>
       </w:r>
-      <w:ins w:id="13" w:author="Проект новой редакции" w:date="2026-10-14T11:21:00Z">
+      <w:ins w:id="13" w:author="Проект новой редакции" w:date="2026-10-14T13:28:00Z">
         <w:r>
           <w:rPr>
             <w:rFonts w:ascii="Arial" w:hAnsi="Arial" w:cs="Arial"/>
@@ -807,7 +807,7 @@
           <w:t>5</w:t>
         </w:r>
       </w:ins>
-      <w:del w:id="14" w:author="Проект новой редакции" w:date="2026-10-14T11:21:00Z">
+      <w:del w:id="14" w:author="Проект новой редакции" w:date="2026-10-14T13:28:00Z">
         <w:r>
           <w:rPr>
             <w:rFonts w:ascii="Arial" w:hAnsi="Arial" w:cs="Arial"/>
@@ -916,7 +916,7 @@
         </w:rPr>
         <w:t xml:space="preserve">PART </w:t>
       </w:r>
-      <w:ins w:id="15" w:author="Проект новой редакции" w:date="2026-10-14T11:21:00Z">
+      <w:ins w:id="15" w:author="Проект новой редакции" w:date="2026-10-14T13:28:00Z">
         <w:r>
           <w:rPr>
             <w:rFonts w:ascii="Arial" w:hAnsi="Arial" w:cs="Arial"/>
@@ -928,7 +928,7 @@
           <w:t>4</w:t>
         </w:r>
       </w:ins>
-      <w:del w:id="16" w:author="Проект новой редакции" w:date="2026-10-14T11:21:00Z">
+      <w:del w:id="16" w:author="Проект новой редакции" w:date="2026-10-14T13:28:00Z">
         <w:r>
           <w:rPr>
             <w:rFonts w:ascii="Arial" w:hAnsi="Arial" w:cs="Arial"/>
@@ -960,7 +960,7 @@
         </w:rPr>
         <w:tab/>
       </w:r>
-      <w:ins w:id="17" w:author="Проект новой редакции" w:date="2026-10-14T11:21:00Z">
+      <w:ins w:id="17" w:author="Проект новой редакции" w:date="2026-10-14T13:28:00Z">
         <w:r>
           <w:rPr>
             <w:rFonts w:ascii="Arial" w:hAnsi="Arial" w:cs="Arial"/>
@@ -972,7 +972,7 @@
           <w:t>5</w:t>
         </w:r>
       </w:ins>
-      <w:del w:id="18" w:author="Проект новой редакции" w:date="2026-10-14T11:21:00Z">
+      <w:del w:id="18" w:author="Проект новой редакции" w:date="2026-10-14T13:28:00Z">
         <w:r>
           <w:rPr>
             <w:rFonts w:ascii="Arial" w:hAnsi="Arial" w:cs="Arial"/>
@@ -1010,7 +1010,7 @@
         </w:rPr>
         <w:t xml:space="preserve">PART </w:t>
       </w:r>
-      <w:ins w:id="19" w:author="Проект новой редакции" w:date="2026-10-14T11:21:00Z">
+      <w:ins w:id="19" w:author="Проект новой редакции" w:date="2026-10-14T13:28:00Z">
         <w:r>
           <w:rPr>
             <w:rFonts w:ascii="Arial" w:hAnsi="Arial" w:cs="Arial"/>
@@ -1022,7 +1022,7 @@
           <w:t>5</w:t>
         </w:r>
       </w:ins>
-      <w:del w:id="20" w:author="Проект новой редакции" w:date="2026-10-14T11:21:00Z">
+      <w:del w:id="20" w:author="Проект новой редакции" w:date="2026-10-14T13:28:00Z">
         <w:r>
           <w:rPr>
             <w:rFonts w:ascii="Arial" w:hAnsi="Arial" w:cs="Arial"/>
@@ -1054,7 +1054,7 @@
         </w:rPr>
         <w:tab/>
       </w:r>
-      <w:ins w:id="21" w:author="Проект новой редакции" w:date="2026-10-14T11:21:00Z">
+      <w:ins w:id="21" w:author="Проект новой редакции" w:date="2026-10-14T13:28:00Z">
         <w:r>
           <w:rPr>
             <w:rFonts w:ascii="Arial" w:hAnsi="Arial" w:cs="Arial"/>
@@ -1066,7 +1066,7 @@
           <w:t>8</w:t>
         </w:r>
       </w:ins>
-      <w:del w:id="22" w:author="Проект новой редакции" w:date="2026-10-14T11:21:00Z">
+      <w:del w:id="22" w:author="Проект новой редакции" w:date="2026-10-14T13:28:00Z">
         <w:r>
           <w:rPr>
             <w:rFonts w:ascii="Arial" w:hAnsi="Arial" w:cs="Arial"/>
@@ -1104,7 +1104,7 @@
         </w:rPr>
         <w:t xml:space="preserve">PART </w:t>
       </w:r>
-      <w:ins w:id="23" w:author="Проект новой редакции" w:date="2026-10-14T11:21:00Z">
+      <w:ins w:id="23" w:author="Проект новой редакции" w:date="2026-10-14T13:28:00Z">
         <w:r>
           <w:rPr>
             <w:rFonts w:ascii="Arial" w:hAnsi="Arial" w:cs="Arial"/>
@@ -1116,7 +1116,7 @@
           <w:t>6</w:t>
         </w:r>
       </w:ins>
-      <w:del w:id="24" w:author="Проект новой редакции" w:date="2026-10-14T11:21:00Z">
+      <w:del w:id="24" w:author="Проект новой редакции" w:date="2026-10-14T13:28:00Z">
         <w:r>
           <w:rPr>
             <w:rFonts w:ascii="Arial" w:hAnsi="Arial" w:cs="Arial"/>
@@ -1148,7 +1148,7 @@
         </w:rPr>
         <w:tab/>
       </w:r>
-      <w:ins w:id="25" w:author="Проект новой редакции" w:date="2026-10-14T11:21:00Z">
+      <w:ins w:id="25" w:author="Проект новой редакции" w:date="2026-10-14T13:28:00Z">
         <w:r>
           <w:rPr>
             <w:rFonts w:ascii="Arial" w:hAnsi="Arial" w:cs="Arial"/>
@@ -1160,7 +1160,7 @@
           <w:t>9</w:t>
         </w:r>
       </w:ins>
-      <w:del w:id="26" w:author="Проект новой редакции" w:date="2026-10-14T11:21:00Z">
+      <w:del w:id="26" w:author="Проект новой редакции" w:date="2026-10-14T13:28:00Z">
         <w:r>
           <w:rPr>
             <w:rFonts w:ascii="Arial" w:hAnsi="Arial" w:cs="Arial"/>
@@ -1198,7 +1198,7 @@
         </w:rPr>
         <w:t xml:space="preserve">PART </w:t>
       </w:r>
-      <w:ins w:id="27" w:author="Проект новой редакции" w:date="2026-10-14T11:21:00Z">
+      <w:ins w:id="27" w:author="Проект новой редакции" w:date="2026-10-14T13:28:00Z">
         <w:r>
           <w:rPr>
             <w:rFonts w:ascii="Arial" w:hAnsi="Arial" w:cs="Arial"/>
@@ -1210,7 +1210,7 @@
           <w:t>7</w:t>
         </w:r>
       </w:ins>
-      <w:del w:id="28" w:author="Проект новой редакции" w:date="2026-10-14T11:21:00Z">
+      <w:del w:id="28" w:author="Проект новой редакции" w:date="2026-10-14T13:28:00Z">
         <w:r>
           <w:rPr>
             <w:rFonts w:ascii="Arial" w:hAnsi="Arial" w:cs="Arial"/>
@@ -1242,7 +1242,7 @@
         </w:rPr>
         <w:tab/>
       </w:r>
-      <w:ins w:id="29" w:author="Проект новой редакции" w:date="2026-10-14T11:21:00Z">
+      <w:ins w:id="29" w:author="Проект новой редакции" w:date="2026-10-14T13:28:00Z">
         <w:r>
           <w:rPr>
             <w:rFonts w:ascii="Arial" w:hAnsi="Arial" w:cs="Arial"/>
@@ -1254,7 +1254,7 @@
           <w:t>9</w:t>
         </w:r>
       </w:ins>
-      <w:del w:id="30" w:author="Проект новой редакции" w:date="2026-10-14T11:21:00Z">
+      <w:del w:id="30" w:author="Проект новой редакции" w:date="2026-10-14T13:28:00Z">
         <w:r>
           <w:rPr>
             <w:rFonts w:ascii="Arial" w:hAnsi="Arial" w:cs="Arial"/>
@@ -1275,15 +1275,15 @@
         <w:spacing w:after="120" w:line="240" w:lineRule="auto"/>
         <w:ind w:firstLine="709"/>
         <w:rPr>
-          <w:ins w:id="31" w:author="Проект новой редакции" w:date="2026-10-14T11:21:00Z"/>
-          <w:rFonts w:ascii="Arial" w:hAnsi="Arial" w:cs="Arial"/>
-          <w:b/>
-          <w:sz w:val="28"/>
-          <w:szCs w:val="32"/>
-          <w:lang w:val="en-GB"/>
-        </w:rPr>
-      </w:pPr>
-      <w:ins w:id="32" w:author="Проект новой редакции" w:date="2026-10-14T11:21:00Z">
+          <w:ins w:id="31" w:author="Проект новой редакции" w:date="2026-10-14T13:28:00Z"/>
+          <w:rFonts w:ascii="Arial" w:hAnsi="Arial" w:cs="Arial"/>
+          <w:b/>
+          <w:sz w:val="28"/>
+          <w:szCs w:val="32"/>
+          <w:lang w:val="en-GB"/>
+        </w:rPr>
+      </w:pPr>
+      <w:ins w:id="32" w:author="Проект новой редакции" w:date="2026-10-14T13:28:00Z">
         <w:r>
           <w:rPr>
             <w:rFonts w:ascii="Arial" w:hAnsi="Arial" w:cs="Arial"/>
@@ -1398,7 +1398,7 @@
         </w:rPr>
         <w:t>1) Full</w:t>
       </w:r>
-      <w:ins w:id="33" w:author="Проект новой редакции" w:date="2026-10-14T11:21:00Z">
+      <w:ins w:id="33" w:author="Проект новой редакции" w:date="2026-10-14T13:28:00Z">
         <w:r>
           <w:rPr>
             <w:rFonts w:ascii="Arial" w:hAnsi="Arial" w:cs="Arial"/>
@@ -1418,7 +1418,7 @@
         </w:rPr>
         <w:t xml:space="preserve"> name of the Foundation in English language is «Central Asia Climate Foundation», abbreviation «CACF</w:t>
       </w:r>
-      <w:ins w:id="34" w:author="Проект новой редакции" w:date="2026-10-14T11:21:00Z">
+      <w:ins w:id="34" w:author="Проект новой редакции" w:date="2026-10-14T13:28:00Z">
         <w:r>
           <w:rPr>
             <w:rFonts w:ascii="Arial" w:hAnsi="Arial" w:cs="Arial"/>
@@ -1429,7 +1429,7 @@
           <w:t>»; for official communications, along with the legal name, «Central Asia Climate Foundation» or the abbreviation «CACF», as well as «Project Office for Central Asia on climate change and green energy», are officially used.</w:t>
         </w:r>
       </w:ins>
-      <w:del w:id="35" w:author="Проект новой редакции" w:date="2026-10-14T11:21:00Z">
+      <w:del w:id="35" w:author="Проект новой редакции" w:date="2026-10-14T13:28:00Z">
         <w:r>
           <w:rPr>
             <w:rFonts w:ascii="Arial" w:hAnsi="Arial" w:cs="Arial"/>
@@ -1462,7 +1462,7 @@
         </w:rPr>
         <w:t>2) Full</w:t>
       </w:r>
-      <w:ins w:id="36" w:author="Проект новой редакции" w:date="2026-10-14T11:21:00Z">
+      <w:ins w:id="36" w:author="Проект новой редакции" w:date="2026-10-14T13:28:00Z">
         <w:r>
           <w:rPr>
             <w:rFonts w:ascii="Arial" w:hAnsi="Arial" w:cs="Arial"/>
@@ -1482,7 +1482,7 @@
         </w:rPr>
         <w:t xml:space="preserve"> name of the Foundation in Kazakh language is «Орталық Азия Климаттық Қоры», abbreviation «ОАКҚ</w:t>
       </w:r>
-      <w:ins w:id="37" w:author="Проект новой редакции" w:date="2026-10-14T11:21:00Z">
+      <w:ins w:id="37" w:author="Проект новой редакции" w:date="2026-10-14T13:28:00Z">
         <w:r>
           <w:rPr>
             <w:rFonts w:ascii="Arial" w:hAnsi="Arial" w:cs="Arial"/>
@@ -1493,7 +1493,7 @@
           <w:t>»; for official communications, along with the legal name, «Орталық Азия Климаттық Қоры» or the abbreviation «ОАКҚ», as well as «Орталық Азияның климаттың өзгеруі және жасыл энергетика бойынша Жобалық Офисі», are officially used.</w:t>
         </w:r>
       </w:ins>
-      <w:del w:id="38" w:author="Проект новой редакции" w:date="2026-10-14T11:21:00Z">
+      <w:del w:id="38" w:author="Проект новой редакции" w:date="2026-10-14T13:28:00Z">
         <w:r>
           <w:rPr>
             <w:rFonts w:ascii="Arial" w:hAnsi="Arial" w:cs="Arial"/>
@@ -1526,7 +1526,7 @@
         </w:rPr>
         <w:t>3) Full</w:t>
       </w:r>
-      <w:ins w:id="39" w:author="Проект новой редакции" w:date="2026-10-14T11:21:00Z">
+      <w:ins w:id="39" w:author="Проект новой редакции" w:date="2026-10-14T13:28:00Z">
         <w:r>
           <w:rPr>
             <w:rFonts w:ascii="Arial" w:hAnsi="Arial" w:cs="Arial"/>
@@ -1546,7 +1546,7 @@
         </w:rPr>
         <w:t xml:space="preserve"> name of the Foundation in Russian language is «Центрально Азиатский Климатический Фонд», abbreviation «ЦАКФ</w:t>
       </w:r>
-      <w:ins w:id="40" w:author="Проект новой редакции" w:date="2026-10-14T11:21:00Z">
+      <w:ins w:id="40" w:author="Проект новой редакции" w:date="2026-10-14T13:28:00Z">
         <w:r>
           <w:rPr>
             <w:rFonts w:ascii="Arial" w:hAnsi="Arial" w:cs="Arial"/>
@@ -1557,7 +1557,7 @@
           <w:t>»; for official communications, along with the legal name, «Центрально Азиатский Климатический Фонд» or the abbreviation «ЦАКФ», as well as «Проектный офис для Центральной Азии по изменению климата и зеленой энергетике», are officially used.</w:t>
         </w:r>
       </w:ins>
-      <w:del w:id="41" w:author="Проект новой редакции" w:date="2026-10-14T11:21:00Z">
+      <w:del w:id="41" w:author="Проект новой редакции" w:date="2026-10-14T13:28:00Z">
         <w:r>
           <w:rPr>
             <w:rFonts w:ascii="Arial" w:hAnsi="Arial" w:cs="Arial"/>
@@ -1676,6 +1676,7 @@
           <w:szCs w:val="32"/>
           <w:lang w:val="en-GB"/>
         </w:rPr>
+        <w:lastRenderedPageBreak/>
         <w:t>1.5. Entitlement</w:t>
       </w:r>
     </w:p>
@@ -1700,7 +1701,7 @@
         </w:rPr>
         <w:t>1) The Foundation is independent in setting its objects, policy and in its operation, under supervision of the Guardian Council</w:t>
       </w:r>
-      <w:ins w:id="42" w:author="Проект новой редакции" w:date="2026-10-14T11:21:00Z">
+      <w:ins w:id="42" w:author="Проект новой редакции" w:date="2026-10-14T13:28:00Z">
         <w:r>
           <w:rPr>
             <w:rFonts w:ascii="Arial" w:hAnsi="Arial" w:cs="Arial"/>
@@ -1786,7 +1787,7 @@
         </w:rPr>
         <w:t>4) The Foundation may not carry out any commercial activities, except those necessary for, and ancillary or incidental to, its objects.</w:t>
       </w:r>
-      <w:ins w:id="43" w:author="Проект новой редакции" w:date="2026-10-14T11:21:00Z">
+      <w:ins w:id="43" w:author="Проект новой редакции" w:date="2026-10-14T13:28:00Z">
         <w:r>
           <w:rPr>
             <w:rFonts w:ascii="Arial" w:hAnsi="Arial" w:cs="Arial"/>
@@ -1820,6 +1821,7 @@
           <w:szCs w:val="32"/>
           <w:lang w:val="en-GB"/>
         </w:rPr>
+        <w:lastRenderedPageBreak/>
         <w:t>PART 2: NATURE OF A FOUNDATION</w:t>
       </w:r>
     </w:p>
@@ -2013,7 +2015,7 @@
         </w:rPr>
         <w:t>3.</w:t>
       </w:r>
-      <w:ins w:id="44" w:author="Проект новой редакции" w:date="2026-10-14T11:21:00Z">
+      <w:ins w:id="44" w:author="Проект новой редакции" w:date="2026-10-14T13:28:00Z">
         <w:r>
           <w:rPr>
             <w:rFonts w:ascii="Arial" w:hAnsi="Arial" w:cs="Arial"/>
@@ -2024,7 +2026,7 @@
           <w:t>2</w:t>
         </w:r>
       </w:ins>
-      <w:del w:id="45" w:author="Проект новой редакции" w:date="2026-10-14T11:21:00Z">
+      <w:del w:id="45" w:author="Проект новой редакции" w:date="2026-10-14T13:28:00Z">
         <w:r>
           <w:rPr>
             <w:rFonts w:ascii="Arial" w:hAnsi="Arial" w:cs="Arial"/>
@@ -2081,7 +2083,7 @@
         </w:rPr>
         <w:t xml:space="preserve">PART </w:t>
       </w:r>
-      <w:ins w:id="46" w:author="Проект новой редакции" w:date="2026-10-14T11:21:00Z">
+      <w:ins w:id="46" w:author="Проект новой редакции" w:date="2026-10-14T13:28:00Z">
         <w:r>
           <w:rPr>
             <w:rFonts w:ascii="Arial" w:hAnsi="Arial" w:cs="Arial"/>
@@ -2093,7 +2095,7 @@
           <w:t>4</w:t>
         </w:r>
       </w:ins>
-      <w:del w:id="47" w:author="Проект новой редакции" w:date="2026-10-14T11:21:00Z">
+      <w:del w:id="47" w:author="Проект новой редакции" w:date="2026-10-14T13:28:00Z">
         <w:r>
           <w:rPr>
             <w:rFonts w:ascii="Arial" w:hAnsi="Arial" w:cs="Arial"/>
@@ -2128,7 +2130,7 @@
           <w:lang w:val="en-GB"/>
         </w:rPr>
       </w:pPr>
-      <w:ins w:id="48" w:author="Проект новой редакции" w:date="2026-10-14T11:21:00Z">
+      <w:ins w:id="48" w:author="Проект новой редакции" w:date="2026-10-14T13:28:00Z">
         <w:r>
           <w:rPr>
             <w:rFonts w:ascii="Arial" w:hAnsi="Arial" w:cs="Arial"/>
@@ -2139,7 +2141,7 @@
           <w:t>4</w:t>
         </w:r>
       </w:ins>
-      <w:del w:id="49" w:author="Проект новой редакции" w:date="2026-10-14T11:21:00Z">
+      <w:del w:id="49" w:author="Проект новой редакции" w:date="2026-10-14T13:28:00Z">
         <w:r>
           <w:rPr>
             <w:rFonts w:ascii="Arial" w:hAnsi="Arial" w:cs="Arial"/>
@@ -2223,6 +2225,7 @@
           <w:szCs w:val="32"/>
           <w:lang w:val="en-GB"/>
         </w:rPr>
+        <w:lastRenderedPageBreak/>
         <w:t>3) Supporting policy development: assist in the development, advocacy, and implementation of policies and regulations that promote environmental sustainability and climate resilience in collaboration with stakeholders;</w:t>
       </w:r>
     </w:p>
@@ -2313,7 +2316,7 @@
         </w:rPr>
         <w:t>7) Raising awareness and capacity development: develop the capacity of stakeholders on climate change, promote awareness of the population on challenges posed by climate change and environmental degradation, and encourage knowledge sharing in addressing those challenges in the region</w:t>
       </w:r>
-      <w:ins w:id="50" w:author="Проект новой редакции" w:date="2026-10-14T11:21:00Z">
+      <w:ins w:id="50" w:author="Проект новой редакции" w:date="2026-10-14T13:28:00Z">
         <w:r>
           <w:rPr>
             <w:rFonts w:ascii="Arial" w:hAnsi="Arial" w:cs="Arial"/>
@@ -2324,7 +2327,7 @@
           <w:t>;</w:t>
         </w:r>
       </w:ins>
-      <w:del w:id="51" w:author="Проект новой редакции" w:date="2026-10-14T11:21:00Z">
+      <w:del w:id="51" w:author="Проект новой редакции" w:date="2026-10-14T13:28:00Z">
         <w:r>
           <w:rPr>
             <w:rFonts w:ascii="Arial" w:hAnsi="Arial" w:cs="Arial"/>
@@ -2342,14 +2345,14 @@
         <w:ind w:firstLine="850"/>
         <w:jc w:val="both"/>
         <w:rPr>
-          <w:ins w:id="52" w:author="Проект новой редакции" w:date="2026-10-14T11:21:00Z"/>
-          <w:rFonts w:ascii="Arial" w:hAnsi="Arial" w:cs="Arial"/>
-          <w:sz w:val="28"/>
-          <w:szCs w:val="32"/>
-          <w:lang w:val="en-GB"/>
-        </w:rPr>
-      </w:pPr>
-      <w:ins w:id="53" w:author="Проект новой редакции" w:date="2026-10-14T11:21:00Z">
+          <w:ins w:id="52" w:author="Проект новой редакции" w:date="2026-10-14T13:28:00Z"/>
+          <w:rFonts w:ascii="Arial" w:hAnsi="Arial" w:cs="Arial"/>
+          <w:sz w:val="28"/>
+          <w:szCs w:val="32"/>
+          <w:lang w:val="en-GB"/>
+        </w:rPr>
+      </w:pPr>
+      <w:ins w:id="53" w:author="Проект новой редакции" w:date="2026-10-14T13:28:00Z">
         <w:r>
           <w:rPr>
             <w:rFonts w:ascii="Arial" w:hAnsi="Arial" w:cs="Arial"/>
@@ -2367,14 +2370,14 @@
         <w:ind w:firstLine="850"/>
         <w:jc w:val="both"/>
         <w:rPr>
-          <w:ins w:id="54" w:author="Проект новой редакции" w:date="2026-10-14T11:21:00Z"/>
-          <w:rFonts w:ascii="Arial" w:hAnsi="Arial" w:cs="Arial"/>
-          <w:sz w:val="28"/>
-          <w:szCs w:val="32"/>
-          <w:lang w:val="en-GB"/>
-        </w:rPr>
-      </w:pPr>
-      <w:ins w:id="55" w:author="Проект новой редакции" w:date="2026-10-14T11:21:00Z">
+          <w:ins w:id="54" w:author="Проект новой редакции" w:date="2026-10-14T13:28:00Z"/>
+          <w:rFonts w:ascii="Arial" w:hAnsi="Arial" w:cs="Arial"/>
+          <w:sz w:val="28"/>
+          <w:szCs w:val="32"/>
+          <w:lang w:val="en-GB"/>
+        </w:rPr>
+      </w:pPr>
+      <w:ins w:id="55" w:author="Проект новой редакции" w:date="2026-10-14T13:28:00Z">
         <w:r>
           <w:rPr>
             <w:rFonts w:ascii="Arial" w:hAnsi="Arial" w:cs="Arial"/>
@@ -2392,21 +2395,22 @@
         <w:ind w:firstLine="850"/>
         <w:jc w:val="both"/>
         <w:rPr>
-          <w:ins w:id="56" w:author="Проект новой редакции" w:date="2026-10-14T11:21:00Z"/>
-          <w:rFonts w:ascii="Arial" w:hAnsi="Arial" w:cs="Arial"/>
-          <w:sz w:val="28"/>
-          <w:szCs w:val="32"/>
-          <w:lang w:val="en-GB"/>
-        </w:rPr>
-      </w:pPr>
-      <w:ins w:id="57" w:author="Проект новой редакции" w:date="2026-10-14T11:21:00Z">
-        <w:r>
-          <w:rPr>
-            <w:rFonts w:ascii="Arial" w:hAnsi="Arial" w:cs="Arial"/>
-            <w:sz w:val="28"/>
-            <w:szCs w:val="32"/>
-            <w:lang w:val="en-GB"/>
-          </w:rPr>
+          <w:ins w:id="56" w:author="Проект новой редакции" w:date="2026-10-14T13:28:00Z"/>
+          <w:rFonts w:ascii="Arial" w:hAnsi="Arial" w:cs="Arial"/>
+          <w:sz w:val="28"/>
+          <w:szCs w:val="32"/>
+          <w:lang w:val="en-GB"/>
+        </w:rPr>
+      </w:pPr>
+      <w:ins w:id="57" w:author="Проект новой редакции" w:date="2026-10-14T13:28:00Z">
+        <w:r>
+          <w:rPr>
+            <w:rFonts w:ascii="Arial" w:hAnsi="Arial" w:cs="Arial"/>
+            <w:sz w:val="28"/>
+            <w:szCs w:val="32"/>
+            <w:lang w:val="en-GB"/>
+          </w:rPr>
+          <w:lastRenderedPageBreak/>
           <w:t>10) Climate and environmental risk assessment: provision of services on the assessment of physical and transition climate risks and environmental risks for government bodies, organisations and investors;</w:t>
         </w:r>
       </w:ins>
@@ -2417,14 +2421,14 @@
         <w:ind w:firstLine="850"/>
         <w:jc w:val="both"/>
         <w:rPr>
-          <w:ins w:id="58" w:author="Проект новой редакции" w:date="2026-10-14T11:21:00Z"/>
-          <w:rFonts w:ascii="Arial" w:hAnsi="Arial" w:cs="Arial"/>
-          <w:sz w:val="28"/>
-          <w:szCs w:val="32"/>
-          <w:lang w:val="en-GB"/>
-        </w:rPr>
-      </w:pPr>
-      <w:ins w:id="59" w:author="Проект новой редакции" w:date="2026-10-14T11:21:00Z">
+          <w:ins w:id="58" w:author="Проект новой редакции" w:date="2026-10-14T13:28:00Z"/>
+          <w:rFonts w:ascii="Arial" w:hAnsi="Arial" w:cs="Arial"/>
+          <w:sz w:val="28"/>
+          <w:szCs w:val="32"/>
+          <w:lang w:val="en-GB"/>
+        </w:rPr>
+      </w:pPr>
+      <w:ins w:id="59" w:author="Проект новой редакции" w:date="2026-10-14T13:28:00Z">
         <w:r>
           <w:rPr>
             <w:rFonts w:ascii="Arial" w:hAnsi="Arial" w:cs="Arial"/>
@@ -2442,39 +2446,57 @@
         <w:ind w:firstLine="850"/>
         <w:jc w:val="both"/>
         <w:rPr>
-          <w:ins w:id="60" w:author="Проект новой редакции" w:date="2026-10-14T11:21:00Z"/>
-          <w:rFonts w:ascii="Arial" w:hAnsi="Arial" w:cs="Arial"/>
-          <w:sz w:val="28"/>
-          <w:szCs w:val="32"/>
-          <w:lang w:val="en-GB"/>
-        </w:rPr>
-      </w:pPr>
-      <w:ins w:id="61" w:author="Проект новой редакции" w:date="2026-10-14T11:21:00Z">
-        <w:r>
-          <w:rPr>
-            <w:rFonts w:ascii="Arial" w:hAnsi="Arial" w:cs="Arial"/>
-            <w:sz w:val="28"/>
-            <w:szCs w:val="32"/>
-            <w:lang w:val="en-GB"/>
-          </w:rPr>
-          <w:t>12) Educational activities: training, professional development and capacity building of specialists in climate change, sustainable development and ESG, including through the Training Centre of the Foundation;</w:t>
-        </w:r>
-      </w:ins>
-    </w:p>
-    <w:p>
-      <w:pPr>
-        <w:spacing w:after="0" w:line="360" w:lineRule="auto"/>
-        <w:ind w:firstLine="850"/>
-        <w:jc w:val="both"/>
-        <w:rPr>
-          <w:ins w:id="62" w:author="Проект новой редакции" w:date="2026-10-14T11:21:00Z"/>
-          <w:rFonts w:ascii="Arial" w:hAnsi="Arial" w:cs="Arial"/>
-          <w:sz w:val="28"/>
-          <w:szCs w:val="32"/>
-          <w:lang w:val="en-GB"/>
-        </w:rPr>
-      </w:pPr>
-      <w:ins w:id="63" w:author="Проект новой редакции" w:date="2026-10-14T11:21:00Z">
+          <w:ins w:id="60" w:author="Проект новой редакции" w:date="2026-10-14T13:28:00Z"/>
+          <w:rFonts w:ascii="Arial" w:hAnsi="Arial" w:cs="Arial"/>
+          <w:sz w:val="28"/>
+          <w:szCs w:val="32"/>
+          <w:lang w:val="en-GB"/>
+        </w:rPr>
+      </w:pPr>
+      <w:ins w:id="61" w:author="Проект новой редакции" w:date="2026-10-14T13:28:00Z">
+        <w:r>
+          <w:rPr>
+            <w:rFonts w:ascii="Arial" w:hAnsi="Arial" w:cs="Arial"/>
+            <w:sz w:val="28"/>
+            <w:szCs w:val="32"/>
+            <w:lang w:val="en-GB"/>
+          </w:rPr>
+          <w:t xml:space="preserve">12) Educational activities: training, professional development and capacity building of </w:t>
+        </w:r>
+        <w:r>
+          <w:rPr>
+            <w:rFonts w:ascii="Arial" w:hAnsi="Arial" w:cs="Arial"/>
+            <w:sz w:val="28"/>
+            <w:szCs w:val="32"/>
+            <w:lang w:val="en-GB"/>
+          </w:rPr>
+          <w:t>specialists in environmental protection, climate change, sustainable development and ESG</w:t>
+        </w:r>
+        <w:r>
+          <w:rPr>
+            <w:rFonts w:ascii="Arial" w:hAnsi="Arial" w:cs="Arial"/>
+            <w:sz w:val="28"/>
+            <w:szCs w:val="32"/>
+            <w:lang w:val="en-GB"/>
+          </w:rPr>
+          <w:t>, including through the Training Centre of the Foundation;</w:t>
+        </w:r>
+      </w:ins>
+    </w:p>
+    <w:p>
+      <w:pPr>
+        <w:spacing w:after="0" w:line="360" w:lineRule="auto"/>
+        <w:ind w:firstLine="850"/>
+        <w:jc w:val="both"/>
+        <w:rPr>
+          <w:ins w:id="62" w:author="Проект новой редакции" w:date="2026-10-14T13:28:00Z"/>
+          <w:rFonts w:ascii="Arial" w:hAnsi="Arial" w:cs="Arial"/>
+          <w:sz w:val="28"/>
+          <w:szCs w:val="32"/>
+          <w:lang w:val="en-GB"/>
+        </w:rPr>
+      </w:pPr>
+      <w:ins w:id="63" w:author="Проект новой редакции" w:date="2026-10-14T13:28:00Z">
         <w:r>
           <w:rPr>
             <w:rFonts w:ascii="Arial" w:hAnsi="Arial" w:cs="Arial"/>
@@ -2492,14 +2514,14 @@
         <w:ind w:firstLine="850"/>
         <w:jc w:val="both"/>
         <w:rPr>
-          <w:ins w:id="64" w:author="Проект новой редакции" w:date="2026-10-14T11:21:00Z"/>
-          <w:rFonts w:ascii="Arial" w:hAnsi="Arial" w:cs="Arial"/>
-          <w:sz w:val="28"/>
-          <w:szCs w:val="32"/>
-          <w:lang w:val="en-GB"/>
-        </w:rPr>
-      </w:pPr>
-      <w:ins w:id="65" w:author="Проект новой редакции" w:date="2026-10-14T11:21:00Z">
+          <w:ins w:id="64" w:author="Проект новой редакции" w:date="2026-10-14T13:28:00Z"/>
+          <w:rFonts w:ascii="Arial" w:hAnsi="Arial" w:cs="Arial"/>
+          <w:sz w:val="28"/>
+          <w:szCs w:val="32"/>
+          <w:lang w:val="en-GB"/>
+        </w:rPr>
+      </w:pPr>
+      <w:ins w:id="65" w:author="Проект новой редакции" w:date="2026-10-14T13:28:00Z">
         <w:r>
           <w:rPr>
             <w:rFonts w:ascii="Arial" w:hAnsi="Arial" w:cs="Arial"/>
@@ -2517,14 +2539,14 @@
         <w:ind w:firstLine="850"/>
         <w:jc w:val="both"/>
         <w:rPr>
-          <w:ins w:id="66" w:author="Проект новой редакции" w:date="2026-10-14T11:21:00Z"/>
-          <w:rFonts w:ascii="Arial" w:hAnsi="Arial" w:cs="Arial"/>
-          <w:sz w:val="28"/>
-          <w:szCs w:val="32"/>
-          <w:lang w:val="en-GB"/>
-        </w:rPr>
-      </w:pPr>
-      <w:ins w:id="67" w:author="Проект новой редакции" w:date="2026-10-14T11:21:00Z">
+          <w:ins w:id="66" w:author="Проект новой редакции" w:date="2026-10-14T13:28:00Z"/>
+          <w:rFonts w:ascii="Arial" w:hAnsi="Arial" w:cs="Arial"/>
+          <w:sz w:val="28"/>
+          <w:szCs w:val="32"/>
+          <w:lang w:val="en-GB"/>
+        </w:rPr>
+      </w:pPr>
+      <w:ins w:id="67" w:author="Проект новой редакции" w:date="2026-10-14T13:28:00Z">
         <w:r>
           <w:rPr>
             <w:rFonts w:ascii="Arial" w:hAnsi="Arial" w:cs="Arial"/>
@@ -2542,14 +2564,14 @@
         <w:ind w:firstLine="850"/>
         <w:jc w:val="both"/>
         <w:rPr>
-          <w:ins w:id="68" w:author="Проект новой редакции" w:date="2026-10-14T11:21:00Z"/>
-          <w:rFonts w:ascii="Arial" w:hAnsi="Arial" w:cs="Arial"/>
-          <w:sz w:val="28"/>
-          <w:szCs w:val="32"/>
-          <w:lang w:val="en-GB"/>
-        </w:rPr>
-      </w:pPr>
-      <w:ins w:id="69" w:author="Проект новой редакции" w:date="2026-10-14T11:21:00Z">
+          <w:ins w:id="68" w:author="Проект новой редакции" w:date="2026-10-14T13:28:00Z"/>
+          <w:rFonts w:ascii="Arial" w:hAnsi="Arial" w:cs="Arial"/>
+          <w:sz w:val="28"/>
+          <w:szCs w:val="32"/>
+          <w:lang w:val="en-GB"/>
+        </w:rPr>
+      </w:pPr>
+      <w:ins w:id="69" w:author="Проект новой редакции" w:date="2026-10-14T13:28:00Z">
         <w:r>
           <w:rPr>
             <w:rFonts w:ascii="Arial" w:hAnsi="Arial" w:cs="Arial"/>
@@ -2567,14 +2589,14 @@
         <w:ind w:firstLine="850"/>
         <w:jc w:val="both"/>
         <w:rPr>
-          <w:ins w:id="70" w:author="Проект новой редакции" w:date="2026-10-14T11:21:00Z"/>
-          <w:rFonts w:ascii="Arial" w:hAnsi="Arial" w:cs="Arial"/>
-          <w:sz w:val="28"/>
-          <w:szCs w:val="32"/>
-          <w:lang w:val="en-GB"/>
-        </w:rPr>
-      </w:pPr>
-      <w:ins w:id="71" w:author="Проект новой редакции" w:date="2026-10-14T11:21:00Z">
+          <w:ins w:id="70" w:author="Проект новой редакции" w:date="2026-10-14T13:28:00Z"/>
+          <w:rFonts w:ascii="Arial" w:hAnsi="Arial" w:cs="Arial"/>
+          <w:sz w:val="28"/>
+          <w:szCs w:val="32"/>
+          <w:lang w:val="en-GB"/>
+        </w:rPr>
+      </w:pPr>
+      <w:ins w:id="71" w:author="Проект новой редакции" w:date="2026-10-14T13:28:00Z">
         <w:r>
           <w:rPr>
             <w:rFonts w:ascii="Arial" w:hAnsi="Arial" w:cs="Arial"/>
@@ -2592,21 +2614,22 @@
         <w:ind w:firstLine="850"/>
         <w:jc w:val="both"/>
         <w:rPr>
-          <w:ins w:id="72" w:author="Проект новой редакции" w:date="2026-10-14T11:21:00Z"/>
-          <w:rFonts w:ascii="Arial" w:hAnsi="Arial" w:cs="Arial"/>
-          <w:sz w:val="28"/>
-          <w:szCs w:val="32"/>
-          <w:lang w:val="en-GB"/>
-        </w:rPr>
-      </w:pPr>
-      <w:ins w:id="73" w:author="Проект новой редакции" w:date="2026-10-14T11:21:00Z">
-        <w:r>
-          <w:rPr>
-            <w:rFonts w:ascii="Arial" w:hAnsi="Arial" w:cs="Arial"/>
-            <w:sz w:val="28"/>
-            <w:szCs w:val="32"/>
-            <w:lang w:val="en-GB"/>
-          </w:rPr>
+          <w:ins w:id="72" w:author="Проект новой редакции" w:date="2026-10-14T13:28:00Z"/>
+          <w:rFonts w:ascii="Arial" w:hAnsi="Arial" w:cs="Arial"/>
+          <w:sz w:val="28"/>
+          <w:szCs w:val="32"/>
+          <w:lang w:val="en-GB"/>
+        </w:rPr>
+      </w:pPr>
+      <w:ins w:id="73" w:author="Проект новой редакции" w:date="2026-10-14T13:28:00Z">
+        <w:r>
+          <w:rPr>
+            <w:rFonts w:ascii="Arial" w:hAnsi="Arial" w:cs="Arial"/>
+            <w:sz w:val="28"/>
+            <w:szCs w:val="32"/>
+            <w:lang w:val="en-GB"/>
+          </w:rPr>
+          <w:lastRenderedPageBreak/>
           <w:t>18) Digital solutions: developing digital tools and platforms, including those based on artificial intelligence and geographic information systems, for collecting, analysing and monitoring environmental and climate data;</w:t>
         </w:r>
       </w:ins>
@@ -2617,14 +2640,14 @@
         <w:ind w:firstLine="850"/>
         <w:jc w:val="both"/>
         <w:rPr>
-          <w:ins w:id="74" w:author="Проект новой редакции" w:date="2026-10-14T11:21:00Z"/>
-          <w:rFonts w:ascii="Arial" w:hAnsi="Arial" w:cs="Arial"/>
-          <w:sz w:val="28"/>
-          <w:szCs w:val="32"/>
-          <w:lang w:val="en-GB"/>
-        </w:rPr>
-      </w:pPr>
-      <w:ins w:id="75" w:author="Проект новой редакции" w:date="2026-10-14T11:21:00Z">
+          <w:ins w:id="74" w:author="Проект новой редакции" w:date="2026-10-14T13:28:00Z"/>
+          <w:rFonts w:ascii="Arial" w:hAnsi="Arial" w:cs="Arial"/>
+          <w:sz w:val="28"/>
+          <w:szCs w:val="32"/>
+          <w:lang w:val="en-GB"/>
+        </w:rPr>
+      </w:pPr>
+      <w:ins w:id="75" w:author="Проект новой редакции" w:date="2026-10-14T13:28:00Z">
         <w:r>
           <w:rPr>
             <w:rFonts w:ascii="Arial" w:hAnsi="Arial" w:cs="Arial"/>
@@ -2642,14 +2665,14 @@
         <w:ind w:firstLine="850"/>
         <w:jc w:val="both"/>
         <w:rPr>
-          <w:ins w:id="76" w:author="Проект новой редакции" w:date="2026-10-14T11:21:00Z"/>
-          <w:rFonts w:ascii="Arial" w:hAnsi="Arial" w:cs="Arial"/>
-          <w:sz w:val="28"/>
-          <w:szCs w:val="32"/>
-          <w:lang w:val="en-GB"/>
-        </w:rPr>
-      </w:pPr>
-      <w:ins w:id="77" w:author="Проект новой редакции" w:date="2026-10-14T11:21:00Z">
+          <w:ins w:id="76" w:author="Проект новой редакции" w:date="2026-10-14T13:28:00Z"/>
+          <w:rFonts w:ascii="Arial" w:hAnsi="Arial" w:cs="Arial"/>
+          <w:sz w:val="28"/>
+          <w:szCs w:val="32"/>
+          <w:lang w:val="en-GB"/>
+        </w:rPr>
+      </w:pPr>
+      <w:ins w:id="77" w:author="Проект новой редакции" w:date="2026-10-14T13:28:00Z">
         <w:r>
           <w:rPr>
             <w:rFonts w:ascii="Arial" w:hAnsi="Arial" w:cs="Arial"/>
@@ -2667,14 +2690,14 @@
         <w:ind w:firstLine="850"/>
         <w:jc w:val="both"/>
         <w:rPr>
-          <w:ins w:id="78" w:author="Проект новой редакции" w:date="2026-10-14T11:21:00Z"/>
-          <w:rFonts w:ascii="Arial" w:hAnsi="Arial" w:cs="Arial"/>
-          <w:sz w:val="28"/>
-          <w:szCs w:val="32"/>
-          <w:lang w:val="en-GB"/>
-        </w:rPr>
-      </w:pPr>
-      <w:ins w:id="79" w:author="Проект новой редакции" w:date="2026-10-14T11:21:00Z">
+          <w:ins w:id="78" w:author="Проект новой редакции" w:date="2026-10-14T13:28:00Z"/>
+          <w:rFonts w:ascii="Arial" w:hAnsi="Arial" w:cs="Arial"/>
+          <w:sz w:val="28"/>
+          <w:szCs w:val="32"/>
+          <w:lang w:val="en-GB"/>
+        </w:rPr>
+      </w:pPr>
+      <w:ins w:id="79" w:author="Проект новой редакции" w:date="2026-10-14T13:28:00Z">
         <w:r>
           <w:rPr>
             <w:rFonts w:ascii="Arial" w:hAnsi="Arial" w:cs="Arial"/>
@@ -2722,7 +2745,7 @@
         </w:rPr>
         <w:t xml:space="preserve">PART </w:t>
       </w:r>
-      <w:ins w:id="80" w:author="Проект новой редакции" w:date="2026-10-14T11:21:00Z">
+      <w:ins w:id="80" w:author="Проект новой редакции" w:date="2026-10-14T13:28:00Z">
         <w:r>
           <w:rPr>
             <w:rFonts w:ascii="Arial" w:hAnsi="Arial" w:cs="Arial"/>
@@ -2734,7 +2757,7 @@
           <w:t>5</w:t>
         </w:r>
       </w:ins>
-      <w:del w:id="81" w:author="Проект новой редакции" w:date="2026-10-14T11:21:00Z">
+      <w:del w:id="81" w:author="Проект новой редакции" w:date="2026-10-14T13:28:00Z">
         <w:r>
           <w:rPr>
             <w:rFonts w:ascii="Arial" w:hAnsi="Arial" w:cs="Arial"/>
@@ -2769,7 +2792,7 @@
           <w:lang w:val="en-GB"/>
         </w:rPr>
       </w:pPr>
-      <w:ins w:id="82" w:author="Проект новой редакции" w:date="2026-10-14T11:21:00Z">
+      <w:ins w:id="82" w:author="Проект новой редакции" w:date="2026-10-14T13:28:00Z">
         <w:r>
           <w:rPr>
             <w:rFonts w:ascii="Arial" w:hAnsi="Arial" w:cs="Arial"/>
@@ -2780,7 +2803,7 @@
           <w:t>5</w:t>
         </w:r>
       </w:ins>
-      <w:del w:id="83" w:author="Проект новой редакции" w:date="2026-10-14T11:21:00Z">
+      <w:del w:id="83" w:author="Проект новой редакции" w:date="2026-10-14T13:28:00Z">
         <w:r>
           <w:rPr>
             <w:rFonts w:ascii="Arial" w:hAnsi="Arial" w:cs="Arial"/>
@@ -2813,7 +2836,7 @@
           <w:lang w:val="en-GB"/>
         </w:rPr>
       </w:pPr>
-      <w:ins w:id="84" w:author="Проект новой редакции" w:date="2026-10-14T11:21:00Z">
+      <w:ins w:id="84" w:author="Проект новой редакции" w:date="2026-10-14T13:28:00Z">
         <w:r>
           <w:rPr>
             <w:rFonts w:ascii="Arial" w:hAnsi="Arial" w:cs="Arial"/>
@@ -2824,7 +2847,7 @@
           <w:t>5</w:t>
         </w:r>
       </w:ins>
-      <w:del w:id="85" w:author="Проект новой редакции" w:date="2026-10-14T11:21:00Z">
+      <w:del w:id="85" w:author="Проект новой редакции" w:date="2026-10-14T13:28:00Z">
         <w:r>
           <w:rPr>
             <w:rFonts w:ascii="Arial" w:hAnsi="Arial" w:cs="Arial"/>
@@ -2867,9 +2890,10 @@
           <w:szCs w:val="32"/>
           <w:lang w:val="en-GB"/>
         </w:rPr>
+        <w:lastRenderedPageBreak/>
         <w:t xml:space="preserve">PART </w:t>
       </w:r>
-      <w:ins w:id="86" w:author="Проект новой редакции" w:date="2026-10-14T11:21:00Z">
+      <w:ins w:id="86" w:author="Проект новой редакции" w:date="2026-10-14T13:28:00Z">
         <w:r>
           <w:rPr>
             <w:rFonts w:ascii="Arial" w:hAnsi="Arial" w:cs="Arial"/>
@@ -2881,7 +2905,7 @@
           <w:t>6</w:t>
         </w:r>
       </w:ins>
-      <w:del w:id="87" w:author="Проект новой редакции" w:date="2026-10-14T11:21:00Z">
+      <w:del w:id="87" w:author="Проект новой редакции" w:date="2026-10-14T13:28:00Z">
         <w:r>
           <w:rPr>
             <w:rFonts w:ascii="Arial" w:hAnsi="Arial" w:cs="Arial"/>
@@ -2916,7 +2940,7 @@
           <w:lang w:val="en-GB"/>
         </w:rPr>
       </w:pPr>
-      <w:ins w:id="88" w:author="Проект новой редакции" w:date="2026-10-14T11:21:00Z">
+      <w:ins w:id="88" w:author="Проект новой редакции" w:date="2026-10-14T13:28:00Z">
         <w:r>
           <w:rPr>
             <w:rFonts w:ascii="Arial" w:hAnsi="Arial" w:cs="Arial"/>
@@ -2927,7 +2951,7 @@
           <w:t>6</w:t>
         </w:r>
       </w:ins>
-      <w:del w:id="89" w:author="Проект новой редакции" w:date="2026-10-14T11:21:00Z">
+      <w:del w:id="89" w:author="Проект новой редакции" w:date="2026-10-14T13:28:00Z">
         <w:r>
           <w:rPr>
             <w:rFonts w:ascii="Arial" w:hAnsi="Arial" w:cs="Arial"/>
@@ -2969,7 +2993,7 @@
         </w:rPr>
         <w:t xml:space="preserve">1) by the Founder (where the Founder </w:t>
       </w:r>
-      <w:ins w:id="90" w:author="Проект новой редакции" w:date="2026-10-14T11:21:00Z">
+      <w:ins w:id="90" w:author="Проект новой редакции" w:date="2026-10-14T13:28:00Z">
         <w:r>
           <w:rPr>
             <w:rFonts w:ascii="Arial" w:hAnsi="Arial" w:cs="Arial"/>
@@ -2980,7 +3004,7 @@
           <w:t>resides</w:t>
         </w:r>
       </w:ins>
-      <w:del w:id="91" w:author="Проект новой редакции" w:date="2026-10-14T11:21:00Z">
+      <w:del w:id="91" w:author="Проект новой редакции" w:date="2026-10-14T13:28:00Z">
         <w:r>
           <w:rPr>
             <w:rFonts w:ascii="Arial" w:hAnsi="Arial" w:cs="Arial"/>
@@ -3000,7 +3024,7 @@
         </w:rPr>
         <w:t xml:space="preserve"> or </w:t>
       </w:r>
-      <w:ins w:id="92" w:author="Проект новой редакции" w:date="2026-10-14T11:21:00Z">
+      <w:ins w:id="92" w:author="Проект новой редакции" w:date="2026-10-14T13:28:00Z">
         <w:r>
           <w:rPr>
             <w:rFonts w:ascii="Arial" w:hAnsi="Arial" w:cs="Arial"/>
@@ -3011,7 +3035,7 @@
           <w:t>is located</w:t>
         </w:r>
       </w:ins>
-      <w:del w:id="93" w:author="Проект новой редакции" w:date="2026-10-14T11:21:00Z">
+      <w:del w:id="93" w:author="Проект новой редакции" w:date="2026-10-14T13:28:00Z">
         <w:r>
           <w:rPr>
             <w:rFonts w:ascii="Arial" w:hAnsi="Arial" w:cs="Arial"/>
@@ -3053,7 +3077,7 @@
         </w:rPr>
         <w:t xml:space="preserve">2) at any time when the Founder </w:t>
       </w:r>
-      <w:ins w:id="94" w:author="Проект новой редакции" w:date="2026-10-14T11:21:00Z">
+      <w:ins w:id="94" w:author="Проект новой редакции" w:date="2026-10-14T13:28:00Z">
         <w:r>
           <w:rPr>
             <w:rFonts w:ascii="Arial" w:hAnsi="Arial" w:cs="Arial"/>
@@ -3073,7 +3097,7 @@
         </w:rPr>
         <w:t>is not</w:t>
       </w:r>
-      <w:del w:id="95" w:author="Проект новой редакции" w:date="2026-10-14T11:21:00Z">
+      <w:del w:id="95" w:author="Проект новой редакции" w:date="2026-10-14T13:28:00Z">
         <w:r>
           <w:rPr>
             <w:rFonts w:ascii="Arial" w:hAnsi="Arial" w:cs="Arial"/>
@@ -3152,7 +3176,7 @@
         </w:rPr>
         <w:t xml:space="preserve">PART </w:t>
       </w:r>
-      <w:ins w:id="96" w:author="Проект новой редакции" w:date="2026-10-14T11:21:00Z">
+      <w:ins w:id="96" w:author="Проект новой редакции" w:date="2026-10-14T13:28:00Z">
         <w:r>
           <w:rPr>
             <w:rFonts w:ascii="Arial" w:hAnsi="Arial" w:cs="Arial"/>
@@ -3164,7 +3188,7 @@
           <w:t>7</w:t>
         </w:r>
       </w:ins>
-      <w:del w:id="97" w:author="Проект новой редакции" w:date="2026-10-14T11:21:00Z">
+      <w:del w:id="97" w:author="Проект новой редакции" w:date="2026-10-14T13:28:00Z">
         <w:r>
           <w:rPr>
             <w:rFonts w:ascii="Arial" w:hAnsi="Arial" w:cs="Arial"/>
@@ -3199,7 +3223,7 @@
           <w:lang w:val="en-GB"/>
         </w:rPr>
       </w:pPr>
-      <w:ins w:id="98" w:author="Проект новой редакции" w:date="2026-10-14T11:21:00Z">
+      <w:ins w:id="98" w:author="Проект новой редакции" w:date="2026-10-14T13:28:00Z">
         <w:r>
           <w:rPr>
             <w:rFonts w:ascii="Arial" w:hAnsi="Arial" w:cs="Arial"/>
@@ -3210,7 +3234,7 @@
           <w:t>7</w:t>
         </w:r>
       </w:ins>
-      <w:del w:id="99" w:author="Проект новой редакции" w:date="2026-10-14T11:21:00Z">
+      <w:del w:id="99" w:author="Проект новой редакции" w:date="2026-10-14T13:28:00Z">
         <w:r>
           <w:rPr>
             <w:rFonts w:ascii="Arial" w:hAnsi="Arial" w:cs="Arial"/>
@@ -3243,7 +3267,7 @@
           <w:lang w:val="en-GB"/>
         </w:rPr>
       </w:pPr>
-      <w:ins w:id="100" w:author="Проект новой редакции" w:date="2026-10-14T11:21:00Z">
+      <w:ins w:id="100" w:author="Проект новой редакции" w:date="2026-10-14T13:28:00Z">
         <w:r>
           <w:rPr>
             <w:rFonts w:ascii="Arial" w:hAnsi="Arial" w:cs="Arial"/>
@@ -3254,7 +3278,7 @@
           <w:t>7</w:t>
         </w:r>
       </w:ins>
-      <w:del w:id="101" w:author="Проект новой редакции" w:date="2026-10-14T11:21:00Z">
+      <w:del w:id="101" w:author="Проект новой редакции" w:date="2026-10-14T13:28:00Z">
         <w:r>
           <w:rPr>
             <w:rFonts w:ascii="Arial" w:hAnsi="Arial" w:cs="Arial"/>
@@ -3297,6 +3321,7 @@
           <w:szCs w:val="32"/>
           <w:lang w:val="en-GB"/>
         </w:rPr>
+        <w:lastRenderedPageBreak/>
         <w:t>Annex 1</w:t>
       </w:r>
     </w:p>
@@ -3377,6 +3402,7 @@
           <w:szCs w:val="32"/>
           <w:lang w:val="en-GB"/>
         </w:rPr>
+        <w:lastRenderedPageBreak/>
         <w:t>Annex 2</w:t>
       </w:r>
     </w:p>
@@ -3446,15 +3472,26 @@
         </w:rPr>
         <w:t xml:space="preserve">2. Deputy CEO </w:t>
       </w:r>
-      <w:del w:id="102" w:author="Проект новой редакции" w:date="2026-10-14T11:21:00Z">
-        <w:r>
-          <w:rPr>
-            <w:rFonts w:ascii="Arial" w:hAnsi="Arial" w:cs="Arial"/>
-            <w:sz w:val="28"/>
-            <w:szCs w:val="32"/>
-            <w:lang w:val="en-GB"/>
-          </w:rPr>
-          <w:delText xml:space="preserve">on legal issues </w:delText>
+      <w:ins w:id="102" w:author="Проект новой редакции" w:date="2026-10-14T13:28:00Z">
+        <w:r>
+          <w:rPr>
+            <w:rFonts w:ascii="Arial" w:hAnsi="Arial" w:cs="Arial"/>
+            <w:sz w:val="28"/>
+            <w:szCs w:val="32"/>
+            <w:lang w:val="en-GB"/>
+          </w:rPr>
+          <w:t>for Strategy and Projects</w:t>
+        </w:r>
+      </w:ins>
+      <w:del w:id="103" w:author="Проект новой редакции" w:date="2026-10-14T13:28:00Z">
+        <w:r>
+          <w:rPr>
+            <w:rFonts w:ascii="Arial" w:hAnsi="Arial" w:cs="Arial"/>
+            <w:sz w:val="28"/>
+            <w:szCs w:val="32"/>
+            <w:lang w:val="en-GB"/>
+          </w:rPr>
+          <w:delText>on legal issues</w:delText>
         </w:r>
       </w:del>
       <w:r>
@@ -3464,9 +3501,9 @@
           <w:szCs w:val="32"/>
           <w:lang w:val="en-GB"/>
         </w:rPr>
-        <w:t xml:space="preserve">Mr. </w:t>
-      </w:r>
-      <w:ins w:id="103" w:author="Проект новой редакции" w:date="2026-10-14T11:21:00Z">
+        <w:t xml:space="preserve"> Mr. </w:t>
+      </w:r>
+      <w:ins w:id="104" w:author="Проект новой редакции" w:date="2026-10-14T13:28:00Z">
         <w:r>
           <w:rPr>
             <w:rFonts w:ascii="Arial" w:hAnsi="Arial" w:cs="Arial"/>
@@ -3477,7 +3514,7 @@
           <w:t>Alexander Kononets</w:t>
         </w:r>
       </w:ins>
-      <w:del w:id="104" w:author="Проект новой редакции" w:date="2026-10-14T11:21:00Z">
+      <w:del w:id="105" w:author="Проект новой редакции" w:date="2026-10-14T13:28:00Z">
         <w:r>
           <w:rPr>
             <w:rFonts w:ascii="Arial" w:hAnsi="Arial" w:cs="Arial"/>
@@ -3645,7 +3682,7 @@
         <w:rFonts w:ascii="Calibri" w:hAnsi="Calibri" w:cs="Calibri"/>
         <w:noProof/>
       </w:rPr>
-      <w:t>2</w:t>
+      <w:t>10</w:t>
     </w:r>
     <w:r>
       <w:rPr>
@@ -4300,40 +4337,10 @@
     <w:hidden/>
     <w:uiPriority w:val="99"/>
     <w:semiHidden/>
-    <w:rsid w:val="00F97884"/>
+    <w:rsid w:val="00DB29E8"/>
     <w:pPr>
       <w:suppressAutoHyphens w:val="0"/>
     </w:pPr>
-  </w:style>
-  <w:style w:type="paragraph" w:styleId="af0">
-    <w:name w:val="Balloon Text"/>
-    <w:basedOn w:val="a"/>
-    <w:link w:val="af1"/>
-    <w:uiPriority w:val="99"/>
-    <w:semiHidden/>
-    <w:unhideWhenUsed/>
-    <w:rsid w:val="00F97884"/>
-    <w:pPr>
-      <w:spacing w:after="0" w:line="240" w:lineRule="auto"/>
-    </w:pPr>
-    <w:rPr>
-      <w:rFonts w:ascii="Segoe UI" w:hAnsi="Segoe UI" w:cs="Segoe UI"/>
-      <w:sz w:val="18"/>
-      <w:szCs w:val="18"/>
-    </w:rPr>
-  </w:style>
-  <w:style w:type="character" w:customStyle="1" w:styleId="af1">
-    <w:name w:val="Текст выноски Знак"/>
-    <w:basedOn w:val="a0"/>
-    <w:link w:val="af0"/>
-    <w:uiPriority w:val="99"/>
-    <w:semiHidden/>
-    <w:rsid w:val="00F97884"/>
-    <w:rPr>
-      <w:rFonts w:ascii="Segoe UI" w:hAnsi="Segoe UI" w:cs="Segoe UI"/>
-      <w:sz w:val="18"/>
-      <w:szCs w:val="18"/>
-    </w:rPr>
   </w:style>
 </w:styles>
 </file>

--- a/Устав/_документы/С выделением — Charter CACF.docx
+++ b/Устав/_документы/С выделением — Charter CACF.docx
@@ -16,7 +16,7 @@
       </w:pPr>
       <w:bookmarkStart w:id="0" w:name="_GoBack"/>
       <w:bookmarkEnd w:id="0"/>
-      <w:ins w:id="1" w:author="Проект новой редакции" w:date="2026-10-14T13:28:00Z">
+      <w:ins w:id="1" w:author="Проект новой редакции" w:date="2026-10-19T16:31:00Z">
         <w:r>
           <w:rPr>
             <w:rFonts w:ascii="Arial" w:hAnsi="Arial" w:cs="Arial"/>
@@ -217,7 +217,7 @@
         </w:rPr>
         <w:t>ADOPTED: Resolution № 2 «24» March 2024</w:t>
       </w:r>
-      <w:ins w:id="2" w:author="Проект новой редакции" w:date="2026-10-14T13:28:00Z">
+      <w:ins w:id="2" w:author="Проект новой редакции" w:date="2026-10-19T16:31:00Z">
         <w:r>
           <w:rPr>
             <w:rFonts w:ascii="Arial" w:hAnsi="Arial" w:cs="Arial"/>
@@ -322,7 +322,7 @@
         </w:rPr>
         <w:t>Approval Date</w:t>
       </w:r>
-      <w:ins w:id="3" w:author="Проект новой редакции" w:date="2026-10-14T13:28:00Z">
+      <w:ins w:id="3" w:author="Проект новой редакции" w:date="2026-10-19T16:31:00Z">
         <w:r>
           <w:rPr>
             <w:rFonts w:ascii="Arial" w:hAnsi="Arial" w:cs="Arial"/>
@@ -333,7 +333,7 @@
           <w:t xml:space="preserve"> of the new version: «___» __________ 2026</w:t>
         </w:r>
       </w:ins>
-      <w:del w:id="4" w:author="Проект новой редакции" w:date="2026-10-14T13:28:00Z">
+      <w:del w:id="4" w:author="Проект новой редакции" w:date="2026-10-19T16:31:00Z">
         <w:r>
           <w:rPr>
             <w:rFonts w:ascii="Arial" w:hAnsi="Arial" w:cs="Arial"/>
@@ -356,7 +356,7 @@
           <w:lang w:val="en-GB"/>
         </w:rPr>
       </w:pPr>
-      <w:ins w:id="5" w:author="Проект новой редакции" w:date="2026-10-14T13:28:00Z">
+      <w:ins w:id="5" w:author="Проект новой редакции" w:date="2026-10-19T16:31:00Z">
         <w:r>
           <w:rPr>
             <w:rFonts w:ascii="Arial" w:hAnsi="Arial" w:cs="Arial"/>
@@ -367,7 +367,7 @@
           <w:t>The initial version adopted</w:t>
         </w:r>
       </w:ins>
-      <w:del w:id="6" w:author="Проект новой редакции" w:date="2026-10-14T13:28:00Z">
+      <w:del w:id="6" w:author="Проект новой редакции" w:date="2026-10-19T16:31:00Z">
         <w:r>
           <w:rPr>
             <w:rFonts w:ascii="Arial" w:hAnsi="Arial" w:cs="Arial"/>
@@ -593,7 +593,7 @@
         </w:rPr>
         <w:tab/>
       </w:r>
-      <w:ins w:id="7" w:author="Проект новой редакции" w:date="2026-10-14T13:28:00Z">
+      <w:ins w:id="7" w:author="Проект новой редакции" w:date="2026-10-19T16:31:00Z">
         <w:r>
           <w:rPr>
             <w:rFonts w:ascii="Arial" w:hAnsi="Arial" w:cs="Arial"/>
@@ -604,7 +604,7 @@
           <w:t>3</w:t>
         </w:r>
       </w:ins>
-      <w:del w:id="8" w:author="Проект новой редакции" w:date="2026-10-14T13:28:00Z">
+      <w:del w:id="8" w:author="Проект новой редакции" w:date="2026-10-19T16:31:00Z">
         <w:r>
           <w:rPr>
             <w:rFonts w:ascii="Arial" w:hAnsi="Arial" w:cs="Arial"/>
@@ -648,7 +648,7 @@
         </w:rPr>
         <w:tab/>
       </w:r>
-      <w:ins w:id="9" w:author="Проект новой редакции" w:date="2026-10-14T13:28:00Z">
+      <w:ins w:id="9" w:author="Проект новой редакции" w:date="2026-10-19T16:31:00Z">
         <w:r>
           <w:rPr>
             <w:rFonts w:ascii="Arial" w:hAnsi="Arial" w:cs="Arial"/>
@@ -659,7 +659,7 @@
           <w:t>3</w:t>
         </w:r>
       </w:ins>
-      <w:del w:id="10" w:author="Проект новой редакции" w:date="2026-10-14T13:28:00Z">
+      <w:del w:id="10" w:author="Проект новой редакции" w:date="2026-10-19T16:31:00Z">
         <w:r>
           <w:rPr>
             <w:rFonts w:ascii="Arial" w:hAnsi="Arial" w:cs="Arial"/>
@@ -703,7 +703,7 @@
         </w:rPr>
         <w:tab/>
       </w:r>
-      <w:ins w:id="11" w:author="Проект новой редакции" w:date="2026-10-14T13:28:00Z">
+      <w:ins w:id="11" w:author="Проект новой редакции" w:date="2026-10-19T16:31:00Z">
         <w:r>
           <w:rPr>
             <w:rFonts w:ascii="Arial" w:hAnsi="Arial" w:cs="Arial"/>
@@ -714,7 +714,7 @@
           <w:t>3</w:t>
         </w:r>
       </w:ins>
-      <w:del w:id="12" w:author="Проект новой редакции" w:date="2026-10-14T13:28:00Z">
+      <w:del w:id="12" w:author="Проект новой редакции" w:date="2026-10-19T16:31:00Z">
         <w:r>
           <w:rPr>
             <w:rFonts w:ascii="Arial" w:hAnsi="Arial" w:cs="Arial"/>
@@ -795,7 +795,7 @@
         </w:rPr>
         <w:tab/>
       </w:r>
-      <w:ins w:id="13" w:author="Проект новой редакции" w:date="2026-10-14T13:28:00Z">
+      <w:ins w:id="13" w:author="Проект новой редакции" w:date="2026-10-19T16:31:00Z">
         <w:r>
           <w:rPr>
             <w:rFonts w:ascii="Arial" w:hAnsi="Arial" w:cs="Arial"/>
@@ -807,7 +807,7 @@
           <w:t>5</w:t>
         </w:r>
       </w:ins>
-      <w:del w:id="14" w:author="Проект новой редакции" w:date="2026-10-14T13:28:00Z">
+      <w:del w:id="14" w:author="Проект новой редакции" w:date="2026-10-19T16:31:00Z">
         <w:r>
           <w:rPr>
             <w:rFonts w:ascii="Arial" w:hAnsi="Arial" w:cs="Arial"/>
@@ -916,7 +916,7 @@
         </w:rPr>
         <w:t xml:space="preserve">PART </w:t>
       </w:r>
-      <w:ins w:id="15" w:author="Проект новой редакции" w:date="2026-10-14T13:28:00Z">
+      <w:ins w:id="15" w:author="Проект новой редакции" w:date="2026-10-19T16:31:00Z">
         <w:r>
           <w:rPr>
             <w:rFonts w:ascii="Arial" w:hAnsi="Arial" w:cs="Arial"/>
@@ -928,7 +928,7 @@
           <w:t>4</w:t>
         </w:r>
       </w:ins>
-      <w:del w:id="16" w:author="Проект новой редакции" w:date="2026-10-14T13:28:00Z">
+      <w:del w:id="16" w:author="Проект новой редакции" w:date="2026-10-19T16:31:00Z">
         <w:r>
           <w:rPr>
             <w:rFonts w:ascii="Arial" w:hAnsi="Arial" w:cs="Arial"/>
@@ -960,7 +960,7 @@
         </w:rPr>
         <w:tab/>
       </w:r>
-      <w:ins w:id="17" w:author="Проект новой редакции" w:date="2026-10-14T13:28:00Z">
+      <w:ins w:id="17" w:author="Проект новой редакции" w:date="2026-10-19T16:31:00Z">
         <w:r>
           <w:rPr>
             <w:rFonts w:ascii="Arial" w:hAnsi="Arial" w:cs="Arial"/>
@@ -972,7 +972,7 @@
           <w:t>5</w:t>
         </w:r>
       </w:ins>
-      <w:del w:id="18" w:author="Проект новой редакции" w:date="2026-10-14T13:28:00Z">
+      <w:del w:id="18" w:author="Проект новой редакции" w:date="2026-10-19T16:31:00Z">
         <w:r>
           <w:rPr>
             <w:rFonts w:ascii="Arial" w:hAnsi="Arial" w:cs="Arial"/>
@@ -1010,7 +1010,7 @@
         </w:rPr>
         <w:t xml:space="preserve">PART </w:t>
       </w:r>
-      <w:ins w:id="19" w:author="Проект новой редакции" w:date="2026-10-14T13:28:00Z">
+      <w:ins w:id="19" w:author="Проект новой редакции" w:date="2026-10-19T16:31:00Z">
         <w:r>
           <w:rPr>
             <w:rFonts w:ascii="Arial" w:hAnsi="Arial" w:cs="Arial"/>
@@ -1022,7 +1022,7 @@
           <w:t>5</w:t>
         </w:r>
       </w:ins>
-      <w:del w:id="20" w:author="Проект новой редакции" w:date="2026-10-14T13:28:00Z">
+      <w:del w:id="20" w:author="Проект новой редакции" w:date="2026-10-19T16:31:00Z">
         <w:r>
           <w:rPr>
             <w:rFonts w:ascii="Arial" w:hAnsi="Arial" w:cs="Arial"/>
@@ -1054,7 +1054,7 @@
         </w:rPr>
         <w:tab/>
       </w:r>
-      <w:ins w:id="21" w:author="Проект новой редакции" w:date="2026-10-14T13:28:00Z">
+      <w:ins w:id="21" w:author="Проект новой редакции" w:date="2026-10-19T16:31:00Z">
         <w:r>
           <w:rPr>
             <w:rFonts w:ascii="Arial" w:hAnsi="Arial" w:cs="Arial"/>
@@ -1066,7 +1066,7 @@
           <w:t>8</w:t>
         </w:r>
       </w:ins>
-      <w:del w:id="22" w:author="Проект новой редакции" w:date="2026-10-14T13:28:00Z">
+      <w:del w:id="22" w:author="Проект новой редакции" w:date="2026-10-19T16:31:00Z">
         <w:r>
           <w:rPr>
             <w:rFonts w:ascii="Arial" w:hAnsi="Arial" w:cs="Arial"/>
@@ -1104,7 +1104,7 @@
         </w:rPr>
         <w:t xml:space="preserve">PART </w:t>
       </w:r>
-      <w:ins w:id="23" w:author="Проект новой редакции" w:date="2026-10-14T13:28:00Z">
+      <w:ins w:id="23" w:author="Проект новой редакции" w:date="2026-10-19T16:31:00Z">
         <w:r>
           <w:rPr>
             <w:rFonts w:ascii="Arial" w:hAnsi="Arial" w:cs="Arial"/>
@@ -1116,7 +1116,7 @@
           <w:t>6</w:t>
         </w:r>
       </w:ins>
-      <w:del w:id="24" w:author="Проект новой редакции" w:date="2026-10-14T13:28:00Z">
+      <w:del w:id="24" w:author="Проект новой редакции" w:date="2026-10-19T16:31:00Z">
         <w:r>
           <w:rPr>
             <w:rFonts w:ascii="Arial" w:hAnsi="Arial" w:cs="Arial"/>
@@ -1148,7 +1148,7 @@
         </w:rPr>
         <w:tab/>
       </w:r>
-      <w:ins w:id="25" w:author="Проект новой редакции" w:date="2026-10-14T13:28:00Z">
+      <w:ins w:id="25" w:author="Проект новой редакции" w:date="2026-10-19T16:31:00Z">
         <w:r>
           <w:rPr>
             <w:rFonts w:ascii="Arial" w:hAnsi="Arial" w:cs="Arial"/>
@@ -1160,7 +1160,7 @@
           <w:t>9</w:t>
         </w:r>
       </w:ins>
-      <w:del w:id="26" w:author="Проект новой редакции" w:date="2026-10-14T13:28:00Z">
+      <w:del w:id="26" w:author="Проект новой редакции" w:date="2026-10-19T16:31:00Z">
         <w:r>
           <w:rPr>
             <w:rFonts w:ascii="Arial" w:hAnsi="Arial" w:cs="Arial"/>
@@ -1198,7 +1198,7 @@
         </w:rPr>
         <w:t xml:space="preserve">PART </w:t>
       </w:r>
-      <w:ins w:id="27" w:author="Проект новой редакции" w:date="2026-10-14T13:28:00Z">
+      <w:ins w:id="27" w:author="Проект новой редакции" w:date="2026-10-19T16:31:00Z">
         <w:r>
           <w:rPr>
             <w:rFonts w:ascii="Arial" w:hAnsi="Arial" w:cs="Arial"/>
@@ -1210,7 +1210,7 @@
           <w:t>7</w:t>
         </w:r>
       </w:ins>
-      <w:del w:id="28" w:author="Проект новой редакции" w:date="2026-10-14T13:28:00Z">
+      <w:del w:id="28" w:author="Проект новой редакции" w:date="2026-10-19T16:31:00Z">
         <w:r>
           <w:rPr>
             <w:rFonts w:ascii="Arial" w:hAnsi="Arial" w:cs="Arial"/>
@@ -1242,7 +1242,7 @@
         </w:rPr>
         <w:tab/>
       </w:r>
-      <w:ins w:id="29" w:author="Проект новой редакции" w:date="2026-10-14T13:28:00Z">
+      <w:ins w:id="29" w:author="Проект новой редакции" w:date="2026-10-19T16:31:00Z">
         <w:r>
           <w:rPr>
             <w:rFonts w:ascii="Arial" w:hAnsi="Arial" w:cs="Arial"/>
@@ -1254,7 +1254,7 @@
           <w:t>9</w:t>
         </w:r>
       </w:ins>
-      <w:del w:id="30" w:author="Проект новой редакции" w:date="2026-10-14T13:28:00Z">
+      <w:del w:id="30" w:author="Проект новой редакции" w:date="2026-10-19T16:31:00Z">
         <w:r>
           <w:rPr>
             <w:rFonts w:ascii="Arial" w:hAnsi="Arial" w:cs="Arial"/>
@@ -1275,15 +1275,15 @@
         <w:spacing w:after="120" w:line="240" w:lineRule="auto"/>
         <w:ind w:firstLine="709"/>
         <w:rPr>
-          <w:ins w:id="31" w:author="Проект новой редакции" w:date="2026-10-14T13:28:00Z"/>
-          <w:rFonts w:ascii="Arial" w:hAnsi="Arial" w:cs="Arial"/>
-          <w:b/>
-          <w:sz w:val="28"/>
-          <w:szCs w:val="32"/>
-          <w:lang w:val="en-GB"/>
-        </w:rPr>
-      </w:pPr>
-      <w:ins w:id="32" w:author="Проект новой редакции" w:date="2026-10-14T13:28:00Z">
+          <w:ins w:id="31" w:author="Проект новой редакции" w:date="2026-10-19T16:31:00Z"/>
+          <w:rFonts w:ascii="Arial" w:hAnsi="Arial" w:cs="Arial"/>
+          <w:b/>
+          <w:sz w:val="28"/>
+          <w:szCs w:val="32"/>
+          <w:lang w:val="en-GB"/>
+        </w:rPr>
+      </w:pPr>
+      <w:ins w:id="32" w:author="Проект новой редакции" w:date="2026-10-19T16:31:00Z">
         <w:r>
           <w:rPr>
             <w:rFonts w:ascii="Arial" w:hAnsi="Arial" w:cs="Arial"/>
@@ -1398,7 +1398,7 @@
         </w:rPr>
         <w:t>1) Full</w:t>
       </w:r>
-      <w:ins w:id="33" w:author="Проект новой редакции" w:date="2026-10-14T13:28:00Z">
+      <w:ins w:id="33" w:author="Проект новой редакции" w:date="2026-10-19T16:31:00Z">
         <w:r>
           <w:rPr>
             <w:rFonts w:ascii="Arial" w:hAnsi="Arial" w:cs="Arial"/>
@@ -1418,7 +1418,7 @@
         </w:rPr>
         <w:t xml:space="preserve"> name of the Foundation in English language is «Central Asia Climate Foundation», abbreviation «CACF</w:t>
       </w:r>
-      <w:ins w:id="34" w:author="Проект новой редакции" w:date="2026-10-14T13:28:00Z">
+      <w:ins w:id="34" w:author="Проект новой редакции" w:date="2026-10-19T16:31:00Z">
         <w:r>
           <w:rPr>
             <w:rFonts w:ascii="Arial" w:hAnsi="Arial" w:cs="Arial"/>
@@ -1429,7 +1429,7 @@
           <w:t>»; for official communications, along with the legal name, «Central Asia Climate Foundation» or the abbreviation «CACF», as well as «Project Office for Central Asia on climate change and green energy», are officially used.</w:t>
         </w:r>
       </w:ins>
-      <w:del w:id="35" w:author="Проект новой редакции" w:date="2026-10-14T13:28:00Z">
+      <w:del w:id="35" w:author="Проект новой редакции" w:date="2026-10-19T16:31:00Z">
         <w:r>
           <w:rPr>
             <w:rFonts w:ascii="Arial" w:hAnsi="Arial" w:cs="Arial"/>
@@ -1462,7 +1462,7 @@
         </w:rPr>
         <w:t>2) Full</w:t>
       </w:r>
-      <w:ins w:id="36" w:author="Проект новой редакции" w:date="2026-10-14T13:28:00Z">
+      <w:ins w:id="36" w:author="Проект новой редакции" w:date="2026-10-19T16:31:00Z">
         <w:r>
           <w:rPr>
             <w:rFonts w:ascii="Arial" w:hAnsi="Arial" w:cs="Arial"/>
@@ -1482,7 +1482,7 @@
         </w:rPr>
         <w:t xml:space="preserve"> name of the Foundation in Kazakh language is «Орталық Азия Климаттық Қоры», abbreviation «ОАКҚ</w:t>
       </w:r>
-      <w:ins w:id="37" w:author="Проект новой редакции" w:date="2026-10-14T13:28:00Z">
+      <w:ins w:id="37" w:author="Проект новой редакции" w:date="2026-10-19T16:31:00Z">
         <w:r>
           <w:rPr>
             <w:rFonts w:ascii="Arial" w:hAnsi="Arial" w:cs="Arial"/>
@@ -1493,7 +1493,7 @@
           <w:t>»; for official communications, along with the legal name, «Орталық Азия Климаттық Қоры» or the abbreviation «ОАКҚ», as well as «Орталық Азияның климаттың өзгеруі және жасыл энергетика бойынша Жобалық Офисі», are officially used.</w:t>
         </w:r>
       </w:ins>
-      <w:del w:id="38" w:author="Проект новой редакции" w:date="2026-10-14T13:28:00Z">
+      <w:del w:id="38" w:author="Проект новой редакции" w:date="2026-10-19T16:31:00Z">
         <w:r>
           <w:rPr>
             <w:rFonts w:ascii="Arial" w:hAnsi="Arial" w:cs="Arial"/>
@@ -1526,7 +1526,7 @@
         </w:rPr>
         <w:t>3) Full</w:t>
       </w:r>
-      <w:ins w:id="39" w:author="Проект новой редакции" w:date="2026-10-14T13:28:00Z">
+      <w:ins w:id="39" w:author="Проект новой редакции" w:date="2026-10-19T16:31:00Z">
         <w:r>
           <w:rPr>
             <w:rFonts w:ascii="Arial" w:hAnsi="Arial" w:cs="Arial"/>
@@ -1546,7 +1546,7 @@
         </w:rPr>
         <w:t xml:space="preserve"> name of the Foundation in Russian language is «Центрально Азиатский Климатический Фонд», abbreviation «ЦАКФ</w:t>
       </w:r>
-      <w:ins w:id="40" w:author="Проект новой редакции" w:date="2026-10-14T13:28:00Z">
+      <w:ins w:id="40" w:author="Проект новой редакции" w:date="2026-10-19T16:31:00Z">
         <w:r>
           <w:rPr>
             <w:rFonts w:ascii="Arial" w:hAnsi="Arial" w:cs="Arial"/>
@@ -1557,7 +1557,7 @@
           <w:t>»; for official communications, along with the legal name, «Центрально Азиатский Климатический Фонд» or the abbreviation «ЦАКФ», as well as «Проектный офис для Центральной Азии по изменению климата и зеленой энергетике», are officially used.</w:t>
         </w:r>
       </w:ins>
-      <w:del w:id="41" w:author="Проект новой редакции" w:date="2026-10-14T13:28:00Z">
+      <w:del w:id="41" w:author="Проект новой редакции" w:date="2026-10-19T16:31:00Z">
         <w:r>
           <w:rPr>
             <w:rFonts w:ascii="Arial" w:hAnsi="Arial" w:cs="Arial"/>
@@ -1701,7 +1701,7 @@
         </w:rPr>
         <w:t>1) The Foundation is independent in setting its objects, policy and in its operation, under supervision of the Guardian Council</w:t>
       </w:r>
-      <w:ins w:id="42" w:author="Проект новой редакции" w:date="2026-10-14T13:28:00Z">
+      <w:ins w:id="42" w:author="Проект новой редакции" w:date="2026-10-19T16:31:00Z">
         <w:r>
           <w:rPr>
             <w:rFonts w:ascii="Arial" w:hAnsi="Arial" w:cs="Arial"/>
@@ -1787,7 +1787,7 @@
         </w:rPr>
         <w:t>4) The Foundation may not carry out any commercial activities, except those necessary for, and ancillary or incidental to, its objects.</w:t>
       </w:r>
-      <w:ins w:id="43" w:author="Проект новой редакции" w:date="2026-10-14T13:28:00Z">
+      <w:ins w:id="43" w:author="Проект новой редакции" w:date="2026-10-19T16:31:00Z">
         <w:r>
           <w:rPr>
             <w:rFonts w:ascii="Arial" w:hAnsi="Arial" w:cs="Arial"/>
@@ -2015,7 +2015,7 @@
         </w:rPr>
         <w:t>3.</w:t>
       </w:r>
-      <w:ins w:id="44" w:author="Проект новой редакции" w:date="2026-10-14T13:28:00Z">
+      <w:ins w:id="44" w:author="Проект новой редакции" w:date="2026-10-19T16:31:00Z">
         <w:r>
           <w:rPr>
             <w:rFonts w:ascii="Arial" w:hAnsi="Arial" w:cs="Arial"/>
@@ -2026,7 +2026,7 @@
           <w:t>2</w:t>
         </w:r>
       </w:ins>
-      <w:del w:id="45" w:author="Проект новой редакции" w:date="2026-10-14T13:28:00Z">
+      <w:del w:id="45" w:author="Проект новой редакции" w:date="2026-10-19T16:31:00Z">
         <w:r>
           <w:rPr>
             <w:rFonts w:ascii="Arial" w:hAnsi="Arial" w:cs="Arial"/>
@@ -2083,7 +2083,7 @@
         </w:rPr>
         <w:t xml:space="preserve">PART </w:t>
       </w:r>
-      <w:ins w:id="46" w:author="Проект новой редакции" w:date="2026-10-14T13:28:00Z">
+      <w:ins w:id="46" w:author="Проект новой редакции" w:date="2026-10-19T16:31:00Z">
         <w:r>
           <w:rPr>
             <w:rFonts w:ascii="Arial" w:hAnsi="Arial" w:cs="Arial"/>
@@ -2095,7 +2095,7 @@
           <w:t>4</w:t>
         </w:r>
       </w:ins>
-      <w:del w:id="47" w:author="Проект новой редакции" w:date="2026-10-14T13:28:00Z">
+      <w:del w:id="47" w:author="Проект новой редакции" w:date="2026-10-19T16:31:00Z">
         <w:r>
           <w:rPr>
             <w:rFonts w:ascii="Arial" w:hAnsi="Arial" w:cs="Arial"/>
@@ -2130,7 +2130,7 @@
           <w:lang w:val="en-GB"/>
         </w:rPr>
       </w:pPr>
-      <w:ins w:id="48" w:author="Проект новой редакции" w:date="2026-10-14T13:28:00Z">
+      <w:ins w:id="48" w:author="Проект новой редакции" w:date="2026-10-19T16:31:00Z">
         <w:r>
           <w:rPr>
             <w:rFonts w:ascii="Arial" w:hAnsi="Arial" w:cs="Arial"/>
@@ -2141,7 +2141,7 @@
           <w:t>4</w:t>
         </w:r>
       </w:ins>
-      <w:del w:id="49" w:author="Проект новой редакции" w:date="2026-10-14T13:28:00Z">
+      <w:del w:id="49" w:author="Проект новой редакции" w:date="2026-10-19T16:31:00Z">
         <w:r>
           <w:rPr>
             <w:rFonts w:ascii="Arial" w:hAnsi="Arial" w:cs="Arial"/>
@@ -2316,7 +2316,7 @@
         </w:rPr>
         <w:t>7) Raising awareness and capacity development: develop the capacity of stakeholders on climate change, promote awareness of the population on challenges posed by climate change and environmental degradation, and encourage knowledge sharing in addressing those challenges in the region</w:t>
       </w:r>
-      <w:ins w:id="50" w:author="Проект новой редакции" w:date="2026-10-14T13:28:00Z">
+      <w:ins w:id="50" w:author="Проект новой редакции" w:date="2026-10-19T16:31:00Z">
         <w:r>
           <w:rPr>
             <w:rFonts w:ascii="Arial" w:hAnsi="Arial" w:cs="Arial"/>
@@ -2327,7 +2327,7 @@
           <w:t>;</w:t>
         </w:r>
       </w:ins>
-      <w:del w:id="51" w:author="Проект новой редакции" w:date="2026-10-14T13:28:00Z">
+      <w:del w:id="51" w:author="Проект новой редакции" w:date="2026-10-19T16:31:00Z">
         <w:r>
           <w:rPr>
             <w:rFonts w:ascii="Arial" w:hAnsi="Arial" w:cs="Arial"/>
@@ -2345,14 +2345,14 @@
         <w:ind w:firstLine="850"/>
         <w:jc w:val="both"/>
         <w:rPr>
-          <w:ins w:id="52" w:author="Проект новой редакции" w:date="2026-10-14T13:28:00Z"/>
-          <w:rFonts w:ascii="Arial" w:hAnsi="Arial" w:cs="Arial"/>
-          <w:sz w:val="28"/>
-          <w:szCs w:val="32"/>
-          <w:lang w:val="en-GB"/>
-        </w:rPr>
-      </w:pPr>
-      <w:ins w:id="53" w:author="Проект новой редакции" w:date="2026-10-14T13:28:00Z">
+          <w:ins w:id="52" w:author="Проект новой редакции" w:date="2026-10-19T16:31:00Z"/>
+          <w:rFonts w:ascii="Arial" w:hAnsi="Arial" w:cs="Arial"/>
+          <w:sz w:val="28"/>
+          <w:szCs w:val="32"/>
+          <w:lang w:val="en-GB"/>
+        </w:rPr>
+      </w:pPr>
+      <w:ins w:id="53" w:author="Проект новой редакции" w:date="2026-10-19T16:31:00Z">
         <w:r>
           <w:rPr>
             <w:rFonts w:ascii="Arial" w:hAnsi="Arial" w:cs="Arial"/>
@@ -2370,14 +2370,14 @@
         <w:ind w:firstLine="850"/>
         <w:jc w:val="both"/>
         <w:rPr>
-          <w:ins w:id="54" w:author="Проект новой редакции" w:date="2026-10-14T13:28:00Z"/>
-          <w:rFonts w:ascii="Arial" w:hAnsi="Arial" w:cs="Arial"/>
-          <w:sz w:val="28"/>
-          <w:szCs w:val="32"/>
-          <w:lang w:val="en-GB"/>
-        </w:rPr>
-      </w:pPr>
-      <w:ins w:id="55" w:author="Проект новой редакции" w:date="2026-10-14T13:28:00Z">
+          <w:ins w:id="54" w:author="Проект новой редакции" w:date="2026-10-19T16:31:00Z"/>
+          <w:rFonts w:ascii="Arial" w:hAnsi="Arial" w:cs="Arial"/>
+          <w:sz w:val="28"/>
+          <w:szCs w:val="32"/>
+          <w:lang w:val="en-GB"/>
+        </w:rPr>
+      </w:pPr>
+      <w:ins w:id="55" w:author="Проект новой редакции" w:date="2026-10-19T16:31:00Z">
         <w:r>
           <w:rPr>
             <w:rFonts w:ascii="Arial" w:hAnsi="Arial" w:cs="Arial"/>
@@ -2395,14 +2395,14 @@
         <w:ind w:firstLine="850"/>
         <w:jc w:val="both"/>
         <w:rPr>
-          <w:ins w:id="56" w:author="Проект новой редакции" w:date="2026-10-14T13:28:00Z"/>
-          <w:rFonts w:ascii="Arial" w:hAnsi="Arial" w:cs="Arial"/>
-          <w:sz w:val="28"/>
-          <w:szCs w:val="32"/>
-          <w:lang w:val="en-GB"/>
-        </w:rPr>
-      </w:pPr>
-      <w:ins w:id="57" w:author="Проект новой редакции" w:date="2026-10-14T13:28:00Z">
+          <w:ins w:id="56" w:author="Проект новой редакции" w:date="2026-10-19T16:31:00Z"/>
+          <w:rFonts w:ascii="Arial" w:hAnsi="Arial" w:cs="Arial"/>
+          <w:sz w:val="28"/>
+          <w:szCs w:val="32"/>
+          <w:lang w:val="en-GB"/>
+        </w:rPr>
+      </w:pPr>
+      <w:ins w:id="57" w:author="Проект новой редакции" w:date="2026-10-19T16:31:00Z">
         <w:r>
           <w:rPr>
             <w:rFonts w:ascii="Arial" w:hAnsi="Arial" w:cs="Arial"/>
@@ -2421,14 +2421,14 @@
         <w:ind w:firstLine="850"/>
         <w:jc w:val="both"/>
         <w:rPr>
-          <w:ins w:id="58" w:author="Проект новой редакции" w:date="2026-10-14T13:28:00Z"/>
-          <w:rFonts w:ascii="Arial" w:hAnsi="Arial" w:cs="Arial"/>
-          <w:sz w:val="28"/>
-          <w:szCs w:val="32"/>
-          <w:lang w:val="en-GB"/>
-        </w:rPr>
-      </w:pPr>
-      <w:ins w:id="59" w:author="Проект новой редакции" w:date="2026-10-14T13:28:00Z">
+          <w:ins w:id="58" w:author="Проект новой редакции" w:date="2026-10-19T16:31:00Z"/>
+          <w:rFonts w:ascii="Arial" w:hAnsi="Arial" w:cs="Arial"/>
+          <w:sz w:val="28"/>
+          <w:szCs w:val="32"/>
+          <w:lang w:val="en-GB"/>
+        </w:rPr>
+      </w:pPr>
+      <w:ins w:id="59" w:author="Проект новой редакции" w:date="2026-10-19T16:31:00Z">
         <w:r>
           <w:rPr>
             <w:rFonts w:ascii="Arial" w:hAnsi="Arial" w:cs="Arial"/>
@@ -2446,14 +2446,14 @@
         <w:ind w:firstLine="850"/>
         <w:jc w:val="both"/>
         <w:rPr>
-          <w:ins w:id="60" w:author="Проект новой редакции" w:date="2026-10-14T13:28:00Z"/>
-          <w:rFonts w:ascii="Arial" w:hAnsi="Arial" w:cs="Arial"/>
-          <w:sz w:val="28"/>
-          <w:szCs w:val="32"/>
-          <w:lang w:val="en-GB"/>
-        </w:rPr>
-      </w:pPr>
-      <w:ins w:id="61" w:author="Проект новой редакции" w:date="2026-10-14T13:28:00Z">
+          <w:ins w:id="60" w:author="Проект новой редакции" w:date="2026-10-19T16:31:00Z"/>
+          <w:rFonts w:ascii="Arial" w:hAnsi="Arial" w:cs="Arial"/>
+          <w:sz w:val="28"/>
+          <w:szCs w:val="32"/>
+          <w:lang w:val="en-GB"/>
+        </w:rPr>
+      </w:pPr>
+      <w:ins w:id="61" w:author="Проект новой редакции" w:date="2026-10-19T16:31:00Z">
         <w:r>
           <w:rPr>
             <w:rFonts w:ascii="Arial" w:hAnsi="Arial" w:cs="Arial"/>
@@ -2489,14 +2489,14 @@
         <w:ind w:firstLine="850"/>
         <w:jc w:val="both"/>
         <w:rPr>
-          <w:ins w:id="62" w:author="Проект новой редакции" w:date="2026-10-14T13:28:00Z"/>
-          <w:rFonts w:ascii="Arial" w:hAnsi="Arial" w:cs="Arial"/>
-          <w:sz w:val="28"/>
-          <w:szCs w:val="32"/>
-          <w:lang w:val="en-GB"/>
-        </w:rPr>
-      </w:pPr>
-      <w:ins w:id="63" w:author="Проект новой редакции" w:date="2026-10-14T13:28:00Z">
+          <w:ins w:id="62" w:author="Проект новой редакции" w:date="2026-10-19T16:31:00Z"/>
+          <w:rFonts w:ascii="Arial" w:hAnsi="Arial" w:cs="Arial"/>
+          <w:sz w:val="28"/>
+          <w:szCs w:val="32"/>
+          <w:lang w:val="en-GB"/>
+        </w:rPr>
+      </w:pPr>
+      <w:ins w:id="63" w:author="Проект новой редакции" w:date="2026-10-19T16:31:00Z">
         <w:r>
           <w:rPr>
             <w:rFonts w:ascii="Arial" w:hAnsi="Arial" w:cs="Arial"/>
@@ -2514,14 +2514,14 @@
         <w:ind w:firstLine="850"/>
         <w:jc w:val="both"/>
         <w:rPr>
-          <w:ins w:id="64" w:author="Проект новой редакции" w:date="2026-10-14T13:28:00Z"/>
-          <w:rFonts w:ascii="Arial" w:hAnsi="Arial" w:cs="Arial"/>
-          <w:sz w:val="28"/>
-          <w:szCs w:val="32"/>
-          <w:lang w:val="en-GB"/>
-        </w:rPr>
-      </w:pPr>
-      <w:ins w:id="65" w:author="Проект новой редакции" w:date="2026-10-14T13:28:00Z">
+          <w:ins w:id="64" w:author="Проект новой редакции" w:date="2026-10-19T16:31:00Z"/>
+          <w:rFonts w:ascii="Arial" w:hAnsi="Arial" w:cs="Arial"/>
+          <w:sz w:val="28"/>
+          <w:szCs w:val="32"/>
+          <w:lang w:val="en-GB"/>
+        </w:rPr>
+      </w:pPr>
+      <w:ins w:id="65" w:author="Проект новой редакции" w:date="2026-10-19T16:31:00Z">
         <w:r>
           <w:rPr>
             <w:rFonts w:ascii="Arial" w:hAnsi="Arial" w:cs="Arial"/>
@@ -2539,14 +2539,14 @@
         <w:ind w:firstLine="850"/>
         <w:jc w:val="both"/>
         <w:rPr>
-          <w:ins w:id="66" w:author="Проект новой редакции" w:date="2026-10-14T13:28:00Z"/>
-          <w:rFonts w:ascii="Arial" w:hAnsi="Arial" w:cs="Arial"/>
-          <w:sz w:val="28"/>
-          <w:szCs w:val="32"/>
-          <w:lang w:val="en-GB"/>
-        </w:rPr>
-      </w:pPr>
-      <w:ins w:id="67" w:author="Проект новой редакции" w:date="2026-10-14T13:28:00Z">
+          <w:ins w:id="66" w:author="Проект новой редакции" w:date="2026-10-19T16:31:00Z"/>
+          <w:rFonts w:ascii="Arial" w:hAnsi="Arial" w:cs="Arial"/>
+          <w:sz w:val="28"/>
+          <w:szCs w:val="32"/>
+          <w:lang w:val="en-GB"/>
+        </w:rPr>
+      </w:pPr>
+      <w:ins w:id="67" w:author="Проект новой редакции" w:date="2026-10-19T16:31:00Z">
         <w:r>
           <w:rPr>
             <w:rFonts w:ascii="Arial" w:hAnsi="Arial" w:cs="Arial"/>
@@ -2564,14 +2564,14 @@
         <w:ind w:firstLine="850"/>
         <w:jc w:val="both"/>
         <w:rPr>
-          <w:ins w:id="68" w:author="Проект новой редакции" w:date="2026-10-14T13:28:00Z"/>
-          <w:rFonts w:ascii="Arial" w:hAnsi="Arial" w:cs="Arial"/>
-          <w:sz w:val="28"/>
-          <w:szCs w:val="32"/>
-          <w:lang w:val="en-GB"/>
-        </w:rPr>
-      </w:pPr>
-      <w:ins w:id="69" w:author="Проект новой редакции" w:date="2026-10-14T13:28:00Z">
+          <w:ins w:id="68" w:author="Проект новой редакции" w:date="2026-10-19T16:31:00Z"/>
+          <w:rFonts w:ascii="Arial" w:hAnsi="Arial" w:cs="Arial"/>
+          <w:sz w:val="28"/>
+          <w:szCs w:val="32"/>
+          <w:lang w:val="en-GB"/>
+        </w:rPr>
+      </w:pPr>
+      <w:ins w:id="69" w:author="Проект новой редакции" w:date="2026-10-19T16:31:00Z">
         <w:r>
           <w:rPr>
             <w:rFonts w:ascii="Arial" w:hAnsi="Arial" w:cs="Arial"/>
@@ -2589,14 +2589,14 @@
         <w:ind w:firstLine="850"/>
         <w:jc w:val="both"/>
         <w:rPr>
-          <w:ins w:id="70" w:author="Проект новой редакции" w:date="2026-10-14T13:28:00Z"/>
-          <w:rFonts w:ascii="Arial" w:hAnsi="Arial" w:cs="Arial"/>
-          <w:sz w:val="28"/>
-          <w:szCs w:val="32"/>
-          <w:lang w:val="en-GB"/>
-        </w:rPr>
-      </w:pPr>
-      <w:ins w:id="71" w:author="Проект новой редакции" w:date="2026-10-14T13:28:00Z">
+          <w:ins w:id="70" w:author="Проект новой редакции" w:date="2026-10-19T16:31:00Z"/>
+          <w:rFonts w:ascii="Arial" w:hAnsi="Arial" w:cs="Arial"/>
+          <w:sz w:val="28"/>
+          <w:szCs w:val="32"/>
+          <w:lang w:val="en-GB"/>
+        </w:rPr>
+      </w:pPr>
+      <w:ins w:id="71" w:author="Проект новой редакции" w:date="2026-10-19T16:31:00Z">
         <w:r>
           <w:rPr>
             <w:rFonts w:ascii="Arial" w:hAnsi="Arial" w:cs="Arial"/>
@@ -2614,14 +2614,14 @@
         <w:ind w:firstLine="850"/>
         <w:jc w:val="both"/>
         <w:rPr>
-          <w:ins w:id="72" w:author="Проект новой редакции" w:date="2026-10-14T13:28:00Z"/>
-          <w:rFonts w:ascii="Arial" w:hAnsi="Arial" w:cs="Arial"/>
-          <w:sz w:val="28"/>
-          <w:szCs w:val="32"/>
-          <w:lang w:val="en-GB"/>
-        </w:rPr>
-      </w:pPr>
-      <w:ins w:id="73" w:author="Проект новой редакции" w:date="2026-10-14T13:28:00Z">
+          <w:ins w:id="72" w:author="Проект новой редакции" w:date="2026-10-19T16:31:00Z"/>
+          <w:rFonts w:ascii="Arial" w:hAnsi="Arial" w:cs="Arial"/>
+          <w:sz w:val="28"/>
+          <w:szCs w:val="32"/>
+          <w:lang w:val="en-GB"/>
+        </w:rPr>
+      </w:pPr>
+      <w:ins w:id="73" w:author="Проект новой редакции" w:date="2026-10-19T16:31:00Z">
         <w:r>
           <w:rPr>
             <w:rFonts w:ascii="Arial" w:hAnsi="Arial" w:cs="Arial"/>
@@ -2640,14 +2640,14 @@
         <w:ind w:firstLine="850"/>
         <w:jc w:val="both"/>
         <w:rPr>
-          <w:ins w:id="74" w:author="Проект новой редакции" w:date="2026-10-14T13:28:00Z"/>
-          <w:rFonts w:ascii="Arial" w:hAnsi="Arial" w:cs="Arial"/>
-          <w:sz w:val="28"/>
-          <w:szCs w:val="32"/>
-          <w:lang w:val="en-GB"/>
-        </w:rPr>
-      </w:pPr>
-      <w:ins w:id="75" w:author="Проект новой редакции" w:date="2026-10-14T13:28:00Z">
+          <w:ins w:id="74" w:author="Проект новой редакции" w:date="2026-10-19T16:31:00Z"/>
+          <w:rFonts w:ascii="Arial" w:hAnsi="Arial" w:cs="Arial"/>
+          <w:sz w:val="28"/>
+          <w:szCs w:val="32"/>
+          <w:lang w:val="en-GB"/>
+        </w:rPr>
+      </w:pPr>
+      <w:ins w:id="75" w:author="Проект новой редакции" w:date="2026-10-19T16:31:00Z">
         <w:r>
           <w:rPr>
             <w:rFonts w:ascii="Arial" w:hAnsi="Arial" w:cs="Arial"/>
@@ -2665,14 +2665,14 @@
         <w:ind w:firstLine="850"/>
         <w:jc w:val="both"/>
         <w:rPr>
-          <w:ins w:id="76" w:author="Проект новой редакции" w:date="2026-10-14T13:28:00Z"/>
-          <w:rFonts w:ascii="Arial" w:hAnsi="Arial" w:cs="Arial"/>
-          <w:sz w:val="28"/>
-          <w:szCs w:val="32"/>
-          <w:lang w:val="en-GB"/>
-        </w:rPr>
-      </w:pPr>
-      <w:ins w:id="77" w:author="Проект новой редакции" w:date="2026-10-14T13:28:00Z">
+          <w:ins w:id="76" w:author="Проект новой редакции" w:date="2026-10-19T16:31:00Z"/>
+          <w:rFonts w:ascii="Arial" w:hAnsi="Arial" w:cs="Arial"/>
+          <w:sz w:val="28"/>
+          <w:szCs w:val="32"/>
+          <w:lang w:val="en-GB"/>
+        </w:rPr>
+      </w:pPr>
+      <w:ins w:id="77" w:author="Проект новой редакции" w:date="2026-10-19T16:31:00Z">
         <w:r>
           <w:rPr>
             <w:rFonts w:ascii="Arial" w:hAnsi="Arial" w:cs="Arial"/>
@@ -2690,14 +2690,14 @@
         <w:ind w:firstLine="850"/>
         <w:jc w:val="both"/>
         <w:rPr>
-          <w:ins w:id="78" w:author="Проект новой редакции" w:date="2026-10-14T13:28:00Z"/>
-          <w:rFonts w:ascii="Arial" w:hAnsi="Arial" w:cs="Arial"/>
-          <w:sz w:val="28"/>
-          <w:szCs w:val="32"/>
-          <w:lang w:val="en-GB"/>
-        </w:rPr>
-      </w:pPr>
-      <w:ins w:id="79" w:author="Проект новой редакции" w:date="2026-10-14T13:28:00Z">
+          <w:ins w:id="78" w:author="Проект новой редакции" w:date="2026-10-19T16:31:00Z"/>
+          <w:rFonts w:ascii="Arial" w:hAnsi="Arial" w:cs="Arial"/>
+          <w:sz w:val="28"/>
+          <w:szCs w:val="32"/>
+          <w:lang w:val="en-GB"/>
+        </w:rPr>
+      </w:pPr>
+      <w:ins w:id="79" w:author="Проект новой редакции" w:date="2026-10-19T16:31:00Z">
         <w:r>
           <w:rPr>
             <w:rFonts w:ascii="Arial" w:hAnsi="Arial" w:cs="Arial"/>
@@ -2745,7 +2745,7 @@
         </w:rPr>
         <w:t xml:space="preserve">PART </w:t>
       </w:r>
-      <w:ins w:id="80" w:author="Проект новой редакции" w:date="2026-10-14T13:28:00Z">
+      <w:ins w:id="80" w:author="Проект новой редакции" w:date="2026-10-19T16:31:00Z">
         <w:r>
           <w:rPr>
             <w:rFonts w:ascii="Arial" w:hAnsi="Arial" w:cs="Arial"/>
@@ -2757,7 +2757,7 @@
           <w:t>5</w:t>
         </w:r>
       </w:ins>
-      <w:del w:id="81" w:author="Проект новой редакции" w:date="2026-10-14T13:28:00Z">
+      <w:del w:id="81" w:author="Проект новой редакции" w:date="2026-10-19T16:31:00Z">
         <w:r>
           <w:rPr>
             <w:rFonts w:ascii="Arial" w:hAnsi="Arial" w:cs="Arial"/>
@@ -2792,7 +2792,7 @@
           <w:lang w:val="en-GB"/>
         </w:rPr>
       </w:pPr>
-      <w:ins w:id="82" w:author="Проект новой редакции" w:date="2026-10-14T13:28:00Z">
+      <w:ins w:id="82" w:author="Проект новой редакции" w:date="2026-10-19T16:31:00Z">
         <w:r>
           <w:rPr>
             <w:rFonts w:ascii="Arial" w:hAnsi="Arial" w:cs="Arial"/>
@@ -2803,7 +2803,7 @@
           <w:t>5</w:t>
         </w:r>
       </w:ins>
-      <w:del w:id="83" w:author="Проект новой редакции" w:date="2026-10-14T13:28:00Z">
+      <w:del w:id="83" w:author="Проект новой редакции" w:date="2026-10-19T16:31:00Z">
         <w:r>
           <w:rPr>
             <w:rFonts w:ascii="Arial" w:hAnsi="Arial" w:cs="Arial"/>
@@ -2836,7 +2836,7 @@
           <w:lang w:val="en-GB"/>
         </w:rPr>
       </w:pPr>
-      <w:ins w:id="84" w:author="Проект новой редакции" w:date="2026-10-14T13:28:00Z">
+      <w:ins w:id="84" w:author="Проект новой редакции" w:date="2026-10-19T16:31:00Z">
         <w:r>
           <w:rPr>
             <w:rFonts w:ascii="Arial" w:hAnsi="Arial" w:cs="Arial"/>
@@ -2847,7 +2847,7 @@
           <w:t>5</w:t>
         </w:r>
       </w:ins>
-      <w:del w:id="85" w:author="Проект новой редакции" w:date="2026-10-14T13:28:00Z">
+      <w:del w:id="85" w:author="Проект новой редакции" w:date="2026-10-19T16:31:00Z">
         <w:r>
           <w:rPr>
             <w:rFonts w:ascii="Arial" w:hAnsi="Arial" w:cs="Arial"/>
@@ -2893,7 +2893,7 @@
         <w:lastRenderedPageBreak/>
         <w:t xml:space="preserve">PART </w:t>
       </w:r>
-      <w:ins w:id="86" w:author="Проект новой редакции" w:date="2026-10-14T13:28:00Z">
+      <w:ins w:id="86" w:author="Проект новой редакции" w:date="2026-10-19T16:31:00Z">
         <w:r>
           <w:rPr>
             <w:rFonts w:ascii="Arial" w:hAnsi="Arial" w:cs="Arial"/>
@@ -2905,7 +2905,7 @@
           <w:t>6</w:t>
         </w:r>
       </w:ins>
-      <w:del w:id="87" w:author="Проект новой редакции" w:date="2026-10-14T13:28:00Z">
+      <w:del w:id="87" w:author="Проект новой редакции" w:date="2026-10-19T16:31:00Z">
         <w:r>
           <w:rPr>
             <w:rFonts w:ascii="Arial" w:hAnsi="Arial" w:cs="Arial"/>
@@ -2940,7 +2940,7 @@
           <w:lang w:val="en-GB"/>
         </w:rPr>
       </w:pPr>
-      <w:ins w:id="88" w:author="Проект новой редакции" w:date="2026-10-14T13:28:00Z">
+      <w:ins w:id="88" w:author="Проект новой редакции" w:date="2026-10-19T16:31:00Z">
         <w:r>
           <w:rPr>
             <w:rFonts w:ascii="Arial" w:hAnsi="Arial" w:cs="Arial"/>
@@ -2951,7 +2951,7 @@
           <w:t>6</w:t>
         </w:r>
       </w:ins>
-      <w:del w:id="89" w:author="Проект новой редакции" w:date="2026-10-14T13:28:00Z">
+      <w:del w:id="89" w:author="Проект новой редакции" w:date="2026-10-19T16:31:00Z">
         <w:r>
           <w:rPr>
             <w:rFonts w:ascii="Arial" w:hAnsi="Arial" w:cs="Arial"/>
@@ -2993,7 +2993,7 @@
         </w:rPr>
         <w:t xml:space="preserve">1) by the Founder (where the Founder </w:t>
       </w:r>
-      <w:ins w:id="90" w:author="Проект новой редакции" w:date="2026-10-14T13:28:00Z">
+      <w:ins w:id="90" w:author="Проект новой редакции" w:date="2026-10-19T16:31:00Z">
         <w:r>
           <w:rPr>
             <w:rFonts w:ascii="Arial" w:hAnsi="Arial" w:cs="Arial"/>
@@ -3004,7 +3004,7 @@
           <w:t>resides</w:t>
         </w:r>
       </w:ins>
-      <w:del w:id="91" w:author="Проект новой редакции" w:date="2026-10-14T13:28:00Z">
+      <w:del w:id="91" w:author="Проект новой редакции" w:date="2026-10-19T16:31:00Z">
         <w:r>
           <w:rPr>
             <w:rFonts w:ascii="Arial" w:hAnsi="Arial" w:cs="Arial"/>
@@ -3024,7 +3024,7 @@
         </w:rPr>
         <w:t xml:space="preserve"> or </w:t>
       </w:r>
-      <w:ins w:id="92" w:author="Проект новой редакции" w:date="2026-10-14T13:28:00Z">
+      <w:ins w:id="92" w:author="Проект новой редакции" w:date="2026-10-19T16:31:00Z">
         <w:r>
           <w:rPr>
             <w:rFonts w:ascii="Arial" w:hAnsi="Arial" w:cs="Arial"/>
@@ -3035,7 +3035,7 @@
           <w:t>is located</w:t>
         </w:r>
       </w:ins>
-      <w:del w:id="93" w:author="Проект новой редакции" w:date="2026-10-14T13:28:00Z">
+      <w:del w:id="93" w:author="Проект новой редакции" w:date="2026-10-19T16:31:00Z">
         <w:r>
           <w:rPr>
             <w:rFonts w:ascii="Arial" w:hAnsi="Arial" w:cs="Arial"/>
@@ -3077,7 +3077,7 @@
         </w:rPr>
         <w:t xml:space="preserve">2) at any time when the Founder </w:t>
       </w:r>
-      <w:ins w:id="94" w:author="Проект новой редакции" w:date="2026-10-14T13:28:00Z">
+      <w:ins w:id="94" w:author="Проект новой редакции" w:date="2026-10-19T16:31:00Z">
         <w:r>
           <w:rPr>
             <w:rFonts w:ascii="Arial" w:hAnsi="Arial" w:cs="Arial"/>
@@ -3097,7 +3097,7 @@
         </w:rPr>
         <w:t>is not</w:t>
       </w:r>
-      <w:del w:id="95" w:author="Проект новой редакции" w:date="2026-10-14T13:28:00Z">
+      <w:del w:id="95" w:author="Проект новой редакции" w:date="2026-10-19T16:31:00Z">
         <w:r>
           <w:rPr>
             <w:rFonts w:ascii="Arial" w:hAnsi="Arial" w:cs="Arial"/>
@@ -3176,7 +3176,7 @@
         </w:rPr>
         <w:t xml:space="preserve">PART </w:t>
       </w:r>
-      <w:ins w:id="96" w:author="Проект новой редакции" w:date="2026-10-14T13:28:00Z">
+      <w:ins w:id="96" w:author="Проект новой редакции" w:date="2026-10-19T16:31:00Z">
         <w:r>
           <w:rPr>
             <w:rFonts w:ascii="Arial" w:hAnsi="Arial" w:cs="Arial"/>
@@ -3188,7 +3188,7 @@
           <w:t>7</w:t>
         </w:r>
       </w:ins>
-      <w:del w:id="97" w:author="Проект новой редакции" w:date="2026-10-14T13:28:00Z">
+      <w:del w:id="97" w:author="Проект новой редакции" w:date="2026-10-19T16:31:00Z">
         <w:r>
           <w:rPr>
             <w:rFonts w:ascii="Arial" w:hAnsi="Arial" w:cs="Arial"/>
@@ -3223,7 +3223,7 @@
           <w:lang w:val="en-GB"/>
         </w:rPr>
       </w:pPr>
-      <w:ins w:id="98" w:author="Проект новой редакции" w:date="2026-10-14T13:28:00Z">
+      <w:ins w:id="98" w:author="Проект новой редакции" w:date="2026-10-19T16:31:00Z">
         <w:r>
           <w:rPr>
             <w:rFonts w:ascii="Arial" w:hAnsi="Arial" w:cs="Arial"/>
@@ -3234,7 +3234,7 @@
           <w:t>7</w:t>
         </w:r>
       </w:ins>
-      <w:del w:id="99" w:author="Проект новой редакции" w:date="2026-10-14T13:28:00Z">
+      <w:del w:id="99" w:author="Проект новой редакции" w:date="2026-10-19T16:31:00Z">
         <w:r>
           <w:rPr>
             <w:rFonts w:ascii="Arial" w:hAnsi="Arial" w:cs="Arial"/>
@@ -3267,7 +3267,7 @@
           <w:lang w:val="en-GB"/>
         </w:rPr>
       </w:pPr>
-      <w:ins w:id="100" w:author="Проект новой редакции" w:date="2026-10-14T13:28:00Z">
+      <w:ins w:id="100" w:author="Проект новой редакции" w:date="2026-10-19T16:31:00Z">
         <w:r>
           <w:rPr>
             <w:rFonts w:ascii="Arial" w:hAnsi="Arial" w:cs="Arial"/>
@@ -3278,7 +3278,7 @@
           <w:t>7</w:t>
         </w:r>
       </w:ins>
-      <w:del w:id="101" w:author="Проект новой редакции" w:date="2026-10-14T13:28:00Z">
+      <w:del w:id="101" w:author="Проект новой редакции" w:date="2026-10-19T16:31:00Z">
         <w:r>
           <w:rPr>
             <w:rFonts w:ascii="Arial" w:hAnsi="Arial" w:cs="Arial"/>
@@ -3377,7 +3377,69 @@
           <w:lang w:val="en-GB"/>
         </w:rPr>
         <w:tab/>
-        <w:t>Director, Chief Executive Officer, Authorised signature of Climate Action Company Limited Mr Yerlik Karazhan ________________</w:t>
+        <w:t>Director, Chief Executive Officer</w:t>
+      </w:r>
+      <w:ins w:id="102" w:author="Проект новой редакции" w:date="2026-10-19T16:31:00Z">
+        <w:r>
+          <w:rPr>
+            <w:rFonts w:ascii="Arial" w:hAnsi="Arial" w:cs="Arial"/>
+            <w:sz w:val="28"/>
+            <w:szCs w:val="32"/>
+            <w:lang w:val="en-GB"/>
+          </w:rPr>
+          <w:t xml:space="preserve"> and</w:t>
+        </w:r>
+      </w:ins>
+      <w:del w:id="103" w:author="Проект новой редакции" w:date="2026-10-19T16:31:00Z">
+        <w:r>
+          <w:rPr>
+            <w:rFonts w:ascii="Arial" w:hAnsi="Arial" w:cs="Arial"/>
+            <w:sz w:val="28"/>
+            <w:szCs w:val="32"/>
+            <w:lang w:val="en-GB"/>
+          </w:rPr>
+          <w:delText>,</w:delText>
+        </w:r>
+      </w:del>
+      <w:r>
+        <w:rPr>
+          <w:rFonts w:ascii="Arial" w:hAnsi="Arial" w:cs="Arial"/>
+          <w:sz w:val="28"/>
+          <w:szCs w:val="32"/>
+          <w:lang w:val="en-GB"/>
+        </w:rPr>
+        <w:t xml:space="preserve"> Authorised </w:t>
+      </w:r>
+      <w:ins w:id="104" w:author="Проект новой редакции" w:date="2026-10-19T16:31:00Z">
+        <w:r>
+          <w:rPr>
+            <w:rFonts w:ascii="Arial" w:hAnsi="Arial" w:cs="Arial"/>
+            <w:sz w:val="28"/>
+            <w:szCs w:val="32"/>
+            <w:lang w:val="en-GB"/>
+          </w:rPr>
+          <w:t>Signatory</w:t>
+        </w:r>
+      </w:ins>
+      <w:del w:id="105" w:author="Проект новой редакции" w:date="2026-10-19T16:31:00Z">
+        <w:r>
+          <w:rPr>
+            <w:rFonts w:ascii="Arial" w:hAnsi="Arial" w:cs="Arial"/>
+            <w:sz w:val="28"/>
+            <w:szCs w:val="32"/>
+            <w:lang w:val="en-GB"/>
+          </w:rPr>
+          <w:delText>signature</w:delText>
+        </w:r>
+      </w:del>
+      <w:r>
+        <w:rPr>
+          <w:rFonts w:ascii="Arial" w:hAnsi="Arial" w:cs="Arial"/>
+          <w:sz w:val="28"/>
+          <w:szCs w:val="32"/>
+          <w:lang w:val="en-GB"/>
+        </w:rPr>
+        <w:t xml:space="preserve"> of Climate Action Company Limited Mr Yerlik Karazhan ________________</w:t>
       </w:r>
     </w:p>
     <w:p>
@@ -3472,7 +3534,7 @@
         </w:rPr>
         <w:t xml:space="preserve">2. Deputy CEO </w:t>
       </w:r>
-      <w:ins w:id="102" w:author="Проект новой редакции" w:date="2026-10-14T13:28:00Z">
+      <w:ins w:id="106" w:author="Проект новой редакции" w:date="2026-10-19T16:31:00Z">
         <w:r>
           <w:rPr>
             <w:rFonts w:ascii="Arial" w:hAnsi="Arial" w:cs="Arial"/>
@@ -3483,7 +3545,7 @@
           <w:t>for Strategy and Projects</w:t>
         </w:r>
       </w:ins>
-      <w:del w:id="103" w:author="Проект новой редакции" w:date="2026-10-14T13:28:00Z">
+      <w:del w:id="107" w:author="Проект новой редакции" w:date="2026-10-19T16:31:00Z">
         <w:r>
           <w:rPr>
             <w:rFonts w:ascii="Arial" w:hAnsi="Arial" w:cs="Arial"/>
@@ -3503,7 +3565,7 @@
         </w:rPr>
         <w:t xml:space="preserve"> Mr. </w:t>
       </w:r>
-      <w:ins w:id="104" w:author="Проект новой редакции" w:date="2026-10-14T13:28:00Z">
+      <w:ins w:id="108" w:author="Проект новой редакции" w:date="2026-10-19T16:31:00Z">
         <w:r>
           <w:rPr>
             <w:rFonts w:ascii="Arial" w:hAnsi="Arial" w:cs="Arial"/>
@@ -3514,7 +3576,7 @@
           <w:t>Alexander Kononets</w:t>
         </w:r>
       </w:ins>
-      <w:del w:id="105" w:author="Проект новой редакции" w:date="2026-10-14T13:28:00Z">
+      <w:del w:id="109" w:author="Проект новой редакции" w:date="2026-10-19T16:31:00Z">
         <w:r>
           <w:rPr>
             <w:rFonts w:ascii="Arial" w:hAnsi="Arial" w:cs="Arial"/>
@@ -4337,7 +4399,7 @@
     <w:hidden/>
     <w:uiPriority w:val="99"/>
     <w:semiHidden/>
-    <w:rsid w:val="00DB29E8"/>
+    <w:rsid w:val="00B361DC"/>
     <w:pPr>
       <w:suppressAutoHyphens w:val="0"/>
     </w:pPr>

--- a/Устав/_документы/С выделением — Charter CACF.docx
+++ b/Устав/_документы/С выделением — Charter CACF.docx
@@ -16,7 +16,7 @@
       </w:pPr>
       <w:bookmarkStart w:id="0" w:name="_GoBack"/>
       <w:bookmarkEnd w:id="0"/>
-      <w:ins w:id="1" w:author="Проект новой редакции" w:date="2026-10-19T16:31:00Z">
+      <w:ins w:id="1" w:author="Проект новой редакции" w:date="2026-10-23T13:45:00Z">
         <w:r>
           <w:rPr>
             <w:rFonts w:ascii="Arial" w:hAnsi="Arial" w:cs="Arial"/>
@@ -217,7 +217,7 @@
         </w:rPr>
         <w:t>ADOPTED: Resolution № 2 «24» March 2024</w:t>
       </w:r>
-      <w:ins w:id="2" w:author="Проект новой редакции" w:date="2026-10-19T16:31:00Z">
+      <w:ins w:id="2" w:author="Проект новой редакции" w:date="2026-10-23T13:45:00Z">
         <w:r>
           <w:rPr>
             <w:rFonts w:ascii="Arial" w:hAnsi="Arial" w:cs="Arial"/>
@@ -322,7 +322,7 @@
         </w:rPr>
         <w:t>Approval Date</w:t>
       </w:r>
-      <w:ins w:id="3" w:author="Проект новой редакции" w:date="2026-10-19T16:31:00Z">
+      <w:ins w:id="3" w:author="Проект новой редакции" w:date="2026-10-23T13:45:00Z">
         <w:r>
           <w:rPr>
             <w:rFonts w:ascii="Arial" w:hAnsi="Arial" w:cs="Arial"/>
@@ -333,7 +333,7 @@
           <w:t xml:space="preserve"> of the new version: «___» __________ 2026</w:t>
         </w:r>
       </w:ins>
-      <w:del w:id="4" w:author="Проект новой редакции" w:date="2026-10-19T16:31:00Z">
+      <w:del w:id="4" w:author="Проект новой редакции" w:date="2026-10-23T13:45:00Z">
         <w:r>
           <w:rPr>
             <w:rFonts w:ascii="Arial" w:hAnsi="Arial" w:cs="Arial"/>
@@ -356,7 +356,7 @@
           <w:lang w:val="en-GB"/>
         </w:rPr>
       </w:pPr>
-      <w:ins w:id="5" w:author="Проект новой редакции" w:date="2026-10-19T16:31:00Z">
+      <w:ins w:id="5" w:author="Проект новой редакции" w:date="2026-10-23T13:45:00Z">
         <w:r>
           <w:rPr>
             <w:rFonts w:ascii="Arial" w:hAnsi="Arial" w:cs="Arial"/>
@@ -367,7 +367,7 @@
           <w:t>The initial version adopted</w:t>
         </w:r>
       </w:ins>
-      <w:del w:id="6" w:author="Проект новой редакции" w:date="2026-10-19T16:31:00Z">
+      <w:del w:id="6" w:author="Проект новой редакции" w:date="2026-10-23T13:45:00Z">
         <w:r>
           <w:rPr>
             <w:rFonts w:ascii="Arial" w:hAnsi="Arial" w:cs="Arial"/>
@@ -593,7 +593,7 @@
         </w:rPr>
         <w:tab/>
       </w:r>
-      <w:ins w:id="7" w:author="Проект новой редакции" w:date="2026-10-19T16:31:00Z">
+      <w:ins w:id="7" w:author="Проект новой редакции" w:date="2026-10-23T13:45:00Z">
         <w:r>
           <w:rPr>
             <w:rFonts w:ascii="Arial" w:hAnsi="Arial" w:cs="Arial"/>
@@ -604,7 +604,7 @@
           <w:t>3</w:t>
         </w:r>
       </w:ins>
-      <w:del w:id="8" w:author="Проект новой редакции" w:date="2026-10-19T16:31:00Z">
+      <w:del w:id="8" w:author="Проект новой редакции" w:date="2026-10-23T13:45:00Z">
         <w:r>
           <w:rPr>
             <w:rFonts w:ascii="Arial" w:hAnsi="Arial" w:cs="Arial"/>
@@ -648,7 +648,7 @@
         </w:rPr>
         <w:tab/>
       </w:r>
-      <w:ins w:id="9" w:author="Проект новой редакции" w:date="2026-10-19T16:31:00Z">
+      <w:ins w:id="9" w:author="Проект новой редакции" w:date="2026-10-23T13:45:00Z">
         <w:r>
           <w:rPr>
             <w:rFonts w:ascii="Arial" w:hAnsi="Arial" w:cs="Arial"/>
@@ -659,7 +659,7 @@
           <w:t>3</w:t>
         </w:r>
       </w:ins>
-      <w:del w:id="10" w:author="Проект новой редакции" w:date="2026-10-19T16:31:00Z">
+      <w:del w:id="10" w:author="Проект новой редакции" w:date="2026-10-23T13:45:00Z">
         <w:r>
           <w:rPr>
             <w:rFonts w:ascii="Arial" w:hAnsi="Arial" w:cs="Arial"/>
@@ -703,7 +703,7 @@
         </w:rPr>
         <w:tab/>
       </w:r>
-      <w:ins w:id="11" w:author="Проект новой редакции" w:date="2026-10-19T16:31:00Z">
+      <w:ins w:id="11" w:author="Проект новой редакции" w:date="2026-10-23T13:45:00Z">
         <w:r>
           <w:rPr>
             <w:rFonts w:ascii="Arial" w:hAnsi="Arial" w:cs="Arial"/>
@@ -714,7 +714,7 @@
           <w:t>3</w:t>
         </w:r>
       </w:ins>
-      <w:del w:id="12" w:author="Проект новой редакции" w:date="2026-10-19T16:31:00Z">
+      <w:del w:id="12" w:author="Проект новой редакции" w:date="2026-10-23T13:45:00Z">
         <w:r>
           <w:rPr>
             <w:rFonts w:ascii="Arial" w:hAnsi="Arial" w:cs="Arial"/>
@@ -795,7 +795,7 @@
         </w:rPr>
         <w:tab/>
       </w:r>
-      <w:ins w:id="13" w:author="Проект новой редакции" w:date="2026-10-19T16:31:00Z">
+      <w:ins w:id="13" w:author="Проект новой редакции" w:date="2026-10-23T13:45:00Z">
         <w:r>
           <w:rPr>
             <w:rFonts w:ascii="Arial" w:hAnsi="Arial" w:cs="Arial"/>
@@ -807,7 +807,7 @@
           <w:t>5</w:t>
         </w:r>
       </w:ins>
-      <w:del w:id="14" w:author="Проект новой редакции" w:date="2026-10-19T16:31:00Z">
+      <w:del w:id="14" w:author="Проект новой редакции" w:date="2026-10-23T13:45:00Z">
         <w:r>
           <w:rPr>
             <w:rFonts w:ascii="Arial" w:hAnsi="Arial" w:cs="Arial"/>
@@ -916,7 +916,7 @@
         </w:rPr>
         <w:t xml:space="preserve">PART </w:t>
       </w:r>
-      <w:ins w:id="15" w:author="Проект новой редакции" w:date="2026-10-19T16:31:00Z">
+      <w:ins w:id="15" w:author="Проект новой редакции" w:date="2026-10-23T13:45:00Z">
         <w:r>
           <w:rPr>
             <w:rFonts w:ascii="Arial" w:hAnsi="Arial" w:cs="Arial"/>
@@ -928,7 +928,7 @@
           <w:t>4</w:t>
         </w:r>
       </w:ins>
-      <w:del w:id="16" w:author="Проект новой редакции" w:date="2026-10-19T16:31:00Z">
+      <w:del w:id="16" w:author="Проект новой редакции" w:date="2026-10-23T13:45:00Z">
         <w:r>
           <w:rPr>
             <w:rFonts w:ascii="Arial" w:hAnsi="Arial" w:cs="Arial"/>
@@ -960,7 +960,7 @@
         </w:rPr>
         <w:tab/>
       </w:r>
-      <w:ins w:id="17" w:author="Проект новой редакции" w:date="2026-10-19T16:31:00Z">
+      <w:ins w:id="17" w:author="Проект новой редакции" w:date="2026-10-23T13:45:00Z">
         <w:r>
           <w:rPr>
             <w:rFonts w:ascii="Arial" w:hAnsi="Arial" w:cs="Arial"/>
@@ -972,7 +972,7 @@
           <w:t>5</w:t>
         </w:r>
       </w:ins>
-      <w:del w:id="18" w:author="Проект новой редакции" w:date="2026-10-19T16:31:00Z">
+      <w:del w:id="18" w:author="Проект новой редакции" w:date="2026-10-23T13:45:00Z">
         <w:r>
           <w:rPr>
             <w:rFonts w:ascii="Arial" w:hAnsi="Arial" w:cs="Arial"/>
@@ -1010,7 +1010,7 @@
         </w:rPr>
         <w:t xml:space="preserve">PART </w:t>
       </w:r>
-      <w:ins w:id="19" w:author="Проект новой редакции" w:date="2026-10-19T16:31:00Z">
+      <w:ins w:id="19" w:author="Проект новой редакции" w:date="2026-10-23T13:45:00Z">
         <w:r>
           <w:rPr>
             <w:rFonts w:ascii="Arial" w:hAnsi="Arial" w:cs="Arial"/>
@@ -1022,7 +1022,7 @@
           <w:t>5</w:t>
         </w:r>
       </w:ins>
-      <w:del w:id="20" w:author="Проект новой редакции" w:date="2026-10-19T16:31:00Z">
+      <w:del w:id="20" w:author="Проект новой редакции" w:date="2026-10-23T13:45:00Z">
         <w:r>
           <w:rPr>
             <w:rFonts w:ascii="Arial" w:hAnsi="Arial" w:cs="Arial"/>
@@ -1054,7 +1054,7 @@
         </w:rPr>
         <w:tab/>
       </w:r>
-      <w:ins w:id="21" w:author="Проект новой редакции" w:date="2026-10-19T16:31:00Z">
+      <w:ins w:id="21" w:author="Проект новой редакции" w:date="2026-10-23T13:45:00Z">
         <w:r>
           <w:rPr>
             <w:rFonts w:ascii="Arial" w:hAnsi="Arial" w:cs="Arial"/>
@@ -1066,7 +1066,7 @@
           <w:t>8</w:t>
         </w:r>
       </w:ins>
-      <w:del w:id="22" w:author="Проект новой редакции" w:date="2026-10-19T16:31:00Z">
+      <w:del w:id="22" w:author="Проект новой редакции" w:date="2026-10-23T13:45:00Z">
         <w:r>
           <w:rPr>
             <w:rFonts w:ascii="Arial" w:hAnsi="Arial" w:cs="Arial"/>
@@ -1104,7 +1104,7 @@
         </w:rPr>
         <w:t xml:space="preserve">PART </w:t>
       </w:r>
-      <w:ins w:id="23" w:author="Проект новой редакции" w:date="2026-10-19T16:31:00Z">
+      <w:ins w:id="23" w:author="Проект новой редакции" w:date="2026-10-23T13:45:00Z">
         <w:r>
           <w:rPr>
             <w:rFonts w:ascii="Arial" w:hAnsi="Arial" w:cs="Arial"/>
@@ -1116,7 +1116,7 @@
           <w:t>6</w:t>
         </w:r>
       </w:ins>
-      <w:del w:id="24" w:author="Проект новой редакции" w:date="2026-10-19T16:31:00Z">
+      <w:del w:id="24" w:author="Проект новой редакции" w:date="2026-10-23T13:45:00Z">
         <w:r>
           <w:rPr>
             <w:rFonts w:ascii="Arial" w:hAnsi="Arial" w:cs="Arial"/>
@@ -1148,7 +1148,7 @@
         </w:rPr>
         <w:tab/>
       </w:r>
-      <w:ins w:id="25" w:author="Проект новой редакции" w:date="2026-10-19T16:31:00Z">
+      <w:ins w:id="25" w:author="Проект новой редакции" w:date="2026-10-23T13:45:00Z">
         <w:r>
           <w:rPr>
             <w:rFonts w:ascii="Arial" w:hAnsi="Arial" w:cs="Arial"/>
@@ -1160,7 +1160,7 @@
           <w:t>9</w:t>
         </w:r>
       </w:ins>
-      <w:del w:id="26" w:author="Проект новой редакции" w:date="2026-10-19T16:31:00Z">
+      <w:del w:id="26" w:author="Проект новой редакции" w:date="2026-10-23T13:45:00Z">
         <w:r>
           <w:rPr>
             <w:rFonts w:ascii="Arial" w:hAnsi="Arial" w:cs="Arial"/>
@@ -1198,7 +1198,7 @@
         </w:rPr>
         <w:t xml:space="preserve">PART </w:t>
       </w:r>
-      <w:ins w:id="27" w:author="Проект новой редакции" w:date="2026-10-19T16:31:00Z">
+      <w:ins w:id="27" w:author="Проект новой редакции" w:date="2026-10-23T13:45:00Z">
         <w:r>
           <w:rPr>
             <w:rFonts w:ascii="Arial" w:hAnsi="Arial" w:cs="Arial"/>
@@ -1210,7 +1210,7 @@
           <w:t>7</w:t>
         </w:r>
       </w:ins>
-      <w:del w:id="28" w:author="Проект новой редакции" w:date="2026-10-19T16:31:00Z">
+      <w:del w:id="28" w:author="Проект новой редакции" w:date="2026-10-23T13:45:00Z">
         <w:r>
           <w:rPr>
             <w:rFonts w:ascii="Arial" w:hAnsi="Arial" w:cs="Arial"/>
@@ -1242,7 +1242,7 @@
         </w:rPr>
         <w:tab/>
       </w:r>
-      <w:ins w:id="29" w:author="Проект новой редакции" w:date="2026-10-19T16:31:00Z">
+      <w:ins w:id="29" w:author="Проект новой редакции" w:date="2026-10-23T13:45:00Z">
         <w:r>
           <w:rPr>
             <w:rFonts w:ascii="Arial" w:hAnsi="Arial" w:cs="Arial"/>
@@ -1254,7 +1254,7 @@
           <w:t>9</w:t>
         </w:r>
       </w:ins>
-      <w:del w:id="30" w:author="Проект новой редакции" w:date="2026-10-19T16:31:00Z">
+      <w:del w:id="30" w:author="Проект новой редакции" w:date="2026-10-23T13:45:00Z">
         <w:r>
           <w:rPr>
             <w:rFonts w:ascii="Arial" w:hAnsi="Arial" w:cs="Arial"/>
@@ -1275,15 +1275,15 @@
         <w:spacing w:after="120" w:line="240" w:lineRule="auto"/>
         <w:ind w:firstLine="709"/>
         <w:rPr>
-          <w:ins w:id="31" w:author="Проект новой редакции" w:date="2026-10-19T16:31:00Z"/>
-          <w:rFonts w:ascii="Arial" w:hAnsi="Arial" w:cs="Arial"/>
-          <w:b/>
-          <w:sz w:val="28"/>
-          <w:szCs w:val="32"/>
-          <w:lang w:val="en-GB"/>
-        </w:rPr>
-      </w:pPr>
-      <w:ins w:id="32" w:author="Проект новой редакции" w:date="2026-10-19T16:31:00Z">
+          <w:ins w:id="31" w:author="Проект новой редакции" w:date="2026-10-23T13:45:00Z"/>
+          <w:rFonts w:ascii="Arial" w:hAnsi="Arial" w:cs="Arial"/>
+          <w:b/>
+          <w:sz w:val="28"/>
+          <w:szCs w:val="32"/>
+          <w:lang w:val="en-GB"/>
+        </w:rPr>
+      </w:pPr>
+      <w:ins w:id="32" w:author="Проект новой редакции" w:date="2026-10-23T13:45:00Z">
         <w:r>
           <w:rPr>
             <w:rFonts w:ascii="Arial" w:hAnsi="Arial" w:cs="Arial"/>
@@ -1398,7 +1398,7 @@
         </w:rPr>
         <w:t>1) Full</w:t>
       </w:r>
-      <w:ins w:id="33" w:author="Проект новой редакции" w:date="2026-10-19T16:31:00Z">
+      <w:ins w:id="33" w:author="Проект новой редакции" w:date="2026-10-23T13:45:00Z">
         <w:r>
           <w:rPr>
             <w:rFonts w:ascii="Arial" w:hAnsi="Arial" w:cs="Arial"/>
@@ -1418,7 +1418,7 @@
         </w:rPr>
         <w:t xml:space="preserve"> name of the Foundation in English language is «Central Asia Climate Foundation», abbreviation «CACF</w:t>
       </w:r>
-      <w:ins w:id="34" w:author="Проект новой редакции" w:date="2026-10-19T16:31:00Z">
+      <w:ins w:id="34" w:author="Проект новой редакции" w:date="2026-10-23T13:45:00Z">
         <w:r>
           <w:rPr>
             <w:rFonts w:ascii="Arial" w:hAnsi="Arial" w:cs="Arial"/>
@@ -1429,7 +1429,7 @@
           <w:t>»; for official communications, along with the legal name, «Central Asia Climate Foundation» or the abbreviation «CACF», as well as «Project Office for Central Asia on climate change and green energy», are officially used.</w:t>
         </w:r>
       </w:ins>
-      <w:del w:id="35" w:author="Проект новой редакции" w:date="2026-10-19T16:31:00Z">
+      <w:del w:id="35" w:author="Проект новой редакции" w:date="2026-10-23T13:45:00Z">
         <w:r>
           <w:rPr>
             <w:rFonts w:ascii="Arial" w:hAnsi="Arial" w:cs="Arial"/>
@@ -1462,7 +1462,7 @@
         </w:rPr>
         <w:t>2) Full</w:t>
       </w:r>
-      <w:ins w:id="36" w:author="Проект новой редакции" w:date="2026-10-19T16:31:00Z">
+      <w:ins w:id="36" w:author="Проект новой редакции" w:date="2026-10-23T13:45:00Z">
         <w:r>
           <w:rPr>
             <w:rFonts w:ascii="Arial" w:hAnsi="Arial" w:cs="Arial"/>
@@ -1482,7 +1482,7 @@
         </w:rPr>
         <w:t xml:space="preserve"> name of the Foundation in Kazakh language is «Орталық Азия Климаттық Қоры», abbreviation «ОАКҚ</w:t>
       </w:r>
-      <w:ins w:id="37" w:author="Проект новой редакции" w:date="2026-10-19T16:31:00Z">
+      <w:ins w:id="37" w:author="Проект новой редакции" w:date="2026-10-23T13:45:00Z">
         <w:r>
           <w:rPr>
             <w:rFonts w:ascii="Arial" w:hAnsi="Arial" w:cs="Arial"/>
@@ -1493,7 +1493,7 @@
           <w:t>»; for official communications, along with the legal name, «Орталық Азия Климаттық Қоры» or the abbreviation «ОАКҚ», as well as «Орталық Азияның климаттың өзгеруі және жасыл энергетика бойынша Жобалық Офисі», are officially used.</w:t>
         </w:r>
       </w:ins>
-      <w:del w:id="38" w:author="Проект новой редакции" w:date="2026-10-19T16:31:00Z">
+      <w:del w:id="38" w:author="Проект новой редакции" w:date="2026-10-23T13:45:00Z">
         <w:r>
           <w:rPr>
             <w:rFonts w:ascii="Arial" w:hAnsi="Arial" w:cs="Arial"/>
@@ -1526,7 +1526,7 @@
         </w:rPr>
         <w:t>3) Full</w:t>
       </w:r>
-      <w:ins w:id="39" w:author="Проект новой редакции" w:date="2026-10-19T16:31:00Z">
+      <w:ins w:id="39" w:author="Проект новой редакции" w:date="2026-10-23T13:45:00Z">
         <w:r>
           <w:rPr>
             <w:rFonts w:ascii="Arial" w:hAnsi="Arial" w:cs="Arial"/>
@@ -1546,7 +1546,7 @@
         </w:rPr>
         <w:t xml:space="preserve"> name of the Foundation in Russian language is «Центрально Азиатский Климатический Фонд», abbreviation «ЦАКФ</w:t>
       </w:r>
-      <w:ins w:id="40" w:author="Проект новой редакции" w:date="2026-10-19T16:31:00Z">
+      <w:ins w:id="40" w:author="Проект новой редакции" w:date="2026-10-23T13:45:00Z">
         <w:r>
           <w:rPr>
             <w:rFonts w:ascii="Arial" w:hAnsi="Arial" w:cs="Arial"/>
@@ -1557,7 +1557,7 @@
           <w:t>»; for official communications, along with the legal name, «Центрально Азиатский Климатический Фонд» or the abbreviation «ЦАКФ», as well as «Проектный офис для Центральной Азии по изменению климата и зеленой энергетике», are officially used.</w:t>
         </w:r>
       </w:ins>
-      <w:del w:id="41" w:author="Проект новой редакции" w:date="2026-10-19T16:31:00Z">
+      <w:del w:id="41" w:author="Проект новой редакции" w:date="2026-10-23T13:45:00Z">
         <w:r>
           <w:rPr>
             <w:rFonts w:ascii="Arial" w:hAnsi="Arial" w:cs="Arial"/>
@@ -1701,7 +1701,7 @@
         </w:rPr>
         <w:t>1) The Foundation is independent in setting its objects, policy and in its operation, under supervision of the Guardian Council</w:t>
       </w:r>
-      <w:ins w:id="42" w:author="Проект новой редакции" w:date="2026-10-19T16:31:00Z">
+      <w:ins w:id="42" w:author="Проект новой редакции" w:date="2026-10-23T13:45:00Z">
         <w:r>
           <w:rPr>
             <w:rFonts w:ascii="Arial" w:hAnsi="Arial" w:cs="Arial"/>
@@ -1787,7 +1787,7 @@
         </w:rPr>
         <w:t>4) The Foundation may not carry out any commercial activities, except those necessary for, and ancillary or incidental to, its objects.</w:t>
       </w:r>
-      <w:ins w:id="43" w:author="Проект новой редакции" w:date="2026-10-19T16:31:00Z">
+      <w:ins w:id="43" w:author="Проект новой редакции" w:date="2026-10-23T13:45:00Z">
         <w:r>
           <w:rPr>
             <w:rFonts w:ascii="Arial" w:hAnsi="Arial" w:cs="Arial"/>
@@ -2015,7 +2015,7 @@
         </w:rPr>
         <w:t>3.</w:t>
       </w:r>
-      <w:ins w:id="44" w:author="Проект новой редакции" w:date="2026-10-19T16:31:00Z">
+      <w:ins w:id="44" w:author="Проект новой редакции" w:date="2026-10-23T13:45:00Z">
         <w:r>
           <w:rPr>
             <w:rFonts w:ascii="Arial" w:hAnsi="Arial" w:cs="Arial"/>
@@ -2026,7 +2026,7 @@
           <w:t>2</w:t>
         </w:r>
       </w:ins>
-      <w:del w:id="45" w:author="Проект новой редакции" w:date="2026-10-19T16:31:00Z">
+      <w:del w:id="45" w:author="Проект новой редакции" w:date="2026-10-23T13:45:00Z">
         <w:r>
           <w:rPr>
             <w:rFonts w:ascii="Arial" w:hAnsi="Arial" w:cs="Arial"/>
@@ -2083,7 +2083,7 @@
         </w:rPr>
         <w:t xml:space="preserve">PART </w:t>
       </w:r>
-      <w:ins w:id="46" w:author="Проект новой редакции" w:date="2026-10-19T16:31:00Z">
+      <w:ins w:id="46" w:author="Проект новой редакции" w:date="2026-10-23T13:45:00Z">
         <w:r>
           <w:rPr>
             <w:rFonts w:ascii="Arial" w:hAnsi="Arial" w:cs="Arial"/>
@@ -2095,7 +2095,7 @@
           <w:t>4</w:t>
         </w:r>
       </w:ins>
-      <w:del w:id="47" w:author="Проект новой редакции" w:date="2026-10-19T16:31:00Z">
+      <w:del w:id="47" w:author="Проект новой редакции" w:date="2026-10-23T13:45:00Z">
         <w:r>
           <w:rPr>
             <w:rFonts w:ascii="Arial" w:hAnsi="Arial" w:cs="Arial"/>
@@ -2130,7 +2130,7 @@
           <w:lang w:val="en-GB"/>
         </w:rPr>
       </w:pPr>
-      <w:ins w:id="48" w:author="Проект новой редакции" w:date="2026-10-19T16:31:00Z">
+      <w:ins w:id="48" w:author="Проект новой редакции" w:date="2026-10-23T13:45:00Z">
         <w:r>
           <w:rPr>
             <w:rFonts w:ascii="Arial" w:hAnsi="Arial" w:cs="Arial"/>
@@ -2141,7 +2141,7 @@
           <w:t>4</w:t>
         </w:r>
       </w:ins>
-      <w:del w:id="49" w:author="Проект новой редакции" w:date="2026-10-19T16:31:00Z">
+      <w:del w:id="49" w:author="Проект новой редакции" w:date="2026-10-23T13:45:00Z">
         <w:r>
           <w:rPr>
             <w:rFonts w:ascii="Arial" w:hAnsi="Arial" w:cs="Arial"/>
@@ -2316,7 +2316,7 @@
         </w:rPr>
         <w:t>7) Raising awareness and capacity development: develop the capacity of stakeholders on climate change, promote awareness of the population on challenges posed by climate change and environmental degradation, and encourage knowledge sharing in addressing those challenges in the region</w:t>
       </w:r>
-      <w:ins w:id="50" w:author="Проект новой редакции" w:date="2026-10-19T16:31:00Z">
+      <w:ins w:id="50" w:author="Проект новой редакции" w:date="2026-10-23T13:45:00Z">
         <w:r>
           <w:rPr>
             <w:rFonts w:ascii="Arial" w:hAnsi="Arial" w:cs="Arial"/>
@@ -2327,7 +2327,7 @@
           <w:t>;</w:t>
         </w:r>
       </w:ins>
-      <w:del w:id="51" w:author="Проект новой редакции" w:date="2026-10-19T16:31:00Z">
+      <w:del w:id="51" w:author="Проект новой редакции" w:date="2026-10-23T13:45:00Z">
         <w:r>
           <w:rPr>
             <w:rFonts w:ascii="Arial" w:hAnsi="Arial" w:cs="Arial"/>
@@ -2345,14 +2345,14 @@
         <w:ind w:firstLine="850"/>
         <w:jc w:val="both"/>
         <w:rPr>
-          <w:ins w:id="52" w:author="Проект новой редакции" w:date="2026-10-19T16:31:00Z"/>
-          <w:rFonts w:ascii="Arial" w:hAnsi="Arial" w:cs="Arial"/>
-          <w:sz w:val="28"/>
-          <w:szCs w:val="32"/>
-          <w:lang w:val="en-GB"/>
-        </w:rPr>
-      </w:pPr>
-      <w:ins w:id="53" w:author="Проект новой редакции" w:date="2026-10-19T16:31:00Z">
+          <w:ins w:id="52" w:author="Проект новой редакции" w:date="2026-10-23T13:45:00Z"/>
+          <w:rFonts w:ascii="Arial" w:hAnsi="Arial" w:cs="Arial"/>
+          <w:sz w:val="28"/>
+          <w:szCs w:val="32"/>
+          <w:lang w:val="en-GB"/>
+        </w:rPr>
+      </w:pPr>
+      <w:ins w:id="53" w:author="Проект новой редакции" w:date="2026-10-23T13:45:00Z">
         <w:r>
           <w:rPr>
             <w:rFonts w:ascii="Arial" w:hAnsi="Arial" w:cs="Arial"/>
@@ -2370,14 +2370,14 @@
         <w:ind w:firstLine="850"/>
         <w:jc w:val="both"/>
         <w:rPr>
-          <w:ins w:id="54" w:author="Проект новой редакции" w:date="2026-10-19T16:31:00Z"/>
-          <w:rFonts w:ascii="Arial" w:hAnsi="Arial" w:cs="Arial"/>
-          <w:sz w:val="28"/>
-          <w:szCs w:val="32"/>
-          <w:lang w:val="en-GB"/>
-        </w:rPr>
-      </w:pPr>
-      <w:ins w:id="55" w:author="Проект новой редакции" w:date="2026-10-19T16:31:00Z">
+          <w:ins w:id="54" w:author="Проект новой редакции" w:date="2026-10-23T13:45:00Z"/>
+          <w:rFonts w:ascii="Arial" w:hAnsi="Arial" w:cs="Arial"/>
+          <w:sz w:val="28"/>
+          <w:szCs w:val="32"/>
+          <w:lang w:val="en-GB"/>
+        </w:rPr>
+      </w:pPr>
+      <w:ins w:id="55" w:author="Проект новой редакции" w:date="2026-10-23T13:45:00Z">
         <w:r>
           <w:rPr>
             <w:rFonts w:ascii="Arial" w:hAnsi="Arial" w:cs="Arial"/>
@@ -2395,14 +2395,14 @@
         <w:ind w:firstLine="850"/>
         <w:jc w:val="both"/>
         <w:rPr>
-          <w:ins w:id="56" w:author="Проект новой редакции" w:date="2026-10-19T16:31:00Z"/>
-          <w:rFonts w:ascii="Arial" w:hAnsi="Arial" w:cs="Arial"/>
-          <w:sz w:val="28"/>
-          <w:szCs w:val="32"/>
-          <w:lang w:val="en-GB"/>
-        </w:rPr>
-      </w:pPr>
-      <w:ins w:id="57" w:author="Проект новой редакции" w:date="2026-10-19T16:31:00Z">
+          <w:ins w:id="56" w:author="Проект новой редакции" w:date="2026-10-23T13:45:00Z"/>
+          <w:rFonts w:ascii="Arial" w:hAnsi="Arial" w:cs="Arial"/>
+          <w:sz w:val="28"/>
+          <w:szCs w:val="32"/>
+          <w:lang w:val="en-GB"/>
+        </w:rPr>
+      </w:pPr>
+      <w:ins w:id="57" w:author="Проект новой редакции" w:date="2026-10-23T13:45:00Z">
         <w:r>
           <w:rPr>
             <w:rFonts w:ascii="Arial" w:hAnsi="Arial" w:cs="Arial"/>
@@ -2421,14 +2421,14 @@
         <w:ind w:firstLine="850"/>
         <w:jc w:val="both"/>
         <w:rPr>
-          <w:ins w:id="58" w:author="Проект новой редакции" w:date="2026-10-19T16:31:00Z"/>
-          <w:rFonts w:ascii="Arial" w:hAnsi="Arial" w:cs="Arial"/>
-          <w:sz w:val="28"/>
-          <w:szCs w:val="32"/>
-          <w:lang w:val="en-GB"/>
-        </w:rPr>
-      </w:pPr>
-      <w:ins w:id="59" w:author="Проект новой редакции" w:date="2026-10-19T16:31:00Z">
+          <w:ins w:id="58" w:author="Проект новой редакции" w:date="2026-10-23T13:45:00Z"/>
+          <w:rFonts w:ascii="Arial" w:hAnsi="Arial" w:cs="Arial"/>
+          <w:sz w:val="28"/>
+          <w:szCs w:val="32"/>
+          <w:lang w:val="en-GB"/>
+        </w:rPr>
+      </w:pPr>
+      <w:ins w:id="59" w:author="Проект новой редакции" w:date="2026-10-23T13:45:00Z">
         <w:r>
           <w:rPr>
             <w:rFonts w:ascii="Arial" w:hAnsi="Arial" w:cs="Arial"/>
@@ -2446,14 +2446,14 @@
         <w:ind w:firstLine="850"/>
         <w:jc w:val="both"/>
         <w:rPr>
-          <w:ins w:id="60" w:author="Проект новой редакции" w:date="2026-10-19T16:31:00Z"/>
-          <w:rFonts w:ascii="Arial" w:hAnsi="Arial" w:cs="Arial"/>
-          <w:sz w:val="28"/>
-          <w:szCs w:val="32"/>
-          <w:lang w:val="en-GB"/>
-        </w:rPr>
-      </w:pPr>
-      <w:ins w:id="61" w:author="Проект новой редакции" w:date="2026-10-19T16:31:00Z">
+          <w:ins w:id="60" w:author="Проект новой редакции" w:date="2026-10-23T13:45:00Z"/>
+          <w:rFonts w:ascii="Arial" w:hAnsi="Arial" w:cs="Arial"/>
+          <w:sz w:val="28"/>
+          <w:szCs w:val="32"/>
+          <w:lang w:val="en-GB"/>
+        </w:rPr>
+      </w:pPr>
+      <w:ins w:id="61" w:author="Проект новой редакции" w:date="2026-10-23T13:45:00Z">
         <w:r>
           <w:rPr>
             <w:rFonts w:ascii="Arial" w:hAnsi="Arial" w:cs="Arial"/>
@@ -2489,14 +2489,14 @@
         <w:ind w:firstLine="850"/>
         <w:jc w:val="both"/>
         <w:rPr>
-          <w:ins w:id="62" w:author="Проект новой редакции" w:date="2026-10-19T16:31:00Z"/>
-          <w:rFonts w:ascii="Arial" w:hAnsi="Arial" w:cs="Arial"/>
-          <w:sz w:val="28"/>
-          <w:szCs w:val="32"/>
-          <w:lang w:val="en-GB"/>
-        </w:rPr>
-      </w:pPr>
-      <w:ins w:id="63" w:author="Проект новой редакции" w:date="2026-10-19T16:31:00Z">
+          <w:ins w:id="62" w:author="Проект новой редакции" w:date="2026-10-23T13:45:00Z"/>
+          <w:rFonts w:ascii="Arial" w:hAnsi="Arial" w:cs="Arial"/>
+          <w:sz w:val="28"/>
+          <w:szCs w:val="32"/>
+          <w:lang w:val="en-GB"/>
+        </w:rPr>
+      </w:pPr>
+      <w:ins w:id="63" w:author="Проект новой редакции" w:date="2026-10-23T13:45:00Z">
         <w:r>
           <w:rPr>
             <w:rFonts w:ascii="Arial" w:hAnsi="Arial" w:cs="Arial"/>
@@ -2514,14 +2514,14 @@
         <w:ind w:firstLine="850"/>
         <w:jc w:val="both"/>
         <w:rPr>
-          <w:ins w:id="64" w:author="Проект новой редакции" w:date="2026-10-19T16:31:00Z"/>
-          <w:rFonts w:ascii="Arial" w:hAnsi="Arial" w:cs="Arial"/>
-          <w:sz w:val="28"/>
-          <w:szCs w:val="32"/>
-          <w:lang w:val="en-GB"/>
-        </w:rPr>
-      </w:pPr>
-      <w:ins w:id="65" w:author="Проект новой редакции" w:date="2026-10-19T16:31:00Z">
+          <w:ins w:id="64" w:author="Проект новой редакции" w:date="2026-10-23T13:45:00Z"/>
+          <w:rFonts w:ascii="Arial" w:hAnsi="Arial" w:cs="Arial"/>
+          <w:sz w:val="28"/>
+          <w:szCs w:val="32"/>
+          <w:lang w:val="en-GB"/>
+        </w:rPr>
+      </w:pPr>
+      <w:ins w:id="65" w:author="Проект новой редакции" w:date="2026-10-23T13:45:00Z">
         <w:r>
           <w:rPr>
             <w:rFonts w:ascii="Arial" w:hAnsi="Arial" w:cs="Arial"/>
@@ -2539,14 +2539,14 @@
         <w:ind w:firstLine="850"/>
         <w:jc w:val="both"/>
         <w:rPr>
-          <w:ins w:id="66" w:author="Проект новой редакции" w:date="2026-10-19T16:31:00Z"/>
-          <w:rFonts w:ascii="Arial" w:hAnsi="Arial" w:cs="Arial"/>
-          <w:sz w:val="28"/>
-          <w:szCs w:val="32"/>
-          <w:lang w:val="en-GB"/>
-        </w:rPr>
-      </w:pPr>
-      <w:ins w:id="67" w:author="Проект новой редакции" w:date="2026-10-19T16:31:00Z">
+          <w:ins w:id="66" w:author="Проект новой редакции" w:date="2026-10-23T13:45:00Z"/>
+          <w:rFonts w:ascii="Arial" w:hAnsi="Arial" w:cs="Arial"/>
+          <w:sz w:val="28"/>
+          <w:szCs w:val="32"/>
+          <w:lang w:val="en-GB"/>
+        </w:rPr>
+      </w:pPr>
+      <w:ins w:id="67" w:author="Проект новой редакции" w:date="2026-10-23T13:45:00Z">
         <w:r>
           <w:rPr>
             <w:rFonts w:ascii="Arial" w:hAnsi="Arial" w:cs="Arial"/>
@@ -2564,14 +2564,14 @@
         <w:ind w:firstLine="850"/>
         <w:jc w:val="both"/>
         <w:rPr>
-          <w:ins w:id="68" w:author="Проект новой редакции" w:date="2026-10-19T16:31:00Z"/>
-          <w:rFonts w:ascii="Arial" w:hAnsi="Arial" w:cs="Arial"/>
-          <w:sz w:val="28"/>
-          <w:szCs w:val="32"/>
-          <w:lang w:val="en-GB"/>
-        </w:rPr>
-      </w:pPr>
-      <w:ins w:id="69" w:author="Проект новой редакции" w:date="2026-10-19T16:31:00Z">
+          <w:ins w:id="68" w:author="Проект новой редакции" w:date="2026-10-23T13:45:00Z"/>
+          <w:rFonts w:ascii="Arial" w:hAnsi="Arial" w:cs="Arial"/>
+          <w:sz w:val="28"/>
+          <w:szCs w:val="32"/>
+          <w:lang w:val="en-GB"/>
+        </w:rPr>
+      </w:pPr>
+      <w:ins w:id="69" w:author="Проект новой редакции" w:date="2026-10-23T13:45:00Z">
         <w:r>
           <w:rPr>
             <w:rFonts w:ascii="Arial" w:hAnsi="Arial" w:cs="Arial"/>
@@ -2589,14 +2589,14 @@
         <w:ind w:firstLine="850"/>
         <w:jc w:val="both"/>
         <w:rPr>
-          <w:ins w:id="70" w:author="Проект новой редакции" w:date="2026-10-19T16:31:00Z"/>
-          <w:rFonts w:ascii="Arial" w:hAnsi="Arial" w:cs="Arial"/>
-          <w:sz w:val="28"/>
-          <w:szCs w:val="32"/>
-          <w:lang w:val="en-GB"/>
-        </w:rPr>
-      </w:pPr>
-      <w:ins w:id="71" w:author="Проект новой редакции" w:date="2026-10-19T16:31:00Z">
+          <w:ins w:id="70" w:author="Проект новой редакции" w:date="2026-10-23T13:45:00Z"/>
+          <w:rFonts w:ascii="Arial" w:hAnsi="Arial" w:cs="Arial"/>
+          <w:sz w:val="28"/>
+          <w:szCs w:val="32"/>
+          <w:lang w:val="en-GB"/>
+        </w:rPr>
+      </w:pPr>
+      <w:ins w:id="71" w:author="Проект новой редакции" w:date="2026-10-23T13:45:00Z">
         <w:r>
           <w:rPr>
             <w:rFonts w:ascii="Arial" w:hAnsi="Arial" w:cs="Arial"/>
@@ -2614,14 +2614,14 @@
         <w:ind w:firstLine="850"/>
         <w:jc w:val="both"/>
         <w:rPr>
-          <w:ins w:id="72" w:author="Проект новой редакции" w:date="2026-10-19T16:31:00Z"/>
-          <w:rFonts w:ascii="Arial" w:hAnsi="Arial" w:cs="Arial"/>
-          <w:sz w:val="28"/>
-          <w:szCs w:val="32"/>
-          <w:lang w:val="en-GB"/>
-        </w:rPr>
-      </w:pPr>
-      <w:ins w:id="73" w:author="Проект новой редакции" w:date="2026-10-19T16:31:00Z">
+          <w:ins w:id="72" w:author="Проект новой редакции" w:date="2026-10-23T13:45:00Z"/>
+          <w:rFonts w:ascii="Arial" w:hAnsi="Arial" w:cs="Arial"/>
+          <w:sz w:val="28"/>
+          <w:szCs w:val="32"/>
+          <w:lang w:val="en-GB"/>
+        </w:rPr>
+      </w:pPr>
+      <w:ins w:id="73" w:author="Проект новой редакции" w:date="2026-10-23T13:45:00Z">
         <w:r>
           <w:rPr>
             <w:rFonts w:ascii="Arial" w:hAnsi="Arial" w:cs="Arial"/>
@@ -2640,14 +2640,14 @@
         <w:ind w:firstLine="850"/>
         <w:jc w:val="both"/>
         <w:rPr>
-          <w:ins w:id="74" w:author="Проект новой редакции" w:date="2026-10-19T16:31:00Z"/>
-          <w:rFonts w:ascii="Arial" w:hAnsi="Arial" w:cs="Arial"/>
-          <w:sz w:val="28"/>
-          <w:szCs w:val="32"/>
-          <w:lang w:val="en-GB"/>
-        </w:rPr>
-      </w:pPr>
-      <w:ins w:id="75" w:author="Проект новой редакции" w:date="2026-10-19T16:31:00Z">
+          <w:ins w:id="74" w:author="Проект новой редакции" w:date="2026-10-23T13:45:00Z"/>
+          <w:rFonts w:ascii="Arial" w:hAnsi="Arial" w:cs="Arial"/>
+          <w:sz w:val="28"/>
+          <w:szCs w:val="32"/>
+          <w:lang w:val="en-GB"/>
+        </w:rPr>
+      </w:pPr>
+      <w:ins w:id="75" w:author="Проект новой редакции" w:date="2026-10-23T13:45:00Z">
         <w:r>
           <w:rPr>
             <w:rFonts w:ascii="Arial" w:hAnsi="Arial" w:cs="Arial"/>
@@ -2665,14 +2665,14 @@
         <w:ind w:firstLine="850"/>
         <w:jc w:val="both"/>
         <w:rPr>
-          <w:ins w:id="76" w:author="Проект новой редакции" w:date="2026-10-19T16:31:00Z"/>
-          <w:rFonts w:ascii="Arial" w:hAnsi="Arial" w:cs="Arial"/>
-          <w:sz w:val="28"/>
-          <w:szCs w:val="32"/>
-          <w:lang w:val="en-GB"/>
-        </w:rPr>
-      </w:pPr>
-      <w:ins w:id="77" w:author="Проект новой редакции" w:date="2026-10-19T16:31:00Z">
+          <w:ins w:id="76" w:author="Проект новой редакции" w:date="2026-10-23T13:45:00Z"/>
+          <w:rFonts w:ascii="Arial" w:hAnsi="Arial" w:cs="Arial"/>
+          <w:sz w:val="28"/>
+          <w:szCs w:val="32"/>
+          <w:lang w:val="en-GB"/>
+        </w:rPr>
+      </w:pPr>
+      <w:ins w:id="77" w:author="Проект новой редакции" w:date="2026-10-23T13:45:00Z">
         <w:r>
           <w:rPr>
             <w:rFonts w:ascii="Arial" w:hAnsi="Arial" w:cs="Arial"/>
@@ -2690,14 +2690,14 @@
         <w:ind w:firstLine="850"/>
         <w:jc w:val="both"/>
         <w:rPr>
-          <w:ins w:id="78" w:author="Проект новой редакции" w:date="2026-10-19T16:31:00Z"/>
-          <w:rFonts w:ascii="Arial" w:hAnsi="Arial" w:cs="Arial"/>
-          <w:sz w:val="28"/>
-          <w:szCs w:val="32"/>
-          <w:lang w:val="en-GB"/>
-        </w:rPr>
-      </w:pPr>
-      <w:ins w:id="79" w:author="Проект новой редакции" w:date="2026-10-19T16:31:00Z">
+          <w:ins w:id="78" w:author="Проект новой редакции" w:date="2026-10-23T13:45:00Z"/>
+          <w:rFonts w:ascii="Arial" w:hAnsi="Arial" w:cs="Arial"/>
+          <w:sz w:val="28"/>
+          <w:szCs w:val="32"/>
+          <w:lang w:val="en-GB"/>
+        </w:rPr>
+      </w:pPr>
+      <w:ins w:id="79" w:author="Проект новой редакции" w:date="2026-10-23T13:45:00Z">
         <w:r>
           <w:rPr>
             <w:rFonts w:ascii="Arial" w:hAnsi="Arial" w:cs="Arial"/>
@@ -2745,7 +2745,7 @@
         </w:rPr>
         <w:t xml:space="preserve">PART </w:t>
       </w:r>
-      <w:ins w:id="80" w:author="Проект новой редакции" w:date="2026-10-19T16:31:00Z">
+      <w:ins w:id="80" w:author="Проект новой редакции" w:date="2026-10-23T13:45:00Z">
         <w:r>
           <w:rPr>
             <w:rFonts w:ascii="Arial" w:hAnsi="Arial" w:cs="Arial"/>
@@ -2757,7 +2757,7 @@
           <w:t>5</w:t>
         </w:r>
       </w:ins>
-      <w:del w:id="81" w:author="Проект новой редакции" w:date="2026-10-19T16:31:00Z">
+      <w:del w:id="81" w:author="Проект новой редакции" w:date="2026-10-23T13:45:00Z">
         <w:r>
           <w:rPr>
             <w:rFonts w:ascii="Arial" w:hAnsi="Arial" w:cs="Arial"/>
@@ -2792,7 +2792,7 @@
           <w:lang w:val="en-GB"/>
         </w:rPr>
       </w:pPr>
-      <w:ins w:id="82" w:author="Проект новой редакции" w:date="2026-10-19T16:31:00Z">
+      <w:ins w:id="82" w:author="Проект новой редакции" w:date="2026-10-23T13:45:00Z">
         <w:r>
           <w:rPr>
             <w:rFonts w:ascii="Arial" w:hAnsi="Arial" w:cs="Arial"/>
@@ -2803,7 +2803,7 @@
           <w:t>5</w:t>
         </w:r>
       </w:ins>
-      <w:del w:id="83" w:author="Проект новой редакции" w:date="2026-10-19T16:31:00Z">
+      <w:del w:id="83" w:author="Проект новой редакции" w:date="2026-10-23T13:45:00Z">
         <w:r>
           <w:rPr>
             <w:rFonts w:ascii="Arial" w:hAnsi="Arial" w:cs="Arial"/>
@@ -2836,7 +2836,7 @@
           <w:lang w:val="en-GB"/>
         </w:rPr>
       </w:pPr>
-      <w:ins w:id="84" w:author="Проект новой редакции" w:date="2026-10-19T16:31:00Z">
+      <w:ins w:id="84" w:author="Проект новой редакции" w:date="2026-10-23T13:45:00Z">
         <w:r>
           <w:rPr>
             <w:rFonts w:ascii="Arial" w:hAnsi="Arial" w:cs="Arial"/>
@@ -2847,7 +2847,7 @@
           <w:t>5</w:t>
         </w:r>
       </w:ins>
-      <w:del w:id="85" w:author="Проект новой редакции" w:date="2026-10-19T16:31:00Z">
+      <w:del w:id="85" w:author="Проект новой редакции" w:date="2026-10-23T13:45:00Z">
         <w:r>
           <w:rPr>
             <w:rFonts w:ascii="Arial" w:hAnsi="Arial" w:cs="Arial"/>
@@ -2893,7 +2893,7 @@
         <w:lastRenderedPageBreak/>
         <w:t xml:space="preserve">PART </w:t>
       </w:r>
-      <w:ins w:id="86" w:author="Проект новой редакции" w:date="2026-10-19T16:31:00Z">
+      <w:ins w:id="86" w:author="Проект новой редакции" w:date="2026-10-23T13:45:00Z">
         <w:r>
           <w:rPr>
             <w:rFonts w:ascii="Arial" w:hAnsi="Arial" w:cs="Arial"/>
@@ -2905,7 +2905,7 @@
           <w:t>6</w:t>
         </w:r>
       </w:ins>
-      <w:del w:id="87" w:author="Проект новой редакции" w:date="2026-10-19T16:31:00Z">
+      <w:del w:id="87" w:author="Проект новой редакции" w:date="2026-10-23T13:45:00Z">
         <w:r>
           <w:rPr>
             <w:rFonts w:ascii="Arial" w:hAnsi="Arial" w:cs="Arial"/>
@@ -2940,7 +2940,7 @@
           <w:lang w:val="en-GB"/>
         </w:rPr>
       </w:pPr>
-      <w:ins w:id="88" w:author="Проект новой редакции" w:date="2026-10-19T16:31:00Z">
+      <w:ins w:id="88" w:author="Проект новой редакции" w:date="2026-10-23T13:45:00Z">
         <w:r>
           <w:rPr>
             <w:rFonts w:ascii="Arial" w:hAnsi="Arial" w:cs="Arial"/>
@@ -2951,7 +2951,7 @@
           <w:t>6</w:t>
         </w:r>
       </w:ins>
-      <w:del w:id="89" w:author="Проект новой редакции" w:date="2026-10-19T16:31:00Z">
+      <w:del w:id="89" w:author="Проект новой редакции" w:date="2026-10-23T13:45:00Z">
         <w:r>
           <w:rPr>
             <w:rFonts w:ascii="Arial" w:hAnsi="Arial" w:cs="Arial"/>
@@ -2993,7 +2993,7 @@
         </w:rPr>
         <w:t xml:space="preserve">1) by the Founder (where the Founder </w:t>
       </w:r>
-      <w:ins w:id="90" w:author="Проект новой редакции" w:date="2026-10-19T16:31:00Z">
+      <w:ins w:id="90" w:author="Проект новой редакции" w:date="2026-10-23T13:45:00Z">
         <w:r>
           <w:rPr>
             <w:rFonts w:ascii="Arial" w:hAnsi="Arial" w:cs="Arial"/>
@@ -3004,7 +3004,7 @@
           <w:t>resides</w:t>
         </w:r>
       </w:ins>
-      <w:del w:id="91" w:author="Проект новой редакции" w:date="2026-10-19T16:31:00Z">
+      <w:del w:id="91" w:author="Проект новой редакции" w:date="2026-10-23T13:45:00Z">
         <w:r>
           <w:rPr>
             <w:rFonts w:ascii="Arial" w:hAnsi="Arial" w:cs="Arial"/>
@@ -3024,7 +3024,7 @@
         </w:rPr>
         <w:t xml:space="preserve"> or </w:t>
       </w:r>
-      <w:ins w:id="92" w:author="Проект новой редакции" w:date="2026-10-19T16:31:00Z">
+      <w:ins w:id="92" w:author="Проект новой редакции" w:date="2026-10-23T13:45:00Z">
         <w:r>
           <w:rPr>
             <w:rFonts w:ascii="Arial" w:hAnsi="Arial" w:cs="Arial"/>
@@ -3035,7 +3035,7 @@
           <w:t>is located</w:t>
         </w:r>
       </w:ins>
-      <w:del w:id="93" w:author="Проект новой редакции" w:date="2026-10-19T16:31:00Z">
+      <w:del w:id="93" w:author="Проект новой редакции" w:date="2026-10-23T13:45:00Z">
         <w:r>
           <w:rPr>
             <w:rFonts w:ascii="Arial" w:hAnsi="Arial" w:cs="Arial"/>
@@ -3077,7 +3077,7 @@
         </w:rPr>
         <w:t xml:space="preserve">2) at any time when the Founder </w:t>
       </w:r>
-      <w:ins w:id="94" w:author="Проект новой редакции" w:date="2026-10-19T16:31:00Z">
+      <w:ins w:id="94" w:author="Проект новой редакции" w:date="2026-10-23T13:45:00Z">
         <w:r>
           <w:rPr>
             <w:rFonts w:ascii="Arial" w:hAnsi="Arial" w:cs="Arial"/>
@@ -3097,7 +3097,7 @@
         </w:rPr>
         <w:t>is not</w:t>
       </w:r>
-      <w:del w:id="95" w:author="Проект новой редакции" w:date="2026-10-19T16:31:00Z">
+      <w:del w:id="95" w:author="Проект новой редакции" w:date="2026-10-23T13:45:00Z">
         <w:r>
           <w:rPr>
             <w:rFonts w:ascii="Arial" w:hAnsi="Arial" w:cs="Arial"/>
@@ -3176,7 +3176,7 @@
         </w:rPr>
         <w:t xml:space="preserve">PART </w:t>
       </w:r>
-      <w:ins w:id="96" w:author="Проект новой редакции" w:date="2026-10-19T16:31:00Z">
+      <w:ins w:id="96" w:author="Проект новой редакции" w:date="2026-10-23T13:45:00Z">
         <w:r>
           <w:rPr>
             <w:rFonts w:ascii="Arial" w:hAnsi="Arial" w:cs="Arial"/>
@@ -3188,7 +3188,7 @@
           <w:t>7</w:t>
         </w:r>
       </w:ins>
-      <w:del w:id="97" w:author="Проект новой редакции" w:date="2026-10-19T16:31:00Z">
+      <w:del w:id="97" w:author="Проект новой редакции" w:date="2026-10-23T13:45:00Z">
         <w:r>
           <w:rPr>
             <w:rFonts w:ascii="Arial" w:hAnsi="Arial" w:cs="Arial"/>
@@ -3223,7 +3223,7 @@
           <w:lang w:val="en-GB"/>
         </w:rPr>
       </w:pPr>
-      <w:ins w:id="98" w:author="Проект новой редакции" w:date="2026-10-19T16:31:00Z">
+      <w:ins w:id="98" w:author="Проект новой редакции" w:date="2026-10-23T13:45:00Z">
         <w:r>
           <w:rPr>
             <w:rFonts w:ascii="Arial" w:hAnsi="Arial" w:cs="Arial"/>
@@ -3234,7 +3234,7 @@
           <w:t>7</w:t>
         </w:r>
       </w:ins>
-      <w:del w:id="99" w:author="Проект новой редакции" w:date="2026-10-19T16:31:00Z">
+      <w:del w:id="99" w:author="Проект новой редакции" w:date="2026-10-23T13:45:00Z">
         <w:r>
           <w:rPr>
             <w:rFonts w:ascii="Arial" w:hAnsi="Arial" w:cs="Arial"/>
@@ -3267,7 +3267,7 @@
           <w:lang w:val="en-GB"/>
         </w:rPr>
       </w:pPr>
-      <w:ins w:id="100" w:author="Проект новой редакции" w:date="2026-10-19T16:31:00Z">
+      <w:ins w:id="100" w:author="Проект новой редакции" w:date="2026-10-23T13:45:00Z">
         <w:r>
           <w:rPr>
             <w:rFonts w:ascii="Arial" w:hAnsi="Arial" w:cs="Arial"/>
@@ -3278,7 +3278,7 @@
           <w:t>7</w:t>
         </w:r>
       </w:ins>
-      <w:del w:id="101" w:author="Проект новой редакции" w:date="2026-10-19T16:31:00Z">
+      <w:del w:id="101" w:author="Проект новой редакции" w:date="2026-10-23T13:45:00Z">
         <w:r>
           <w:rPr>
             <w:rFonts w:ascii="Arial" w:hAnsi="Arial" w:cs="Arial"/>
@@ -3379,7 +3379,7 @@
         <w:tab/>
         <w:t>Director, Chief Executive Officer</w:t>
       </w:r>
-      <w:ins w:id="102" w:author="Проект новой редакции" w:date="2026-10-19T16:31:00Z">
+      <w:ins w:id="102" w:author="Проект новой редакции" w:date="2026-10-23T13:45:00Z">
         <w:r>
           <w:rPr>
             <w:rFonts w:ascii="Arial" w:hAnsi="Arial" w:cs="Arial"/>
@@ -3390,7 +3390,7 @@
           <w:t xml:space="preserve"> and</w:t>
         </w:r>
       </w:ins>
-      <w:del w:id="103" w:author="Проект новой редакции" w:date="2026-10-19T16:31:00Z">
+      <w:del w:id="103" w:author="Проект новой редакции" w:date="2026-10-23T13:45:00Z">
         <w:r>
           <w:rPr>
             <w:rFonts w:ascii="Arial" w:hAnsi="Arial" w:cs="Arial"/>
@@ -3410,7 +3410,7 @@
         </w:rPr>
         <w:t xml:space="preserve"> Authorised </w:t>
       </w:r>
-      <w:ins w:id="104" w:author="Проект новой редакции" w:date="2026-10-19T16:31:00Z">
+      <w:ins w:id="104" w:author="Проект новой редакции" w:date="2026-10-23T13:45:00Z">
         <w:r>
           <w:rPr>
             <w:rFonts w:ascii="Arial" w:hAnsi="Arial" w:cs="Arial"/>
@@ -3421,7 +3421,7 @@
           <w:t>Signatory</w:t>
         </w:r>
       </w:ins>
-      <w:del w:id="105" w:author="Проект новой редакции" w:date="2026-10-19T16:31:00Z">
+      <w:del w:id="105" w:author="Проект новой редакции" w:date="2026-10-23T13:45:00Z">
         <w:r>
           <w:rPr>
             <w:rFonts w:ascii="Arial" w:hAnsi="Arial" w:cs="Arial"/>
@@ -3519,72 +3519,55 @@
         <w:ind w:firstLine="709"/>
         <w:jc w:val="both"/>
         <w:rPr>
-          <w:rFonts w:ascii="Arial" w:hAnsi="Arial" w:cs="Arial"/>
-          <w:sz w:val="28"/>
-          <w:szCs w:val="32"/>
-          <w:lang w:val="en-GB"/>
-        </w:rPr>
-      </w:pPr>
-      <w:r>
-        <w:rPr>
-          <w:rFonts w:ascii="Arial" w:hAnsi="Arial" w:cs="Arial"/>
-          <w:sz w:val="28"/>
-          <w:szCs w:val="32"/>
-          <w:lang w:val="en-GB"/>
-        </w:rPr>
-        <w:t xml:space="preserve">2. Deputy CEO </w:t>
-      </w:r>
-      <w:ins w:id="106" w:author="Проект новой редакции" w:date="2026-10-19T16:31:00Z">
-        <w:r>
-          <w:rPr>
-            <w:rFonts w:ascii="Arial" w:hAnsi="Arial" w:cs="Arial"/>
-            <w:sz w:val="28"/>
-            <w:szCs w:val="32"/>
-            <w:lang w:val="en-GB"/>
-          </w:rPr>
-          <w:t>for Strategy and Projects</w:t>
-        </w:r>
-      </w:ins>
-      <w:del w:id="107" w:author="Проект новой редакции" w:date="2026-10-19T16:31:00Z">
-        <w:r>
-          <w:rPr>
-            <w:rFonts w:ascii="Arial" w:hAnsi="Arial" w:cs="Arial"/>
-            <w:sz w:val="28"/>
-            <w:szCs w:val="32"/>
-            <w:lang w:val="en-GB"/>
-          </w:rPr>
-          <w:delText>on legal issues</w:delText>
+          <w:del w:id="106" w:author="Проект новой редакции" w:date="2026-10-23T13:45:00Z"/>
+          <w:rFonts w:ascii="Arial" w:hAnsi="Arial" w:cs="Arial"/>
+          <w:sz w:val="28"/>
+          <w:szCs w:val="32"/>
+          <w:lang w:val="en-GB"/>
+        </w:rPr>
+      </w:pPr>
+      <w:r>
+        <w:rPr>
+          <w:rFonts w:ascii="Arial" w:hAnsi="Arial" w:cs="Arial"/>
+          <w:sz w:val="28"/>
+          <w:szCs w:val="32"/>
+          <w:lang w:val="en-GB"/>
+        </w:rPr>
+        <w:t xml:space="preserve">2. </w:t>
+      </w:r>
+      <w:del w:id="107" w:author="Проект новой редакции" w:date="2026-10-23T13:45:00Z">
+        <w:r>
+          <w:rPr>
+            <w:rFonts w:ascii="Arial" w:hAnsi="Arial" w:cs="Arial"/>
+            <w:sz w:val="28"/>
+            <w:szCs w:val="32"/>
+            <w:lang w:val="en-GB"/>
+          </w:rPr>
+          <w:delText>Deputy CEO on legal issues Mr. Rolan Jangarashev ________________</w:delText>
         </w:r>
       </w:del>
-      <w:r>
-        <w:rPr>
-          <w:rFonts w:ascii="Arial" w:hAnsi="Arial" w:cs="Arial"/>
-          <w:sz w:val="28"/>
-          <w:szCs w:val="32"/>
-          <w:lang w:val="en-GB"/>
-        </w:rPr>
-        <w:t xml:space="preserve"> Mr. </w:t>
-      </w:r>
-      <w:ins w:id="108" w:author="Проект новой редакции" w:date="2026-10-19T16:31:00Z">
-        <w:r>
-          <w:rPr>
-            <w:rFonts w:ascii="Arial" w:hAnsi="Arial" w:cs="Arial"/>
-            <w:sz w:val="28"/>
-            <w:szCs w:val="32"/>
-            <w:lang w:val="en-GB"/>
-          </w:rPr>
-          <w:t>Alexander Kononets</w:t>
-        </w:r>
-      </w:ins>
-      <w:del w:id="109" w:author="Проект новой редакции" w:date="2026-10-19T16:31:00Z">
-        <w:r>
-          <w:rPr>
-            <w:rFonts w:ascii="Arial" w:hAnsi="Arial" w:cs="Arial"/>
-            <w:sz w:val="28"/>
-            <w:szCs w:val="32"/>
-            <w:lang w:val="en-GB"/>
-          </w:rPr>
-          <w:delText>Rolan Jangarashev</w:delText>
+    </w:p>
+    <w:p>
+      <w:pPr>
+        <w:spacing w:after="240" w:line="360" w:lineRule="auto"/>
+        <w:ind w:firstLine="709"/>
+        <w:jc w:val="both"/>
+        <w:rPr>
+          <w:rFonts w:ascii="Arial" w:hAnsi="Arial" w:cs="Arial"/>
+          <w:sz w:val="28"/>
+          <w:szCs w:val="28"/>
+          <w:lang w:val="en-GB"/>
+        </w:rPr>
+      </w:pPr>
+      <w:del w:id="108" w:author="Проект новой редакции" w:date="2026-10-23T13:45:00Z">
+        <w:r>
+          <w:rPr>
+            <w:rFonts w:ascii="Arial" w:hAnsi="Arial" w:cs="Arial"/>
+            <w:sz w:val="28"/>
+            <w:szCs w:val="32"/>
+            <w:lang w:val="en-GB"/>
+          </w:rPr>
+          <w:delText xml:space="preserve">3. </w:delText>
         </w:r>
       </w:del>
       <w:r>
@@ -3594,29 +3577,7 @@
           <w:szCs w:val="32"/>
           <w:lang w:val="en-GB"/>
         </w:rPr>
-        <w:t xml:space="preserve"> ________________</w:t>
-      </w:r>
-    </w:p>
-    <w:p>
-      <w:pPr>
-        <w:spacing w:after="240" w:line="360" w:lineRule="auto"/>
-        <w:ind w:firstLine="709"/>
-        <w:jc w:val="both"/>
-        <w:rPr>
-          <w:rFonts w:ascii="Arial" w:hAnsi="Arial" w:cs="Arial"/>
-          <w:sz w:val="28"/>
-          <w:szCs w:val="28"/>
-          <w:lang w:val="en-GB"/>
-        </w:rPr>
-      </w:pPr>
-      <w:r>
-        <w:rPr>
-          <w:rFonts w:ascii="Arial" w:hAnsi="Arial" w:cs="Arial"/>
-          <w:sz w:val="28"/>
-          <w:szCs w:val="32"/>
-          <w:lang w:val="en-GB"/>
-        </w:rPr>
-        <w:t>3. Deputy CEO on administrative issues Murat Temirbekov ________________</w:t>
+        <w:t>Deputy CEO on administrative issues Murat Temirbekov ________________</w:t>
       </w:r>
     </w:p>
     <w:sectPr>
@@ -4399,7 +4360,7 @@
     <w:hidden/>
     <w:uiPriority w:val="99"/>
     <w:semiHidden/>
-    <w:rsid w:val="00B361DC"/>
+    <w:rsid w:val="00F03605"/>
     <w:pPr>
       <w:suppressAutoHyphens w:val="0"/>
     </w:pPr>

--- a/Устав/_документы/С выделением — Charter CACF.docx
+++ b/Устав/_документы/С выделением — Charter CACF.docx
@@ -16,7 +16,7 @@
       </w:pPr>
       <w:bookmarkStart w:id="0" w:name="_GoBack"/>
       <w:bookmarkEnd w:id="0"/>
-      <w:ins w:id="1" w:author="Проект новой редакции" w:date="2026-10-23T13:45:00Z">
+      <w:ins w:id="1" w:author="Проект новой редакции" w:date="2026-10-23T13:54:00Z">
         <w:r>
           <w:rPr>
             <w:rFonts w:ascii="Arial" w:hAnsi="Arial" w:cs="Arial"/>
@@ -217,7 +217,7 @@
         </w:rPr>
         <w:t>ADOPTED: Resolution № 2 «24» March 2024</w:t>
       </w:r>
-      <w:ins w:id="2" w:author="Проект новой редакции" w:date="2026-10-23T13:45:00Z">
+      <w:ins w:id="2" w:author="Проект новой редакции" w:date="2026-10-23T13:54:00Z">
         <w:r>
           <w:rPr>
             <w:rFonts w:ascii="Arial" w:hAnsi="Arial" w:cs="Arial"/>
@@ -322,7 +322,7 @@
         </w:rPr>
         <w:t>Approval Date</w:t>
       </w:r>
-      <w:ins w:id="3" w:author="Проект новой редакции" w:date="2026-10-23T13:45:00Z">
+      <w:ins w:id="3" w:author="Проект новой редакции" w:date="2026-10-23T13:54:00Z">
         <w:r>
           <w:rPr>
             <w:rFonts w:ascii="Arial" w:hAnsi="Arial" w:cs="Arial"/>
@@ -333,7 +333,7 @@
           <w:t xml:space="preserve"> of the new version: «___» __________ 2026</w:t>
         </w:r>
       </w:ins>
-      <w:del w:id="4" w:author="Проект новой редакции" w:date="2026-10-23T13:45:00Z">
+      <w:del w:id="4" w:author="Проект новой редакции" w:date="2026-10-23T13:54:00Z">
         <w:r>
           <w:rPr>
             <w:rFonts w:ascii="Arial" w:hAnsi="Arial" w:cs="Arial"/>
@@ -356,7 +356,7 @@
           <w:lang w:val="en-GB"/>
         </w:rPr>
       </w:pPr>
-      <w:ins w:id="5" w:author="Проект новой редакции" w:date="2026-10-23T13:45:00Z">
+      <w:ins w:id="5" w:author="Проект новой редакции" w:date="2026-10-23T13:54:00Z">
         <w:r>
           <w:rPr>
             <w:rFonts w:ascii="Arial" w:hAnsi="Arial" w:cs="Arial"/>
@@ -367,7 +367,7 @@
           <w:t>The initial version adopted</w:t>
         </w:r>
       </w:ins>
-      <w:del w:id="6" w:author="Проект новой редакции" w:date="2026-10-23T13:45:00Z">
+      <w:del w:id="6" w:author="Проект новой редакции" w:date="2026-10-23T13:54:00Z">
         <w:r>
           <w:rPr>
             <w:rFonts w:ascii="Arial" w:hAnsi="Arial" w:cs="Arial"/>
@@ -593,7 +593,7 @@
         </w:rPr>
         <w:tab/>
       </w:r>
-      <w:ins w:id="7" w:author="Проект новой редакции" w:date="2026-10-23T13:45:00Z">
+      <w:ins w:id="7" w:author="Проект новой редакции" w:date="2026-10-23T13:54:00Z">
         <w:r>
           <w:rPr>
             <w:rFonts w:ascii="Arial" w:hAnsi="Arial" w:cs="Arial"/>
@@ -604,7 +604,7 @@
           <w:t>3</w:t>
         </w:r>
       </w:ins>
-      <w:del w:id="8" w:author="Проект новой редакции" w:date="2026-10-23T13:45:00Z">
+      <w:del w:id="8" w:author="Проект новой редакции" w:date="2026-10-23T13:54:00Z">
         <w:r>
           <w:rPr>
             <w:rFonts w:ascii="Arial" w:hAnsi="Arial" w:cs="Arial"/>
@@ -648,7 +648,7 @@
         </w:rPr>
         <w:tab/>
       </w:r>
-      <w:ins w:id="9" w:author="Проект новой редакции" w:date="2026-10-23T13:45:00Z">
+      <w:ins w:id="9" w:author="Проект новой редакции" w:date="2026-10-23T13:54:00Z">
         <w:r>
           <w:rPr>
             <w:rFonts w:ascii="Arial" w:hAnsi="Arial" w:cs="Arial"/>
@@ -659,7 +659,7 @@
           <w:t>3</w:t>
         </w:r>
       </w:ins>
-      <w:del w:id="10" w:author="Проект новой редакции" w:date="2026-10-23T13:45:00Z">
+      <w:del w:id="10" w:author="Проект новой редакции" w:date="2026-10-23T13:54:00Z">
         <w:r>
           <w:rPr>
             <w:rFonts w:ascii="Arial" w:hAnsi="Arial" w:cs="Arial"/>
@@ -703,7 +703,7 @@
         </w:rPr>
         <w:tab/>
       </w:r>
-      <w:ins w:id="11" w:author="Проект новой редакции" w:date="2026-10-23T13:45:00Z">
+      <w:ins w:id="11" w:author="Проект новой редакции" w:date="2026-10-23T13:54:00Z">
         <w:r>
           <w:rPr>
             <w:rFonts w:ascii="Arial" w:hAnsi="Arial" w:cs="Arial"/>
@@ -714,7 +714,7 @@
           <w:t>3</w:t>
         </w:r>
       </w:ins>
-      <w:del w:id="12" w:author="Проект новой редакции" w:date="2026-10-23T13:45:00Z">
+      <w:del w:id="12" w:author="Проект новой редакции" w:date="2026-10-23T13:54:00Z">
         <w:r>
           <w:rPr>
             <w:rFonts w:ascii="Arial" w:hAnsi="Arial" w:cs="Arial"/>
@@ -795,7 +795,7 @@
         </w:rPr>
         <w:tab/>
       </w:r>
-      <w:ins w:id="13" w:author="Проект новой редакции" w:date="2026-10-23T13:45:00Z">
+      <w:ins w:id="13" w:author="Проект новой редакции" w:date="2026-10-23T13:54:00Z">
         <w:r>
           <w:rPr>
             <w:rFonts w:ascii="Arial" w:hAnsi="Arial" w:cs="Arial"/>
@@ -807,7 +807,7 @@
           <w:t>5</w:t>
         </w:r>
       </w:ins>
-      <w:del w:id="14" w:author="Проект новой редакции" w:date="2026-10-23T13:45:00Z">
+      <w:del w:id="14" w:author="Проект новой редакции" w:date="2026-10-23T13:54:00Z">
         <w:r>
           <w:rPr>
             <w:rFonts w:ascii="Arial" w:hAnsi="Arial" w:cs="Arial"/>
@@ -916,7 +916,7 @@
         </w:rPr>
         <w:t xml:space="preserve">PART </w:t>
       </w:r>
-      <w:ins w:id="15" w:author="Проект новой редакции" w:date="2026-10-23T13:45:00Z">
+      <w:ins w:id="15" w:author="Проект новой редакции" w:date="2026-10-23T13:54:00Z">
         <w:r>
           <w:rPr>
             <w:rFonts w:ascii="Arial" w:hAnsi="Arial" w:cs="Arial"/>
@@ -928,7 +928,7 @@
           <w:t>4</w:t>
         </w:r>
       </w:ins>
-      <w:del w:id="16" w:author="Проект новой редакции" w:date="2026-10-23T13:45:00Z">
+      <w:del w:id="16" w:author="Проект новой редакции" w:date="2026-10-23T13:54:00Z">
         <w:r>
           <w:rPr>
             <w:rFonts w:ascii="Arial" w:hAnsi="Arial" w:cs="Arial"/>
@@ -960,7 +960,7 @@
         </w:rPr>
         <w:tab/>
       </w:r>
-      <w:ins w:id="17" w:author="Проект новой редакции" w:date="2026-10-23T13:45:00Z">
+      <w:ins w:id="17" w:author="Проект новой редакции" w:date="2026-10-23T13:54:00Z">
         <w:r>
           <w:rPr>
             <w:rFonts w:ascii="Arial" w:hAnsi="Arial" w:cs="Arial"/>
@@ -972,7 +972,7 @@
           <w:t>5</w:t>
         </w:r>
       </w:ins>
-      <w:del w:id="18" w:author="Проект новой редакции" w:date="2026-10-23T13:45:00Z">
+      <w:del w:id="18" w:author="Проект новой редакции" w:date="2026-10-23T13:54:00Z">
         <w:r>
           <w:rPr>
             <w:rFonts w:ascii="Arial" w:hAnsi="Arial" w:cs="Arial"/>
@@ -1010,7 +1010,7 @@
         </w:rPr>
         <w:t xml:space="preserve">PART </w:t>
       </w:r>
-      <w:ins w:id="19" w:author="Проект новой редакции" w:date="2026-10-23T13:45:00Z">
+      <w:ins w:id="19" w:author="Проект новой редакции" w:date="2026-10-23T13:54:00Z">
         <w:r>
           <w:rPr>
             <w:rFonts w:ascii="Arial" w:hAnsi="Arial" w:cs="Arial"/>
@@ -1022,7 +1022,7 @@
           <w:t>5</w:t>
         </w:r>
       </w:ins>
-      <w:del w:id="20" w:author="Проект новой редакции" w:date="2026-10-23T13:45:00Z">
+      <w:del w:id="20" w:author="Проект новой редакции" w:date="2026-10-23T13:54:00Z">
         <w:r>
           <w:rPr>
             <w:rFonts w:ascii="Arial" w:hAnsi="Arial" w:cs="Arial"/>
@@ -1054,7 +1054,7 @@
         </w:rPr>
         <w:tab/>
       </w:r>
-      <w:ins w:id="21" w:author="Проект новой редакции" w:date="2026-10-23T13:45:00Z">
+      <w:ins w:id="21" w:author="Проект новой редакции" w:date="2026-10-23T13:54:00Z">
         <w:r>
           <w:rPr>
             <w:rFonts w:ascii="Arial" w:hAnsi="Arial" w:cs="Arial"/>
@@ -1066,7 +1066,7 @@
           <w:t>8</w:t>
         </w:r>
       </w:ins>
-      <w:del w:id="22" w:author="Проект новой редакции" w:date="2026-10-23T13:45:00Z">
+      <w:del w:id="22" w:author="Проект новой редакции" w:date="2026-10-23T13:54:00Z">
         <w:r>
           <w:rPr>
             <w:rFonts w:ascii="Arial" w:hAnsi="Arial" w:cs="Arial"/>
@@ -1104,7 +1104,7 @@
         </w:rPr>
         <w:t xml:space="preserve">PART </w:t>
       </w:r>
-      <w:ins w:id="23" w:author="Проект новой редакции" w:date="2026-10-23T13:45:00Z">
+      <w:ins w:id="23" w:author="Проект новой редакции" w:date="2026-10-23T13:54:00Z">
         <w:r>
           <w:rPr>
             <w:rFonts w:ascii="Arial" w:hAnsi="Arial" w:cs="Arial"/>
@@ -1116,7 +1116,7 @@
           <w:t>6</w:t>
         </w:r>
       </w:ins>
-      <w:del w:id="24" w:author="Проект новой редакции" w:date="2026-10-23T13:45:00Z">
+      <w:del w:id="24" w:author="Проект новой редакции" w:date="2026-10-23T13:54:00Z">
         <w:r>
           <w:rPr>
             <w:rFonts w:ascii="Arial" w:hAnsi="Arial" w:cs="Arial"/>
@@ -1148,7 +1148,7 @@
         </w:rPr>
         <w:tab/>
       </w:r>
-      <w:ins w:id="25" w:author="Проект новой редакции" w:date="2026-10-23T13:45:00Z">
+      <w:ins w:id="25" w:author="Проект новой редакции" w:date="2026-10-23T13:54:00Z">
         <w:r>
           <w:rPr>
             <w:rFonts w:ascii="Arial" w:hAnsi="Arial" w:cs="Arial"/>
@@ -1160,7 +1160,7 @@
           <w:t>9</w:t>
         </w:r>
       </w:ins>
-      <w:del w:id="26" w:author="Проект новой редакции" w:date="2026-10-23T13:45:00Z">
+      <w:del w:id="26" w:author="Проект новой редакции" w:date="2026-10-23T13:54:00Z">
         <w:r>
           <w:rPr>
             <w:rFonts w:ascii="Arial" w:hAnsi="Arial" w:cs="Arial"/>
@@ -1198,7 +1198,7 @@
         </w:rPr>
         <w:t xml:space="preserve">PART </w:t>
       </w:r>
-      <w:ins w:id="27" w:author="Проект новой редакции" w:date="2026-10-23T13:45:00Z">
+      <w:ins w:id="27" w:author="Проект новой редакции" w:date="2026-10-23T13:54:00Z">
         <w:r>
           <w:rPr>
             <w:rFonts w:ascii="Arial" w:hAnsi="Arial" w:cs="Arial"/>
@@ -1210,7 +1210,7 @@
           <w:t>7</w:t>
         </w:r>
       </w:ins>
-      <w:del w:id="28" w:author="Проект новой редакции" w:date="2026-10-23T13:45:00Z">
+      <w:del w:id="28" w:author="Проект новой редакции" w:date="2026-10-23T13:54:00Z">
         <w:r>
           <w:rPr>
             <w:rFonts w:ascii="Arial" w:hAnsi="Arial" w:cs="Arial"/>
@@ -1242,7 +1242,7 @@
         </w:rPr>
         <w:tab/>
       </w:r>
-      <w:ins w:id="29" w:author="Проект новой редакции" w:date="2026-10-23T13:45:00Z">
+      <w:ins w:id="29" w:author="Проект новой редакции" w:date="2026-10-23T13:54:00Z">
         <w:r>
           <w:rPr>
             <w:rFonts w:ascii="Arial" w:hAnsi="Arial" w:cs="Arial"/>
@@ -1254,7 +1254,7 @@
           <w:t>9</w:t>
         </w:r>
       </w:ins>
-      <w:del w:id="30" w:author="Проект новой редакции" w:date="2026-10-23T13:45:00Z">
+      <w:del w:id="30" w:author="Проект новой редакции" w:date="2026-10-23T13:54:00Z">
         <w:r>
           <w:rPr>
             <w:rFonts w:ascii="Arial" w:hAnsi="Arial" w:cs="Arial"/>
@@ -1275,15 +1275,15 @@
         <w:spacing w:after="120" w:line="240" w:lineRule="auto"/>
         <w:ind w:firstLine="709"/>
         <w:rPr>
-          <w:ins w:id="31" w:author="Проект новой редакции" w:date="2026-10-23T13:45:00Z"/>
-          <w:rFonts w:ascii="Arial" w:hAnsi="Arial" w:cs="Arial"/>
-          <w:b/>
-          <w:sz w:val="28"/>
-          <w:szCs w:val="32"/>
-          <w:lang w:val="en-GB"/>
-        </w:rPr>
-      </w:pPr>
-      <w:ins w:id="32" w:author="Проект новой редакции" w:date="2026-10-23T13:45:00Z">
+          <w:ins w:id="31" w:author="Проект новой редакции" w:date="2026-10-23T13:54:00Z"/>
+          <w:rFonts w:ascii="Arial" w:hAnsi="Arial" w:cs="Arial"/>
+          <w:b/>
+          <w:sz w:val="28"/>
+          <w:szCs w:val="32"/>
+          <w:lang w:val="en-GB"/>
+        </w:rPr>
+      </w:pPr>
+      <w:ins w:id="32" w:author="Проект новой редакции" w:date="2026-10-23T13:54:00Z">
         <w:r>
           <w:rPr>
             <w:rFonts w:ascii="Arial" w:hAnsi="Arial" w:cs="Arial"/>
@@ -1398,7 +1398,7 @@
         </w:rPr>
         <w:t>1) Full</w:t>
       </w:r>
-      <w:ins w:id="33" w:author="Проект новой редакции" w:date="2026-10-23T13:45:00Z">
+      <w:ins w:id="33" w:author="Проект новой редакции" w:date="2026-10-23T13:54:00Z">
         <w:r>
           <w:rPr>
             <w:rFonts w:ascii="Arial" w:hAnsi="Arial" w:cs="Arial"/>
@@ -1418,7 +1418,7 @@
         </w:rPr>
         <w:t xml:space="preserve"> name of the Foundation in English language is «Central Asia Climate Foundation», abbreviation «CACF</w:t>
       </w:r>
-      <w:ins w:id="34" w:author="Проект новой редакции" w:date="2026-10-23T13:45:00Z">
+      <w:ins w:id="34" w:author="Проект новой редакции" w:date="2026-10-23T13:54:00Z">
         <w:r>
           <w:rPr>
             <w:rFonts w:ascii="Arial" w:hAnsi="Arial" w:cs="Arial"/>
@@ -1429,7 +1429,7 @@
           <w:t>»; for official communications, along with the legal name, «Central Asia Climate Foundation» or the abbreviation «CACF», as well as «Project Office for Central Asia on climate change and green energy», are officially used.</w:t>
         </w:r>
       </w:ins>
-      <w:del w:id="35" w:author="Проект новой редакции" w:date="2026-10-23T13:45:00Z">
+      <w:del w:id="35" w:author="Проект новой редакции" w:date="2026-10-23T13:54:00Z">
         <w:r>
           <w:rPr>
             <w:rFonts w:ascii="Arial" w:hAnsi="Arial" w:cs="Arial"/>
@@ -1462,7 +1462,7 @@
         </w:rPr>
         <w:t>2) Full</w:t>
       </w:r>
-      <w:ins w:id="36" w:author="Проект новой редакции" w:date="2026-10-23T13:45:00Z">
+      <w:ins w:id="36" w:author="Проект новой редакции" w:date="2026-10-23T13:54:00Z">
         <w:r>
           <w:rPr>
             <w:rFonts w:ascii="Arial" w:hAnsi="Arial" w:cs="Arial"/>
@@ -1482,7 +1482,7 @@
         </w:rPr>
         <w:t xml:space="preserve"> name of the Foundation in Kazakh language is «Орталық Азия Климаттық Қоры», abbreviation «ОАКҚ</w:t>
       </w:r>
-      <w:ins w:id="37" w:author="Проект новой редакции" w:date="2026-10-23T13:45:00Z">
+      <w:ins w:id="37" w:author="Проект новой редакции" w:date="2026-10-23T13:54:00Z">
         <w:r>
           <w:rPr>
             <w:rFonts w:ascii="Arial" w:hAnsi="Arial" w:cs="Arial"/>
@@ -1493,7 +1493,7 @@
           <w:t>»; for official communications, along with the legal name, «Орталық Азия Климаттық Қоры» or the abbreviation «ОАКҚ», as well as «Орталық Азияның климаттың өзгеруі және жасыл энергетика бойынша Жобалық Офисі», are officially used.</w:t>
         </w:r>
       </w:ins>
-      <w:del w:id="38" w:author="Проект новой редакции" w:date="2026-10-23T13:45:00Z">
+      <w:del w:id="38" w:author="Проект новой редакции" w:date="2026-10-23T13:54:00Z">
         <w:r>
           <w:rPr>
             <w:rFonts w:ascii="Arial" w:hAnsi="Arial" w:cs="Arial"/>
@@ -1526,7 +1526,7 @@
         </w:rPr>
         <w:t>3) Full</w:t>
       </w:r>
-      <w:ins w:id="39" w:author="Проект новой редакции" w:date="2026-10-23T13:45:00Z">
+      <w:ins w:id="39" w:author="Проект новой редакции" w:date="2026-10-23T13:54:00Z">
         <w:r>
           <w:rPr>
             <w:rFonts w:ascii="Arial" w:hAnsi="Arial" w:cs="Arial"/>
@@ -1546,7 +1546,7 @@
         </w:rPr>
         <w:t xml:space="preserve"> name of the Foundation in Russian language is «Центрально Азиатский Климатический Фонд», abbreviation «ЦАКФ</w:t>
       </w:r>
-      <w:ins w:id="40" w:author="Проект новой редакции" w:date="2026-10-23T13:45:00Z">
+      <w:ins w:id="40" w:author="Проект новой редакции" w:date="2026-10-23T13:54:00Z">
         <w:r>
           <w:rPr>
             <w:rFonts w:ascii="Arial" w:hAnsi="Arial" w:cs="Arial"/>
@@ -1557,7 +1557,7 @@
           <w:t>»; for official communications, along with the legal name, «Центрально Азиатский Климатический Фонд» or the abbreviation «ЦАКФ», as well as «Проектный офис для Центральной Азии по изменению климата и зеленой энергетике», are officially used.</w:t>
         </w:r>
       </w:ins>
-      <w:del w:id="41" w:author="Проект новой редакции" w:date="2026-10-23T13:45:00Z">
+      <w:del w:id="41" w:author="Проект новой редакции" w:date="2026-10-23T13:54:00Z">
         <w:r>
           <w:rPr>
             <w:rFonts w:ascii="Arial" w:hAnsi="Arial" w:cs="Arial"/>
@@ -1701,7 +1701,7 @@
         </w:rPr>
         <w:t>1) The Foundation is independent in setting its objects, policy and in its operation, under supervision of the Guardian Council</w:t>
       </w:r>
-      <w:ins w:id="42" w:author="Проект новой редакции" w:date="2026-10-23T13:45:00Z">
+      <w:ins w:id="42" w:author="Проект новой редакции" w:date="2026-10-23T13:54:00Z">
         <w:r>
           <w:rPr>
             <w:rFonts w:ascii="Arial" w:hAnsi="Arial" w:cs="Arial"/>
@@ -1787,7 +1787,7 @@
         </w:rPr>
         <w:t>4) The Foundation may not carry out any commercial activities, except those necessary for, and ancillary or incidental to, its objects.</w:t>
       </w:r>
-      <w:ins w:id="43" w:author="Проект новой редакции" w:date="2026-10-23T13:45:00Z">
+      <w:ins w:id="43" w:author="Проект новой редакции" w:date="2026-10-23T13:54:00Z">
         <w:r>
           <w:rPr>
             <w:rFonts w:ascii="Arial" w:hAnsi="Arial" w:cs="Arial"/>
@@ -2015,7 +2015,7 @@
         </w:rPr>
         <w:t>3.</w:t>
       </w:r>
-      <w:ins w:id="44" w:author="Проект новой редакции" w:date="2026-10-23T13:45:00Z">
+      <w:ins w:id="44" w:author="Проект новой редакции" w:date="2026-10-23T13:54:00Z">
         <w:r>
           <w:rPr>
             <w:rFonts w:ascii="Arial" w:hAnsi="Arial" w:cs="Arial"/>
@@ -2026,7 +2026,7 @@
           <w:t>2</w:t>
         </w:r>
       </w:ins>
-      <w:del w:id="45" w:author="Проект новой редакции" w:date="2026-10-23T13:45:00Z">
+      <w:del w:id="45" w:author="Проект новой редакции" w:date="2026-10-23T13:54:00Z">
         <w:r>
           <w:rPr>
             <w:rFonts w:ascii="Arial" w:hAnsi="Arial" w:cs="Arial"/>
@@ -2083,7 +2083,7 @@
         </w:rPr>
         <w:t xml:space="preserve">PART </w:t>
       </w:r>
-      <w:ins w:id="46" w:author="Проект новой редакции" w:date="2026-10-23T13:45:00Z">
+      <w:ins w:id="46" w:author="Проект новой редакции" w:date="2026-10-23T13:54:00Z">
         <w:r>
           <w:rPr>
             <w:rFonts w:ascii="Arial" w:hAnsi="Arial" w:cs="Arial"/>
@@ -2095,7 +2095,7 @@
           <w:t>4</w:t>
         </w:r>
       </w:ins>
-      <w:del w:id="47" w:author="Проект новой редакции" w:date="2026-10-23T13:45:00Z">
+      <w:del w:id="47" w:author="Проект новой редакции" w:date="2026-10-23T13:54:00Z">
         <w:r>
           <w:rPr>
             <w:rFonts w:ascii="Arial" w:hAnsi="Arial" w:cs="Arial"/>
@@ -2130,7 +2130,7 @@
           <w:lang w:val="en-GB"/>
         </w:rPr>
       </w:pPr>
-      <w:ins w:id="48" w:author="Проект новой редакции" w:date="2026-10-23T13:45:00Z">
+      <w:ins w:id="48" w:author="Проект новой редакции" w:date="2026-10-23T13:54:00Z">
         <w:r>
           <w:rPr>
             <w:rFonts w:ascii="Arial" w:hAnsi="Arial" w:cs="Arial"/>
@@ -2141,7 +2141,7 @@
           <w:t>4</w:t>
         </w:r>
       </w:ins>
-      <w:del w:id="49" w:author="Проект новой редакции" w:date="2026-10-23T13:45:00Z">
+      <w:del w:id="49" w:author="Проект новой редакции" w:date="2026-10-23T13:54:00Z">
         <w:r>
           <w:rPr>
             <w:rFonts w:ascii="Arial" w:hAnsi="Arial" w:cs="Arial"/>
@@ -2316,7 +2316,7 @@
         </w:rPr>
         <w:t>7) Raising awareness and capacity development: develop the capacity of stakeholders on climate change, promote awareness of the population on challenges posed by climate change and environmental degradation, and encourage knowledge sharing in addressing those challenges in the region</w:t>
       </w:r>
-      <w:ins w:id="50" w:author="Проект новой редакции" w:date="2026-10-23T13:45:00Z">
+      <w:ins w:id="50" w:author="Проект новой редакции" w:date="2026-10-23T13:54:00Z">
         <w:r>
           <w:rPr>
             <w:rFonts w:ascii="Arial" w:hAnsi="Arial" w:cs="Arial"/>
@@ -2327,7 +2327,7 @@
           <w:t>;</w:t>
         </w:r>
       </w:ins>
-      <w:del w:id="51" w:author="Проект новой редакции" w:date="2026-10-23T13:45:00Z">
+      <w:del w:id="51" w:author="Проект новой редакции" w:date="2026-10-23T13:54:00Z">
         <w:r>
           <w:rPr>
             <w:rFonts w:ascii="Arial" w:hAnsi="Arial" w:cs="Arial"/>
@@ -2345,14 +2345,14 @@
         <w:ind w:firstLine="850"/>
         <w:jc w:val="both"/>
         <w:rPr>
-          <w:ins w:id="52" w:author="Проект новой редакции" w:date="2026-10-23T13:45:00Z"/>
-          <w:rFonts w:ascii="Arial" w:hAnsi="Arial" w:cs="Arial"/>
-          <w:sz w:val="28"/>
-          <w:szCs w:val="32"/>
-          <w:lang w:val="en-GB"/>
-        </w:rPr>
-      </w:pPr>
-      <w:ins w:id="53" w:author="Проект новой редакции" w:date="2026-10-23T13:45:00Z">
+          <w:ins w:id="52" w:author="Проект новой редакции" w:date="2026-10-23T13:54:00Z"/>
+          <w:rFonts w:ascii="Arial" w:hAnsi="Arial" w:cs="Arial"/>
+          <w:sz w:val="28"/>
+          <w:szCs w:val="32"/>
+          <w:lang w:val="en-GB"/>
+        </w:rPr>
+      </w:pPr>
+      <w:ins w:id="53" w:author="Проект новой редакции" w:date="2026-10-23T13:54:00Z">
         <w:r>
           <w:rPr>
             <w:rFonts w:ascii="Arial" w:hAnsi="Arial" w:cs="Arial"/>
@@ -2370,14 +2370,14 @@
         <w:ind w:firstLine="850"/>
         <w:jc w:val="both"/>
         <w:rPr>
-          <w:ins w:id="54" w:author="Проект новой редакции" w:date="2026-10-23T13:45:00Z"/>
-          <w:rFonts w:ascii="Arial" w:hAnsi="Arial" w:cs="Arial"/>
-          <w:sz w:val="28"/>
-          <w:szCs w:val="32"/>
-          <w:lang w:val="en-GB"/>
-        </w:rPr>
-      </w:pPr>
-      <w:ins w:id="55" w:author="Проект новой редакции" w:date="2026-10-23T13:45:00Z">
+          <w:ins w:id="54" w:author="Проект новой редакции" w:date="2026-10-23T13:54:00Z"/>
+          <w:rFonts w:ascii="Arial" w:hAnsi="Arial" w:cs="Arial"/>
+          <w:sz w:val="28"/>
+          <w:szCs w:val="32"/>
+          <w:lang w:val="en-GB"/>
+        </w:rPr>
+      </w:pPr>
+      <w:ins w:id="55" w:author="Проект новой редакции" w:date="2026-10-23T13:54:00Z">
         <w:r>
           <w:rPr>
             <w:rFonts w:ascii="Arial" w:hAnsi="Arial" w:cs="Arial"/>
@@ -2395,14 +2395,14 @@
         <w:ind w:firstLine="850"/>
         <w:jc w:val="both"/>
         <w:rPr>
-          <w:ins w:id="56" w:author="Проект новой редакции" w:date="2026-10-23T13:45:00Z"/>
-          <w:rFonts w:ascii="Arial" w:hAnsi="Arial" w:cs="Arial"/>
-          <w:sz w:val="28"/>
-          <w:szCs w:val="32"/>
-          <w:lang w:val="en-GB"/>
-        </w:rPr>
-      </w:pPr>
-      <w:ins w:id="57" w:author="Проект новой редакции" w:date="2026-10-23T13:45:00Z">
+          <w:ins w:id="56" w:author="Проект новой редакции" w:date="2026-10-23T13:54:00Z"/>
+          <w:rFonts w:ascii="Arial" w:hAnsi="Arial" w:cs="Arial"/>
+          <w:sz w:val="28"/>
+          <w:szCs w:val="32"/>
+          <w:lang w:val="en-GB"/>
+        </w:rPr>
+      </w:pPr>
+      <w:ins w:id="57" w:author="Проект новой редакции" w:date="2026-10-23T13:54:00Z">
         <w:r>
           <w:rPr>
             <w:rFonts w:ascii="Arial" w:hAnsi="Arial" w:cs="Arial"/>
@@ -2421,14 +2421,14 @@
         <w:ind w:firstLine="850"/>
         <w:jc w:val="both"/>
         <w:rPr>
-          <w:ins w:id="58" w:author="Проект новой редакции" w:date="2026-10-23T13:45:00Z"/>
-          <w:rFonts w:ascii="Arial" w:hAnsi="Arial" w:cs="Arial"/>
-          <w:sz w:val="28"/>
-          <w:szCs w:val="32"/>
-          <w:lang w:val="en-GB"/>
-        </w:rPr>
-      </w:pPr>
-      <w:ins w:id="59" w:author="Проект новой редакции" w:date="2026-10-23T13:45:00Z">
+          <w:ins w:id="58" w:author="Проект новой редакции" w:date="2026-10-23T13:54:00Z"/>
+          <w:rFonts w:ascii="Arial" w:hAnsi="Arial" w:cs="Arial"/>
+          <w:sz w:val="28"/>
+          <w:szCs w:val="32"/>
+          <w:lang w:val="en-GB"/>
+        </w:rPr>
+      </w:pPr>
+      <w:ins w:id="59" w:author="Проект новой редакции" w:date="2026-10-23T13:54:00Z">
         <w:r>
           <w:rPr>
             <w:rFonts w:ascii="Arial" w:hAnsi="Arial" w:cs="Arial"/>
@@ -2446,14 +2446,14 @@
         <w:ind w:firstLine="850"/>
         <w:jc w:val="both"/>
         <w:rPr>
-          <w:ins w:id="60" w:author="Проект новой редакции" w:date="2026-10-23T13:45:00Z"/>
-          <w:rFonts w:ascii="Arial" w:hAnsi="Arial" w:cs="Arial"/>
-          <w:sz w:val="28"/>
-          <w:szCs w:val="32"/>
-          <w:lang w:val="en-GB"/>
-        </w:rPr>
-      </w:pPr>
-      <w:ins w:id="61" w:author="Проект новой редакции" w:date="2026-10-23T13:45:00Z">
+          <w:ins w:id="60" w:author="Проект новой редакции" w:date="2026-10-23T13:54:00Z"/>
+          <w:rFonts w:ascii="Arial" w:hAnsi="Arial" w:cs="Arial"/>
+          <w:sz w:val="28"/>
+          <w:szCs w:val="32"/>
+          <w:lang w:val="en-GB"/>
+        </w:rPr>
+      </w:pPr>
+      <w:ins w:id="61" w:author="Проект новой редакции" w:date="2026-10-23T13:54:00Z">
         <w:r>
           <w:rPr>
             <w:rFonts w:ascii="Arial" w:hAnsi="Arial" w:cs="Arial"/>
@@ -2489,14 +2489,14 @@
         <w:ind w:firstLine="850"/>
         <w:jc w:val="both"/>
         <w:rPr>
-          <w:ins w:id="62" w:author="Проект новой редакции" w:date="2026-10-23T13:45:00Z"/>
-          <w:rFonts w:ascii="Arial" w:hAnsi="Arial" w:cs="Arial"/>
-          <w:sz w:val="28"/>
-          <w:szCs w:val="32"/>
-          <w:lang w:val="en-GB"/>
-        </w:rPr>
-      </w:pPr>
-      <w:ins w:id="63" w:author="Проект новой редакции" w:date="2026-10-23T13:45:00Z">
+          <w:ins w:id="62" w:author="Проект новой редакции" w:date="2026-10-23T13:54:00Z"/>
+          <w:rFonts w:ascii="Arial" w:hAnsi="Arial" w:cs="Arial"/>
+          <w:sz w:val="28"/>
+          <w:szCs w:val="32"/>
+          <w:lang w:val="en-GB"/>
+        </w:rPr>
+      </w:pPr>
+      <w:ins w:id="63" w:author="Проект новой редакции" w:date="2026-10-23T13:54:00Z">
         <w:r>
           <w:rPr>
             <w:rFonts w:ascii="Arial" w:hAnsi="Arial" w:cs="Arial"/>
@@ -2514,14 +2514,14 @@
         <w:ind w:firstLine="850"/>
         <w:jc w:val="both"/>
         <w:rPr>
-          <w:ins w:id="64" w:author="Проект новой редакции" w:date="2026-10-23T13:45:00Z"/>
-          <w:rFonts w:ascii="Arial" w:hAnsi="Arial" w:cs="Arial"/>
-          <w:sz w:val="28"/>
-          <w:szCs w:val="32"/>
-          <w:lang w:val="en-GB"/>
-        </w:rPr>
-      </w:pPr>
-      <w:ins w:id="65" w:author="Проект новой редакции" w:date="2026-10-23T13:45:00Z">
+          <w:ins w:id="64" w:author="Проект новой редакции" w:date="2026-10-23T13:54:00Z"/>
+          <w:rFonts w:ascii="Arial" w:hAnsi="Arial" w:cs="Arial"/>
+          <w:sz w:val="28"/>
+          <w:szCs w:val="32"/>
+          <w:lang w:val="en-GB"/>
+        </w:rPr>
+      </w:pPr>
+      <w:ins w:id="65" w:author="Проект новой редакции" w:date="2026-10-23T13:54:00Z">
         <w:r>
           <w:rPr>
             <w:rFonts w:ascii="Arial" w:hAnsi="Arial" w:cs="Arial"/>
@@ -2539,14 +2539,14 @@
         <w:ind w:firstLine="850"/>
         <w:jc w:val="both"/>
         <w:rPr>
-          <w:ins w:id="66" w:author="Проект новой редакции" w:date="2026-10-23T13:45:00Z"/>
-          <w:rFonts w:ascii="Arial" w:hAnsi="Arial" w:cs="Arial"/>
-          <w:sz w:val="28"/>
-          <w:szCs w:val="32"/>
-          <w:lang w:val="en-GB"/>
-        </w:rPr>
-      </w:pPr>
-      <w:ins w:id="67" w:author="Проект новой редакции" w:date="2026-10-23T13:45:00Z">
+          <w:ins w:id="66" w:author="Проект новой редакции" w:date="2026-10-23T13:54:00Z"/>
+          <w:rFonts w:ascii="Arial" w:hAnsi="Arial" w:cs="Arial"/>
+          <w:sz w:val="28"/>
+          <w:szCs w:val="32"/>
+          <w:lang w:val="en-GB"/>
+        </w:rPr>
+      </w:pPr>
+      <w:ins w:id="67" w:author="Проект новой редакции" w:date="2026-10-23T13:54:00Z">
         <w:r>
           <w:rPr>
             <w:rFonts w:ascii="Arial" w:hAnsi="Arial" w:cs="Arial"/>
@@ -2564,14 +2564,14 @@
         <w:ind w:firstLine="850"/>
         <w:jc w:val="both"/>
         <w:rPr>
-          <w:ins w:id="68" w:author="Проект новой редакции" w:date="2026-10-23T13:45:00Z"/>
-          <w:rFonts w:ascii="Arial" w:hAnsi="Arial" w:cs="Arial"/>
-          <w:sz w:val="28"/>
-          <w:szCs w:val="32"/>
-          <w:lang w:val="en-GB"/>
-        </w:rPr>
-      </w:pPr>
-      <w:ins w:id="69" w:author="Проект новой редакции" w:date="2026-10-23T13:45:00Z">
+          <w:ins w:id="68" w:author="Проект новой редакции" w:date="2026-10-23T13:54:00Z"/>
+          <w:rFonts w:ascii="Arial" w:hAnsi="Arial" w:cs="Arial"/>
+          <w:sz w:val="28"/>
+          <w:szCs w:val="32"/>
+          <w:lang w:val="en-GB"/>
+        </w:rPr>
+      </w:pPr>
+      <w:ins w:id="69" w:author="Проект новой редакции" w:date="2026-10-23T13:54:00Z">
         <w:r>
           <w:rPr>
             <w:rFonts w:ascii="Arial" w:hAnsi="Arial" w:cs="Arial"/>
@@ -2589,14 +2589,14 @@
         <w:ind w:firstLine="850"/>
         <w:jc w:val="both"/>
         <w:rPr>
-          <w:ins w:id="70" w:author="Проект новой редакции" w:date="2026-10-23T13:45:00Z"/>
-          <w:rFonts w:ascii="Arial" w:hAnsi="Arial" w:cs="Arial"/>
-          <w:sz w:val="28"/>
-          <w:szCs w:val="32"/>
-          <w:lang w:val="en-GB"/>
-        </w:rPr>
-      </w:pPr>
-      <w:ins w:id="71" w:author="Проект новой редакции" w:date="2026-10-23T13:45:00Z">
+          <w:ins w:id="70" w:author="Проект новой редакции" w:date="2026-10-23T13:54:00Z"/>
+          <w:rFonts w:ascii="Arial" w:hAnsi="Arial" w:cs="Arial"/>
+          <w:sz w:val="28"/>
+          <w:szCs w:val="32"/>
+          <w:lang w:val="en-GB"/>
+        </w:rPr>
+      </w:pPr>
+      <w:ins w:id="71" w:author="Проект новой редакции" w:date="2026-10-23T13:54:00Z">
         <w:r>
           <w:rPr>
             <w:rFonts w:ascii="Arial" w:hAnsi="Arial" w:cs="Arial"/>
@@ -2614,14 +2614,14 @@
         <w:ind w:firstLine="850"/>
         <w:jc w:val="both"/>
         <w:rPr>
-          <w:ins w:id="72" w:author="Проект новой редакции" w:date="2026-10-23T13:45:00Z"/>
-          <w:rFonts w:ascii="Arial" w:hAnsi="Arial" w:cs="Arial"/>
-          <w:sz w:val="28"/>
-          <w:szCs w:val="32"/>
-          <w:lang w:val="en-GB"/>
-        </w:rPr>
-      </w:pPr>
-      <w:ins w:id="73" w:author="Проект новой редакции" w:date="2026-10-23T13:45:00Z">
+          <w:ins w:id="72" w:author="Проект новой редакции" w:date="2026-10-23T13:54:00Z"/>
+          <w:rFonts w:ascii="Arial" w:hAnsi="Arial" w:cs="Arial"/>
+          <w:sz w:val="28"/>
+          <w:szCs w:val="32"/>
+          <w:lang w:val="en-GB"/>
+        </w:rPr>
+      </w:pPr>
+      <w:ins w:id="73" w:author="Проект новой редакции" w:date="2026-10-23T13:54:00Z">
         <w:r>
           <w:rPr>
             <w:rFonts w:ascii="Arial" w:hAnsi="Arial" w:cs="Arial"/>
@@ -2640,14 +2640,14 @@
         <w:ind w:firstLine="850"/>
         <w:jc w:val="both"/>
         <w:rPr>
-          <w:ins w:id="74" w:author="Проект новой редакции" w:date="2026-10-23T13:45:00Z"/>
-          <w:rFonts w:ascii="Arial" w:hAnsi="Arial" w:cs="Arial"/>
-          <w:sz w:val="28"/>
-          <w:szCs w:val="32"/>
-          <w:lang w:val="en-GB"/>
-        </w:rPr>
-      </w:pPr>
-      <w:ins w:id="75" w:author="Проект новой редакции" w:date="2026-10-23T13:45:00Z">
+          <w:ins w:id="74" w:author="Проект новой редакции" w:date="2026-10-23T13:54:00Z"/>
+          <w:rFonts w:ascii="Arial" w:hAnsi="Arial" w:cs="Arial"/>
+          <w:sz w:val="28"/>
+          <w:szCs w:val="32"/>
+          <w:lang w:val="en-GB"/>
+        </w:rPr>
+      </w:pPr>
+      <w:ins w:id="75" w:author="Проект новой редакции" w:date="2026-10-23T13:54:00Z">
         <w:r>
           <w:rPr>
             <w:rFonts w:ascii="Arial" w:hAnsi="Arial" w:cs="Arial"/>
@@ -2665,14 +2665,14 @@
         <w:ind w:firstLine="850"/>
         <w:jc w:val="both"/>
         <w:rPr>
-          <w:ins w:id="76" w:author="Проект новой редакции" w:date="2026-10-23T13:45:00Z"/>
-          <w:rFonts w:ascii="Arial" w:hAnsi="Arial" w:cs="Arial"/>
-          <w:sz w:val="28"/>
-          <w:szCs w:val="32"/>
-          <w:lang w:val="en-GB"/>
-        </w:rPr>
-      </w:pPr>
-      <w:ins w:id="77" w:author="Проект новой редакции" w:date="2026-10-23T13:45:00Z">
+          <w:ins w:id="76" w:author="Проект новой редакции" w:date="2026-10-23T13:54:00Z"/>
+          <w:rFonts w:ascii="Arial" w:hAnsi="Arial" w:cs="Arial"/>
+          <w:sz w:val="28"/>
+          <w:szCs w:val="32"/>
+          <w:lang w:val="en-GB"/>
+        </w:rPr>
+      </w:pPr>
+      <w:ins w:id="77" w:author="Проект новой редакции" w:date="2026-10-23T13:54:00Z">
         <w:r>
           <w:rPr>
             <w:rFonts w:ascii="Arial" w:hAnsi="Arial" w:cs="Arial"/>
@@ -2690,14 +2690,14 @@
         <w:ind w:firstLine="850"/>
         <w:jc w:val="both"/>
         <w:rPr>
-          <w:ins w:id="78" w:author="Проект новой редакции" w:date="2026-10-23T13:45:00Z"/>
-          <w:rFonts w:ascii="Arial" w:hAnsi="Arial" w:cs="Arial"/>
-          <w:sz w:val="28"/>
-          <w:szCs w:val="32"/>
-          <w:lang w:val="en-GB"/>
-        </w:rPr>
-      </w:pPr>
-      <w:ins w:id="79" w:author="Проект новой редакции" w:date="2026-10-23T13:45:00Z">
+          <w:ins w:id="78" w:author="Проект новой редакции" w:date="2026-10-23T13:54:00Z"/>
+          <w:rFonts w:ascii="Arial" w:hAnsi="Arial" w:cs="Arial"/>
+          <w:sz w:val="28"/>
+          <w:szCs w:val="32"/>
+          <w:lang w:val="en-GB"/>
+        </w:rPr>
+      </w:pPr>
+      <w:ins w:id="79" w:author="Проект новой редакции" w:date="2026-10-23T13:54:00Z">
         <w:r>
           <w:rPr>
             <w:rFonts w:ascii="Arial" w:hAnsi="Arial" w:cs="Arial"/>
@@ -2745,7 +2745,7 @@
         </w:rPr>
         <w:t xml:space="preserve">PART </w:t>
       </w:r>
-      <w:ins w:id="80" w:author="Проект новой редакции" w:date="2026-10-23T13:45:00Z">
+      <w:ins w:id="80" w:author="Проект новой редакции" w:date="2026-10-23T13:54:00Z">
         <w:r>
           <w:rPr>
             <w:rFonts w:ascii="Arial" w:hAnsi="Arial" w:cs="Arial"/>
@@ -2757,7 +2757,7 @@
           <w:t>5</w:t>
         </w:r>
       </w:ins>
-      <w:del w:id="81" w:author="Проект новой редакции" w:date="2026-10-23T13:45:00Z">
+      <w:del w:id="81" w:author="Проект новой редакции" w:date="2026-10-23T13:54:00Z">
         <w:r>
           <w:rPr>
             <w:rFonts w:ascii="Arial" w:hAnsi="Arial" w:cs="Arial"/>
@@ -2792,7 +2792,7 @@
           <w:lang w:val="en-GB"/>
         </w:rPr>
       </w:pPr>
-      <w:ins w:id="82" w:author="Проект новой редакции" w:date="2026-10-23T13:45:00Z">
+      <w:ins w:id="82" w:author="Проект новой редакции" w:date="2026-10-23T13:54:00Z">
         <w:r>
           <w:rPr>
             <w:rFonts w:ascii="Arial" w:hAnsi="Arial" w:cs="Arial"/>
@@ -2803,7 +2803,7 @@
           <w:t>5</w:t>
         </w:r>
       </w:ins>
-      <w:del w:id="83" w:author="Проект новой редакции" w:date="2026-10-23T13:45:00Z">
+      <w:del w:id="83" w:author="Проект новой редакции" w:date="2026-10-23T13:54:00Z">
         <w:r>
           <w:rPr>
             <w:rFonts w:ascii="Arial" w:hAnsi="Arial" w:cs="Arial"/>
@@ -2836,7 +2836,7 @@
           <w:lang w:val="en-GB"/>
         </w:rPr>
       </w:pPr>
-      <w:ins w:id="84" w:author="Проект новой редакции" w:date="2026-10-23T13:45:00Z">
+      <w:ins w:id="84" w:author="Проект новой редакции" w:date="2026-10-23T13:54:00Z">
         <w:r>
           <w:rPr>
             <w:rFonts w:ascii="Arial" w:hAnsi="Arial" w:cs="Arial"/>
@@ -2847,7 +2847,7 @@
           <w:t>5</w:t>
         </w:r>
       </w:ins>
-      <w:del w:id="85" w:author="Проект новой редакции" w:date="2026-10-23T13:45:00Z">
+      <w:del w:id="85" w:author="Проект новой редакции" w:date="2026-10-23T13:54:00Z">
         <w:r>
           <w:rPr>
             <w:rFonts w:ascii="Arial" w:hAnsi="Arial" w:cs="Arial"/>
@@ -2893,7 +2893,7 @@
         <w:lastRenderedPageBreak/>
         <w:t xml:space="preserve">PART </w:t>
       </w:r>
-      <w:ins w:id="86" w:author="Проект новой редакции" w:date="2026-10-23T13:45:00Z">
+      <w:ins w:id="86" w:author="Проект новой редакции" w:date="2026-10-23T13:54:00Z">
         <w:r>
           <w:rPr>
             <w:rFonts w:ascii="Arial" w:hAnsi="Arial" w:cs="Arial"/>
@@ -2905,7 +2905,7 @@
           <w:t>6</w:t>
         </w:r>
       </w:ins>
-      <w:del w:id="87" w:author="Проект новой редакции" w:date="2026-10-23T13:45:00Z">
+      <w:del w:id="87" w:author="Проект новой редакции" w:date="2026-10-23T13:54:00Z">
         <w:r>
           <w:rPr>
             <w:rFonts w:ascii="Arial" w:hAnsi="Arial" w:cs="Arial"/>
@@ -2940,7 +2940,7 @@
           <w:lang w:val="en-GB"/>
         </w:rPr>
       </w:pPr>
-      <w:ins w:id="88" w:author="Проект новой редакции" w:date="2026-10-23T13:45:00Z">
+      <w:ins w:id="88" w:author="Проект новой редакции" w:date="2026-10-23T13:54:00Z">
         <w:r>
           <w:rPr>
             <w:rFonts w:ascii="Arial" w:hAnsi="Arial" w:cs="Arial"/>
@@ -2951,7 +2951,7 @@
           <w:t>6</w:t>
         </w:r>
       </w:ins>
-      <w:del w:id="89" w:author="Проект новой редакции" w:date="2026-10-23T13:45:00Z">
+      <w:del w:id="89" w:author="Проект новой редакции" w:date="2026-10-23T13:54:00Z">
         <w:r>
           <w:rPr>
             <w:rFonts w:ascii="Arial" w:hAnsi="Arial" w:cs="Arial"/>
@@ -2993,7 +2993,7 @@
         </w:rPr>
         <w:t xml:space="preserve">1) by the Founder (where the Founder </w:t>
       </w:r>
-      <w:ins w:id="90" w:author="Проект новой редакции" w:date="2026-10-23T13:45:00Z">
+      <w:ins w:id="90" w:author="Проект новой редакции" w:date="2026-10-23T13:54:00Z">
         <w:r>
           <w:rPr>
             <w:rFonts w:ascii="Arial" w:hAnsi="Arial" w:cs="Arial"/>
@@ -3004,7 +3004,7 @@
           <w:t>resides</w:t>
         </w:r>
       </w:ins>
-      <w:del w:id="91" w:author="Проект новой редакции" w:date="2026-10-23T13:45:00Z">
+      <w:del w:id="91" w:author="Проект новой редакции" w:date="2026-10-23T13:54:00Z">
         <w:r>
           <w:rPr>
             <w:rFonts w:ascii="Arial" w:hAnsi="Arial" w:cs="Arial"/>
@@ -3024,7 +3024,7 @@
         </w:rPr>
         <w:t xml:space="preserve"> or </w:t>
       </w:r>
-      <w:ins w:id="92" w:author="Проект новой редакции" w:date="2026-10-23T13:45:00Z">
+      <w:ins w:id="92" w:author="Проект новой редакции" w:date="2026-10-23T13:54:00Z">
         <w:r>
           <w:rPr>
             <w:rFonts w:ascii="Arial" w:hAnsi="Arial" w:cs="Arial"/>
@@ -3035,7 +3035,7 @@
           <w:t>is located</w:t>
         </w:r>
       </w:ins>
-      <w:del w:id="93" w:author="Проект новой редакции" w:date="2026-10-23T13:45:00Z">
+      <w:del w:id="93" w:author="Проект новой редакции" w:date="2026-10-23T13:54:00Z">
         <w:r>
           <w:rPr>
             <w:rFonts w:ascii="Arial" w:hAnsi="Arial" w:cs="Arial"/>
@@ -3077,7 +3077,7 @@
         </w:rPr>
         <w:t xml:space="preserve">2) at any time when the Founder </w:t>
       </w:r>
-      <w:ins w:id="94" w:author="Проект новой редакции" w:date="2026-10-23T13:45:00Z">
+      <w:ins w:id="94" w:author="Проект новой редакции" w:date="2026-10-23T13:54:00Z">
         <w:r>
           <w:rPr>
             <w:rFonts w:ascii="Arial" w:hAnsi="Arial" w:cs="Arial"/>
@@ -3097,7 +3097,7 @@
         </w:rPr>
         <w:t>is not</w:t>
       </w:r>
-      <w:del w:id="95" w:author="Проект новой редакции" w:date="2026-10-23T13:45:00Z">
+      <w:del w:id="95" w:author="Проект новой редакции" w:date="2026-10-23T13:54:00Z">
         <w:r>
           <w:rPr>
             <w:rFonts w:ascii="Arial" w:hAnsi="Arial" w:cs="Arial"/>
@@ -3176,7 +3176,7 @@
         </w:rPr>
         <w:t xml:space="preserve">PART </w:t>
       </w:r>
-      <w:ins w:id="96" w:author="Проект новой редакции" w:date="2026-10-23T13:45:00Z">
+      <w:ins w:id="96" w:author="Проект новой редакции" w:date="2026-10-23T13:54:00Z">
         <w:r>
           <w:rPr>
             <w:rFonts w:ascii="Arial" w:hAnsi="Arial" w:cs="Arial"/>
@@ -3188,7 +3188,7 @@
           <w:t>7</w:t>
         </w:r>
       </w:ins>
-      <w:del w:id="97" w:author="Проект новой редакции" w:date="2026-10-23T13:45:00Z">
+      <w:del w:id="97" w:author="Проект новой редакции" w:date="2026-10-23T13:54:00Z">
         <w:r>
           <w:rPr>
             <w:rFonts w:ascii="Arial" w:hAnsi="Arial" w:cs="Arial"/>
@@ -3223,7 +3223,7 @@
           <w:lang w:val="en-GB"/>
         </w:rPr>
       </w:pPr>
-      <w:ins w:id="98" w:author="Проект новой редакции" w:date="2026-10-23T13:45:00Z">
+      <w:ins w:id="98" w:author="Проект новой редакции" w:date="2026-10-23T13:54:00Z">
         <w:r>
           <w:rPr>
             <w:rFonts w:ascii="Arial" w:hAnsi="Arial" w:cs="Arial"/>
@@ -3234,7 +3234,7 @@
           <w:t>7</w:t>
         </w:r>
       </w:ins>
-      <w:del w:id="99" w:author="Проект новой редакции" w:date="2026-10-23T13:45:00Z">
+      <w:del w:id="99" w:author="Проект новой редакции" w:date="2026-10-23T13:54:00Z">
         <w:r>
           <w:rPr>
             <w:rFonts w:ascii="Arial" w:hAnsi="Arial" w:cs="Arial"/>
@@ -3267,7 +3267,7 @@
           <w:lang w:val="en-GB"/>
         </w:rPr>
       </w:pPr>
-      <w:ins w:id="100" w:author="Проект новой редакции" w:date="2026-10-23T13:45:00Z">
+      <w:ins w:id="100" w:author="Проект новой редакции" w:date="2026-10-23T13:54:00Z">
         <w:r>
           <w:rPr>
             <w:rFonts w:ascii="Arial" w:hAnsi="Arial" w:cs="Arial"/>
@@ -3278,7 +3278,7 @@
           <w:t>7</w:t>
         </w:r>
       </w:ins>
-      <w:del w:id="101" w:author="Проект новой редакции" w:date="2026-10-23T13:45:00Z">
+      <w:del w:id="101" w:author="Проект новой редакции" w:date="2026-10-23T13:54:00Z">
         <w:r>
           <w:rPr>
             <w:rFonts w:ascii="Arial" w:hAnsi="Arial" w:cs="Arial"/>
@@ -3379,7 +3379,7 @@
         <w:tab/>
         <w:t>Director, Chief Executive Officer</w:t>
       </w:r>
-      <w:ins w:id="102" w:author="Проект новой редакции" w:date="2026-10-23T13:45:00Z">
+      <w:ins w:id="102" w:author="Проект новой редакции" w:date="2026-10-23T13:54:00Z">
         <w:r>
           <w:rPr>
             <w:rFonts w:ascii="Arial" w:hAnsi="Arial" w:cs="Arial"/>
@@ -3390,7 +3390,7 @@
           <w:t xml:space="preserve"> and</w:t>
         </w:r>
       </w:ins>
-      <w:del w:id="103" w:author="Проект новой редакции" w:date="2026-10-23T13:45:00Z">
+      <w:del w:id="103" w:author="Проект новой редакции" w:date="2026-10-23T13:54:00Z">
         <w:r>
           <w:rPr>
             <w:rFonts w:ascii="Arial" w:hAnsi="Arial" w:cs="Arial"/>
@@ -3410,7 +3410,7 @@
         </w:rPr>
         <w:t xml:space="preserve"> Authorised </w:t>
       </w:r>
-      <w:ins w:id="104" w:author="Проект новой редакции" w:date="2026-10-23T13:45:00Z">
+      <w:ins w:id="104" w:author="Проект новой редакции" w:date="2026-10-23T13:54:00Z">
         <w:r>
           <w:rPr>
             <w:rFonts w:ascii="Arial" w:hAnsi="Arial" w:cs="Arial"/>
@@ -3421,7 +3421,7 @@
           <w:t>Signatory</w:t>
         </w:r>
       </w:ins>
-      <w:del w:id="105" w:author="Проект новой редакции" w:date="2026-10-23T13:45:00Z">
+      <w:del w:id="105" w:author="Проект новой редакции" w:date="2026-10-23T13:54:00Z">
         <w:r>
           <w:rPr>
             <w:rFonts w:ascii="Arial" w:hAnsi="Arial" w:cs="Arial"/>
@@ -3519,7 +3519,7 @@
         <w:ind w:firstLine="709"/>
         <w:jc w:val="both"/>
         <w:rPr>
-          <w:del w:id="106" w:author="Проект новой редакции" w:date="2026-10-23T13:45:00Z"/>
+          <w:del w:id="106" w:author="Проект новой редакции" w:date="2026-10-23T13:54:00Z"/>
           <w:rFonts w:ascii="Arial" w:hAnsi="Arial" w:cs="Arial"/>
           <w:sz w:val="28"/>
           <w:szCs w:val="32"/>
@@ -3535,7 +3535,7 @@
         </w:rPr>
         <w:t xml:space="preserve">2. </w:t>
       </w:r>
-      <w:del w:id="107" w:author="Проект новой редакции" w:date="2026-10-23T13:45:00Z">
+      <w:del w:id="107" w:author="Проект новой редакции" w:date="2026-10-23T13:54:00Z">
         <w:r>
           <w:rPr>
             <w:rFonts w:ascii="Arial" w:hAnsi="Arial" w:cs="Arial"/>
@@ -3559,7 +3559,7 @@
           <w:lang w:val="en-GB"/>
         </w:rPr>
       </w:pPr>
-      <w:del w:id="108" w:author="Проект новой редакции" w:date="2026-10-23T13:45:00Z">
+      <w:del w:id="108" w:author="Проект новой редакции" w:date="2026-10-23T13:54:00Z">
         <w:r>
           <w:rPr>
             <w:rFonts w:ascii="Arial" w:hAnsi="Arial" w:cs="Arial"/>
@@ -4360,7 +4360,7 @@
     <w:hidden/>
     <w:uiPriority w:val="99"/>
     <w:semiHidden/>
-    <w:rsid w:val="00F03605"/>
+    <w:rsid w:val="00765C5E"/>
     <w:pPr>
       <w:suppressAutoHyphens w:val="0"/>
     </w:pPr>

--- a/Устав/_документы/С выделением — Charter CACF.docx
+++ b/Устав/_документы/С выделением — Charter CACF.docx
@@ -16,7 +16,7 @@
       </w:pPr>
       <w:bookmarkStart w:id="0" w:name="_GoBack"/>
       <w:bookmarkEnd w:id="0"/>
-      <w:ins w:id="1" w:author="Проект новой редакции" w:date="2026-10-23T13:54:00Z">
+      <w:ins w:id="1" w:author="Проект новой редакции" w:date="2026-10-29T11:52:00Z">
         <w:r>
           <w:rPr>
             <w:rFonts w:ascii="Arial" w:hAnsi="Arial" w:cs="Arial"/>
@@ -217,7 +217,7 @@
         </w:rPr>
         <w:t>ADOPTED: Resolution № 2 «24» March 2024</w:t>
       </w:r>
-      <w:ins w:id="2" w:author="Проект новой редакции" w:date="2026-10-23T13:54:00Z">
+      <w:ins w:id="2" w:author="Проект новой редакции" w:date="2026-10-29T11:52:00Z">
         <w:r>
           <w:rPr>
             <w:rFonts w:ascii="Arial" w:hAnsi="Arial" w:cs="Arial"/>
@@ -322,7 +322,7 @@
         </w:rPr>
         <w:t>Approval Date</w:t>
       </w:r>
-      <w:ins w:id="3" w:author="Проект новой редакции" w:date="2026-10-23T13:54:00Z">
+      <w:ins w:id="3" w:author="Проект новой редакции" w:date="2026-10-29T11:52:00Z">
         <w:r>
           <w:rPr>
             <w:rFonts w:ascii="Arial" w:hAnsi="Arial" w:cs="Arial"/>
@@ -333,7 +333,7 @@
           <w:t xml:space="preserve"> of the new version: «___» __________ 2026</w:t>
         </w:r>
       </w:ins>
-      <w:del w:id="4" w:author="Проект новой редакции" w:date="2026-10-23T13:54:00Z">
+      <w:del w:id="4" w:author="Проект новой редакции" w:date="2026-10-29T11:52:00Z">
         <w:r>
           <w:rPr>
             <w:rFonts w:ascii="Arial" w:hAnsi="Arial" w:cs="Arial"/>
@@ -356,7 +356,7 @@
           <w:lang w:val="en-GB"/>
         </w:rPr>
       </w:pPr>
-      <w:ins w:id="5" w:author="Проект новой редакции" w:date="2026-10-23T13:54:00Z">
+      <w:ins w:id="5" w:author="Проект новой редакции" w:date="2026-10-29T11:52:00Z">
         <w:r>
           <w:rPr>
             <w:rFonts w:ascii="Arial" w:hAnsi="Arial" w:cs="Arial"/>
@@ -367,7 +367,7 @@
           <w:t>The initial version adopted</w:t>
         </w:r>
       </w:ins>
-      <w:del w:id="6" w:author="Проект новой редакции" w:date="2026-10-23T13:54:00Z">
+      <w:del w:id="6" w:author="Проект новой редакции" w:date="2026-10-29T11:52:00Z">
         <w:r>
           <w:rPr>
             <w:rFonts w:ascii="Arial" w:hAnsi="Arial" w:cs="Arial"/>
@@ -593,7 +593,7 @@
         </w:rPr>
         <w:tab/>
       </w:r>
-      <w:ins w:id="7" w:author="Проект новой редакции" w:date="2026-10-23T13:54:00Z">
+      <w:ins w:id="7" w:author="Проект новой редакции" w:date="2026-10-29T11:52:00Z">
         <w:r>
           <w:rPr>
             <w:rFonts w:ascii="Arial" w:hAnsi="Arial" w:cs="Arial"/>
@@ -604,7 +604,7 @@
           <w:t>3</w:t>
         </w:r>
       </w:ins>
-      <w:del w:id="8" w:author="Проект новой редакции" w:date="2026-10-23T13:54:00Z">
+      <w:del w:id="8" w:author="Проект новой редакции" w:date="2026-10-29T11:52:00Z">
         <w:r>
           <w:rPr>
             <w:rFonts w:ascii="Arial" w:hAnsi="Arial" w:cs="Arial"/>
@@ -648,7 +648,7 @@
         </w:rPr>
         <w:tab/>
       </w:r>
-      <w:ins w:id="9" w:author="Проект новой редакции" w:date="2026-10-23T13:54:00Z">
+      <w:ins w:id="9" w:author="Проект новой редакции" w:date="2026-10-29T11:52:00Z">
         <w:r>
           <w:rPr>
             <w:rFonts w:ascii="Arial" w:hAnsi="Arial" w:cs="Arial"/>
@@ -659,7 +659,7 @@
           <w:t>3</w:t>
         </w:r>
       </w:ins>
-      <w:del w:id="10" w:author="Проект новой редакции" w:date="2026-10-23T13:54:00Z">
+      <w:del w:id="10" w:author="Проект новой редакции" w:date="2026-10-29T11:52:00Z">
         <w:r>
           <w:rPr>
             <w:rFonts w:ascii="Arial" w:hAnsi="Arial" w:cs="Arial"/>
@@ -703,7 +703,7 @@
         </w:rPr>
         <w:tab/>
       </w:r>
-      <w:ins w:id="11" w:author="Проект новой редакции" w:date="2026-10-23T13:54:00Z">
+      <w:ins w:id="11" w:author="Проект новой редакции" w:date="2026-10-29T11:52:00Z">
         <w:r>
           <w:rPr>
             <w:rFonts w:ascii="Arial" w:hAnsi="Arial" w:cs="Arial"/>
@@ -714,7 +714,7 @@
           <w:t>3</w:t>
         </w:r>
       </w:ins>
-      <w:del w:id="12" w:author="Проект новой редакции" w:date="2026-10-23T13:54:00Z">
+      <w:del w:id="12" w:author="Проект новой редакции" w:date="2026-10-29T11:52:00Z">
         <w:r>
           <w:rPr>
             <w:rFonts w:ascii="Arial" w:hAnsi="Arial" w:cs="Arial"/>
@@ -795,7 +795,7 @@
         </w:rPr>
         <w:tab/>
       </w:r>
-      <w:ins w:id="13" w:author="Проект новой редакции" w:date="2026-10-23T13:54:00Z">
+      <w:ins w:id="13" w:author="Проект новой редакции" w:date="2026-10-29T11:52:00Z">
         <w:r>
           <w:rPr>
             <w:rFonts w:ascii="Arial" w:hAnsi="Arial" w:cs="Arial"/>
@@ -807,7 +807,7 @@
           <w:t>5</w:t>
         </w:r>
       </w:ins>
-      <w:del w:id="14" w:author="Проект новой редакции" w:date="2026-10-23T13:54:00Z">
+      <w:del w:id="14" w:author="Проект новой редакции" w:date="2026-10-29T11:52:00Z">
         <w:r>
           <w:rPr>
             <w:rFonts w:ascii="Arial" w:hAnsi="Arial" w:cs="Arial"/>
@@ -916,7 +916,7 @@
         </w:rPr>
         <w:t xml:space="preserve">PART </w:t>
       </w:r>
-      <w:ins w:id="15" w:author="Проект новой редакции" w:date="2026-10-23T13:54:00Z">
+      <w:ins w:id="15" w:author="Проект новой редакции" w:date="2026-10-29T11:52:00Z">
         <w:r>
           <w:rPr>
             <w:rFonts w:ascii="Arial" w:hAnsi="Arial" w:cs="Arial"/>
@@ -928,7 +928,7 @@
           <w:t>4</w:t>
         </w:r>
       </w:ins>
-      <w:del w:id="16" w:author="Проект новой редакции" w:date="2026-10-23T13:54:00Z">
+      <w:del w:id="16" w:author="Проект новой редакции" w:date="2026-10-29T11:52:00Z">
         <w:r>
           <w:rPr>
             <w:rFonts w:ascii="Arial" w:hAnsi="Arial" w:cs="Arial"/>
@@ -960,7 +960,7 @@
         </w:rPr>
         <w:tab/>
       </w:r>
-      <w:ins w:id="17" w:author="Проект новой редакции" w:date="2026-10-23T13:54:00Z">
+      <w:ins w:id="17" w:author="Проект новой редакции" w:date="2026-10-29T11:52:00Z">
         <w:r>
           <w:rPr>
             <w:rFonts w:ascii="Arial" w:hAnsi="Arial" w:cs="Arial"/>
@@ -972,7 +972,7 @@
           <w:t>5</w:t>
         </w:r>
       </w:ins>
-      <w:del w:id="18" w:author="Проект новой редакции" w:date="2026-10-23T13:54:00Z">
+      <w:del w:id="18" w:author="Проект новой редакции" w:date="2026-10-29T11:52:00Z">
         <w:r>
           <w:rPr>
             <w:rFonts w:ascii="Arial" w:hAnsi="Arial" w:cs="Arial"/>
@@ -1010,7 +1010,7 @@
         </w:rPr>
         <w:t xml:space="preserve">PART </w:t>
       </w:r>
-      <w:ins w:id="19" w:author="Проект новой редакции" w:date="2026-10-23T13:54:00Z">
+      <w:ins w:id="19" w:author="Проект новой редакции" w:date="2026-10-29T11:52:00Z">
         <w:r>
           <w:rPr>
             <w:rFonts w:ascii="Arial" w:hAnsi="Arial" w:cs="Arial"/>
@@ -1022,7 +1022,7 @@
           <w:t>5</w:t>
         </w:r>
       </w:ins>
-      <w:del w:id="20" w:author="Проект новой редакции" w:date="2026-10-23T13:54:00Z">
+      <w:del w:id="20" w:author="Проект новой редакции" w:date="2026-10-29T11:52:00Z">
         <w:r>
           <w:rPr>
             <w:rFonts w:ascii="Arial" w:hAnsi="Arial" w:cs="Arial"/>
@@ -1054,7 +1054,7 @@
         </w:rPr>
         <w:tab/>
       </w:r>
-      <w:ins w:id="21" w:author="Проект новой редакции" w:date="2026-10-23T13:54:00Z">
+      <w:ins w:id="21" w:author="Проект новой редакции" w:date="2026-10-29T11:52:00Z">
         <w:r>
           <w:rPr>
             <w:rFonts w:ascii="Arial" w:hAnsi="Arial" w:cs="Arial"/>
@@ -1066,7 +1066,7 @@
           <w:t>8</w:t>
         </w:r>
       </w:ins>
-      <w:del w:id="22" w:author="Проект новой редакции" w:date="2026-10-23T13:54:00Z">
+      <w:del w:id="22" w:author="Проект новой редакции" w:date="2026-10-29T11:52:00Z">
         <w:r>
           <w:rPr>
             <w:rFonts w:ascii="Arial" w:hAnsi="Arial" w:cs="Arial"/>
@@ -1104,7 +1104,7 @@
         </w:rPr>
         <w:t xml:space="preserve">PART </w:t>
       </w:r>
-      <w:ins w:id="23" w:author="Проект новой редакции" w:date="2026-10-23T13:54:00Z">
+      <w:ins w:id="23" w:author="Проект новой редакции" w:date="2026-10-29T11:52:00Z">
         <w:r>
           <w:rPr>
             <w:rFonts w:ascii="Arial" w:hAnsi="Arial" w:cs="Arial"/>
@@ -1116,7 +1116,7 @@
           <w:t>6</w:t>
         </w:r>
       </w:ins>
-      <w:del w:id="24" w:author="Проект новой редакции" w:date="2026-10-23T13:54:00Z">
+      <w:del w:id="24" w:author="Проект новой редакции" w:date="2026-10-29T11:52:00Z">
         <w:r>
           <w:rPr>
             <w:rFonts w:ascii="Arial" w:hAnsi="Arial" w:cs="Arial"/>
@@ -1148,7 +1148,7 @@
         </w:rPr>
         <w:tab/>
       </w:r>
-      <w:ins w:id="25" w:author="Проект новой редакции" w:date="2026-10-23T13:54:00Z">
+      <w:ins w:id="25" w:author="Проект новой редакции" w:date="2026-10-29T11:52:00Z">
         <w:r>
           <w:rPr>
             <w:rFonts w:ascii="Arial" w:hAnsi="Arial" w:cs="Arial"/>
@@ -1160,7 +1160,7 @@
           <w:t>9</w:t>
         </w:r>
       </w:ins>
-      <w:del w:id="26" w:author="Проект новой редакции" w:date="2026-10-23T13:54:00Z">
+      <w:del w:id="26" w:author="Проект новой редакции" w:date="2026-10-29T11:52:00Z">
         <w:r>
           <w:rPr>
             <w:rFonts w:ascii="Arial" w:hAnsi="Arial" w:cs="Arial"/>
@@ -1198,7 +1198,7 @@
         </w:rPr>
         <w:t xml:space="preserve">PART </w:t>
       </w:r>
-      <w:ins w:id="27" w:author="Проект новой редакции" w:date="2026-10-23T13:54:00Z">
+      <w:ins w:id="27" w:author="Проект новой редакции" w:date="2026-10-29T11:52:00Z">
         <w:r>
           <w:rPr>
             <w:rFonts w:ascii="Arial" w:hAnsi="Arial" w:cs="Arial"/>
@@ -1210,7 +1210,7 @@
           <w:t>7</w:t>
         </w:r>
       </w:ins>
-      <w:del w:id="28" w:author="Проект новой редакции" w:date="2026-10-23T13:54:00Z">
+      <w:del w:id="28" w:author="Проект новой редакции" w:date="2026-10-29T11:52:00Z">
         <w:r>
           <w:rPr>
             <w:rFonts w:ascii="Arial" w:hAnsi="Arial" w:cs="Arial"/>
@@ -1242,7 +1242,7 @@
         </w:rPr>
         <w:tab/>
       </w:r>
-      <w:ins w:id="29" w:author="Проект новой редакции" w:date="2026-10-23T13:54:00Z">
+      <w:ins w:id="29" w:author="Проект новой редакции" w:date="2026-10-29T11:52:00Z">
         <w:r>
           <w:rPr>
             <w:rFonts w:ascii="Arial" w:hAnsi="Arial" w:cs="Arial"/>
@@ -1254,7 +1254,7 @@
           <w:t>9</w:t>
         </w:r>
       </w:ins>
-      <w:del w:id="30" w:author="Проект новой редакции" w:date="2026-10-23T13:54:00Z">
+      <w:del w:id="30" w:author="Проект новой редакции" w:date="2026-10-29T11:52:00Z">
         <w:r>
           <w:rPr>
             <w:rFonts w:ascii="Arial" w:hAnsi="Arial" w:cs="Arial"/>
@@ -1275,15 +1275,15 @@
         <w:spacing w:after="120" w:line="240" w:lineRule="auto"/>
         <w:ind w:firstLine="709"/>
         <w:rPr>
-          <w:ins w:id="31" w:author="Проект новой редакции" w:date="2026-10-23T13:54:00Z"/>
-          <w:rFonts w:ascii="Arial" w:hAnsi="Arial" w:cs="Arial"/>
-          <w:b/>
-          <w:sz w:val="28"/>
-          <w:szCs w:val="32"/>
-          <w:lang w:val="en-GB"/>
-        </w:rPr>
-      </w:pPr>
-      <w:ins w:id="32" w:author="Проект новой редакции" w:date="2026-10-23T13:54:00Z">
+          <w:ins w:id="31" w:author="Проект новой редакции" w:date="2026-10-29T11:52:00Z"/>
+          <w:rFonts w:ascii="Arial" w:hAnsi="Arial" w:cs="Arial"/>
+          <w:b/>
+          <w:sz w:val="28"/>
+          <w:szCs w:val="32"/>
+          <w:lang w:val="en-GB"/>
+        </w:rPr>
+      </w:pPr>
+      <w:ins w:id="32" w:author="Проект новой редакции" w:date="2026-10-29T11:52:00Z">
         <w:r>
           <w:rPr>
             <w:rFonts w:ascii="Arial" w:hAnsi="Arial" w:cs="Arial"/>
@@ -1398,7 +1398,7 @@
         </w:rPr>
         <w:t>1) Full</w:t>
       </w:r>
-      <w:ins w:id="33" w:author="Проект новой редакции" w:date="2026-10-23T13:54:00Z">
+      <w:ins w:id="33" w:author="Проект новой редакции" w:date="2026-10-29T11:52:00Z">
         <w:r>
           <w:rPr>
             <w:rFonts w:ascii="Arial" w:hAnsi="Arial" w:cs="Arial"/>
@@ -1418,7 +1418,7 @@
         </w:rPr>
         <w:t xml:space="preserve"> name of the Foundation in English language is «Central Asia Climate Foundation», abbreviation «CACF</w:t>
       </w:r>
-      <w:ins w:id="34" w:author="Проект новой редакции" w:date="2026-10-23T13:54:00Z">
+      <w:ins w:id="34" w:author="Проект новой редакции" w:date="2026-10-29T11:52:00Z">
         <w:r>
           <w:rPr>
             <w:rFonts w:ascii="Arial" w:hAnsi="Arial" w:cs="Arial"/>
@@ -1429,7 +1429,7 @@
           <w:t>»; for official communications, along with the legal name, «Central Asia Climate Foundation» or the abbreviation «CACF», as well as «Project Office for Central Asia on climate change and green energy», are officially used.</w:t>
         </w:r>
       </w:ins>
-      <w:del w:id="35" w:author="Проект новой редакции" w:date="2026-10-23T13:54:00Z">
+      <w:del w:id="35" w:author="Проект новой редакции" w:date="2026-10-29T11:52:00Z">
         <w:r>
           <w:rPr>
             <w:rFonts w:ascii="Arial" w:hAnsi="Arial" w:cs="Arial"/>
@@ -1462,7 +1462,7 @@
         </w:rPr>
         <w:t>2) Full</w:t>
       </w:r>
-      <w:ins w:id="36" w:author="Проект новой редакции" w:date="2026-10-23T13:54:00Z">
+      <w:ins w:id="36" w:author="Проект новой редакции" w:date="2026-10-29T11:52:00Z">
         <w:r>
           <w:rPr>
             <w:rFonts w:ascii="Arial" w:hAnsi="Arial" w:cs="Arial"/>
@@ -1482,7 +1482,7 @@
         </w:rPr>
         <w:t xml:space="preserve"> name of the Foundation in Kazakh language is «Орталық Азия Климаттық Қоры», abbreviation «ОАКҚ</w:t>
       </w:r>
-      <w:ins w:id="37" w:author="Проект новой редакции" w:date="2026-10-23T13:54:00Z">
+      <w:ins w:id="37" w:author="Проект новой редакции" w:date="2026-10-29T11:52:00Z">
         <w:r>
           <w:rPr>
             <w:rFonts w:ascii="Arial" w:hAnsi="Arial" w:cs="Arial"/>
@@ -1493,7 +1493,7 @@
           <w:t>»; for official communications, along with the legal name, «Орталық Азия Климаттық Қоры» or the abbreviation «ОАКҚ», as well as «Орталық Азияның климаттың өзгеруі және жасыл энергетика бойынша Жобалық Офисі», are officially used.</w:t>
         </w:r>
       </w:ins>
-      <w:del w:id="38" w:author="Проект новой редакции" w:date="2026-10-23T13:54:00Z">
+      <w:del w:id="38" w:author="Проект новой редакции" w:date="2026-10-29T11:52:00Z">
         <w:r>
           <w:rPr>
             <w:rFonts w:ascii="Arial" w:hAnsi="Arial" w:cs="Arial"/>
@@ -1526,7 +1526,7 @@
         </w:rPr>
         <w:t>3) Full</w:t>
       </w:r>
-      <w:ins w:id="39" w:author="Проект новой редакции" w:date="2026-10-23T13:54:00Z">
+      <w:ins w:id="39" w:author="Проект новой редакции" w:date="2026-10-29T11:52:00Z">
         <w:r>
           <w:rPr>
             <w:rFonts w:ascii="Arial" w:hAnsi="Arial" w:cs="Arial"/>
@@ -1546,7 +1546,7 @@
         </w:rPr>
         <w:t xml:space="preserve"> name of the Foundation in Russian language is «Центрально Азиатский Климатический Фонд», abbreviation «ЦАКФ</w:t>
       </w:r>
-      <w:ins w:id="40" w:author="Проект новой редакции" w:date="2026-10-23T13:54:00Z">
+      <w:ins w:id="40" w:author="Проект новой редакции" w:date="2026-10-29T11:52:00Z">
         <w:r>
           <w:rPr>
             <w:rFonts w:ascii="Arial" w:hAnsi="Arial" w:cs="Arial"/>
@@ -1557,7 +1557,7 @@
           <w:t>»; for official communications, along with the legal name, «Центрально Азиатский Климатический Фонд» or the abbreviation «ЦАКФ», as well as «Проектный офис для Центральной Азии по изменению климата и зеленой энергетике», are officially used.</w:t>
         </w:r>
       </w:ins>
-      <w:del w:id="41" w:author="Проект новой редакции" w:date="2026-10-23T13:54:00Z">
+      <w:del w:id="41" w:author="Проект новой редакции" w:date="2026-10-29T11:52:00Z">
         <w:r>
           <w:rPr>
             <w:rFonts w:ascii="Arial" w:hAnsi="Arial" w:cs="Arial"/>
@@ -1676,7 +1676,6 @@
           <w:szCs w:val="32"/>
           <w:lang w:val="en-GB"/>
         </w:rPr>
-        <w:lastRenderedPageBreak/>
         <w:t>1.5. Entitlement</w:t>
       </w:r>
     </w:p>
@@ -1701,7 +1700,7 @@
         </w:rPr>
         <w:t>1) The Foundation is independent in setting its objects, policy and in its operation, under supervision of the Guardian Council</w:t>
       </w:r>
-      <w:ins w:id="42" w:author="Проект новой редакции" w:date="2026-10-23T13:54:00Z">
+      <w:ins w:id="42" w:author="Проект новой редакции" w:date="2026-10-29T11:52:00Z">
         <w:r>
           <w:rPr>
             <w:rFonts w:ascii="Arial" w:hAnsi="Arial" w:cs="Arial"/>
@@ -1787,7 +1786,7 @@
         </w:rPr>
         <w:t>4) The Foundation may not carry out any commercial activities, except those necessary for, and ancillary or incidental to, its objects.</w:t>
       </w:r>
-      <w:ins w:id="43" w:author="Проект новой редакции" w:date="2026-10-23T13:54:00Z">
+      <w:ins w:id="43" w:author="Проект новой редакции" w:date="2026-10-29T11:52:00Z">
         <w:r>
           <w:rPr>
             <w:rFonts w:ascii="Arial" w:hAnsi="Arial" w:cs="Arial"/>
@@ -1821,7 +1820,6 @@
           <w:szCs w:val="32"/>
           <w:lang w:val="en-GB"/>
         </w:rPr>
-        <w:lastRenderedPageBreak/>
         <w:t>PART 2: NATURE OF A FOUNDATION</w:t>
       </w:r>
     </w:p>
@@ -2015,7 +2013,7 @@
         </w:rPr>
         <w:t>3.</w:t>
       </w:r>
-      <w:ins w:id="44" w:author="Проект новой редакции" w:date="2026-10-23T13:54:00Z">
+      <w:ins w:id="44" w:author="Проект новой редакции" w:date="2026-10-29T11:52:00Z">
         <w:r>
           <w:rPr>
             <w:rFonts w:ascii="Arial" w:hAnsi="Arial" w:cs="Arial"/>
@@ -2026,7 +2024,7 @@
           <w:t>2</w:t>
         </w:r>
       </w:ins>
-      <w:del w:id="45" w:author="Проект новой редакции" w:date="2026-10-23T13:54:00Z">
+      <w:del w:id="45" w:author="Проект новой редакции" w:date="2026-10-29T11:52:00Z">
         <w:r>
           <w:rPr>
             <w:rFonts w:ascii="Arial" w:hAnsi="Arial" w:cs="Arial"/>
@@ -2083,7 +2081,7 @@
         </w:rPr>
         <w:t xml:space="preserve">PART </w:t>
       </w:r>
-      <w:ins w:id="46" w:author="Проект новой редакции" w:date="2026-10-23T13:54:00Z">
+      <w:ins w:id="46" w:author="Проект новой редакции" w:date="2026-10-29T11:52:00Z">
         <w:r>
           <w:rPr>
             <w:rFonts w:ascii="Arial" w:hAnsi="Arial" w:cs="Arial"/>
@@ -2095,7 +2093,7 @@
           <w:t>4</w:t>
         </w:r>
       </w:ins>
-      <w:del w:id="47" w:author="Проект новой редакции" w:date="2026-10-23T13:54:00Z">
+      <w:del w:id="47" w:author="Проект новой редакции" w:date="2026-10-29T11:52:00Z">
         <w:r>
           <w:rPr>
             <w:rFonts w:ascii="Arial" w:hAnsi="Arial" w:cs="Arial"/>
@@ -2130,7 +2128,7 @@
           <w:lang w:val="en-GB"/>
         </w:rPr>
       </w:pPr>
-      <w:ins w:id="48" w:author="Проект новой редакции" w:date="2026-10-23T13:54:00Z">
+      <w:ins w:id="48" w:author="Проект новой редакции" w:date="2026-10-29T11:52:00Z">
         <w:r>
           <w:rPr>
             <w:rFonts w:ascii="Arial" w:hAnsi="Arial" w:cs="Arial"/>
@@ -2141,7 +2139,7 @@
           <w:t>4</w:t>
         </w:r>
       </w:ins>
-      <w:del w:id="49" w:author="Проект новой редакции" w:date="2026-10-23T13:54:00Z">
+      <w:del w:id="49" w:author="Проект новой редакции" w:date="2026-10-29T11:52:00Z">
         <w:r>
           <w:rPr>
             <w:rFonts w:ascii="Arial" w:hAnsi="Arial" w:cs="Arial"/>
@@ -2225,7 +2223,6 @@
           <w:szCs w:val="32"/>
           <w:lang w:val="en-GB"/>
         </w:rPr>
-        <w:lastRenderedPageBreak/>
         <w:t>3) Supporting policy development: assist in the development, advocacy, and implementation of policies and regulations that promote environmental sustainability and climate resilience in collaboration with stakeholders;</w:t>
       </w:r>
     </w:p>
@@ -2316,7 +2313,7 @@
         </w:rPr>
         <w:t>7) Raising awareness and capacity development: develop the capacity of stakeholders on climate change, promote awareness of the population on challenges posed by climate change and environmental degradation, and encourage knowledge sharing in addressing those challenges in the region</w:t>
       </w:r>
-      <w:ins w:id="50" w:author="Проект новой редакции" w:date="2026-10-23T13:54:00Z">
+      <w:ins w:id="50" w:author="Проект новой редакции" w:date="2026-10-29T11:52:00Z">
         <w:r>
           <w:rPr>
             <w:rFonts w:ascii="Arial" w:hAnsi="Arial" w:cs="Arial"/>
@@ -2327,7 +2324,7 @@
           <w:t>;</w:t>
         </w:r>
       </w:ins>
-      <w:del w:id="51" w:author="Проект новой редакции" w:date="2026-10-23T13:54:00Z">
+      <w:del w:id="51" w:author="Проект новой редакции" w:date="2026-10-29T11:52:00Z">
         <w:r>
           <w:rPr>
             <w:rFonts w:ascii="Arial" w:hAnsi="Arial" w:cs="Arial"/>
@@ -2345,14 +2342,14 @@
         <w:ind w:firstLine="850"/>
         <w:jc w:val="both"/>
         <w:rPr>
-          <w:ins w:id="52" w:author="Проект новой редакции" w:date="2026-10-23T13:54:00Z"/>
-          <w:rFonts w:ascii="Arial" w:hAnsi="Arial" w:cs="Arial"/>
-          <w:sz w:val="28"/>
-          <w:szCs w:val="32"/>
-          <w:lang w:val="en-GB"/>
-        </w:rPr>
-      </w:pPr>
-      <w:ins w:id="53" w:author="Проект новой редакции" w:date="2026-10-23T13:54:00Z">
+          <w:ins w:id="52" w:author="Проект новой редакции" w:date="2026-10-29T11:52:00Z"/>
+          <w:rFonts w:ascii="Arial" w:hAnsi="Arial" w:cs="Arial"/>
+          <w:sz w:val="28"/>
+          <w:szCs w:val="32"/>
+          <w:lang w:val="en-GB"/>
+        </w:rPr>
+      </w:pPr>
+      <w:ins w:id="53" w:author="Проект новой редакции" w:date="2026-10-29T11:52:00Z">
         <w:r>
           <w:rPr>
             <w:rFonts w:ascii="Arial" w:hAnsi="Arial" w:cs="Arial"/>
@@ -2370,14 +2367,14 @@
         <w:ind w:firstLine="850"/>
         <w:jc w:val="both"/>
         <w:rPr>
-          <w:ins w:id="54" w:author="Проект новой редакции" w:date="2026-10-23T13:54:00Z"/>
-          <w:rFonts w:ascii="Arial" w:hAnsi="Arial" w:cs="Arial"/>
-          <w:sz w:val="28"/>
-          <w:szCs w:val="32"/>
-          <w:lang w:val="en-GB"/>
-        </w:rPr>
-      </w:pPr>
-      <w:ins w:id="55" w:author="Проект новой редакции" w:date="2026-10-23T13:54:00Z">
+          <w:ins w:id="54" w:author="Проект новой редакции" w:date="2026-10-29T11:52:00Z"/>
+          <w:rFonts w:ascii="Arial" w:hAnsi="Arial" w:cs="Arial"/>
+          <w:sz w:val="28"/>
+          <w:szCs w:val="32"/>
+          <w:lang w:val="en-GB"/>
+        </w:rPr>
+      </w:pPr>
+      <w:ins w:id="55" w:author="Проект новой редакции" w:date="2026-10-29T11:52:00Z">
         <w:r>
           <w:rPr>
             <w:rFonts w:ascii="Arial" w:hAnsi="Arial" w:cs="Arial"/>
@@ -2395,22 +2392,21 @@
         <w:ind w:firstLine="850"/>
         <w:jc w:val="both"/>
         <w:rPr>
-          <w:ins w:id="56" w:author="Проект новой редакции" w:date="2026-10-23T13:54:00Z"/>
-          <w:rFonts w:ascii="Arial" w:hAnsi="Arial" w:cs="Arial"/>
-          <w:sz w:val="28"/>
-          <w:szCs w:val="32"/>
-          <w:lang w:val="en-GB"/>
-        </w:rPr>
-      </w:pPr>
-      <w:ins w:id="57" w:author="Проект новой редакции" w:date="2026-10-23T13:54:00Z">
-        <w:r>
-          <w:rPr>
-            <w:rFonts w:ascii="Arial" w:hAnsi="Arial" w:cs="Arial"/>
-            <w:sz w:val="28"/>
-            <w:szCs w:val="32"/>
-            <w:lang w:val="en-GB"/>
-          </w:rPr>
-          <w:lastRenderedPageBreak/>
+          <w:ins w:id="56" w:author="Проект новой редакции" w:date="2026-10-29T11:52:00Z"/>
+          <w:rFonts w:ascii="Arial" w:hAnsi="Arial" w:cs="Arial"/>
+          <w:sz w:val="28"/>
+          <w:szCs w:val="32"/>
+          <w:lang w:val="en-GB"/>
+        </w:rPr>
+      </w:pPr>
+      <w:ins w:id="57" w:author="Проект новой редакции" w:date="2026-10-29T11:52:00Z">
+        <w:r>
+          <w:rPr>
+            <w:rFonts w:ascii="Arial" w:hAnsi="Arial" w:cs="Arial"/>
+            <w:sz w:val="28"/>
+            <w:szCs w:val="32"/>
+            <w:lang w:val="en-GB"/>
+          </w:rPr>
           <w:t>10) Climate and environmental risk assessment: provision of services on the assessment of physical and transition climate risks and environmental risks for government bodies, organisations and investors;</w:t>
         </w:r>
       </w:ins>
@@ -2421,14 +2417,14 @@
         <w:ind w:firstLine="850"/>
         <w:jc w:val="both"/>
         <w:rPr>
-          <w:ins w:id="58" w:author="Проект новой редакции" w:date="2026-10-23T13:54:00Z"/>
-          <w:rFonts w:ascii="Arial" w:hAnsi="Arial" w:cs="Arial"/>
-          <w:sz w:val="28"/>
-          <w:szCs w:val="32"/>
-          <w:lang w:val="en-GB"/>
-        </w:rPr>
-      </w:pPr>
-      <w:ins w:id="59" w:author="Проект новой редакции" w:date="2026-10-23T13:54:00Z">
+          <w:ins w:id="58" w:author="Проект новой редакции" w:date="2026-10-29T11:52:00Z"/>
+          <w:rFonts w:ascii="Arial" w:hAnsi="Arial" w:cs="Arial"/>
+          <w:sz w:val="28"/>
+          <w:szCs w:val="32"/>
+          <w:lang w:val="en-GB"/>
+        </w:rPr>
+      </w:pPr>
+      <w:ins w:id="59" w:author="Проект новой редакции" w:date="2026-10-29T11:52:00Z">
         <w:r>
           <w:rPr>
             <w:rFonts w:ascii="Arial" w:hAnsi="Arial" w:cs="Arial"/>
@@ -2446,14 +2442,14 @@
         <w:ind w:firstLine="850"/>
         <w:jc w:val="both"/>
         <w:rPr>
-          <w:ins w:id="60" w:author="Проект новой редакции" w:date="2026-10-23T13:54:00Z"/>
-          <w:rFonts w:ascii="Arial" w:hAnsi="Arial" w:cs="Arial"/>
-          <w:sz w:val="28"/>
-          <w:szCs w:val="32"/>
-          <w:lang w:val="en-GB"/>
-        </w:rPr>
-      </w:pPr>
-      <w:ins w:id="61" w:author="Проект новой редакции" w:date="2026-10-23T13:54:00Z">
+          <w:ins w:id="60" w:author="Проект новой редакции" w:date="2026-10-29T11:52:00Z"/>
+          <w:rFonts w:ascii="Arial" w:hAnsi="Arial" w:cs="Arial"/>
+          <w:sz w:val="28"/>
+          <w:szCs w:val="32"/>
+          <w:lang w:val="en-GB"/>
+        </w:rPr>
+      </w:pPr>
+      <w:ins w:id="61" w:author="Проект новой редакции" w:date="2026-10-29T11:52:00Z">
         <w:r>
           <w:rPr>
             <w:rFonts w:ascii="Arial" w:hAnsi="Arial" w:cs="Arial"/>
@@ -2489,14 +2485,14 @@
         <w:ind w:firstLine="850"/>
         <w:jc w:val="both"/>
         <w:rPr>
-          <w:ins w:id="62" w:author="Проект новой редакции" w:date="2026-10-23T13:54:00Z"/>
-          <w:rFonts w:ascii="Arial" w:hAnsi="Arial" w:cs="Arial"/>
-          <w:sz w:val="28"/>
-          <w:szCs w:val="32"/>
-          <w:lang w:val="en-GB"/>
-        </w:rPr>
-      </w:pPr>
-      <w:ins w:id="63" w:author="Проект новой редакции" w:date="2026-10-23T13:54:00Z">
+          <w:ins w:id="62" w:author="Проект новой редакции" w:date="2026-10-29T11:52:00Z"/>
+          <w:rFonts w:ascii="Arial" w:hAnsi="Arial" w:cs="Arial"/>
+          <w:sz w:val="28"/>
+          <w:szCs w:val="32"/>
+          <w:lang w:val="en-GB"/>
+        </w:rPr>
+      </w:pPr>
+      <w:ins w:id="63" w:author="Проект новой редакции" w:date="2026-10-29T11:52:00Z">
         <w:r>
           <w:rPr>
             <w:rFonts w:ascii="Arial" w:hAnsi="Arial" w:cs="Arial"/>
@@ -2514,14 +2510,14 @@
         <w:ind w:firstLine="850"/>
         <w:jc w:val="both"/>
         <w:rPr>
-          <w:ins w:id="64" w:author="Проект новой редакции" w:date="2026-10-23T13:54:00Z"/>
-          <w:rFonts w:ascii="Arial" w:hAnsi="Arial" w:cs="Arial"/>
-          <w:sz w:val="28"/>
-          <w:szCs w:val="32"/>
-          <w:lang w:val="en-GB"/>
-        </w:rPr>
-      </w:pPr>
-      <w:ins w:id="65" w:author="Проект новой редакции" w:date="2026-10-23T13:54:00Z">
+          <w:ins w:id="64" w:author="Проект новой редакции" w:date="2026-10-29T11:52:00Z"/>
+          <w:rFonts w:ascii="Arial" w:hAnsi="Arial" w:cs="Arial"/>
+          <w:sz w:val="28"/>
+          <w:szCs w:val="32"/>
+          <w:lang w:val="en-GB"/>
+        </w:rPr>
+      </w:pPr>
+      <w:ins w:id="65" w:author="Проект новой редакции" w:date="2026-10-29T11:52:00Z">
         <w:r>
           <w:rPr>
             <w:rFonts w:ascii="Arial" w:hAnsi="Arial" w:cs="Arial"/>
@@ -2539,14 +2535,14 @@
         <w:ind w:firstLine="850"/>
         <w:jc w:val="both"/>
         <w:rPr>
-          <w:ins w:id="66" w:author="Проект новой редакции" w:date="2026-10-23T13:54:00Z"/>
-          <w:rFonts w:ascii="Arial" w:hAnsi="Arial" w:cs="Arial"/>
-          <w:sz w:val="28"/>
-          <w:szCs w:val="32"/>
-          <w:lang w:val="en-GB"/>
-        </w:rPr>
-      </w:pPr>
-      <w:ins w:id="67" w:author="Проект новой редакции" w:date="2026-10-23T13:54:00Z">
+          <w:ins w:id="66" w:author="Проект новой редакции" w:date="2026-10-29T11:52:00Z"/>
+          <w:rFonts w:ascii="Arial" w:hAnsi="Arial" w:cs="Arial"/>
+          <w:sz w:val="28"/>
+          <w:szCs w:val="32"/>
+          <w:lang w:val="en-GB"/>
+        </w:rPr>
+      </w:pPr>
+      <w:ins w:id="67" w:author="Проект новой редакции" w:date="2026-10-29T11:52:00Z">
         <w:r>
           <w:rPr>
             <w:rFonts w:ascii="Arial" w:hAnsi="Arial" w:cs="Arial"/>
@@ -2564,14 +2560,14 @@
         <w:ind w:firstLine="850"/>
         <w:jc w:val="both"/>
         <w:rPr>
-          <w:ins w:id="68" w:author="Проект новой редакции" w:date="2026-10-23T13:54:00Z"/>
-          <w:rFonts w:ascii="Arial" w:hAnsi="Arial" w:cs="Arial"/>
-          <w:sz w:val="28"/>
-          <w:szCs w:val="32"/>
-          <w:lang w:val="en-GB"/>
-        </w:rPr>
-      </w:pPr>
-      <w:ins w:id="69" w:author="Проект новой редакции" w:date="2026-10-23T13:54:00Z">
+          <w:ins w:id="68" w:author="Проект новой редакции" w:date="2026-10-29T11:52:00Z"/>
+          <w:rFonts w:ascii="Arial" w:hAnsi="Arial" w:cs="Arial"/>
+          <w:sz w:val="28"/>
+          <w:szCs w:val="32"/>
+          <w:lang w:val="en-GB"/>
+        </w:rPr>
+      </w:pPr>
+      <w:ins w:id="69" w:author="Проект новой редакции" w:date="2026-10-29T11:52:00Z">
         <w:r>
           <w:rPr>
             <w:rFonts w:ascii="Arial" w:hAnsi="Arial" w:cs="Arial"/>
@@ -2589,14 +2585,14 @@
         <w:ind w:firstLine="850"/>
         <w:jc w:val="both"/>
         <w:rPr>
-          <w:ins w:id="70" w:author="Проект новой редакции" w:date="2026-10-23T13:54:00Z"/>
-          <w:rFonts w:ascii="Arial" w:hAnsi="Arial" w:cs="Arial"/>
-          <w:sz w:val="28"/>
-          <w:szCs w:val="32"/>
-          <w:lang w:val="en-GB"/>
-        </w:rPr>
-      </w:pPr>
-      <w:ins w:id="71" w:author="Проект новой редакции" w:date="2026-10-23T13:54:00Z">
+          <w:ins w:id="70" w:author="Проект новой редакции" w:date="2026-10-29T11:52:00Z"/>
+          <w:rFonts w:ascii="Arial" w:hAnsi="Arial" w:cs="Arial"/>
+          <w:sz w:val="28"/>
+          <w:szCs w:val="32"/>
+          <w:lang w:val="en-GB"/>
+        </w:rPr>
+      </w:pPr>
+      <w:ins w:id="71" w:author="Проект новой редакции" w:date="2026-10-29T11:52:00Z">
         <w:r>
           <w:rPr>
             <w:rFonts w:ascii="Arial" w:hAnsi="Arial" w:cs="Arial"/>
@@ -2614,22 +2610,21 @@
         <w:ind w:firstLine="850"/>
         <w:jc w:val="both"/>
         <w:rPr>
-          <w:ins w:id="72" w:author="Проект новой редакции" w:date="2026-10-23T13:54:00Z"/>
-          <w:rFonts w:ascii="Arial" w:hAnsi="Arial" w:cs="Arial"/>
-          <w:sz w:val="28"/>
-          <w:szCs w:val="32"/>
-          <w:lang w:val="en-GB"/>
-        </w:rPr>
-      </w:pPr>
-      <w:ins w:id="73" w:author="Проект новой редакции" w:date="2026-10-23T13:54:00Z">
-        <w:r>
-          <w:rPr>
-            <w:rFonts w:ascii="Arial" w:hAnsi="Arial" w:cs="Arial"/>
-            <w:sz w:val="28"/>
-            <w:szCs w:val="32"/>
-            <w:lang w:val="en-GB"/>
-          </w:rPr>
-          <w:lastRenderedPageBreak/>
+          <w:ins w:id="72" w:author="Проект новой редакции" w:date="2026-10-29T11:52:00Z"/>
+          <w:rFonts w:ascii="Arial" w:hAnsi="Arial" w:cs="Arial"/>
+          <w:sz w:val="28"/>
+          <w:szCs w:val="32"/>
+          <w:lang w:val="en-GB"/>
+        </w:rPr>
+      </w:pPr>
+      <w:ins w:id="73" w:author="Проект новой редакции" w:date="2026-10-29T11:52:00Z">
+        <w:r>
+          <w:rPr>
+            <w:rFonts w:ascii="Arial" w:hAnsi="Arial" w:cs="Arial"/>
+            <w:sz w:val="28"/>
+            <w:szCs w:val="32"/>
+            <w:lang w:val="en-GB"/>
+          </w:rPr>
           <w:t>18) Digital solutions: developing digital tools and platforms, including those based on artificial intelligence and geographic information systems, for collecting, analysing and monitoring environmental and climate data;</w:t>
         </w:r>
       </w:ins>
@@ -2640,14 +2635,14 @@
         <w:ind w:firstLine="850"/>
         <w:jc w:val="both"/>
         <w:rPr>
-          <w:ins w:id="74" w:author="Проект новой редакции" w:date="2026-10-23T13:54:00Z"/>
-          <w:rFonts w:ascii="Arial" w:hAnsi="Arial" w:cs="Arial"/>
-          <w:sz w:val="28"/>
-          <w:szCs w:val="32"/>
-          <w:lang w:val="en-GB"/>
-        </w:rPr>
-      </w:pPr>
-      <w:ins w:id="75" w:author="Проект новой редакции" w:date="2026-10-23T13:54:00Z">
+          <w:ins w:id="74" w:author="Проект новой редакции" w:date="2026-10-29T11:52:00Z"/>
+          <w:rFonts w:ascii="Arial" w:hAnsi="Arial" w:cs="Arial"/>
+          <w:sz w:val="28"/>
+          <w:szCs w:val="32"/>
+          <w:lang w:val="en-GB"/>
+        </w:rPr>
+      </w:pPr>
+      <w:ins w:id="75" w:author="Проект новой редакции" w:date="2026-10-29T11:52:00Z">
         <w:r>
           <w:rPr>
             <w:rFonts w:ascii="Arial" w:hAnsi="Arial" w:cs="Arial"/>
@@ -2665,14 +2660,14 @@
         <w:ind w:firstLine="850"/>
         <w:jc w:val="both"/>
         <w:rPr>
-          <w:ins w:id="76" w:author="Проект новой редакции" w:date="2026-10-23T13:54:00Z"/>
-          <w:rFonts w:ascii="Arial" w:hAnsi="Arial" w:cs="Arial"/>
-          <w:sz w:val="28"/>
-          <w:szCs w:val="32"/>
-          <w:lang w:val="en-GB"/>
-        </w:rPr>
-      </w:pPr>
-      <w:ins w:id="77" w:author="Проект новой редакции" w:date="2026-10-23T13:54:00Z">
+          <w:ins w:id="76" w:author="Проект новой редакции" w:date="2026-10-29T11:52:00Z"/>
+          <w:rFonts w:ascii="Arial" w:hAnsi="Arial" w:cs="Arial"/>
+          <w:sz w:val="28"/>
+          <w:szCs w:val="32"/>
+          <w:lang w:val="en-GB"/>
+        </w:rPr>
+      </w:pPr>
+      <w:ins w:id="77" w:author="Проект новой редакции" w:date="2026-10-29T11:52:00Z">
         <w:r>
           <w:rPr>
             <w:rFonts w:ascii="Arial" w:hAnsi="Arial" w:cs="Arial"/>
@@ -2690,14 +2685,14 @@
         <w:ind w:firstLine="850"/>
         <w:jc w:val="both"/>
         <w:rPr>
-          <w:ins w:id="78" w:author="Проект новой редакции" w:date="2026-10-23T13:54:00Z"/>
-          <w:rFonts w:ascii="Arial" w:hAnsi="Arial" w:cs="Arial"/>
-          <w:sz w:val="28"/>
-          <w:szCs w:val="32"/>
-          <w:lang w:val="en-GB"/>
-        </w:rPr>
-      </w:pPr>
-      <w:ins w:id="79" w:author="Проект новой редакции" w:date="2026-10-23T13:54:00Z">
+          <w:ins w:id="78" w:author="Проект новой редакции" w:date="2026-10-29T11:52:00Z"/>
+          <w:rFonts w:ascii="Arial" w:hAnsi="Arial" w:cs="Arial"/>
+          <w:sz w:val="28"/>
+          <w:szCs w:val="32"/>
+          <w:lang w:val="en-GB"/>
+        </w:rPr>
+      </w:pPr>
+      <w:ins w:id="79" w:author="Проект новой редакции" w:date="2026-10-29T11:52:00Z">
         <w:r>
           <w:rPr>
             <w:rFonts w:ascii="Arial" w:hAnsi="Arial" w:cs="Arial"/>
@@ -2745,7 +2740,7 @@
         </w:rPr>
         <w:t xml:space="preserve">PART </w:t>
       </w:r>
-      <w:ins w:id="80" w:author="Проект новой редакции" w:date="2026-10-23T13:54:00Z">
+      <w:ins w:id="80" w:author="Проект новой редакции" w:date="2026-10-29T11:52:00Z">
         <w:r>
           <w:rPr>
             <w:rFonts w:ascii="Arial" w:hAnsi="Arial" w:cs="Arial"/>
@@ -2757,7 +2752,7 @@
           <w:t>5</w:t>
         </w:r>
       </w:ins>
-      <w:del w:id="81" w:author="Проект новой редакции" w:date="2026-10-23T13:54:00Z">
+      <w:del w:id="81" w:author="Проект новой редакции" w:date="2026-10-29T11:52:00Z">
         <w:r>
           <w:rPr>
             <w:rFonts w:ascii="Arial" w:hAnsi="Arial" w:cs="Arial"/>
@@ -2792,7 +2787,7 @@
           <w:lang w:val="en-GB"/>
         </w:rPr>
       </w:pPr>
-      <w:ins w:id="82" w:author="Проект новой редакции" w:date="2026-10-23T13:54:00Z">
+      <w:ins w:id="82" w:author="Проект новой редакции" w:date="2026-10-29T11:52:00Z">
         <w:r>
           <w:rPr>
             <w:rFonts w:ascii="Arial" w:hAnsi="Arial" w:cs="Arial"/>
@@ -2803,7 +2798,7 @@
           <w:t>5</w:t>
         </w:r>
       </w:ins>
-      <w:del w:id="83" w:author="Проект новой редакции" w:date="2026-10-23T13:54:00Z">
+      <w:del w:id="83" w:author="Проект новой редакции" w:date="2026-10-29T11:52:00Z">
         <w:r>
           <w:rPr>
             <w:rFonts w:ascii="Arial" w:hAnsi="Arial" w:cs="Arial"/>
@@ -2836,7 +2831,7 @@
           <w:lang w:val="en-GB"/>
         </w:rPr>
       </w:pPr>
-      <w:ins w:id="84" w:author="Проект новой редакции" w:date="2026-10-23T13:54:00Z">
+      <w:ins w:id="84" w:author="Проект новой редакции" w:date="2026-10-29T11:52:00Z">
         <w:r>
           <w:rPr>
             <w:rFonts w:ascii="Arial" w:hAnsi="Arial" w:cs="Arial"/>
@@ -2847,7 +2842,7 @@
           <w:t>5</w:t>
         </w:r>
       </w:ins>
-      <w:del w:id="85" w:author="Проект новой редакции" w:date="2026-10-23T13:54:00Z">
+      <w:del w:id="85" w:author="Проект новой редакции" w:date="2026-10-29T11:52:00Z">
         <w:r>
           <w:rPr>
             <w:rFonts w:ascii="Arial" w:hAnsi="Arial" w:cs="Arial"/>
@@ -2890,10 +2885,9 @@
           <w:szCs w:val="32"/>
           <w:lang w:val="en-GB"/>
         </w:rPr>
-        <w:lastRenderedPageBreak/>
         <w:t xml:space="preserve">PART </w:t>
       </w:r>
-      <w:ins w:id="86" w:author="Проект новой редакции" w:date="2026-10-23T13:54:00Z">
+      <w:ins w:id="86" w:author="Проект новой редакции" w:date="2026-10-29T11:52:00Z">
         <w:r>
           <w:rPr>
             <w:rFonts w:ascii="Arial" w:hAnsi="Arial" w:cs="Arial"/>
@@ -2905,7 +2899,7 @@
           <w:t>6</w:t>
         </w:r>
       </w:ins>
-      <w:del w:id="87" w:author="Проект новой редакции" w:date="2026-10-23T13:54:00Z">
+      <w:del w:id="87" w:author="Проект новой редакции" w:date="2026-10-29T11:52:00Z">
         <w:r>
           <w:rPr>
             <w:rFonts w:ascii="Arial" w:hAnsi="Arial" w:cs="Arial"/>
@@ -2940,7 +2934,7 @@
           <w:lang w:val="en-GB"/>
         </w:rPr>
       </w:pPr>
-      <w:ins w:id="88" w:author="Проект новой редакции" w:date="2026-10-23T13:54:00Z">
+      <w:ins w:id="88" w:author="Проект новой редакции" w:date="2026-10-29T11:52:00Z">
         <w:r>
           <w:rPr>
             <w:rFonts w:ascii="Arial" w:hAnsi="Arial" w:cs="Arial"/>
@@ -2951,7 +2945,7 @@
           <w:t>6</w:t>
         </w:r>
       </w:ins>
-      <w:del w:id="89" w:author="Проект новой редакции" w:date="2026-10-23T13:54:00Z">
+      <w:del w:id="89" w:author="Проект новой редакции" w:date="2026-10-29T11:52:00Z">
         <w:r>
           <w:rPr>
             <w:rFonts w:ascii="Arial" w:hAnsi="Arial" w:cs="Arial"/>
@@ -2993,7 +2987,7 @@
         </w:rPr>
         <w:t xml:space="preserve">1) by the Founder (where the Founder </w:t>
       </w:r>
-      <w:ins w:id="90" w:author="Проект новой редакции" w:date="2026-10-23T13:54:00Z">
+      <w:ins w:id="90" w:author="Проект новой редакции" w:date="2026-10-29T11:52:00Z">
         <w:r>
           <w:rPr>
             <w:rFonts w:ascii="Arial" w:hAnsi="Arial" w:cs="Arial"/>
@@ -3004,7 +2998,7 @@
           <w:t>resides</w:t>
         </w:r>
       </w:ins>
-      <w:del w:id="91" w:author="Проект новой редакции" w:date="2026-10-23T13:54:00Z">
+      <w:del w:id="91" w:author="Проект новой редакции" w:date="2026-10-29T11:52:00Z">
         <w:r>
           <w:rPr>
             <w:rFonts w:ascii="Arial" w:hAnsi="Arial" w:cs="Arial"/>
@@ -3024,7 +3018,7 @@
         </w:rPr>
         <w:t xml:space="preserve"> or </w:t>
       </w:r>
-      <w:ins w:id="92" w:author="Проект новой редакции" w:date="2026-10-23T13:54:00Z">
+      <w:ins w:id="92" w:author="Проект новой редакции" w:date="2026-10-29T11:52:00Z">
         <w:r>
           <w:rPr>
             <w:rFonts w:ascii="Arial" w:hAnsi="Arial" w:cs="Arial"/>
@@ -3035,7 +3029,7 @@
           <w:t>is located</w:t>
         </w:r>
       </w:ins>
-      <w:del w:id="93" w:author="Проект новой редакции" w:date="2026-10-23T13:54:00Z">
+      <w:del w:id="93" w:author="Проект новой редакции" w:date="2026-10-29T11:52:00Z">
         <w:r>
           <w:rPr>
             <w:rFonts w:ascii="Arial" w:hAnsi="Arial" w:cs="Arial"/>
@@ -3077,7 +3071,7 @@
         </w:rPr>
         <w:t xml:space="preserve">2) at any time when the Founder </w:t>
       </w:r>
-      <w:ins w:id="94" w:author="Проект новой редакции" w:date="2026-10-23T13:54:00Z">
+      <w:ins w:id="94" w:author="Проект новой редакции" w:date="2026-10-29T11:52:00Z">
         <w:r>
           <w:rPr>
             <w:rFonts w:ascii="Arial" w:hAnsi="Arial" w:cs="Arial"/>
@@ -3097,7 +3091,7 @@
         </w:rPr>
         <w:t>is not</w:t>
       </w:r>
-      <w:del w:id="95" w:author="Проект новой редакции" w:date="2026-10-23T13:54:00Z">
+      <w:del w:id="95" w:author="Проект новой редакции" w:date="2026-10-29T11:52:00Z">
         <w:r>
           <w:rPr>
             <w:rFonts w:ascii="Arial" w:hAnsi="Arial" w:cs="Arial"/>
@@ -3176,7 +3170,7 @@
         </w:rPr>
         <w:t xml:space="preserve">PART </w:t>
       </w:r>
-      <w:ins w:id="96" w:author="Проект новой редакции" w:date="2026-10-23T13:54:00Z">
+      <w:ins w:id="96" w:author="Проект новой редакции" w:date="2026-10-29T11:52:00Z">
         <w:r>
           <w:rPr>
             <w:rFonts w:ascii="Arial" w:hAnsi="Arial" w:cs="Arial"/>
@@ -3188,7 +3182,7 @@
           <w:t>7</w:t>
         </w:r>
       </w:ins>
-      <w:del w:id="97" w:author="Проект новой редакции" w:date="2026-10-23T13:54:00Z">
+      <w:del w:id="97" w:author="Проект новой редакции" w:date="2026-10-29T11:52:00Z">
         <w:r>
           <w:rPr>
             <w:rFonts w:ascii="Arial" w:hAnsi="Arial" w:cs="Arial"/>
@@ -3223,7 +3217,7 @@
           <w:lang w:val="en-GB"/>
         </w:rPr>
       </w:pPr>
-      <w:ins w:id="98" w:author="Проект новой редакции" w:date="2026-10-23T13:54:00Z">
+      <w:ins w:id="98" w:author="Проект новой редакции" w:date="2026-10-29T11:52:00Z">
         <w:r>
           <w:rPr>
             <w:rFonts w:ascii="Arial" w:hAnsi="Arial" w:cs="Arial"/>
@@ -3234,7 +3228,7 @@
           <w:t>7</w:t>
         </w:r>
       </w:ins>
-      <w:del w:id="99" w:author="Проект новой редакции" w:date="2026-10-23T13:54:00Z">
+      <w:del w:id="99" w:author="Проект новой редакции" w:date="2026-10-29T11:52:00Z">
         <w:r>
           <w:rPr>
             <w:rFonts w:ascii="Arial" w:hAnsi="Arial" w:cs="Arial"/>
@@ -3267,7 +3261,7 @@
           <w:lang w:val="en-GB"/>
         </w:rPr>
       </w:pPr>
-      <w:ins w:id="100" w:author="Проект новой редакции" w:date="2026-10-23T13:54:00Z">
+      <w:ins w:id="100" w:author="Проект новой редакции" w:date="2026-10-29T11:52:00Z">
         <w:r>
           <w:rPr>
             <w:rFonts w:ascii="Arial" w:hAnsi="Arial" w:cs="Arial"/>
@@ -3278,7 +3272,7 @@
           <w:t>7</w:t>
         </w:r>
       </w:ins>
-      <w:del w:id="101" w:author="Проект новой редакции" w:date="2026-10-23T13:54:00Z">
+      <w:del w:id="101" w:author="Проект новой редакции" w:date="2026-10-29T11:52:00Z">
         <w:r>
           <w:rPr>
             <w:rFonts w:ascii="Arial" w:hAnsi="Arial" w:cs="Arial"/>
@@ -3321,7 +3315,6 @@
           <w:szCs w:val="32"/>
           <w:lang w:val="en-GB"/>
         </w:rPr>
-        <w:lastRenderedPageBreak/>
         <w:t>Annex 1</w:t>
       </w:r>
     </w:p>
@@ -3379,7 +3372,7 @@
         <w:tab/>
         <w:t>Director, Chief Executive Officer</w:t>
       </w:r>
-      <w:ins w:id="102" w:author="Проект новой редакции" w:date="2026-10-23T13:54:00Z">
+      <w:ins w:id="102" w:author="Проект новой редакции" w:date="2026-10-29T11:52:00Z">
         <w:r>
           <w:rPr>
             <w:rFonts w:ascii="Arial" w:hAnsi="Arial" w:cs="Arial"/>
@@ -3390,7 +3383,7 @@
           <w:t xml:space="preserve"> and</w:t>
         </w:r>
       </w:ins>
-      <w:del w:id="103" w:author="Проект новой редакции" w:date="2026-10-23T13:54:00Z">
+      <w:del w:id="103" w:author="Проект новой редакции" w:date="2026-10-29T11:52:00Z">
         <w:r>
           <w:rPr>
             <w:rFonts w:ascii="Arial" w:hAnsi="Arial" w:cs="Arial"/>
@@ -3410,7 +3403,7 @@
         </w:rPr>
         <w:t xml:space="preserve"> Authorised </w:t>
       </w:r>
-      <w:ins w:id="104" w:author="Проект новой редакции" w:date="2026-10-23T13:54:00Z">
+      <w:ins w:id="104" w:author="Проект новой редакции" w:date="2026-10-29T11:52:00Z">
         <w:r>
           <w:rPr>
             <w:rFonts w:ascii="Arial" w:hAnsi="Arial" w:cs="Arial"/>
@@ -3421,7 +3414,7 @@
           <w:t>Signatory</w:t>
         </w:r>
       </w:ins>
-      <w:del w:id="105" w:author="Проект новой редакции" w:date="2026-10-23T13:54:00Z">
+      <w:del w:id="105" w:author="Проект новой редакции" w:date="2026-10-29T11:52:00Z">
         <w:r>
           <w:rPr>
             <w:rFonts w:ascii="Arial" w:hAnsi="Arial" w:cs="Arial"/>
@@ -3464,7 +3457,6 @@
           <w:szCs w:val="32"/>
           <w:lang w:val="en-GB"/>
         </w:rPr>
-        <w:lastRenderedPageBreak/>
         <w:t>Annex 2</w:t>
       </w:r>
     </w:p>
@@ -3519,7 +3511,7 @@
         <w:ind w:firstLine="709"/>
         <w:jc w:val="both"/>
         <w:rPr>
-          <w:del w:id="106" w:author="Проект новой редакции" w:date="2026-10-23T13:54:00Z"/>
+          <w:del w:id="106" w:author="Проект новой редакции" w:date="2026-10-29T11:52:00Z"/>
           <w:rFonts w:ascii="Arial" w:hAnsi="Arial" w:cs="Arial"/>
           <w:sz w:val="28"/>
           <w:szCs w:val="32"/>
@@ -3535,7 +3527,7 @@
         </w:rPr>
         <w:t xml:space="preserve">2. </w:t>
       </w:r>
-      <w:del w:id="107" w:author="Проект новой редакции" w:date="2026-10-23T13:54:00Z">
+      <w:del w:id="107" w:author="Проект новой редакции" w:date="2026-10-29T11:52:00Z">
         <w:r>
           <w:rPr>
             <w:rFonts w:ascii="Arial" w:hAnsi="Arial" w:cs="Arial"/>
@@ -3559,7 +3551,7 @@
           <w:lang w:val="en-GB"/>
         </w:rPr>
       </w:pPr>
-      <w:del w:id="108" w:author="Проект новой редакции" w:date="2026-10-23T13:54:00Z">
+      <w:del w:id="108" w:author="Проект новой редакции" w:date="2026-10-29T11:52:00Z">
         <w:r>
           <w:rPr>
             <w:rFonts w:ascii="Arial" w:hAnsi="Arial" w:cs="Arial"/>
@@ -3705,7 +3697,7 @@
         <w:rFonts w:ascii="Calibri" w:hAnsi="Calibri" w:cs="Calibri"/>
         <w:noProof/>
       </w:rPr>
-      <w:t>10</w:t>
+      <w:t>2</w:t>
     </w:r>
     <w:r>
       <w:rPr>
@@ -4360,7 +4352,7 @@
     <w:hidden/>
     <w:uiPriority w:val="99"/>
     <w:semiHidden/>
-    <w:rsid w:val="00765C5E"/>
+    <w:rsid w:val="00A46198"/>
     <w:pPr>
       <w:suppressAutoHyphens w:val="0"/>
     </w:pPr>

--- a/Устав/_документы/С выделением — Charter CACF.docx
+++ b/Устав/_документы/С выделением — Charter CACF.docx
@@ -16,7 +16,7 @@
       </w:pPr>
       <w:bookmarkStart w:id="0" w:name="_GoBack"/>
       <w:bookmarkEnd w:id="0"/>
-      <w:ins w:id="1" w:author="Проект новой редакции" w:date="2026-10-29T11:52:00Z">
+      <w:ins w:id="1" w:author="Проект новой редакции" w:date="2026-10-29T12:18:00Z">
         <w:r>
           <w:rPr>
             <w:rFonts w:ascii="Arial" w:hAnsi="Arial" w:cs="Arial"/>
@@ -217,7 +217,7 @@
         </w:rPr>
         <w:t>ADOPTED: Resolution № 2 «24» March 2024</w:t>
       </w:r>
-      <w:ins w:id="2" w:author="Проект новой редакции" w:date="2026-10-29T11:52:00Z">
+      <w:ins w:id="2" w:author="Проект новой редакции" w:date="2026-10-29T12:18:00Z">
         <w:r>
           <w:rPr>
             <w:rFonts w:ascii="Arial" w:hAnsi="Arial" w:cs="Arial"/>
@@ -322,7 +322,7 @@
         </w:rPr>
         <w:t>Approval Date</w:t>
       </w:r>
-      <w:ins w:id="3" w:author="Проект новой редакции" w:date="2026-10-29T11:52:00Z">
+      <w:ins w:id="3" w:author="Проект новой редакции" w:date="2026-10-29T12:18:00Z">
         <w:r>
           <w:rPr>
             <w:rFonts w:ascii="Arial" w:hAnsi="Arial" w:cs="Arial"/>
@@ -333,7 +333,7 @@
           <w:t xml:space="preserve"> of the new version: «___» __________ 2026</w:t>
         </w:r>
       </w:ins>
-      <w:del w:id="4" w:author="Проект новой редакции" w:date="2026-10-29T11:52:00Z">
+      <w:del w:id="4" w:author="Проект новой редакции" w:date="2026-10-29T12:18:00Z">
         <w:r>
           <w:rPr>
             <w:rFonts w:ascii="Arial" w:hAnsi="Arial" w:cs="Arial"/>
@@ -356,7 +356,7 @@
           <w:lang w:val="en-GB"/>
         </w:rPr>
       </w:pPr>
-      <w:ins w:id="5" w:author="Проект новой редакции" w:date="2026-10-29T11:52:00Z">
+      <w:ins w:id="5" w:author="Проект новой редакции" w:date="2026-10-29T12:18:00Z">
         <w:r>
           <w:rPr>
             <w:rFonts w:ascii="Arial" w:hAnsi="Arial" w:cs="Arial"/>
@@ -367,7 +367,7 @@
           <w:t>The initial version adopted</w:t>
         </w:r>
       </w:ins>
-      <w:del w:id="6" w:author="Проект новой редакции" w:date="2026-10-29T11:52:00Z">
+      <w:del w:id="6" w:author="Проект новой редакции" w:date="2026-10-29T12:18:00Z">
         <w:r>
           <w:rPr>
             <w:rFonts w:ascii="Arial" w:hAnsi="Arial" w:cs="Arial"/>
@@ -593,7 +593,7 @@
         </w:rPr>
         <w:tab/>
       </w:r>
-      <w:ins w:id="7" w:author="Проект новой редакции" w:date="2026-10-29T11:52:00Z">
+      <w:ins w:id="7" w:author="Проект новой редакции" w:date="2026-10-29T12:18:00Z">
         <w:r>
           <w:rPr>
             <w:rFonts w:ascii="Arial" w:hAnsi="Arial" w:cs="Arial"/>
@@ -604,7 +604,7 @@
           <w:t>3</w:t>
         </w:r>
       </w:ins>
-      <w:del w:id="8" w:author="Проект новой редакции" w:date="2026-10-29T11:52:00Z">
+      <w:del w:id="8" w:author="Проект новой редакции" w:date="2026-10-29T12:18:00Z">
         <w:r>
           <w:rPr>
             <w:rFonts w:ascii="Arial" w:hAnsi="Arial" w:cs="Arial"/>
@@ -648,7 +648,7 @@
         </w:rPr>
         <w:tab/>
       </w:r>
-      <w:ins w:id="9" w:author="Проект новой редакции" w:date="2026-10-29T11:52:00Z">
+      <w:ins w:id="9" w:author="Проект новой редакции" w:date="2026-10-29T12:18:00Z">
         <w:r>
           <w:rPr>
             <w:rFonts w:ascii="Arial" w:hAnsi="Arial" w:cs="Arial"/>
@@ -659,7 +659,7 @@
           <w:t>3</w:t>
         </w:r>
       </w:ins>
-      <w:del w:id="10" w:author="Проект новой редакции" w:date="2026-10-29T11:52:00Z">
+      <w:del w:id="10" w:author="Проект новой редакции" w:date="2026-10-29T12:18:00Z">
         <w:r>
           <w:rPr>
             <w:rFonts w:ascii="Arial" w:hAnsi="Arial" w:cs="Arial"/>
@@ -703,7 +703,7 @@
         </w:rPr>
         <w:tab/>
       </w:r>
-      <w:ins w:id="11" w:author="Проект новой редакции" w:date="2026-10-29T11:52:00Z">
+      <w:ins w:id="11" w:author="Проект новой редакции" w:date="2026-10-29T12:18:00Z">
         <w:r>
           <w:rPr>
             <w:rFonts w:ascii="Arial" w:hAnsi="Arial" w:cs="Arial"/>
@@ -714,7 +714,7 @@
           <w:t>3</w:t>
         </w:r>
       </w:ins>
-      <w:del w:id="12" w:author="Проект новой редакции" w:date="2026-10-29T11:52:00Z">
+      <w:del w:id="12" w:author="Проект новой редакции" w:date="2026-10-29T12:18:00Z">
         <w:r>
           <w:rPr>
             <w:rFonts w:ascii="Arial" w:hAnsi="Arial" w:cs="Arial"/>
@@ -795,7 +795,7 @@
         </w:rPr>
         <w:tab/>
       </w:r>
-      <w:ins w:id="13" w:author="Проект новой редакции" w:date="2026-10-29T11:52:00Z">
+      <w:ins w:id="13" w:author="Проект новой редакции" w:date="2026-10-29T12:18:00Z">
         <w:r>
           <w:rPr>
             <w:rFonts w:ascii="Arial" w:hAnsi="Arial" w:cs="Arial"/>
@@ -807,7 +807,7 @@
           <w:t>5</w:t>
         </w:r>
       </w:ins>
-      <w:del w:id="14" w:author="Проект новой редакции" w:date="2026-10-29T11:52:00Z">
+      <w:del w:id="14" w:author="Проект новой редакции" w:date="2026-10-29T12:18:00Z">
         <w:r>
           <w:rPr>
             <w:rFonts w:ascii="Arial" w:hAnsi="Arial" w:cs="Arial"/>
@@ -916,7 +916,7 @@
         </w:rPr>
         <w:t xml:space="preserve">PART </w:t>
       </w:r>
-      <w:ins w:id="15" w:author="Проект новой редакции" w:date="2026-10-29T11:52:00Z">
+      <w:ins w:id="15" w:author="Проект новой редакции" w:date="2026-10-29T12:18:00Z">
         <w:r>
           <w:rPr>
             <w:rFonts w:ascii="Arial" w:hAnsi="Arial" w:cs="Arial"/>
@@ -928,7 +928,7 @@
           <w:t>4</w:t>
         </w:r>
       </w:ins>
-      <w:del w:id="16" w:author="Проект новой редакции" w:date="2026-10-29T11:52:00Z">
+      <w:del w:id="16" w:author="Проект новой редакции" w:date="2026-10-29T12:18:00Z">
         <w:r>
           <w:rPr>
             <w:rFonts w:ascii="Arial" w:hAnsi="Arial" w:cs="Arial"/>
@@ -960,7 +960,7 @@
         </w:rPr>
         <w:tab/>
       </w:r>
-      <w:ins w:id="17" w:author="Проект новой редакции" w:date="2026-10-29T11:52:00Z">
+      <w:ins w:id="17" w:author="Проект новой редакции" w:date="2026-10-29T12:18:00Z">
         <w:r>
           <w:rPr>
             <w:rFonts w:ascii="Arial" w:hAnsi="Arial" w:cs="Arial"/>
@@ -972,7 +972,7 @@
           <w:t>5</w:t>
         </w:r>
       </w:ins>
-      <w:del w:id="18" w:author="Проект новой редакции" w:date="2026-10-29T11:52:00Z">
+      <w:del w:id="18" w:author="Проект новой редакции" w:date="2026-10-29T12:18:00Z">
         <w:r>
           <w:rPr>
             <w:rFonts w:ascii="Arial" w:hAnsi="Arial" w:cs="Arial"/>
@@ -1010,7 +1010,7 @@
         </w:rPr>
         <w:t xml:space="preserve">PART </w:t>
       </w:r>
-      <w:ins w:id="19" w:author="Проект новой редакции" w:date="2026-10-29T11:52:00Z">
+      <w:ins w:id="19" w:author="Проект новой редакции" w:date="2026-10-29T12:18:00Z">
         <w:r>
           <w:rPr>
             <w:rFonts w:ascii="Arial" w:hAnsi="Arial" w:cs="Arial"/>
@@ -1022,7 +1022,7 @@
           <w:t>5</w:t>
         </w:r>
       </w:ins>
-      <w:del w:id="20" w:author="Проект новой редакции" w:date="2026-10-29T11:52:00Z">
+      <w:del w:id="20" w:author="Проект новой редакции" w:date="2026-10-29T12:18:00Z">
         <w:r>
           <w:rPr>
             <w:rFonts w:ascii="Arial" w:hAnsi="Arial" w:cs="Arial"/>
@@ -1054,7 +1054,7 @@
         </w:rPr>
         <w:tab/>
       </w:r>
-      <w:ins w:id="21" w:author="Проект новой редакции" w:date="2026-10-29T11:52:00Z">
+      <w:ins w:id="21" w:author="Проект новой редакции" w:date="2026-10-29T12:18:00Z">
         <w:r>
           <w:rPr>
             <w:rFonts w:ascii="Arial" w:hAnsi="Arial" w:cs="Arial"/>
@@ -1066,7 +1066,7 @@
           <w:t>8</w:t>
         </w:r>
       </w:ins>
-      <w:del w:id="22" w:author="Проект новой редакции" w:date="2026-10-29T11:52:00Z">
+      <w:del w:id="22" w:author="Проект новой редакции" w:date="2026-10-29T12:18:00Z">
         <w:r>
           <w:rPr>
             <w:rFonts w:ascii="Arial" w:hAnsi="Arial" w:cs="Arial"/>
@@ -1104,7 +1104,7 @@
         </w:rPr>
         <w:t xml:space="preserve">PART </w:t>
       </w:r>
-      <w:ins w:id="23" w:author="Проект новой редакции" w:date="2026-10-29T11:52:00Z">
+      <w:ins w:id="23" w:author="Проект новой редакции" w:date="2026-10-29T12:18:00Z">
         <w:r>
           <w:rPr>
             <w:rFonts w:ascii="Arial" w:hAnsi="Arial" w:cs="Arial"/>
@@ -1116,7 +1116,7 @@
           <w:t>6</w:t>
         </w:r>
       </w:ins>
-      <w:del w:id="24" w:author="Проект новой редакции" w:date="2026-10-29T11:52:00Z">
+      <w:del w:id="24" w:author="Проект новой редакции" w:date="2026-10-29T12:18:00Z">
         <w:r>
           <w:rPr>
             <w:rFonts w:ascii="Arial" w:hAnsi="Arial" w:cs="Arial"/>
@@ -1148,7 +1148,7 @@
         </w:rPr>
         <w:tab/>
       </w:r>
-      <w:ins w:id="25" w:author="Проект новой редакции" w:date="2026-10-29T11:52:00Z">
+      <w:ins w:id="25" w:author="Проект новой редакции" w:date="2026-10-29T12:18:00Z">
         <w:r>
           <w:rPr>
             <w:rFonts w:ascii="Arial" w:hAnsi="Arial" w:cs="Arial"/>
@@ -1160,7 +1160,7 @@
           <w:t>9</w:t>
         </w:r>
       </w:ins>
-      <w:del w:id="26" w:author="Проект новой редакции" w:date="2026-10-29T11:52:00Z">
+      <w:del w:id="26" w:author="Проект новой редакции" w:date="2026-10-29T12:18:00Z">
         <w:r>
           <w:rPr>
             <w:rFonts w:ascii="Arial" w:hAnsi="Arial" w:cs="Arial"/>
@@ -1198,7 +1198,7 @@
         </w:rPr>
         <w:t xml:space="preserve">PART </w:t>
       </w:r>
-      <w:ins w:id="27" w:author="Проект новой редакции" w:date="2026-10-29T11:52:00Z">
+      <w:ins w:id="27" w:author="Проект новой редакции" w:date="2026-10-29T12:18:00Z">
         <w:r>
           <w:rPr>
             <w:rFonts w:ascii="Arial" w:hAnsi="Arial" w:cs="Arial"/>
@@ -1210,7 +1210,7 @@
           <w:t>7</w:t>
         </w:r>
       </w:ins>
-      <w:del w:id="28" w:author="Проект новой редакции" w:date="2026-10-29T11:52:00Z">
+      <w:del w:id="28" w:author="Проект новой редакции" w:date="2026-10-29T12:18:00Z">
         <w:r>
           <w:rPr>
             <w:rFonts w:ascii="Arial" w:hAnsi="Arial" w:cs="Arial"/>
@@ -1242,7 +1242,7 @@
         </w:rPr>
         <w:tab/>
       </w:r>
-      <w:ins w:id="29" w:author="Проект новой редакции" w:date="2026-10-29T11:52:00Z">
+      <w:ins w:id="29" w:author="Проект новой редакции" w:date="2026-10-29T12:18:00Z">
         <w:r>
           <w:rPr>
             <w:rFonts w:ascii="Arial" w:hAnsi="Arial" w:cs="Arial"/>
@@ -1254,7 +1254,7 @@
           <w:t>9</w:t>
         </w:r>
       </w:ins>
-      <w:del w:id="30" w:author="Проект новой редакции" w:date="2026-10-29T11:52:00Z">
+      <w:del w:id="30" w:author="Проект новой редакции" w:date="2026-10-29T12:18:00Z">
         <w:r>
           <w:rPr>
             <w:rFonts w:ascii="Arial" w:hAnsi="Arial" w:cs="Arial"/>
@@ -1275,15 +1275,15 @@
         <w:spacing w:after="120" w:line="240" w:lineRule="auto"/>
         <w:ind w:firstLine="709"/>
         <w:rPr>
-          <w:ins w:id="31" w:author="Проект новой редакции" w:date="2026-10-29T11:52:00Z"/>
-          <w:rFonts w:ascii="Arial" w:hAnsi="Arial" w:cs="Arial"/>
-          <w:b/>
-          <w:sz w:val="28"/>
-          <w:szCs w:val="32"/>
-          <w:lang w:val="en-GB"/>
-        </w:rPr>
-      </w:pPr>
-      <w:ins w:id="32" w:author="Проект новой редакции" w:date="2026-10-29T11:52:00Z">
+          <w:ins w:id="31" w:author="Проект новой редакции" w:date="2026-10-29T12:18:00Z"/>
+          <w:rFonts w:ascii="Arial" w:hAnsi="Arial" w:cs="Arial"/>
+          <w:b/>
+          <w:sz w:val="28"/>
+          <w:szCs w:val="32"/>
+          <w:lang w:val="en-GB"/>
+        </w:rPr>
+      </w:pPr>
+      <w:ins w:id="32" w:author="Проект новой редакции" w:date="2026-10-29T12:18:00Z">
         <w:r>
           <w:rPr>
             <w:rFonts w:ascii="Arial" w:hAnsi="Arial" w:cs="Arial"/>
@@ -1398,7 +1398,7 @@
         </w:rPr>
         <w:t>1) Full</w:t>
       </w:r>
-      <w:ins w:id="33" w:author="Проект новой редакции" w:date="2026-10-29T11:52:00Z">
+      <w:ins w:id="33" w:author="Проект новой редакции" w:date="2026-10-29T12:18:00Z">
         <w:r>
           <w:rPr>
             <w:rFonts w:ascii="Arial" w:hAnsi="Arial" w:cs="Arial"/>
@@ -1418,7 +1418,7 @@
         </w:rPr>
         <w:t xml:space="preserve"> name of the Foundation in English language is «Central Asia Climate Foundation», abbreviation «CACF</w:t>
       </w:r>
-      <w:ins w:id="34" w:author="Проект новой редакции" w:date="2026-10-29T11:52:00Z">
+      <w:ins w:id="34" w:author="Проект новой редакции" w:date="2026-10-29T12:18:00Z">
         <w:r>
           <w:rPr>
             <w:rFonts w:ascii="Arial" w:hAnsi="Arial" w:cs="Arial"/>
@@ -1429,7 +1429,7 @@
           <w:t>»; for official communications, along with the legal name, «Central Asia Climate Foundation» or the abbreviation «CACF», as well as «Project Office for Central Asia on climate change and green energy», are officially used.</w:t>
         </w:r>
       </w:ins>
-      <w:del w:id="35" w:author="Проект новой редакции" w:date="2026-10-29T11:52:00Z">
+      <w:del w:id="35" w:author="Проект новой редакции" w:date="2026-10-29T12:18:00Z">
         <w:r>
           <w:rPr>
             <w:rFonts w:ascii="Arial" w:hAnsi="Arial" w:cs="Arial"/>
@@ -1462,7 +1462,7 @@
         </w:rPr>
         <w:t>2) Full</w:t>
       </w:r>
-      <w:ins w:id="36" w:author="Проект новой редакции" w:date="2026-10-29T11:52:00Z">
+      <w:ins w:id="36" w:author="Проект новой редакции" w:date="2026-10-29T12:18:00Z">
         <w:r>
           <w:rPr>
             <w:rFonts w:ascii="Arial" w:hAnsi="Arial" w:cs="Arial"/>
@@ -1482,7 +1482,7 @@
         </w:rPr>
         <w:t xml:space="preserve"> name of the Foundation in Kazakh language is «Орталық Азия Климаттық Қоры», abbreviation «ОАКҚ</w:t>
       </w:r>
-      <w:ins w:id="37" w:author="Проект новой редакции" w:date="2026-10-29T11:52:00Z">
+      <w:ins w:id="37" w:author="Проект новой редакции" w:date="2026-10-29T12:18:00Z">
         <w:r>
           <w:rPr>
             <w:rFonts w:ascii="Arial" w:hAnsi="Arial" w:cs="Arial"/>
@@ -1493,7 +1493,7 @@
           <w:t>»; for official communications, along with the legal name, «Орталық Азия Климаттық Қоры» or the abbreviation «ОАКҚ», as well as «Орталық Азияның климаттың өзгеруі және жасыл энергетика бойынша Жобалық Офисі», are officially used.</w:t>
         </w:r>
       </w:ins>
-      <w:del w:id="38" w:author="Проект новой редакции" w:date="2026-10-29T11:52:00Z">
+      <w:del w:id="38" w:author="Проект новой редакции" w:date="2026-10-29T12:18:00Z">
         <w:r>
           <w:rPr>
             <w:rFonts w:ascii="Arial" w:hAnsi="Arial" w:cs="Arial"/>
@@ -1526,7 +1526,7 @@
         </w:rPr>
         <w:t>3) Full</w:t>
       </w:r>
-      <w:ins w:id="39" w:author="Проект новой редакции" w:date="2026-10-29T11:52:00Z">
+      <w:ins w:id="39" w:author="Проект новой редакции" w:date="2026-10-29T12:18:00Z">
         <w:r>
           <w:rPr>
             <w:rFonts w:ascii="Arial" w:hAnsi="Arial" w:cs="Arial"/>
@@ -1546,7 +1546,7 @@
         </w:rPr>
         <w:t xml:space="preserve"> name of the Foundation in Russian language is «Центрально Азиатский Климатический Фонд», abbreviation «ЦАКФ</w:t>
       </w:r>
-      <w:ins w:id="40" w:author="Проект новой редакции" w:date="2026-10-29T11:52:00Z">
+      <w:ins w:id="40" w:author="Проект новой редакции" w:date="2026-10-29T12:18:00Z">
         <w:r>
           <w:rPr>
             <w:rFonts w:ascii="Arial" w:hAnsi="Arial" w:cs="Arial"/>
@@ -1557,7 +1557,7 @@
           <w:t>»; for official communications, along with the legal name, «Центрально Азиатский Климатический Фонд» or the abbreviation «ЦАКФ», as well as «Проектный офис для Центральной Азии по изменению климата и зеленой энергетике», are officially used.</w:t>
         </w:r>
       </w:ins>
-      <w:del w:id="41" w:author="Проект новой редакции" w:date="2026-10-29T11:52:00Z">
+      <w:del w:id="41" w:author="Проект новой редакции" w:date="2026-10-29T12:18:00Z">
         <w:r>
           <w:rPr>
             <w:rFonts w:ascii="Arial" w:hAnsi="Arial" w:cs="Arial"/>
@@ -1700,7 +1700,7 @@
         </w:rPr>
         <w:t>1) The Foundation is independent in setting its objects, policy and in its operation, under supervision of the Guardian Council</w:t>
       </w:r>
-      <w:ins w:id="42" w:author="Проект новой редакции" w:date="2026-10-29T11:52:00Z">
+      <w:ins w:id="42" w:author="Проект новой редакции" w:date="2026-10-29T12:18:00Z">
         <w:r>
           <w:rPr>
             <w:rFonts w:ascii="Arial" w:hAnsi="Arial" w:cs="Arial"/>
@@ -1786,7 +1786,7 @@
         </w:rPr>
         <w:t>4) The Foundation may not carry out any commercial activities, except those necessary for, and ancillary or incidental to, its objects.</w:t>
       </w:r>
-      <w:ins w:id="43" w:author="Проект новой редакции" w:date="2026-10-29T11:52:00Z">
+      <w:ins w:id="43" w:author="Проект новой редакции" w:date="2026-10-29T12:18:00Z">
         <w:r>
           <w:rPr>
             <w:rFonts w:ascii="Arial" w:hAnsi="Arial" w:cs="Arial"/>
@@ -2013,7 +2013,7 @@
         </w:rPr>
         <w:t>3.</w:t>
       </w:r>
-      <w:ins w:id="44" w:author="Проект новой редакции" w:date="2026-10-29T11:52:00Z">
+      <w:ins w:id="44" w:author="Проект новой редакции" w:date="2026-10-29T12:18:00Z">
         <w:r>
           <w:rPr>
             <w:rFonts w:ascii="Arial" w:hAnsi="Arial" w:cs="Arial"/>
@@ -2024,7 +2024,7 @@
           <w:t>2</w:t>
         </w:r>
       </w:ins>
-      <w:del w:id="45" w:author="Проект новой редакции" w:date="2026-10-29T11:52:00Z">
+      <w:del w:id="45" w:author="Проект новой редакции" w:date="2026-10-29T12:18:00Z">
         <w:r>
           <w:rPr>
             <w:rFonts w:ascii="Arial" w:hAnsi="Arial" w:cs="Arial"/>
@@ -2081,7 +2081,7 @@
         </w:rPr>
         <w:t xml:space="preserve">PART </w:t>
       </w:r>
-      <w:ins w:id="46" w:author="Проект новой редакции" w:date="2026-10-29T11:52:00Z">
+      <w:ins w:id="46" w:author="Проект новой редакции" w:date="2026-10-29T12:18:00Z">
         <w:r>
           <w:rPr>
             <w:rFonts w:ascii="Arial" w:hAnsi="Arial" w:cs="Arial"/>
@@ -2093,7 +2093,7 @@
           <w:t>4</w:t>
         </w:r>
       </w:ins>
-      <w:del w:id="47" w:author="Проект новой редакции" w:date="2026-10-29T11:52:00Z">
+      <w:del w:id="47" w:author="Проект новой редакции" w:date="2026-10-29T12:18:00Z">
         <w:r>
           <w:rPr>
             <w:rFonts w:ascii="Arial" w:hAnsi="Arial" w:cs="Arial"/>
@@ -2128,7 +2128,7 @@
           <w:lang w:val="en-GB"/>
         </w:rPr>
       </w:pPr>
-      <w:ins w:id="48" w:author="Проект новой редакции" w:date="2026-10-29T11:52:00Z">
+      <w:ins w:id="48" w:author="Проект новой редакции" w:date="2026-10-29T12:18:00Z">
         <w:r>
           <w:rPr>
             <w:rFonts w:ascii="Arial" w:hAnsi="Arial" w:cs="Arial"/>
@@ -2139,7 +2139,7 @@
           <w:t>4</w:t>
         </w:r>
       </w:ins>
-      <w:del w:id="49" w:author="Проект новой редакции" w:date="2026-10-29T11:52:00Z">
+      <w:del w:id="49" w:author="Проект новой редакции" w:date="2026-10-29T12:18:00Z">
         <w:r>
           <w:rPr>
             <w:rFonts w:ascii="Arial" w:hAnsi="Arial" w:cs="Arial"/>
@@ -2313,7 +2313,7 @@
         </w:rPr>
         <w:t>7) Raising awareness and capacity development: develop the capacity of stakeholders on climate change, promote awareness of the population on challenges posed by climate change and environmental degradation, and encourage knowledge sharing in addressing those challenges in the region</w:t>
       </w:r>
-      <w:ins w:id="50" w:author="Проект новой редакции" w:date="2026-10-29T11:52:00Z">
+      <w:ins w:id="50" w:author="Проект новой редакции" w:date="2026-10-29T12:18:00Z">
         <w:r>
           <w:rPr>
             <w:rFonts w:ascii="Arial" w:hAnsi="Arial" w:cs="Arial"/>
@@ -2324,7 +2324,7 @@
           <w:t>;</w:t>
         </w:r>
       </w:ins>
-      <w:del w:id="51" w:author="Проект новой редакции" w:date="2026-10-29T11:52:00Z">
+      <w:del w:id="51" w:author="Проект новой редакции" w:date="2026-10-29T12:18:00Z">
         <w:r>
           <w:rPr>
             <w:rFonts w:ascii="Arial" w:hAnsi="Arial" w:cs="Arial"/>
@@ -2342,14 +2342,14 @@
         <w:ind w:firstLine="850"/>
         <w:jc w:val="both"/>
         <w:rPr>
-          <w:ins w:id="52" w:author="Проект новой редакции" w:date="2026-10-29T11:52:00Z"/>
-          <w:rFonts w:ascii="Arial" w:hAnsi="Arial" w:cs="Arial"/>
-          <w:sz w:val="28"/>
-          <w:szCs w:val="32"/>
-          <w:lang w:val="en-GB"/>
-        </w:rPr>
-      </w:pPr>
-      <w:ins w:id="53" w:author="Проект новой редакции" w:date="2026-10-29T11:52:00Z">
+          <w:ins w:id="52" w:author="Проект новой редакции" w:date="2026-10-29T12:18:00Z"/>
+          <w:rFonts w:ascii="Arial" w:hAnsi="Arial" w:cs="Arial"/>
+          <w:sz w:val="28"/>
+          <w:szCs w:val="32"/>
+          <w:lang w:val="en-GB"/>
+        </w:rPr>
+      </w:pPr>
+      <w:ins w:id="53" w:author="Проект новой редакции" w:date="2026-10-29T12:18:00Z">
         <w:r>
           <w:rPr>
             <w:rFonts w:ascii="Arial" w:hAnsi="Arial" w:cs="Arial"/>
@@ -2367,14 +2367,14 @@
         <w:ind w:firstLine="850"/>
         <w:jc w:val="both"/>
         <w:rPr>
-          <w:ins w:id="54" w:author="Проект новой редакции" w:date="2026-10-29T11:52:00Z"/>
-          <w:rFonts w:ascii="Arial" w:hAnsi="Arial" w:cs="Arial"/>
-          <w:sz w:val="28"/>
-          <w:szCs w:val="32"/>
-          <w:lang w:val="en-GB"/>
-        </w:rPr>
-      </w:pPr>
-      <w:ins w:id="55" w:author="Проект новой редакции" w:date="2026-10-29T11:52:00Z">
+          <w:ins w:id="54" w:author="Проект новой редакции" w:date="2026-10-29T12:18:00Z"/>
+          <w:rFonts w:ascii="Arial" w:hAnsi="Arial" w:cs="Arial"/>
+          <w:sz w:val="28"/>
+          <w:szCs w:val="32"/>
+          <w:lang w:val="en-GB"/>
+        </w:rPr>
+      </w:pPr>
+      <w:ins w:id="55" w:author="Проект новой редакции" w:date="2026-10-29T12:18:00Z">
         <w:r>
           <w:rPr>
             <w:rFonts w:ascii="Arial" w:hAnsi="Arial" w:cs="Arial"/>
@@ -2392,14 +2392,14 @@
         <w:ind w:firstLine="850"/>
         <w:jc w:val="both"/>
         <w:rPr>
-          <w:ins w:id="56" w:author="Проект новой редакции" w:date="2026-10-29T11:52:00Z"/>
-          <w:rFonts w:ascii="Arial" w:hAnsi="Arial" w:cs="Arial"/>
-          <w:sz w:val="28"/>
-          <w:szCs w:val="32"/>
-          <w:lang w:val="en-GB"/>
-        </w:rPr>
-      </w:pPr>
-      <w:ins w:id="57" w:author="Проект новой редакции" w:date="2026-10-29T11:52:00Z">
+          <w:ins w:id="56" w:author="Проект новой редакции" w:date="2026-10-29T12:18:00Z"/>
+          <w:rFonts w:ascii="Arial" w:hAnsi="Arial" w:cs="Arial"/>
+          <w:sz w:val="28"/>
+          <w:szCs w:val="32"/>
+          <w:lang w:val="en-GB"/>
+        </w:rPr>
+      </w:pPr>
+      <w:ins w:id="57" w:author="Проект новой редакции" w:date="2026-10-29T12:18:00Z">
         <w:r>
           <w:rPr>
             <w:rFonts w:ascii="Arial" w:hAnsi="Arial" w:cs="Arial"/>
@@ -2417,14 +2417,14 @@
         <w:ind w:firstLine="850"/>
         <w:jc w:val="both"/>
         <w:rPr>
-          <w:ins w:id="58" w:author="Проект новой редакции" w:date="2026-10-29T11:52:00Z"/>
-          <w:rFonts w:ascii="Arial" w:hAnsi="Arial" w:cs="Arial"/>
-          <w:sz w:val="28"/>
-          <w:szCs w:val="32"/>
-          <w:lang w:val="en-GB"/>
-        </w:rPr>
-      </w:pPr>
-      <w:ins w:id="59" w:author="Проект новой редакции" w:date="2026-10-29T11:52:00Z">
+          <w:ins w:id="58" w:author="Проект новой редакции" w:date="2026-10-29T12:18:00Z"/>
+          <w:rFonts w:ascii="Arial" w:hAnsi="Arial" w:cs="Arial"/>
+          <w:sz w:val="28"/>
+          <w:szCs w:val="32"/>
+          <w:lang w:val="en-GB"/>
+        </w:rPr>
+      </w:pPr>
+      <w:ins w:id="59" w:author="Проект новой редакции" w:date="2026-10-29T12:18:00Z">
         <w:r>
           <w:rPr>
             <w:rFonts w:ascii="Arial" w:hAnsi="Arial" w:cs="Arial"/>
@@ -2442,14 +2442,14 @@
         <w:ind w:firstLine="850"/>
         <w:jc w:val="both"/>
         <w:rPr>
-          <w:ins w:id="60" w:author="Проект новой редакции" w:date="2026-10-29T11:52:00Z"/>
-          <w:rFonts w:ascii="Arial" w:hAnsi="Arial" w:cs="Arial"/>
-          <w:sz w:val="28"/>
-          <w:szCs w:val="32"/>
-          <w:lang w:val="en-GB"/>
-        </w:rPr>
-      </w:pPr>
-      <w:ins w:id="61" w:author="Проект новой редакции" w:date="2026-10-29T11:52:00Z">
+          <w:ins w:id="60" w:author="Проект новой редакции" w:date="2026-10-29T12:18:00Z"/>
+          <w:rFonts w:ascii="Arial" w:hAnsi="Arial" w:cs="Arial"/>
+          <w:sz w:val="28"/>
+          <w:szCs w:val="32"/>
+          <w:lang w:val="en-GB"/>
+        </w:rPr>
+      </w:pPr>
+      <w:ins w:id="61" w:author="Проект новой редакции" w:date="2026-10-29T12:18:00Z">
         <w:r>
           <w:rPr>
             <w:rFonts w:ascii="Arial" w:hAnsi="Arial" w:cs="Arial"/>
@@ -2485,14 +2485,14 @@
         <w:ind w:firstLine="850"/>
         <w:jc w:val="both"/>
         <w:rPr>
-          <w:ins w:id="62" w:author="Проект новой редакции" w:date="2026-10-29T11:52:00Z"/>
-          <w:rFonts w:ascii="Arial" w:hAnsi="Arial" w:cs="Arial"/>
-          <w:sz w:val="28"/>
-          <w:szCs w:val="32"/>
-          <w:lang w:val="en-GB"/>
-        </w:rPr>
-      </w:pPr>
-      <w:ins w:id="63" w:author="Проект новой редакции" w:date="2026-10-29T11:52:00Z">
+          <w:ins w:id="62" w:author="Проект новой редакции" w:date="2026-10-29T12:18:00Z"/>
+          <w:rFonts w:ascii="Arial" w:hAnsi="Arial" w:cs="Arial"/>
+          <w:sz w:val="28"/>
+          <w:szCs w:val="32"/>
+          <w:lang w:val="en-GB"/>
+        </w:rPr>
+      </w:pPr>
+      <w:ins w:id="63" w:author="Проект новой редакции" w:date="2026-10-29T12:18:00Z">
         <w:r>
           <w:rPr>
             <w:rFonts w:ascii="Arial" w:hAnsi="Arial" w:cs="Arial"/>
@@ -2510,14 +2510,14 @@
         <w:ind w:firstLine="850"/>
         <w:jc w:val="both"/>
         <w:rPr>
-          <w:ins w:id="64" w:author="Проект новой редакции" w:date="2026-10-29T11:52:00Z"/>
-          <w:rFonts w:ascii="Arial" w:hAnsi="Arial" w:cs="Arial"/>
-          <w:sz w:val="28"/>
-          <w:szCs w:val="32"/>
-          <w:lang w:val="en-GB"/>
-        </w:rPr>
-      </w:pPr>
-      <w:ins w:id="65" w:author="Проект новой редакции" w:date="2026-10-29T11:52:00Z">
+          <w:ins w:id="64" w:author="Проект новой редакции" w:date="2026-10-29T12:18:00Z"/>
+          <w:rFonts w:ascii="Arial" w:hAnsi="Arial" w:cs="Arial"/>
+          <w:sz w:val="28"/>
+          <w:szCs w:val="32"/>
+          <w:lang w:val="en-GB"/>
+        </w:rPr>
+      </w:pPr>
+      <w:ins w:id="65" w:author="Проект новой редакции" w:date="2026-10-29T12:18:00Z">
         <w:r>
           <w:rPr>
             <w:rFonts w:ascii="Arial" w:hAnsi="Arial" w:cs="Arial"/>
@@ -2535,14 +2535,14 @@
         <w:ind w:firstLine="850"/>
         <w:jc w:val="both"/>
         <w:rPr>
-          <w:ins w:id="66" w:author="Проект новой редакции" w:date="2026-10-29T11:52:00Z"/>
-          <w:rFonts w:ascii="Arial" w:hAnsi="Arial" w:cs="Arial"/>
-          <w:sz w:val="28"/>
-          <w:szCs w:val="32"/>
-          <w:lang w:val="en-GB"/>
-        </w:rPr>
-      </w:pPr>
-      <w:ins w:id="67" w:author="Проект новой редакции" w:date="2026-10-29T11:52:00Z">
+          <w:ins w:id="66" w:author="Проект новой редакции" w:date="2026-10-29T12:18:00Z"/>
+          <w:rFonts w:ascii="Arial" w:hAnsi="Arial" w:cs="Arial"/>
+          <w:sz w:val="28"/>
+          <w:szCs w:val="32"/>
+          <w:lang w:val="en-GB"/>
+        </w:rPr>
+      </w:pPr>
+      <w:ins w:id="67" w:author="Проект новой редакции" w:date="2026-10-29T12:18:00Z">
         <w:r>
           <w:rPr>
             <w:rFonts w:ascii="Arial" w:hAnsi="Arial" w:cs="Arial"/>
@@ -2560,14 +2560,14 @@
         <w:ind w:firstLine="850"/>
         <w:jc w:val="both"/>
         <w:rPr>
-          <w:ins w:id="68" w:author="Проект новой редакции" w:date="2026-10-29T11:52:00Z"/>
-          <w:rFonts w:ascii="Arial" w:hAnsi="Arial" w:cs="Arial"/>
-          <w:sz w:val="28"/>
-          <w:szCs w:val="32"/>
-          <w:lang w:val="en-GB"/>
-        </w:rPr>
-      </w:pPr>
-      <w:ins w:id="69" w:author="Проект новой редакции" w:date="2026-10-29T11:52:00Z">
+          <w:ins w:id="68" w:author="Проект новой редакции" w:date="2026-10-29T12:18:00Z"/>
+          <w:rFonts w:ascii="Arial" w:hAnsi="Arial" w:cs="Arial"/>
+          <w:sz w:val="28"/>
+          <w:szCs w:val="32"/>
+          <w:lang w:val="en-GB"/>
+        </w:rPr>
+      </w:pPr>
+      <w:ins w:id="69" w:author="Проект новой редакции" w:date="2026-10-29T12:18:00Z">
         <w:r>
           <w:rPr>
             <w:rFonts w:ascii="Arial" w:hAnsi="Arial" w:cs="Arial"/>
@@ -2585,14 +2585,14 @@
         <w:ind w:firstLine="850"/>
         <w:jc w:val="both"/>
         <w:rPr>
-          <w:ins w:id="70" w:author="Проект новой редакции" w:date="2026-10-29T11:52:00Z"/>
-          <w:rFonts w:ascii="Arial" w:hAnsi="Arial" w:cs="Arial"/>
-          <w:sz w:val="28"/>
-          <w:szCs w:val="32"/>
-          <w:lang w:val="en-GB"/>
-        </w:rPr>
-      </w:pPr>
-      <w:ins w:id="71" w:author="Проект новой редакции" w:date="2026-10-29T11:52:00Z">
+          <w:ins w:id="70" w:author="Проект новой редакции" w:date="2026-10-29T12:18:00Z"/>
+          <w:rFonts w:ascii="Arial" w:hAnsi="Arial" w:cs="Arial"/>
+          <w:sz w:val="28"/>
+          <w:szCs w:val="32"/>
+          <w:lang w:val="en-GB"/>
+        </w:rPr>
+      </w:pPr>
+      <w:ins w:id="71" w:author="Проект новой редакции" w:date="2026-10-29T12:18:00Z">
         <w:r>
           <w:rPr>
             <w:rFonts w:ascii="Arial" w:hAnsi="Arial" w:cs="Arial"/>
@@ -2610,14 +2610,14 @@
         <w:ind w:firstLine="850"/>
         <w:jc w:val="both"/>
         <w:rPr>
-          <w:ins w:id="72" w:author="Проект новой редакции" w:date="2026-10-29T11:52:00Z"/>
-          <w:rFonts w:ascii="Arial" w:hAnsi="Arial" w:cs="Arial"/>
-          <w:sz w:val="28"/>
-          <w:szCs w:val="32"/>
-          <w:lang w:val="en-GB"/>
-        </w:rPr>
-      </w:pPr>
-      <w:ins w:id="73" w:author="Проект новой редакции" w:date="2026-10-29T11:52:00Z">
+          <w:ins w:id="72" w:author="Проект новой редакции" w:date="2026-10-29T12:18:00Z"/>
+          <w:rFonts w:ascii="Arial" w:hAnsi="Arial" w:cs="Arial"/>
+          <w:sz w:val="28"/>
+          <w:szCs w:val="32"/>
+          <w:lang w:val="en-GB"/>
+        </w:rPr>
+      </w:pPr>
+      <w:ins w:id="73" w:author="Проект новой редакции" w:date="2026-10-29T12:18:00Z">
         <w:r>
           <w:rPr>
             <w:rFonts w:ascii="Arial" w:hAnsi="Arial" w:cs="Arial"/>
@@ -2635,14 +2635,14 @@
         <w:ind w:firstLine="850"/>
         <w:jc w:val="both"/>
         <w:rPr>
-          <w:ins w:id="74" w:author="Проект новой редакции" w:date="2026-10-29T11:52:00Z"/>
-          <w:rFonts w:ascii="Arial" w:hAnsi="Arial" w:cs="Arial"/>
-          <w:sz w:val="28"/>
-          <w:szCs w:val="32"/>
-          <w:lang w:val="en-GB"/>
-        </w:rPr>
-      </w:pPr>
-      <w:ins w:id="75" w:author="Проект новой редакции" w:date="2026-10-29T11:52:00Z">
+          <w:ins w:id="74" w:author="Проект новой редакции" w:date="2026-10-29T12:18:00Z"/>
+          <w:rFonts w:ascii="Arial" w:hAnsi="Arial" w:cs="Arial"/>
+          <w:sz w:val="28"/>
+          <w:szCs w:val="32"/>
+          <w:lang w:val="en-GB"/>
+        </w:rPr>
+      </w:pPr>
+      <w:ins w:id="75" w:author="Проект новой редакции" w:date="2026-10-29T12:18:00Z">
         <w:r>
           <w:rPr>
             <w:rFonts w:ascii="Arial" w:hAnsi="Arial" w:cs="Arial"/>
@@ -2660,14 +2660,14 @@
         <w:ind w:firstLine="850"/>
         <w:jc w:val="both"/>
         <w:rPr>
-          <w:ins w:id="76" w:author="Проект новой редакции" w:date="2026-10-29T11:52:00Z"/>
-          <w:rFonts w:ascii="Arial" w:hAnsi="Arial" w:cs="Arial"/>
-          <w:sz w:val="28"/>
-          <w:szCs w:val="32"/>
-          <w:lang w:val="en-GB"/>
-        </w:rPr>
-      </w:pPr>
-      <w:ins w:id="77" w:author="Проект новой редакции" w:date="2026-10-29T11:52:00Z">
+          <w:ins w:id="76" w:author="Проект новой редакции" w:date="2026-10-29T12:18:00Z"/>
+          <w:rFonts w:ascii="Arial" w:hAnsi="Arial" w:cs="Arial"/>
+          <w:sz w:val="28"/>
+          <w:szCs w:val="32"/>
+          <w:lang w:val="en-GB"/>
+        </w:rPr>
+      </w:pPr>
+      <w:ins w:id="77" w:author="Проект новой редакции" w:date="2026-10-29T12:18:00Z">
         <w:r>
           <w:rPr>
             <w:rFonts w:ascii="Arial" w:hAnsi="Arial" w:cs="Arial"/>
@@ -2685,14 +2685,14 @@
         <w:ind w:firstLine="850"/>
         <w:jc w:val="both"/>
         <w:rPr>
-          <w:ins w:id="78" w:author="Проект новой редакции" w:date="2026-10-29T11:52:00Z"/>
-          <w:rFonts w:ascii="Arial" w:hAnsi="Arial" w:cs="Arial"/>
-          <w:sz w:val="28"/>
-          <w:szCs w:val="32"/>
-          <w:lang w:val="en-GB"/>
-        </w:rPr>
-      </w:pPr>
-      <w:ins w:id="79" w:author="Проект новой редакции" w:date="2026-10-29T11:52:00Z">
+          <w:ins w:id="78" w:author="Проект новой редакции" w:date="2026-10-29T12:18:00Z"/>
+          <w:rFonts w:ascii="Arial" w:hAnsi="Arial" w:cs="Arial"/>
+          <w:sz w:val="28"/>
+          <w:szCs w:val="32"/>
+          <w:lang w:val="en-GB"/>
+        </w:rPr>
+      </w:pPr>
+      <w:ins w:id="79" w:author="Проект новой редакции" w:date="2026-10-29T12:18:00Z">
         <w:r>
           <w:rPr>
             <w:rFonts w:ascii="Arial" w:hAnsi="Arial" w:cs="Arial"/>
@@ -2740,7 +2740,7 @@
         </w:rPr>
         <w:t xml:space="preserve">PART </w:t>
       </w:r>
-      <w:ins w:id="80" w:author="Проект новой редакции" w:date="2026-10-29T11:52:00Z">
+      <w:ins w:id="80" w:author="Проект новой редакции" w:date="2026-10-29T12:18:00Z">
         <w:r>
           <w:rPr>
             <w:rFonts w:ascii="Arial" w:hAnsi="Arial" w:cs="Arial"/>
@@ -2752,7 +2752,7 @@
           <w:t>5</w:t>
         </w:r>
       </w:ins>
-      <w:del w:id="81" w:author="Проект новой редакции" w:date="2026-10-29T11:52:00Z">
+      <w:del w:id="81" w:author="Проект новой редакции" w:date="2026-10-29T12:18:00Z">
         <w:r>
           <w:rPr>
             <w:rFonts w:ascii="Arial" w:hAnsi="Arial" w:cs="Arial"/>
@@ -2787,7 +2787,7 @@
           <w:lang w:val="en-GB"/>
         </w:rPr>
       </w:pPr>
-      <w:ins w:id="82" w:author="Проект новой редакции" w:date="2026-10-29T11:52:00Z">
+      <w:ins w:id="82" w:author="Проект новой редакции" w:date="2026-10-29T12:18:00Z">
         <w:r>
           <w:rPr>
             <w:rFonts w:ascii="Arial" w:hAnsi="Arial" w:cs="Arial"/>
@@ -2798,7 +2798,7 @@
           <w:t>5</w:t>
         </w:r>
       </w:ins>
-      <w:del w:id="83" w:author="Проект новой редакции" w:date="2026-10-29T11:52:00Z">
+      <w:del w:id="83" w:author="Проект новой редакции" w:date="2026-10-29T12:18:00Z">
         <w:r>
           <w:rPr>
             <w:rFonts w:ascii="Arial" w:hAnsi="Arial" w:cs="Arial"/>
@@ -2831,7 +2831,7 @@
           <w:lang w:val="en-GB"/>
         </w:rPr>
       </w:pPr>
-      <w:ins w:id="84" w:author="Проект новой редакции" w:date="2026-10-29T11:52:00Z">
+      <w:ins w:id="84" w:author="Проект новой редакции" w:date="2026-10-29T12:18:00Z">
         <w:r>
           <w:rPr>
             <w:rFonts w:ascii="Arial" w:hAnsi="Arial" w:cs="Arial"/>
@@ -2842,7 +2842,7 @@
           <w:t>5</w:t>
         </w:r>
       </w:ins>
-      <w:del w:id="85" w:author="Проект новой редакции" w:date="2026-10-29T11:52:00Z">
+      <w:del w:id="85" w:author="Проект новой редакции" w:date="2026-10-29T12:18:00Z">
         <w:r>
           <w:rPr>
             <w:rFonts w:ascii="Arial" w:hAnsi="Arial" w:cs="Arial"/>
@@ -2887,7 +2887,7 @@
         </w:rPr>
         <w:t xml:space="preserve">PART </w:t>
       </w:r>
-      <w:ins w:id="86" w:author="Проект новой редакции" w:date="2026-10-29T11:52:00Z">
+      <w:ins w:id="86" w:author="Проект новой редакции" w:date="2026-10-29T12:18:00Z">
         <w:r>
           <w:rPr>
             <w:rFonts w:ascii="Arial" w:hAnsi="Arial" w:cs="Arial"/>
@@ -2899,7 +2899,7 @@
           <w:t>6</w:t>
         </w:r>
       </w:ins>
-      <w:del w:id="87" w:author="Проект новой редакции" w:date="2026-10-29T11:52:00Z">
+      <w:del w:id="87" w:author="Проект новой редакции" w:date="2026-10-29T12:18:00Z">
         <w:r>
           <w:rPr>
             <w:rFonts w:ascii="Arial" w:hAnsi="Arial" w:cs="Arial"/>
@@ -2934,7 +2934,7 @@
           <w:lang w:val="en-GB"/>
         </w:rPr>
       </w:pPr>
-      <w:ins w:id="88" w:author="Проект новой редакции" w:date="2026-10-29T11:52:00Z">
+      <w:ins w:id="88" w:author="Проект новой редакции" w:date="2026-10-29T12:18:00Z">
         <w:r>
           <w:rPr>
             <w:rFonts w:ascii="Arial" w:hAnsi="Arial" w:cs="Arial"/>
@@ -2945,7 +2945,7 @@
           <w:t>6</w:t>
         </w:r>
       </w:ins>
-      <w:del w:id="89" w:author="Проект новой редакции" w:date="2026-10-29T11:52:00Z">
+      <w:del w:id="89" w:author="Проект новой редакции" w:date="2026-10-29T12:18:00Z">
         <w:r>
           <w:rPr>
             <w:rFonts w:ascii="Arial" w:hAnsi="Arial" w:cs="Arial"/>
@@ -2987,7 +2987,7 @@
         </w:rPr>
         <w:t xml:space="preserve">1) by the Founder (where the Founder </w:t>
       </w:r>
-      <w:ins w:id="90" w:author="Проект новой редакции" w:date="2026-10-29T11:52:00Z">
+      <w:ins w:id="90" w:author="Проект новой редакции" w:date="2026-10-29T12:18:00Z">
         <w:r>
           <w:rPr>
             <w:rFonts w:ascii="Arial" w:hAnsi="Arial" w:cs="Arial"/>
@@ -2998,7 +2998,7 @@
           <w:t>resides</w:t>
         </w:r>
       </w:ins>
-      <w:del w:id="91" w:author="Проект новой редакции" w:date="2026-10-29T11:52:00Z">
+      <w:del w:id="91" w:author="Проект новой редакции" w:date="2026-10-29T12:18:00Z">
         <w:r>
           <w:rPr>
             <w:rFonts w:ascii="Arial" w:hAnsi="Arial" w:cs="Arial"/>
@@ -3018,7 +3018,7 @@
         </w:rPr>
         <w:t xml:space="preserve"> or </w:t>
       </w:r>
-      <w:ins w:id="92" w:author="Проект новой редакции" w:date="2026-10-29T11:52:00Z">
+      <w:ins w:id="92" w:author="Проект новой редакции" w:date="2026-10-29T12:18:00Z">
         <w:r>
           <w:rPr>
             <w:rFonts w:ascii="Arial" w:hAnsi="Arial" w:cs="Arial"/>
@@ -3029,7 +3029,7 @@
           <w:t>is located</w:t>
         </w:r>
       </w:ins>
-      <w:del w:id="93" w:author="Проект новой редакции" w:date="2026-10-29T11:52:00Z">
+      <w:del w:id="93" w:author="Проект новой редакции" w:date="2026-10-29T12:18:00Z">
         <w:r>
           <w:rPr>
             <w:rFonts w:ascii="Arial" w:hAnsi="Arial" w:cs="Arial"/>
@@ -3071,7 +3071,7 @@
         </w:rPr>
         <w:t xml:space="preserve">2) at any time when the Founder </w:t>
       </w:r>
-      <w:ins w:id="94" w:author="Проект новой редакции" w:date="2026-10-29T11:52:00Z">
+      <w:ins w:id="94" w:author="Проект новой редакции" w:date="2026-10-29T12:18:00Z">
         <w:r>
           <w:rPr>
             <w:rFonts w:ascii="Arial" w:hAnsi="Arial" w:cs="Arial"/>
@@ -3091,7 +3091,7 @@
         </w:rPr>
         <w:t>is not</w:t>
       </w:r>
-      <w:del w:id="95" w:author="Проект новой редакции" w:date="2026-10-29T11:52:00Z">
+      <w:del w:id="95" w:author="Проект новой редакции" w:date="2026-10-29T12:18:00Z">
         <w:r>
           <w:rPr>
             <w:rFonts w:ascii="Arial" w:hAnsi="Arial" w:cs="Arial"/>
@@ -3170,7 +3170,7 @@
         </w:rPr>
         <w:t xml:space="preserve">PART </w:t>
       </w:r>
-      <w:ins w:id="96" w:author="Проект новой редакции" w:date="2026-10-29T11:52:00Z">
+      <w:ins w:id="96" w:author="Проект новой редакции" w:date="2026-10-29T12:18:00Z">
         <w:r>
           <w:rPr>
             <w:rFonts w:ascii="Arial" w:hAnsi="Arial" w:cs="Arial"/>
@@ -3182,7 +3182,7 @@
           <w:t>7</w:t>
         </w:r>
       </w:ins>
-      <w:del w:id="97" w:author="Проект новой редакции" w:date="2026-10-29T11:52:00Z">
+      <w:del w:id="97" w:author="Проект новой редакции" w:date="2026-10-29T12:18:00Z">
         <w:r>
           <w:rPr>
             <w:rFonts w:ascii="Arial" w:hAnsi="Arial" w:cs="Arial"/>
@@ -3217,7 +3217,7 @@
           <w:lang w:val="en-GB"/>
         </w:rPr>
       </w:pPr>
-      <w:ins w:id="98" w:author="Проект новой редакции" w:date="2026-10-29T11:52:00Z">
+      <w:ins w:id="98" w:author="Проект новой редакции" w:date="2026-10-29T12:18:00Z">
         <w:r>
           <w:rPr>
             <w:rFonts w:ascii="Arial" w:hAnsi="Arial" w:cs="Arial"/>
@@ -3228,7 +3228,7 @@
           <w:t>7</w:t>
         </w:r>
       </w:ins>
-      <w:del w:id="99" w:author="Проект новой редакции" w:date="2026-10-29T11:52:00Z">
+      <w:del w:id="99" w:author="Проект новой редакции" w:date="2026-10-29T12:18:00Z">
         <w:r>
           <w:rPr>
             <w:rFonts w:ascii="Arial" w:hAnsi="Arial" w:cs="Arial"/>
@@ -3261,7 +3261,7 @@
           <w:lang w:val="en-GB"/>
         </w:rPr>
       </w:pPr>
-      <w:ins w:id="100" w:author="Проект новой редакции" w:date="2026-10-29T11:52:00Z">
+      <w:ins w:id="100" w:author="Проект новой редакции" w:date="2026-10-29T12:18:00Z">
         <w:r>
           <w:rPr>
             <w:rFonts w:ascii="Arial" w:hAnsi="Arial" w:cs="Arial"/>
@@ -3272,7 +3272,7 @@
           <w:t>7</w:t>
         </w:r>
       </w:ins>
-      <w:del w:id="101" w:author="Проект новой редакции" w:date="2026-10-29T11:52:00Z">
+      <w:del w:id="101" w:author="Проект новой редакции" w:date="2026-10-29T12:18:00Z">
         <w:r>
           <w:rPr>
             <w:rFonts w:ascii="Arial" w:hAnsi="Arial" w:cs="Arial"/>
@@ -3372,7 +3372,7 @@
         <w:tab/>
         <w:t>Director, Chief Executive Officer</w:t>
       </w:r>
-      <w:ins w:id="102" w:author="Проект новой редакции" w:date="2026-10-29T11:52:00Z">
+      <w:ins w:id="102" w:author="Проект новой редакции" w:date="2026-10-29T12:18:00Z">
         <w:r>
           <w:rPr>
             <w:rFonts w:ascii="Arial" w:hAnsi="Arial" w:cs="Arial"/>
@@ -3383,7 +3383,7 @@
           <w:t xml:space="preserve"> and</w:t>
         </w:r>
       </w:ins>
-      <w:del w:id="103" w:author="Проект новой редакции" w:date="2026-10-29T11:52:00Z">
+      <w:del w:id="103" w:author="Проект новой редакции" w:date="2026-10-29T12:18:00Z">
         <w:r>
           <w:rPr>
             <w:rFonts w:ascii="Arial" w:hAnsi="Arial" w:cs="Arial"/>
@@ -3403,7 +3403,7 @@
         </w:rPr>
         <w:t xml:space="preserve"> Authorised </w:t>
       </w:r>
-      <w:ins w:id="104" w:author="Проект новой редакции" w:date="2026-10-29T11:52:00Z">
+      <w:ins w:id="104" w:author="Проект новой редакции" w:date="2026-10-29T12:18:00Z">
         <w:r>
           <w:rPr>
             <w:rFonts w:ascii="Arial" w:hAnsi="Arial" w:cs="Arial"/>
@@ -3414,7 +3414,7 @@
           <w:t>Signatory</w:t>
         </w:r>
       </w:ins>
-      <w:del w:id="105" w:author="Проект новой редакции" w:date="2026-10-29T11:52:00Z">
+      <w:del w:id="105" w:author="Проект новой редакции" w:date="2026-10-29T12:18:00Z">
         <w:r>
           <w:rPr>
             <w:rFonts w:ascii="Arial" w:hAnsi="Arial" w:cs="Arial"/>
@@ -3511,7 +3511,7 @@
         <w:ind w:firstLine="709"/>
         <w:jc w:val="both"/>
         <w:rPr>
-          <w:del w:id="106" w:author="Проект новой редакции" w:date="2026-10-29T11:52:00Z"/>
+          <w:del w:id="106" w:author="Проект новой редакции" w:date="2026-10-29T12:18:00Z"/>
           <w:rFonts w:ascii="Arial" w:hAnsi="Arial" w:cs="Arial"/>
           <w:sz w:val="28"/>
           <w:szCs w:val="32"/>
@@ -3527,7 +3527,7 @@
         </w:rPr>
         <w:t xml:space="preserve">2. </w:t>
       </w:r>
-      <w:del w:id="107" w:author="Проект новой редакции" w:date="2026-10-29T11:52:00Z">
+      <w:del w:id="107" w:author="Проект новой редакции" w:date="2026-10-29T12:18:00Z">
         <w:r>
           <w:rPr>
             <w:rFonts w:ascii="Arial" w:hAnsi="Arial" w:cs="Arial"/>
@@ -3551,7 +3551,7 @@
           <w:lang w:val="en-GB"/>
         </w:rPr>
       </w:pPr>
-      <w:del w:id="108" w:author="Проект новой редакции" w:date="2026-10-29T11:52:00Z">
+      <w:del w:id="108" w:author="Проект новой редакции" w:date="2026-10-29T12:18:00Z">
         <w:r>
           <w:rPr>
             <w:rFonts w:ascii="Arial" w:hAnsi="Arial" w:cs="Arial"/>
@@ -4352,7 +4352,7 @@
     <w:hidden/>
     <w:uiPriority w:val="99"/>
     <w:semiHidden/>
-    <w:rsid w:val="00A46198"/>
+    <w:rsid w:val="00DF17C7"/>
     <w:pPr>
       <w:suppressAutoHyphens w:val="0"/>
     </w:pPr>
